--- a/production/teacher-playbook/unit1-teacher-playbook.docx
+++ b/production/teacher-playbook/unit1-teacher-playbook.docx
@@ -6164,7 +6164,7 @@
                 <w:color w:val="4A5268"/>
                 <w:sz w:val="19"/>
               </w:rPr>
-              <w:t>BQ / V1 / V2 / N1 / N2 — distinct from temporary HUD action bubbles.</w:t>
+              <w:t>BQ / V1 / V2 / N1 / N2 / N3 / N4 — distinct from temporary HUD action bubbles.</w:t>
             </w:r>
           </w:p>
         </w:tc>
@@ -6220,7 +6220,7 @@
                 <w:color w:val="1A1D26"/>
                 <w:sz w:val="21"/>
               </w:rPr>
-              <w:t>Guided Notes and slide decks for Chapters 1–7 are being rebuilt in Phases 3–4 (add per-section Reader page refs, chapter badge, full-screen vocab cards, canonical slide sequence). References in chapter spreads are PLANNED placeholders until then.</w:t>
+              <w:t>Chapter 1 Guided Notes are FINAL (AVAILABLE). Chapters 2–7 notes and all slide decks are being rebuilt in Phases 3–4 (add per-section Reader page refs, chapter badge, full-screen vocab cards, canonical slide sequence). Chapter 1 spread references are real; Chapters 2–7 spread references remain PLANNED placeholders until then.</w:t>
             </w:r>
           </w:p>
         </w:tc>
@@ -6558,7 +6558,7 @@
                 <w:color w:val="4A5268"/>
                 <w:sz w:val="18"/>
               </w:rPr>
-              <w:t>PLANNED — Phase 3/4</w:t>
+              <w:t>Ch1 AVAILABLE/FINAL · Ch2–7 PLANNED</w:t>
             </w:r>
           </w:p>
         </w:tc>
@@ -6585,7 +6585,7 @@
                 <w:color w:val="4A5268"/>
                 <w:sz w:val="18"/>
               </w:rPr>
-              <w:t>PLANNED</w:t>
+              <w:t>Ch1 AVAILABLE · Ch2–7 PLANNED</w:t>
             </w:r>
           </w:p>
         </w:tc>
@@ -14504,7 +14504,7 @@
                 <w:color w:val="4A5268"/>
                 <w:sz w:val="18"/>
               </w:rPr>
-              <w:t>Where can we observe evidence of energy causing change?  ·  What are some forms of energy?</w:t>
+              <w:t>Where can we observe evidence of energy causing change? (TG Lesson 2 adds “What are some forms of energy?” → addressed by N2 on the notes)</w:t>
             </w:r>
           </w:p>
         </w:tc>
@@ -14672,7 +14672,7 @@
                 <w:color w:val="4A5268"/>
                 <w:sz w:val="18"/>
               </w:rPr>
-              <w:t>Guided Notes (3 pp) — PLANNED rebuild · practice — AVAILABLE · Energy Detectives (FLEX) — AVAILABLE</w:t>
+              <w:t>Guided Notes — AVAILABLE/FINAL (01-ch1-energy-causes-change-guided-notes, 3 pp) · practice — AVAILABLE · Energy Detectives (FLEX) — AVAILABLE</w:t>
             </w:r>
           </w:p>
         </w:tc>
@@ -14728,7 +14728,7 @@
                 <w:color w:val="4A5268"/>
                 <w:sz w:val="18"/>
               </w:rPr>
-              <w:t>V1: energy · change (Reader p. 1) · V2: stored energy (Reader p. 4). evidence = Language of Instruction (no Reader page).</w:t>
+              <w:t>V1: energy · change (Reader p. 1) · V2: stored energy (Reader p. 4). evidence + position = Language of Instruction (no Reader page) → concept blanks in N1/N3.</w:t>
             </w:r>
           </w:p>
         </w:tc>
@@ -14784,7 +14784,7 @@
                 <w:color w:val="4A5268"/>
                 <w:sz w:val="18"/>
               </w:rPr>
-              <w:t>N1 MODEL IT: ENERGY → CHANGE → EVIDENCE · N2 DRAW/LABEL before-after · FORMS table · STORED examples · EVIDENCE table · CHECK YOUR THINKING</w:t>
+              <w:t>N1 Energy Causes Change (ENERGY→CHANGE→EVIDENCE) · N2 Energy Occurs in Different Forms (5-form table) · N3 Objects Can Store Energy (STORED→RELEASE→CHANGE + examples + position) · N4 Recognizing Evidence (BEFORE/AFTER + CHECK YOUR THINKING) · BQ · NOW I THINK</w:t>
             </w:r>
           </w:p>
         </w:tc>
@@ -17194,7 +17194,7 @@
                 <w:color w:val="4A5268"/>
                 <w:sz w:val="18"/>
               </w:rPr>
-              <w:t>01-ch1 guided notes (rebuild)</w:t>
+              <w:t>01-ch1-energy-causes-change-guided-notes-key</w:t>
             </w:r>
           </w:p>
         </w:tc>
@@ -17221,7 +17221,7 @@
                 <w:color w:val="4A5268"/>
                 <w:sz w:val="18"/>
               </w:rPr>
-              <w:t>PLANNED / NOT YET GENERATED</w:t>
+              <w:t>AVAILABLE (FINAL · 3 pp)</w:t>
             </w:r>
           </w:p>
         </w:tc>

--- a/production/teacher-playbook/unit1-teacher-playbook.docx
+++ b/production/teacher-playbook/unit1-teacher-playbook.docx
@@ -14952,7 +14952,7 @@
                 <w:color w:val="4A5268"/>
                 <w:sz w:val="18"/>
               </w:rPr>
-              <w:t>Slide deck — PLANNED Phase 4 (BQ banner · demo BEFORE/AFTER · vocab cards · notes mirror)</w:t>
+              <w:t>01-ch1-energy-causes-change-slides.pptx — FINAL (45 slides, 16:9) · BQ 2/3/33 · V1 10–12 · V2 20–22 · N1 13–16 · N2 17–19 · N3 23–27 · N4 28–31 · demo 4, 6–9 · review 34–45 · Reader pp. 1–6</w:t>
             </w:r>
           </w:p>
         </w:tc>
@@ -16471,6 +16471,1035 @@
         </w:tc>
       </w:tr>
     </w:tbl>
+    <w:p>
+      <w:r>
+        <w:br w:type="page"/>
+      </w:r>
+    </w:p>
+    <w:p>
+      <w:pPr>
+        <w:spacing w:before="2400" w:after="600"/>
+        <w:pBdr>
+          <w:bottom w:val="single" w:sz="10" w:color="#1A1D26"/>
+        </w:pBdr>
+      </w:pPr>
+      <w:r>
+        <w:rPr>
+          <w:rFonts w:ascii="Avenir Next" w:hAnsi="Avenir Next"/>
+          <w:b/>
+          <w:i w:val="0"/>
+          <w:color w:val="1F2A5A"/>
+          <w:sz w:val="28"/>
+        </w:rPr>
+        <w:t>CHAPTER 1 — SLIDESHOW MAP (FINAL)</w:t>
+      </w:r>
+    </w:p>
+    <w:tbl>
+      <w:tblPr>
+        <w:tblW w:type="auto" w:w="0"/>
+        <w:tblLook w:firstColumn="1" w:firstRow="1" w:lastColumn="0" w:lastRow="0" w:noHBand="0" w:noVBand="1" w:val="04A0"/>
+        <w:tblBorders>
+          <w:top w:val="none"/>
+          <w:left w:val="none"/>
+          <w:bottom w:val="none"/>
+          <w:right w:val="none"/>
+          <w:insideH w:val="none"/>
+          <w:insideV w:val="none"/>
+        </w:tblBorders>
+      </w:tblPr>
+      <w:tblGrid>
+        <w:gridCol w:w="10080"/>
+      </w:tblGrid>
+      <w:tr>
+        <w:tc>
+          <w:tcPr>
+            <w:tcW w:type="dxa" w:w="10080"/>
+            <w:tcMar>
+              <w:top w:w="60" w:type="dxa"/>
+              <w:left w:w="110" w:type="dxa"/>
+              <w:bottom w:w="60" w:type="dxa"/>
+              <w:right w:w="110" w:type="dxa"/>
+            </w:tcMar>
+            <w:shd w:val="clear" w:color="auto" w:fill="#F6F7F9"/>
+            <w:tcBorders>
+              <w:left w:val="single" w:sz="18" w:color="#1F2A5A"/>
+            </w:tcBorders>
+          </w:tcPr>
+          <w:p>
+            <w:r>
+              <w:rPr>
+                <w:rFonts w:ascii="Avenir Next" w:hAnsi="Avenir Next"/>
+                <w:b/>
+                <w:i w:val="0"/>
+                <w:color w:val="1F2A5A"/>
+                <w:sz w:val="21"/>
+              </w:rPr>
+              <w:t xml:space="preserve">FILE   </w:t>
+            </w:r>
+            <w:r>
+              <w:rPr>
+                <w:rFonts w:ascii="Avenir Next" w:hAnsi="Avenir Next"/>
+                <w:b w:val="0"/>
+                <w:i w:val="0"/>
+                <w:color w:val="1A1D26"/>
+                <w:sz w:val="21"/>
+              </w:rPr>
+              <w:t>production/slides/01-ch1-energy-causes-change-slides.pptx — 45 slides (16:9). Rendered PDF + 45 PNG previews alongside. Speaker notes on every slide (MODE · TIME · ASK · LISTEN FOR · REVEAL · NEXT).</w:t>
+            </w:r>
+          </w:p>
+        </w:tc>
+      </w:tr>
+    </w:tbl>
+    <w:p>
+      <w:pPr>
+        <w:spacing w:before="0" w:after="200"/>
+      </w:pPr>
+    </w:p>
+    <w:tbl>
+      <w:tblPr>
+        <w:tblW w:type="auto" w:w="0"/>
+        <w:tblLayout w:type="fixed"/>
+        <w:tblLook w:firstColumn="1" w:firstRow="1" w:lastColumn="0" w:lastRow="0" w:noHBand="0" w:noVBand="1" w:val="04A0"/>
+        <w:tblBorders>
+          <w:top w:val="none"/>
+          <w:left w:val="none"/>
+          <w:bottom w:val="none"/>
+          <w:right w:val="none"/>
+          <w:insideH w:val="none"/>
+          <w:insideV w:val="none"/>
+        </w:tblBorders>
+      </w:tblPr>
+      <w:tblGrid>
+        <w:gridCol w:w="3360"/>
+        <w:gridCol w:w="3360"/>
+        <w:gridCol w:w="3360"/>
+      </w:tblGrid>
+      <w:tr>
+        <w:trPr>
+          <w:tblHeader w:val="true"/>
+        </w:trPr>
+        <w:tc>
+          <w:tcPr>
+            <w:tcW w:type="dxa" w:w="2736"/>
+            <w:tcMar>
+              <w:top w:w="40" w:type="dxa"/>
+              <w:left w:w="60" w:type="dxa"/>
+              <w:bottom w:w="40" w:type="dxa"/>
+              <w:right w:w="60" w:type="dxa"/>
+            </w:tcMar>
+            <w:shd w:val="clear" w:color="auto" w:fill="#1A1D26"/>
+            <w:vAlign w:val="center"/>
+          </w:tcPr>
+          <w:p>
+            <w:r>
+              <w:rPr>
+                <w:rFonts w:ascii="Avenir Next" w:hAnsi="Avenir Next"/>
+                <w:b/>
+                <w:i w:val="0"/>
+                <w:color w:val="FFFFFF"/>
+                <w:sz w:val="18"/>
+              </w:rPr>
+              <w:t>ANCHOR</w:t>
+            </w:r>
+          </w:p>
+        </w:tc>
+        <w:tc>
+          <w:tcPr>
+            <w:tcW w:type="dxa" w:w="1584"/>
+            <w:tcMar>
+              <w:top w:w="40" w:type="dxa"/>
+              <w:left w:w="60" w:type="dxa"/>
+              <w:bottom w:w="40" w:type="dxa"/>
+              <w:right w:w="60" w:type="dxa"/>
+            </w:tcMar>
+            <w:shd w:val="clear" w:color="auto" w:fill="#1A1D26"/>
+            <w:vAlign w:val="center"/>
+          </w:tcPr>
+          <w:p>
+            <w:r>
+              <w:rPr>
+                <w:rFonts w:ascii="Avenir Next" w:hAnsi="Avenir Next"/>
+                <w:b/>
+                <w:i w:val="0"/>
+                <w:color w:val="FFFFFF"/>
+                <w:sz w:val="18"/>
+              </w:rPr>
+              <w:t>SLIDES</w:t>
+            </w:r>
+          </w:p>
+        </w:tc>
+        <w:tc>
+          <w:tcPr>
+            <w:tcW w:type="dxa" w:w="5760"/>
+            <w:tcMar>
+              <w:top w:w="40" w:type="dxa"/>
+              <w:left w:w="60" w:type="dxa"/>
+              <w:bottom w:w="40" w:type="dxa"/>
+              <w:right w:w="60" w:type="dxa"/>
+            </w:tcMar>
+            <w:shd w:val="clear" w:color="auto" w:fill="#1A1D26"/>
+            <w:vAlign w:val="center"/>
+          </w:tcPr>
+          <w:p>
+            <w:r>
+              <w:rPr>
+                <w:rFonts w:ascii="Avenir Next" w:hAnsi="Avenir Next"/>
+                <w:b/>
+                <w:i w:val="0"/>
+                <w:color w:val="FFFFFF"/>
+                <w:sz w:val="18"/>
+              </w:rPr>
+              <w:t>WHAT HAPPENS ON SCREEN</w:t>
+            </w:r>
+          </w:p>
+        </w:tc>
+      </w:tr>
+      <w:tr>
+        <w:tc>
+          <w:tcPr>
+            <w:tcW w:type="dxa" w:w="2736"/>
+            <w:tcMar>
+              <w:top w:w="36" w:type="dxa"/>
+              <w:left w:w="60" w:type="dxa"/>
+              <w:bottom w:w="36" w:type="dxa"/>
+              <w:right w:w="60" w:type="dxa"/>
+            </w:tcMar>
+            <w:vAlign w:val="center"/>
+            <w:tcBorders>
+              <w:bottom w:val="single" w:sz="4" w:color="#D8DCE4"/>
+            </w:tcBorders>
+          </w:tcPr>
+          <w:p>
+            <w:r>
+              <w:rPr>
+                <w:rFonts w:ascii="Avenir Next" w:hAnsi="Avenir Next"/>
+                <w:b/>
+                <w:i w:val="0"/>
+                <w:color w:val="1A1D26"/>
+                <w:sz w:val="18"/>
+              </w:rPr>
+              <w:t>BQ</w:t>
+            </w:r>
+          </w:p>
+        </w:tc>
+        <w:tc>
+          <w:tcPr>
+            <w:tcW w:type="dxa" w:w="1584"/>
+            <w:tcMar>
+              <w:top w:w="36" w:type="dxa"/>
+              <w:left w:w="60" w:type="dxa"/>
+              <w:bottom w:w="36" w:type="dxa"/>
+              <w:right w:w="60" w:type="dxa"/>
+            </w:tcMar>
+            <w:vAlign w:val="center"/>
+            <w:tcBorders>
+              <w:bottom w:val="single" w:sz="4" w:color="#D8DCE4"/>
+            </w:tcBorders>
+          </w:tcPr>
+          <w:p>
+            <w:r>
+              <w:rPr>
+                <w:rFonts w:ascii="Avenir Next" w:hAnsi="Avenir Next"/>
+                <w:b w:val="0"/>
+                <w:i w:val="0"/>
+                <w:color w:val="4A5268"/>
+                <w:sz w:val="18"/>
+              </w:rPr>
+              <w:t>2 · 3 · 33</w:t>
+            </w:r>
+          </w:p>
+        </w:tc>
+        <w:tc>
+          <w:tcPr>
+            <w:tcW w:type="dxa" w:w="5760"/>
+            <w:tcMar>
+              <w:top w:w="36" w:type="dxa"/>
+              <w:left w:w="60" w:type="dxa"/>
+              <w:bottom w:w="36" w:type="dxa"/>
+              <w:right w:w="60" w:type="dxa"/>
+            </w:tcMar>
+            <w:vAlign w:val="center"/>
+            <w:tcBorders>
+              <w:bottom w:val="single" w:sz="4" w:color="#D8DCE4"/>
+            </w:tcBorders>
+          </w:tcPr>
+          <w:p>
+            <w:r>
+              <w:rPr>
+                <w:rFonts w:ascii="Avenir Next" w:hAnsi="Avenir Next"/>
+                <w:b w:val="0"/>
+                <w:i w:val="0"/>
+                <w:color w:val="4A5268"/>
+                <w:sz w:val="18"/>
+              </w:rPr>
+              <w:t>2 = Big Question banner + TURN &amp; TALK · 3 = My first thinking (write) · 33 = BQ · NOW I THINK (return, write)</w:t>
+            </w:r>
+          </w:p>
+        </w:tc>
+      </w:tr>
+      <w:tr>
+        <w:tc>
+          <w:tcPr>
+            <w:tcW w:type="dxa" w:w="2736"/>
+            <w:tcMar>
+              <w:top w:w="36" w:type="dxa"/>
+              <w:left w:w="60" w:type="dxa"/>
+              <w:bottom w:w="36" w:type="dxa"/>
+              <w:right w:w="60" w:type="dxa"/>
+            </w:tcMar>
+            <w:vAlign w:val="center"/>
+            <w:tcBorders>
+              <w:bottom w:val="single" w:sz="4" w:color="#D8DCE4"/>
+            </w:tcBorders>
+          </w:tcPr>
+          <w:p>
+            <w:r>
+              <w:rPr>
+                <w:rFonts w:ascii="Avenir Next" w:hAnsi="Avenir Next"/>
+                <w:b/>
+                <w:i w:val="0"/>
+                <w:color w:val="1A1D26"/>
+                <w:sz w:val="18"/>
+              </w:rPr>
+              <w:t>V1 (energy · change)</w:t>
+            </w:r>
+          </w:p>
+        </w:tc>
+        <w:tc>
+          <w:tcPr>
+            <w:tcW w:type="dxa" w:w="1584"/>
+            <w:tcMar>
+              <w:top w:w="36" w:type="dxa"/>
+              <w:left w:w="60" w:type="dxa"/>
+              <w:bottom w:w="36" w:type="dxa"/>
+              <w:right w:w="60" w:type="dxa"/>
+            </w:tcMar>
+            <w:vAlign w:val="center"/>
+            <w:tcBorders>
+              <w:bottom w:val="single" w:sz="4" w:color="#D8DCE4"/>
+            </w:tcBorders>
+          </w:tcPr>
+          <w:p>
+            <w:r>
+              <w:rPr>
+                <w:rFonts w:ascii="Avenir Next" w:hAnsi="Avenir Next"/>
+                <w:b w:val="0"/>
+                <w:i w:val="0"/>
+                <w:color w:val="4A5268"/>
+                <w:sz w:val="18"/>
+              </w:rPr>
+              <w:t>10–12</w:t>
+            </w:r>
+          </w:p>
+        </w:tc>
+        <w:tc>
+          <w:tcPr>
+            <w:tcW w:type="dxa" w:w="5760"/>
+            <w:tcMar>
+              <w:top w:w="36" w:type="dxa"/>
+              <w:left w:w="60" w:type="dxa"/>
+              <w:bottom w:w="36" w:type="dxa"/>
+              <w:right w:w="60" w:type="dxa"/>
+            </w:tcMar>
+            <w:vAlign w:val="center"/>
+            <w:tcBorders>
+              <w:bottom w:val="single" w:sz="4" w:color="#D8DCE4"/>
+            </w:tcBorders>
+          </w:tcPr>
+          <w:p>
+            <w:r>
+              <w:rPr>
+                <w:rFonts w:ascii="Avenir Next" w:hAnsi="Avenir Next"/>
+                <w:b w:val="0"/>
+                <w:i w:val="0"/>
+                <w:color w:val="4A5268"/>
+                <w:sz w:val="18"/>
+              </w:rPr>
+              <w:t>10 = two vocab cards · 11 = notes write · 12 = notes reveal (change · different)</w:t>
+            </w:r>
+          </w:p>
+        </w:tc>
+      </w:tr>
+      <w:tr>
+        <w:tc>
+          <w:tcPr>
+            <w:tcW w:type="dxa" w:w="2736"/>
+            <w:tcMar>
+              <w:top w:w="36" w:type="dxa"/>
+              <w:left w:w="60" w:type="dxa"/>
+              <w:bottom w:w="36" w:type="dxa"/>
+              <w:right w:w="60" w:type="dxa"/>
+            </w:tcMar>
+            <w:vAlign w:val="center"/>
+            <w:tcBorders>
+              <w:bottom w:val="single" w:sz="4" w:color="#D8DCE4"/>
+            </w:tcBorders>
+          </w:tcPr>
+          <w:p>
+            <w:r>
+              <w:rPr>
+                <w:rFonts w:ascii="Avenir Next" w:hAnsi="Avenir Next"/>
+                <w:b/>
+                <w:i w:val="0"/>
+                <w:color w:val="1A1D26"/>
+                <w:sz w:val="18"/>
+              </w:rPr>
+              <w:t>V2 (stored energy)</w:t>
+            </w:r>
+          </w:p>
+        </w:tc>
+        <w:tc>
+          <w:tcPr>
+            <w:tcW w:type="dxa" w:w="1584"/>
+            <w:tcMar>
+              <w:top w:w="36" w:type="dxa"/>
+              <w:left w:w="60" w:type="dxa"/>
+              <w:bottom w:w="36" w:type="dxa"/>
+              <w:right w:w="60" w:type="dxa"/>
+            </w:tcMar>
+            <w:vAlign w:val="center"/>
+            <w:tcBorders>
+              <w:bottom w:val="single" w:sz="4" w:color="#D8DCE4"/>
+            </w:tcBorders>
+          </w:tcPr>
+          <w:p>
+            <w:r>
+              <w:rPr>
+                <w:rFonts w:ascii="Avenir Next" w:hAnsi="Avenir Next"/>
+                <w:b w:val="0"/>
+                <w:i w:val="0"/>
+                <w:color w:val="4A5268"/>
+                <w:sz w:val="18"/>
+              </w:rPr>
+              <w:t>20–22</w:t>
+            </w:r>
+          </w:p>
+        </w:tc>
+        <w:tc>
+          <w:tcPr>
+            <w:tcW w:type="dxa" w:w="5760"/>
+            <w:tcMar>
+              <w:top w:w="36" w:type="dxa"/>
+              <w:left w:w="60" w:type="dxa"/>
+              <w:bottom w:w="36" w:type="dxa"/>
+              <w:right w:w="60" w:type="dxa"/>
+            </w:tcMar>
+            <w:vAlign w:val="center"/>
+            <w:tcBorders>
+              <w:bottom w:val="single" w:sz="4" w:color="#D8DCE4"/>
+            </w:tcBorders>
+          </w:tcPr>
+          <w:p>
+            <w:r>
+              <w:rPr>
+                <w:rFonts w:ascii="Avenir Next" w:hAnsi="Avenir Next"/>
+                <w:b w:val="0"/>
+                <w:i w:val="0"/>
+                <w:color w:val="4A5268"/>
+                <w:sz w:val="18"/>
+              </w:rPr>
+              <w:t>20 = one large vocab card · 21 = notes write · 22 = notes reveal (later)</w:t>
+            </w:r>
+          </w:p>
+        </w:tc>
+      </w:tr>
+      <w:tr>
+        <w:tc>
+          <w:tcPr>
+            <w:tcW w:type="dxa" w:w="2736"/>
+            <w:tcMar>
+              <w:top w:w="36" w:type="dxa"/>
+              <w:left w:w="60" w:type="dxa"/>
+              <w:bottom w:w="36" w:type="dxa"/>
+              <w:right w:w="60" w:type="dxa"/>
+            </w:tcMar>
+            <w:vAlign w:val="center"/>
+            <w:tcBorders>
+              <w:bottom w:val="single" w:sz="4" w:color="#D8DCE4"/>
+            </w:tcBorders>
+          </w:tcPr>
+          <w:p>
+            <w:r>
+              <w:rPr>
+                <w:rFonts w:ascii="Avenir Next" w:hAnsi="Avenir Next"/>
+                <w:b/>
+                <w:i w:val="0"/>
+                <w:color w:val="1A1D26"/>
+                <w:sz w:val="18"/>
+              </w:rPr>
+              <w:t>N1 Energy Causes Change</w:t>
+            </w:r>
+          </w:p>
+        </w:tc>
+        <w:tc>
+          <w:tcPr>
+            <w:tcW w:type="dxa" w:w="1584"/>
+            <w:tcMar>
+              <w:top w:w="36" w:type="dxa"/>
+              <w:left w:w="60" w:type="dxa"/>
+              <w:bottom w:w="36" w:type="dxa"/>
+              <w:right w:w="60" w:type="dxa"/>
+            </w:tcMar>
+            <w:vAlign w:val="center"/>
+            <w:tcBorders>
+              <w:bottom w:val="single" w:sz="4" w:color="#D8DCE4"/>
+            </w:tcBorders>
+          </w:tcPr>
+          <w:p>
+            <w:r>
+              <w:rPr>
+                <w:rFonts w:ascii="Avenir Next" w:hAnsi="Avenir Next"/>
+                <w:b w:val="0"/>
+                <w:i w:val="0"/>
+                <w:color w:val="4A5268"/>
+                <w:sz w:val="18"/>
+              </w:rPr>
+              <w:t>13–16</w:t>
+            </w:r>
+          </w:p>
+        </w:tc>
+        <w:tc>
+          <w:tcPr>
+            <w:tcW w:type="dxa" w:w="5760"/>
+            <w:tcMar>
+              <w:top w:w="36" w:type="dxa"/>
+              <w:left w:w="60" w:type="dxa"/>
+              <w:bottom w:w="36" w:type="dxa"/>
+              <w:right w:w="60" w:type="dxa"/>
+            </w:tcMar>
+            <w:vAlign w:val="center"/>
+            <w:tcBorders>
+              <w:bottom w:val="single" w:sz="4" w:color="#D8DCE4"/>
+            </w:tcBorders>
+          </w:tcPr>
+          <w:p>
+            <w:r>
+              <w:rPr>
+                <w:rFonts w:ascii="Avenir Next" w:hAnsi="Avenir Next"/>
+                <w:b w:val="0"/>
+                <w:i w:val="0"/>
+                <w:color w:val="4A5268"/>
+                <w:sz w:val="18"/>
+              </w:rPr>
+              <w:t>13 = definition · 14 = ENERGY → CHANGE → EVIDENCE model · 15 = write · 16 = reveal (cause · change · evidence)</w:t>
+            </w:r>
+          </w:p>
+        </w:tc>
+      </w:tr>
+      <w:tr>
+        <w:tc>
+          <w:tcPr>
+            <w:tcW w:type="dxa" w:w="2736"/>
+            <w:tcMar>
+              <w:top w:w="36" w:type="dxa"/>
+              <w:left w:w="60" w:type="dxa"/>
+              <w:bottom w:w="36" w:type="dxa"/>
+              <w:right w:w="60" w:type="dxa"/>
+            </w:tcMar>
+            <w:vAlign w:val="center"/>
+            <w:tcBorders>
+              <w:bottom w:val="single" w:sz="4" w:color="#D8DCE4"/>
+            </w:tcBorders>
+          </w:tcPr>
+          <w:p>
+            <w:r>
+              <w:rPr>
+                <w:rFonts w:ascii="Avenir Next" w:hAnsi="Avenir Next"/>
+                <w:b/>
+                <w:i w:val="0"/>
+                <w:color w:val="1A1D26"/>
+                <w:sz w:val="18"/>
+              </w:rPr>
+              <w:t>N2 Energy Occurs in Different Forms</w:t>
+            </w:r>
+          </w:p>
+        </w:tc>
+        <w:tc>
+          <w:tcPr>
+            <w:tcW w:type="dxa" w:w="1584"/>
+            <w:tcMar>
+              <w:top w:w="36" w:type="dxa"/>
+              <w:left w:w="60" w:type="dxa"/>
+              <w:bottom w:w="36" w:type="dxa"/>
+              <w:right w:w="60" w:type="dxa"/>
+            </w:tcMar>
+            <w:vAlign w:val="center"/>
+            <w:tcBorders>
+              <w:bottom w:val="single" w:sz="4" w:color="#D8DCE4"/>
+            </w:tcBorders>
+          </w:tcPr>
+          <w:p>
+            <w:r>
+              <w:rPr>
+                <w:rFonts w:ascii="Avenir Next" w:hAnsi="Avenir Next"/>
+                <w:b w:val="0"/>
+                <w:i w:val="0"/>
+                <w:color w:val="4A5268"/>
+                <w:sz w:val="18"/>
+              </w:rPr>
+              <w:t>17–19</w:t>
+            </w:r>
+          </w:p>
+        </w:tc>
+        <w:tc>
+          <w:tcPr>
+            <w:tcW w:type="dxa" w:w="5760"/>
+            <w:tcMar>
+              <w:top w:w="36" w:type="dxa"/>
+              <w:left w:w="60" w:type="dxa"/>
+              <w:bottom w:w="36" w:type="dxa"/>
+              <w:right w:w="60" w:type="dxa"/>
+            </w:tcMar>
+            <w:vAlign w:val="center"/>
+            <w:tcBorders>
+              <w:bottom w:val="single" w:sz="4" w:color="#D8DCE4"/>
+            </w:tcBorders>
+          </w:tcPr>
+          <w:p>
+            <w:r>
+              <w:rPr>
+                <w:rFonts w:ascii="Avenir Next" w:hAnsi="Avenir Next"/>
+                <w:b w:val="0"/>
+                <w:i w:val="0"/>
+                <w:color w:val="4A5268"/>
+                <w:sz w:val="18"/>
+              </w:rPr>
+              <w:t>17 = five forms · 18 = clap check · 19 = 5-row form/example table</w:t>
+            </w:r>
+          </w:p>
+        </w:tc>
+      </w:tr>
+      <w:tr>
+        <w:tc>
+          <w:tcPr>
+            <w:tcW w:type="dxa" w:w="2736"/>
+            <w:tcMar>
+              <w:top w:w="36" w:type="dxa"/>
+              <w:left w:w="60" w:type="dxa"/>
+              <w:bottom w:w="36" w:type="dxa"/>
+              <w:right w:w="60" w:type="dxa"/>
+            </w:tcMar>
+            <w:vAlign w:val="center"/>
+            <w:tcBorders>
+              <w:bottom w:val="single" w:sz="4" w:color="#D8DCE4"/>
+            </w:tcBorders>
+          </w:tcPr>
+          <w:p>
+            <w:r>
+              <w:rPr>
+                <w:rFonts w:ascii="Avenir Next" w:hAnsi="Avenir Next"/>
+                <w:b/>
+                <w:i w:val="0"/>
+                <w:color w:val="1A1D26"/>
+                <w:sz w:val="18"/>
+              </w:rPr>
+              <w:t>N3 Objects Can Store Energy</w:t>
+            </w:r>
+          </w:p>
+        </w:tc>
+        <w:tc>
+          <w:tcPr>
+            <w:tcW w:type="dxa" w:w="1584"/>
+            <w:tcMar>
+              <w:top w:w="36" w:type="dxa"/>
+              <w:left w:w="60" w:type="dxa"/>
+              <w:bottom w:w="36" w:type="dxa"/>
+              <w:right w:w="60" w:type="dxa"/>
+            </w:tcMar>
+            <w:vAlign w:val="center"/>
+            <w:tcBorders>
+              <w:bottom w:val="single" w:sz="4" w:color="#D8DCE4"/>
+            </w:tcBorders>
+          </w:tcPr>
+          <w:p>
+            <w:r>
+              <w:rPr>
+                <w:rFonts w:ascii="Avenir Next" w:hAnsi="Avenir Next"/>
+                <w:b w:val="0"/>
+                <w:i w:val="0"/>
+                <w:color w:val="4A5268"/>
+                <w:sz w:val="18"/>
+              </w:rPr>
+              <w:t>23–27</w:t>
+            </w:r>
+          </w:p>
+        </w:tc>
+        <w:tc>
+          <w:tcPr>
+            <w:tcW w:type="dxa" w:w="5760"/>
+            <w:tcMar>
+              <w:top w:w="36" w:type="dxa"/>
+              <w:left w:w="60" w:type="dxa"/>
+              <w:bottom w:w="36" w:type="dxa"/>
+              <w:right w:w="60" w:type="dxa"/>
+            </w:tcMar>
+            <w:vAlign w:val="center"/>
+            <w:tcBorders>
+              <w:bottom w:val="single" w:sz="4" w:color="#D8DCE4"/>
+            </w:tcBorders>
+          </w:tcPr>
+          <w:p>
+            <w:r>
+              <w:rPr>
+                <w:rFonts w:ascii="Avenir Next" w:hAnsi="Avenir Next"/>
+                <w:b w:val="0"/>
+                <w:i w:val="0"/>
+                <w:color w:val="4A5268"/>
+                <w:sz w:val="18"/>
+              </w:rPr>
+              <w:t>23 = still-battery predict · 24 = position · 25 = STORED → RELEASE → CHANGE model · 26 = write · 27 = reveal (position)</w:t>
+            </w:r>
+          </w:p>
+        </w:tc>
+      </w:tr>
+      <w:tr>
+        <w:tc>
+          <w:tcPr>
+            <w:tcW w:type="dxa" w:w="2736"/>
+            <w:tcMar>
+              <w:top w:w="36" w:type="dxa"/>
+              <w:left w:w="60" w:type="dxa"/>
+              <w:bottom w:w="36" w:type="dxa"/>
+              <w:right w:w="60" w:type="dxa"/>
+            </w:tcMar>
+            <w:vAlign w:val="center"/>
+            <w:tcBorders>
+              <w:bottom w:val="single" w:sz="4" w:color="#D8DCE4"/>
+            </w:tcBorders>
+          </w:tcPr>
+          <w:p>
+            <w:r>
+              <w:rPr>
+                <w:rFonts w:ascii="Avenir Next" w:hAnsi="Avenir Next"/>
+                <w:b/>
+                <w:i w:val="0"/>
+                <w:color w:val="1A1D26"/>
+                <w:sz w:val="18"/>
+              </w:rPr>
+              <w:t>N4 Recognizing Evidence</w:t>
+            </w:r>
+          </w:p>
+        </w:tc>
+        <w:tc>
+          <w:tcPr>
+            <w:tcW w:type="dxa" w:w="1584"/>
+            <w:tcMar>
+              <w:top w:w="36" w:type="dxa"/>
+              <w:left w:w="60" w:type="dxa"/>
+              <w:bottom w:w="36" w:type="dxa"/>
+              <w:right w:w="60" w:type="dxa"/>
+            </w:tcMar>
+            <w:vAlign w:val="center"/>
+            <w:tcBorders>
+              <w:bottom w:val="single" w:sz="4" w:color="#D8DCE4"/>
+            </w:tcBorders>
+          </w:tcPr>
+          <w:p>
+            <w:r>
+              <w:rPr>
+                <w:rFonts w:ascii="Avenir Next" w:hAnsi="Avenir Next"/>
+                <w:b w:val="0"/>
+                <w:i w:val="0"/>
+                <w:color w:val="4A5268"/>
+                <w:sz w:val="18"/>
+              </w:rPr>
+              <w:t>28–31</w:t>
+            </w:r>
+          </w:p>
+        </w:tc>
+        <w:tc>
+          <w:tcPr>
+            <w:tcW w:type="dxa" w:w="5760"/>
+            <w:tcMar>
+              <w:top w:w="36" w:type="dxa"/>
+              <w:left w:w="60" w:type="dxa"/>
+              <w:bottom w:w="36" w:type="dxa"/>
+              <w:right w:w="60" w:type="dxa"/>
+            </w:tcMar>
+            <w:vAlign w:val="center"/>
+            <w:tcBorders>
+              <w:bottom w:val="single" w:sz="4" w:color="#D8DCE4"/>
+            </w:tcBorders>
+          </w:tcPr>
+          <w:p>
+            <w:r>
+              <w:rPr>
+                <w:rFonts w:ascii="Avenir Next" w:hAnsi="Avenir Next"/>
+                <w:b w:val="0"/>
+                <w:i w:val="0"/>
+                <w:color w:val="4A5268"/>
+                <w:sz w:val="18"/>
+              </w:rPr>
+              <w:t>28 = evidence concept · 29 = BEFORE/AFTER draw · 30 = CHECK YOUR THINKING write · 31 = sample + classify</w:t>
+            </w:r>
+          </w:p>
+        </w:tc>
+      </w:tr>
+      <w:tr>
+        <w:tc>
+          <w:tcPr>
+            <w:tcW w:type="dxa" w:w="2736"/>
+            <w:tcMar>
+              <w:top w:w="36" w:type="dxa"/>
+              <w:left w:w="60" w:type="dxa"/>
+              <w:bottom w:w="36" w:type="dxa"/>
+              <w:right w:w="60" w:type="dxa"/>
+            </w:tcMar>
+            <w:vAlign w:val="center"/>
+            <w:tcBorders>
+              <w:bottom w:val="single" w:sz="4" w:color="#D8DCE4"/>
+            </w:tcBorders>
+          </w:tcPr>
+          <w:p>
+            <w:r>
+              <w:rPr>
+                <w:rFonts w:ascii="Avenir Next" w:hAnsi="Avenir Next"/>
+                <w:b/>
+                <w:i w:val="0"/>
+                <w:color w:val="1A1D26"/>
+                <w:sz w:val="18"/>
+              </w:rPr>
+              <w:t>Phenomenon / demo</w:t>
+            </w:r>
+          </w:p>
+        </w:tc>
+        <w:tc>
+          <w:tcPr>
+            <w:tcW w:type="dxa" w:w="1584"/>
+            <w:tcMar>
+              <w:top w:w="36" w:type="dxa"/>
+              <w:left w:w="60" w:type="dxa"/>
+              <w:bottom w:w="36" w:type="dxa"/>
+              <w:right w:w="60" w:type="dxa"/>
+            </w:tcMar>
+            <w:vAlign w:val="center"/>
+            <w:tcBorders>
+              <w:bottom w:val="single" w:sz="4" w:color="#D8DCE4"/>
+            </w:tcBorders>
+          </w:tcPr>
+          <w:p>
+            <w:r>
+              <w:rPr>
+                <w:rFonts w:ascii="Avenir Next" w:hAnsi="Avenir Next"/>
+                <w:b w:val="0"/>
+                <w:i w:val="0"/>
+                <w:color w:val="4A5268"/>
+                <w:sz w:val="18"/>
+              </w:rPr>
+              <w:t>4 · 6–9</w:t>
+            </w:r>
+          </w:p>
+        </w:tc>
+        <w:tc>
+          <w:tcPr>
+            <w:tcW w:type="dxa" w:w="5760"/>
+            <w:tcMar>
+              <w:top w:w="36" w:type="dxa"/>
+              <w:left w:w="60" w:type="dxa"/>
+              <w:bottom w:w="36" w:type="dxa"/>
+              <w:right w:w="60" w:type="dxa"/>
+            </w:tcMar>
+            <w:vAlign w:val="center"/>
+            <w:tcBorders>
+              <w:bottom w:val="single" w:sz="4" w:color="#D8DCE4"/>
+            </w:tcBorders>
+          </w:tcPr>
+          <w:p>
+            <w:r>
+              <w:rPr>
+                <w:rFonts w:ascii="Avenir Next" w:hAnsi="Avenir Next"/>
+                <w:b w:val="0"/>
+                <w:i w:val="0"/>
+                <w:color w:val="4A5268"/>
+                <w:sz w:val="18"/>
+              </w:rPr>
+              <w:t>4 = light-switch change · 6 = observe dull pencil · 7 = predict · 8 = before/after · 9 = change = evidence</w:t>
+            </w:r>
+          </w:p>
+        </w:tc>
+      </w:tr>
+      <w:tr>
+        <w:tc>
+          <w:tcPr>
+            <w:tcW w:type="dxa" w:w="2736"/>
+            <w:tcMar>
+              <w:top w:w="36" w:type="dxa"/>
+              <w:left w:w="60" w:type="dxa"/>
+              <w:bottom w:w="36" w:type="dxa"/>
+              <w:right w:w="60" w:type="dxa"/>
+            </w:tcMar>
+            <w:vAlign w:val="center"/>
+            <w:tcBorders>
+              <w:bottom w:val="single" w:sz="4" w:color="#D8DCE4"/>
+            </w:tcBorders>
+          </w:tcPr>
+          <w:p>
+            <w:r>
+              <w:rPr>
+                <w:rFonts w:ascii="Avenir Next" w:hAnsi="Avenir Next"/>
+                <w:b/>
+                <w:i w:val="0"/>
+                <w:color w:val="1A1D26"/>
+                <w:sz w:val="18"/>
+              </w:rPr>
+              <w:t>Application / evidence</w:t>
+            </w:r>
+          </w:p>
+        </w:tc>
+        <w:tc>
+          <w:tcPr>
+            <w:tcW w:type="dxa" w:w="1584"/>
+            <w:tcMar>
+              <w:top w:w="36" w:type="dxa"/>
+              <w:left w:w="60" w:type="dxa"/>
+              <w:bottom w:w="36" w:type="dxa"/>
+              <w:right w:w="60" w:type="dxa"/>
+            </w:tcMar>
+            <w:vAlign w:val="center"/>
+            <w:tcBorders>
+              <w:bottom w:val="single" w:sz="4" w:color="#D8DCE4"/>
+            </w:tcBorders>
+          </w:tcPr>
+          <w:p>
+            <w:r>
+              <w:rPr>
+                <w:rFonts w:ascii="Avenir Next" w:hAnsi="Avenir Next"/>
+                <w:b w:val="0"/>
+                <w:i w:val="0"/>
+                <w:color w:val="4A5268"/>
+                <w:sz w:val="18"/>
+              </w:rPr>
+              <w:t>32</w:t>
+            </w:r>
+          </w:p>
+        </w:tc>
+        <w:tc>
+          <w:tcPr>
+            <w:tcW w:type="dxa" w:w="5760"/>
+            <w:tcMar>
+              <w:top w:w="36" w:type="dxa"/>
+              <w:left w:w="60" w:type="dxa"/>
+              <w:bottom w:w="36" w:type="dxa"/>
+              <w:right w:w="60" w:type="dxa"/>
+            </w:tcMar>
+            <w:vAlign w:val="center"/>
+            <w:tcBorders>
+              <w:bottom w:val="single" w:sz="4" w:color="#D8DCE4"/>
+            </w:tcBorders>
+          </w:tcPr>
+          <w:p>
+            <w:r>
+              <w:rPr>
+                <w:rFonts w:ascii="Avenir Next" w:hAnsi="Avenir Next"/>
+                <w:b w:val="0"/>
+                <w:i w:val="0"/>
+                <w:color w:val="4A5268"/>
+                <w:sz w:val="18"/>
+              </w:rPr>
+              <w:t>Which change shows energy at work? (choose the change)</w:t>
+            </w:r>
+          </w:p>
+        </w:tc>
+      </w:tr>
+      <w:tr>
+        <w:tc>
+          <w:tcPr>
+            <w:tcW w:type="dxa" w:w="2736"/>
+            <w:tcMar>
+              <w:top w:w="36" w:type="dxa"/>
+              <w:left w:w="60" w:type="dxa"/>
+              <w:bottom w:w="36" w:type="dxa"/>
+              <w:right w:w="60" w:type="dxa"/>
+            </w:tcMar>
+            <w:vAlign w:val="center"/>
+            <w:tcBorders>
+              <w:bottom w:val="single" w:sz="4" w:color="#D8DCE4"/>
+            </w:tcBorders>
+          </w:tcPr>
+          <w:p>
+            <w:r>
+              <w:rPr>
+                <w:rFonts w:ascii="Avenir Next" w:hAnsi="Avenir Next"/>
+                <w:b/>
+                <w:i w:val="0"/>
+                <w:color w:val="1A1D26"/>
+                <w:sz w:val="18"/>
+              </w:rPr>
+              <w:t>End-of-chapter review</w:t>
+            </w:r>
+          </w:p>
+        </w:tc>
+        <w:tc>
+          <w:tcPr>
+            <w:tcW w:type="dxa" w:w="1584"/>
+            <w:tcMar>
+              <w:top w:w="36" w:type="dxa"/>
+              <w:left w:w="60" w:type="dxa"/>
+              <w:bottom w:w="36" w:type="dxa"/>
+              <w:right w:w="60" w:type="dxa"/>
+            </w:tcMar>
+            <w:vAlign w:val="center"/>
+            <w:tcBorders>
+              <w:bottom w:val="single" w:sz="4" w:color="#D8DCE4"/>
+            </w:tcBorders>
+          </w:tcPr>
+          <w:p>
+            <w:r>
+              <w:rPr>
+                <w:rFonts w:ascii="Avenir Next" w:hAnsi="Avenir Next"/>
+                <w:b w:val="0"/>
+                <w:i w:val="0"/>
+                <w:color w:val="4A5268"/>
+                <w:sz w:val="18"/>
+              </w:rPr>
+              <w:t>34–45</w:t>
+            </w:r>
+          </w:p>
+        </w:tc>
+        <w:tc>
+          <w:tcPr>
+            <w:tcW w:type="dxa" w:w="5760"/>
+            <w:tcMar>
+              <w:top w:w="36" w:type="dxa"/>
+              <w:left w:w="60" w:type="dxa"/>
+              <w:bottom w:w="36" w:type="dxa"/>
+              <w:right w:w="60" w:type="dxa"/>
+            </w:tcMar>
+            <w:vAlign w:val="center"/>
+            <w:tcBorders>
+              <w:bottom w:val="single" w:sz="4" w:color="#D8DCE4"/>
+            </w:tcBorders>
+          </w:tcPr>
+          <w:p>
+            <w:r>
+              <w:rPr>
+                <w:rFonts w:ascii="Avenir Next" w:hAnsi="Avenir Next"/>
+                <w:b w:val="0"/>
+                <w:i w:val="0"/>
+                <w:color w:val="4A5268"/>
+                <w:sz w:val="18"/>
+              </w:rPr>
+              <w:t>6 multiple-choice (A/B/C/D) — question state then answer state; letters shuffled A/B/C/D/B/C</w:t>
+            </w:r>
+          </w:p>
+        </w:tc>
+      </w:tr>
+    </w:tbl>
+    <w:p>
+      <w:pPr>
+        <w:spacing w:before="0" w:after="160"/>
+      </w:pPr>
+      <w:r>
+        <w:rPr>
+          <w:rFonts w:ascii="Avenir Next" w:hAnsi="Avenir Next"/>
+          <w:b w:val="0"/>
+          <w:i/>
+          <w:color w:val="4A5268"/>
+          <w:sz w:val="18"/>
+        </w:rPr>
+        <w:t>Reader cues on-slide: V1/N1 pp. 1–2 · N2 p. 3 · V2/N3 pp. 4–5 · N4 pp. 1–6 · BQ p. 1. Timing: two 30-min blocks (Block 1 = slides 1–12 · Block 2 = slides 13–33) + review slides 34–45 as a third short block or Friday FLEX.</w:t>
+      </w:r>
+    </w:p>
     <w:p>
       <w:r>
         <w:br w:type="page"/>

--- a/production/teacher-playbook/unit1-teacher-playbook.docx
+++ b/production/teacher-playbook/unit1-teacher-playbook.docx
@@ -190,7 +190,7 @@
                 <w:color w:val="1A1D26"/>
                 <w:sz w:val="21"/>
               </w:rPr>
-              <w:t>Phase 2 foundation. Chapters 2–7 spreads and special sections are PLANNED placeholders pending Phases 3–4. Chapter 1 is fully prototyped. No student curriculum artifact was modified.</w:t>
+              <w:t>Phase 5 — Chapter 1 supporting-resource ecosystem complete. Guided Notes + Slideshow are FINAL (Phases 3–4); practice/application, chapter quiz, absent-recovery, and FLEX Energy Detectives are retained; study-guide contribution + assessment trace are recorded. Chapters 2–7 spreads and special sections remain PLANNED placeholders pending later phases.</w:t>
             </w:r>
           </w:p>
         </w:tc>
@@ -6887,6 +6887,334 @@
                 <w:sz w:val="18"/>
               </w:rPr>
               <w:t>AVAILABLE</w:t>
+            </w:r>
+          </w:p>
+        </w:tc>
+        <w:tc>
+          <w:tcPr>
+            <w:tcW w:type="dxa" w:w="1080"/>
+            <w:tcMar>
+              <w:top w:w="36" w:type="dxa"/>
+              <w:left w:w="60" w:type="dxa"/>
+              <w:bottom w:w="36" w:type="dxa"/>
+              <w:right w:w="60" w:type="dxa"/>
+            </w:tcMar>
+            <w:vAlign w:val="center"/>
+            <w:tcBorders>
+              <w:bottom w:val="single" w:sz="4" w:color="#D8DCE4"/>
+            </w:tcBorders>
+          </w:tcPr>
+          <w:p>
+            <w:r>
+              <w:rPr>
+                <w:rFonts w:ascii="Avenir Next" w:hAnsi="Avenir Next"/>
+                <w:b w:val="0"/>
+                <w:i w:val="0"/>
+                <w:color w:val="4A5268"/>
+                <w:sz w:val="18"/>
+              </w:rPr>
+              <w:t>AVAILABLE</w:t>
+            </w:r>
+          </w:p>
+        </w:tc>
+      </w:tr>
+      <w:tr>
+        <w:tc>
+          <w:tcPr>
+            <w:tcW w:type="dxa" w:w="2232"/>
+            <w:tcMar>
+              <w:top w:w="36" w:type="dxa"/>
+              <w:left w:w="60" w:type="dxa"/>
+              <w:bottom w:w="36" w:type="dxa"/>
+              <w:right w:w="60" w:type="dxa"/>
+            </w:tcMar>
+            <w:vAlign w:val="center"/>
+            <w:tcBorders>
+              <w:bottom w:val="single" w:sz="4" w:color="#D8DCE4"/>
+            </w:tcBorders>
+          </w:tcPr>
+          <w:p>
+            <w:r>
+              <w:rPr>
+                <w:rFonts w:ascii="Avenir Next" w:hAnsi="Avenir Next"/>
+                <w:b/>
+                <w:i w:val="0"/>
+                <w:color w:val="1A1D26"/>
+                <w:sz w:val="18"/>
+              </w:rPr>
+              <w:t>Chapter quiz (Ch1)</w:t>
+            </w:r>
+          </w:p>
+        </w:tc>
+        <w:tc>
+          <w:tcPr>
+            <w:tcW w:type="dxa" w:w="1512"/>
+            <w:tcMar>
+              <w:top w:w="36" w:type="dxa"/>
+              <w:left w:w="60" w:type="dxa"/>
+              <w:bottom w:w="36" w:type="dxa"/>
+              <w:right w:w="60" w:type="dxa"/>
+            </w:tcMar>
+            <w:vAlign w:val="center"/>
+            <w:tcBorders>
+              <w:bottom w:val="single" w:sz="4" w:color="#D8DCE4"/>
+            </w:tcBorders>
+          </w:tcPr>
+          <w:p>
+            <w:r>
+              <w:rPr>
+                <w:rFonts w:ascii="Avenir Next" w:hAnsi="Avenir Next"/>
+                <w:b w:val="0"/>
+                <w:i w:val="0"/>
+                <w:color w:val="4A5268"/>
+                <w:sz w:val="18"/>
+              </w:rPr>
+              <w:t>Student</w:t>
+            </w:r>
+          </w:p>
+        </w:tc>
+        <w:tc>
+          <w:tcPr>
+            <w:tcW w:type="dxa" w:w="1224"/>
+            <w:tcMar>
+              <w:top w:w="36" w:type="dxa"/>
+              <w:left w:w="60" w:type="dxa"/>
+              <w:bottom w:w="36" w:type="dxa"/>
+              <w:right w:w="60" w:type="dxa"/>
+            </w:tcMar>
+            <w:vAlign w:val="center"/>
+            <w:tcBorders>
+              <w:bottom w:val="single" w:sz="4" w:color="#D8DCE4"/>
+            </w:tcBorders>
+          </w:tcPr>
+          <w:p>
+            <w:r>
+              <w:rPr>
+                <w:rFonts w:ascii="Avenir Next" w:hAnsi="Avenir Next"/>
+                <w:b w:val="0"/>
+                <w:i w:val="0"/>
+                <w:color w:val="4A5268"/>
+                <w:sz w:val="18"/>
+              </w:rPr>
+              <w:t>CORE</w:t>
+            </w:r>
+          </w:p>
+        </w:tc>
+        <w:tc>
+          <w:tcPr>
+            <w:tcW w:type="dxa" w:w="1368"/>
+            <w:tcMar>
+              <w:top w:w="36" w:type="dxa"/>
+              <w:left w:w="60" w:type="dxa"/>
+              <w:bottom w:w="36" w:type="dxa"/>
+              <w:right w:w="60" w:type="dxa"/>
+            </w:tcMar>
+            <w:vAlign w:val="center"/>
+            <w:tcBorders>
+              <w:bottom w:val="single" w:sz="4" w:color="#D8DCE4"/>
+            </w:tcBorders>
+          </w:tcPr>
+          <w:p>
+            <w:r>
+              <w:rPr>
+                <w:rFonts w:ascii="Avenir Next" w:hAnsi="Avenir Next"/>
+                <w:b w:val="0"/>
+                <w:i w:val="0"/>
+                <w:color w:val="4A5268"/>
+                <w:sz w:val="18"/>
+              </w:rPr>
+              <w:t>Formative (graded)</w:t>
+            </w:r>
+          </w:p>
+        </w:tc>
+        <w:tc>
+          <w:tcPr>
+            <w:tcW w:type="dxa" w:w="2664"/>
+            <w:tcMar>
+              <w:top w:w="36" w:type="dxa"/>
+              <w:left w:w="60" w:type="dxa"/>
+              <w:bottom w:w="36" w:type="dxa"/>
+              <w:right w:w="60" w:type="dxa"/>
+            </w:tcMar>
+            <w:vAlign w:val="center"/>
+            <w:tcBorders>
+              <w:bottom w:val="single" w:sz="4" w:color="#D8DCE4"/>
+            </w:tcBorders>
+          </w:tcPr>
+          <w:p>
+            <w:r>
+              <w:rPr>
+                <w:rFonts w:ascii="Avenir Next" w:hAnsi="Avenir Next"/>
+                <w:b w:val="0"/>
+                <w:i w:val="0"/>
+                <w:color w:val="4A5268"/>
+                <w:sz w:val="18"/>
+              </w:rPr>
+              <w:t>Ch1 AVAILABLE (9-item)</w:t>
+            </w:r>
+          </w:p>
+        </w:tc>
+        <w:tc>
+          <w:tcPr>
+            <w:tcW w:type="dxa" w:w="1080"/>
+            <w:tcMar>
+              <w:top w:w="36" w:type="dxa"/>
+              <w:left w:w="60" w:type="dxa"/>
+              <w:bottom w:w="36" w:type="dxa"/>
+              <w:right w:w="60" w:type="dxa"/>
+            </w:tcMar>
+            <w:vAlign w:val="center"/>
+            <w:tcBorders>
+              <w:bottom w:val="single" w:sz="4" w:color="#D8DCE4"/>
+            </w:tcBorders>
+          </w:tcPr>
+          <w:p>
+            <w:r>
+              <w:rPr>
+                <w:rFonts w:ascii="Avenir Next" w:hAnsi="Avenir Next"/>
+                <w:b w:val="0"/>
+                <w:i w:val="0"/>
+                <w:color w:val="4A5268"/>
+                <w:sz w:val="18"/>
+              </w:rPr>
+              <w:t>AVAILABLE</w:t>
+            </w:r>
+          </w:p>
+        </w:tc>
+      </w:tr>
+      <w:tr>
+        <w:tc>
+          <w:tcPr>
+            <w:tcW w:type="dxa" w:w="2232"/>
+            <w:tcMar>
+              <w:top w:w="36" w:type="dxa"/>
+              <w:left w:w="60" w:type="dxa"/>
+              <w:bottom w:w="36" w:type="dxa"/>
+              <w:right w:w="60" w:type="dxa"/>
+            </w:tcMar>
+            <w:vAlign w:val="center"/>
+            <w:tcBorders>
+              <w:bottom w:val="single" w:sz="4" w:color="#D8DCE4"/>
+            </w:tcBorders>
+          </w:tcPr>
+          <w:p>
+            <w:r>
+              <w:rPr>
+                <w:rFonts w:ascii="Avenir Next" w:hAnsi="Avenir Next"/>
+                <w:b/>
+                <w:i w:val="0"/>
+                <w:color w:val="1A1D26"/>
+                <w:sz w:val="18"/>
+              </w:rPr>
+              <w:t>Energy Detectives (Ch1)</w:t>
+            </w:r>
+          </w:p>
+        </w:tc>
+        <w:tc>
+          <w:tcPr>
+            <w:tcW w:type="dxa" w:w="1512"/>
+            <w:tcMar>
+              <w:top w:w="36" w:type="dxa"/>
+              <w:left w:w="60" w:type="dxa"/>
+              <w:bottom w:w="36" w:type="dxa"/>
+              <w:right w:w="60" w:type="dxa"/>
+            </w:tcMar>
+            <w:vAlign w:val="center"/>
+            <w:tcBorders>
+              <w:bottom w:val="single" w:sz="4" w:color="#D8DCE4"/>
+            </w:tcBorders>
+          </w:tcPr>
+          <w:p>
+            <w:r>
+              <w:rPr>
+                <w:rFonts w:ascii="Avenir Next" w:hAnsi="Avenir Next"/>
+                <w:b w:val="0"/>
+                <w:i w:val="0"/>
+                <w:color w:val="4A5268"/>
+                <w:sz w:val="18"/>
+              </w:rPr>
+              <w:t>Student</w:t>
+            </w:r>
+          </w:p>
+        </w:tc>
+        <w:tc>
+          <w:tcPr>
+            <w:tcW w:type="dxa" w:w="1224"/>
+            <w:tcMar>
+              <w:top w:w="36" w:type="dxa"/>
+              <w:left w:w="60" w:type="dxa"/>
+              <w:bottom w:w="36" w:type="dxa"/>
+              <w:right w:w="60" w:type="dxa"/>
+            </w:tcMar>
+            <w:vAlign w:val="center"/>
+            <w:tcBorders>
+              <w:bottom w:val="single" w:sz="4" w:color="#D8DCE4"/>
+            </w:tcBorders>
+          </w:tcPr>
+          <w:p>
+            <w:r>
+              <w:rPr>
+                <w:rFonts w:ascii="Avenir Next" w:hAnsi="Avenir Next"/>
+                <w:b w:val="0"/>
+                <w:i w:val="0"/>
+                <w:color w:val="4A5268"/>
+                <w:sz w:val="18"/>
+              </w:rPr>
+              <w:t>OPTIONAL/FLEX</w:t>
+            </w:r>
+          </w:p>
+        </w:tc>
+        <w:tc>
+          <w:tcPr>
+            <w:tcW w:type="dxa" w:w="1368"/>
+            <w:tcMar>
+              <w:top w:w="36" w:type="dxa"/>
+              <w:left w:w="60" w:type="dxa"/>
+              <w:bottom w:w="36" w:type="dxa"/>
+              <w:right w:w="60" w:type="dxa"/>
+            </w:tcMar>
+            <w:vAlign w:val="center"/>
+            <w:tcBorders>
+              <w:bottom w:val="single" w:sz="4" w:color="#D8DCE4"/>
+            </w:tcBorders>
+          </w:tcPr>
+          <w:p>
+            <w:r>
+              <w:rPr>
+                <w:rFonts w:ascii="Avenir Next" w:hAnsi="Avenir Next"/>
+                <w:b w:val="0"/>
+                <w:i w:val="0"/>
+                <w:color w:val="4A5268"/>
+                <w:sz w:val="18"/>
+              </w:rPr>
+              <w:t>No</w:t>
+            </w:r>
+          </w:p>
+        </w:tc>
+        <w:tc>
+          <w:tcPr>
+            <w:tcW w:type="dxa" w:w="2664"/>
+            <w:tcMar>
+              <w:top w:w="36" w:type="dxa"/>
+              <w:left w:w="60" w:type="dxa"/>
+              <w:bottom w:w="36" w:type="dxa"/>
+              <w:right w:w="60" w:type="dxa"/>
+            </w:tcMar>
+            <w:vAlign w:val="center"/>
+            <w:tcBorders>
+              <w:bottom w:val="single" w:sz="4" w:color="#D8DCE4"/>
+            </w:tcBorders>
+          </w:tcPr>
+          <w:p>
+            <w:r>
+              <w:rPr>
+                <w:rFonts w:ascii="Avenir Next" w:hAnsi="Avenir Next"/>
+                <w:b w:val="0"/>
+                <w:i w:val="0"/>
+                <w:color w:val="4A5268"/>
+                <w:sz w:val="18"/>
+              </w:rPr>
+              <w:t>AVAILABLE (reclassified)</w:t>
             </w:r>
           </w:p>
         </w:tc>
@@ -17517,6 +17845,1964 @@
           <w:rFonts w:ascii="Avenir Next" w:hAnsi="Avenir Next"/>
           <w:b/>
           <w:i w:val="0"/>
+          <w:color w:val="1F2A5A"/>
+          <w:sz w:val="28"/>
+        </w:rPr>
+        <w:t>CHAPTER 1 — SUPPORTING RESOURCE INDEX (PHASE 5)</w:t>
+      </w:r>
+    </w:p>
+    <w:tbl>
+      <w:tblPr>
+        <w:tblW w:type="auto" w:w="0"/>
+        <w:tblLook w:firstColumn="1" w:firstRow="1" w:lastColumn="0" w:lastRow="0" w:noHBand="0" w:noVBand="1" w:val="04A0"/>
+        <w:tblBorders>
+          <w:top w:val="none"/>
+          <w:left w:val="none"/>
+          <w:bottom w:val="none"/>
+          <w:right w:val="none"/>
+          <w:insideH w:val="none"/>
+          <w:insideV w:val="none"/>
+        </w:tblBorders>
+      </w:tblPr>
+      <w:tblGrid>
+        <w:gridCol w:w="10080"/>
+      </w:tblGrid>
+      <w:tr>
+        <w:tc>
+          <w:tcPr>
+            <w:tcW w:type="dxa" w:w="10080"/>
+            <w:tcMar>
+              <w:top w:w="60" w:type="dxa"/>
+              <w:left w:w="110" w:type="dxa"/>
+              <w:bottom w:w="60" w:type="dxa"/>
+              <w:right w:w="110" w:type="dxa"/>
+            </w:tcMar>
+            <w:shd w:val="clear" w:color="auto" w:fill="#F6F7F9"/>
+            <w:tcBorders>
+              <w:left w:val="single" w:sz="18" w:color="#1F2A5A"/>
+            </w:tcBorders>
+          </w:tcPr>
+          <w:p>
+            <w:r>
+              <w:rPr>
+                <w:rFonts w:ascii="Avenir Next" w:hAnsi="Avenir Next"/>
+                <w:b/>
+                <w:i w:val="0"/>
+                <w:color w:val="1F2A5A"/>
+                <w:sz w:val="21"/>
+              </w:rPr>
+              <w:t xml:space="preserve">PRINCIPLE   </w:t>
+            </w:r>
+            <w:r>
+              <w:rPr>
+                <w:rFonts w:ascii="Avenir Next" w:hAnsi="Avenir Next"/>
+                <w:b w:val="0"/>
+                <w:i w:val="0"/>
+                <w:color w:val="1A1D26"/>
+                <w:sz w:val="21"/>
+              </w:rPr>
+              <w:t>Lean ecosystem: every resource has a distinct instructional job; nothing merely repeats the Guided Notes. Guided Notes (primary) + Science Journal (secondary) + a separate worksheet only for a distinct apply task.</w:t>
+            </w:r>
+          </w:p>
+        </w:tc>
+      </w:tr>
+    </w:tbl>
+    <w:p>
+      <w:pPr>
+        <w:spacing w:before="0" w:after="200"/>
+      </w:pPr>
+    </w:p>
+    <w:tbl>
+      <w:tblPr>
+        <w:tblW w:type="auto" w:w="0"/>
+        <w:tblLayout w:type="fixed"/>
+        <w:tblLook w:firstColumn="1" w:firstRow="1" w:lastColumn="0" w:lastRow="0" w:noHBand="0" w:noVBand="1" w:val="04A0"/>
+        <w:tblBorders>
+          <w:top w:val="none"/>
+          <w:left w:val="none"/>
+          <w:bottom w:val="none"/>
+          <w:right w:val="none"/>
+          <w:insideH w:val="none"/>
+          <w:insideV w:val="none"/>
+        </w:tblBorders>
+      </w:tblPr>
+      <w:tblGrid>
+        <w:gridCol w:w="1680"/>
+        <w:gridCol w:w="1680"/>
+        <w:gridCol w:w="1680"/>
+        <w:gridCol w:w="1680"/>
+        <w:gridCol w:w="1680"/>
+        <w:gridCol w:w="1680"/>
+      </w:tblGrid>
+      <w:tr>
+        <w:trPr>
+          <w:tblHeader w:val="true"/>
+        </w:trPr>
+        <w:tc>
+          <w:tcPr>
+            <w:tcW w:type="dxa" w:w="1944"/>
+            <w:tcMar>
+              <w:top w:w="40" w:type="dxa"/>
+              <w:left w:w="60" w:type="dxa"/>
+              <w:bottom w:w="40" w:type="dxa"/>
+              <w:right w:w="60" w:type="dxa"/>
+            </w:tcMar>
+            <w:shd w:val="clear" w:color="auto" w:fill="#1A1D26"/>
+            <w:vAlign w:val="center"/>
+          </w:tcPr>
+          <w:p>
+            <w:r>
+              <w:rPr>
+                <w:rFonts w:ascii="Avenir Next" w:hAnsi="Avenir Next"/>
+                <w:b/>
+                <w:i w:val="0"/>
+                <w:color w:val="FFFFFF"/>
+                <w:sz w:val="18"/>
+              </w:rPr>
+              <w:t>RESOURCE</w:t>
+            </w:r>
+          </w:p>
+        </w:tc>
+        <w:tc>
+          <w:tcPr>
+            <w:tcW w:type="dxa" w:w="2736"/>
+            <w:tcMar>
+              <w:top w:w="40" w:type="dxa"/>
+              <w:left w:w="60" w:type="dxa"/>
+              <w:bottom w:w="40" w:type="dxa"/>
+              <w:right w:w="60" w:type="dxa"/>
+            </w:tcMar>
+            <w:shd w:val="clear" w:color="auto" w:fill="#1A1D26"/>
+            <w:vAlign w:val="center"/>
+          </w:tcPr>
+          <w:p>
+            <w:r>
+              <w:rPr>
+                <w:rFonts w:ascii="Avenir Next" w:hAnsi="Avenir Next"/>
+                <w:b/>
+                <w:i w:val="0"/>
+                <w:color w:val="FFFFFF"/>
+                <w:sz w:val="18"/>
+              </w:rPr>
+              <w:t>CANONICAL FILE</w:t>
+            </w:r>
+          </w:p>
+        </w:tc>
+        <w:tc>
+          <w:tcPr>
+            <w:tcW w:type="dxa" w:w="1368"/>
+            <w:tcMar>
+              <w:top w:w="40" w:type="dxa"/>
+              <w:left w:w="60" w:type="dxa"/>
+              <w:bottom w:w="40" w:type="dxa"/>
+              <w:right w:w="60" w:type="dxa"/>
+            </w:tcMar>
+            <w:shd w:val="clear" w:color="auto" w:fill="#1A1D26"/>
+            <w:vAlign w:val="center"/>
+          </w:tcPr>
+          <w:p>
+            <w:r>
+              <w:rPr>
+                <w:rFonts w:ascii="Avenir Next" w:hAnsi="Avenir Next"/>
+                <w:b/>
+                <w:i w:val="0"/>
+                <w:color w:val="FFFFFF"/>
+                <w:sz w:val="18"/>
+              </w:rPr>
+              <w:t>REQUIRED</w:t>
+            </w:r>
+          </w:p>
+        </w:tc>
+        <w:tc>
+          <w:tcPr>
+            <w:tcW w:type="dxa" w:w="1368"/>
+            <w:tcMar>
+              <w:top w:w="40" w:type="dxa"/>
+              <w:left w:w="60" w:type="dxa"/>
+              <w:bottom w:w="40" w:type="dxa"/>
+              <w:right w:w="60" w:type="dxa"/>
+            </w:tcMar>
+            <w:shd w:val="clear" w:color="auto" w:fill="#1A1D26"/>
+            <w:vAlign w:val="center"/>
+          </w:tcPr>
+          <w:p>
+            <w:r>
+              <w:rPr>
+                <w:rFonts w:ascii="Avenir Next" w:hAnsi="Avenir Next"/>
+                <w:b/>
+                <w:i w:val="0"/>
+                <w:color w:val="FFFFFF"/>
+                <w:sz w:val="18"/>
+              </w:rPr>
+              <w:t>GRADED</w:t>
+            </w:r>
+          </w:p>
+        </w:tc>
+        <w:tc>
+          <w:tcPr>
+            <w:tcW w:type="dxa" w:w="1512"/>
+            <w:tcMar>
+              <w:top w:w="40" w:type="dxa"/>
+              <w:left w:w="60" w:type="dxa"/>
+              <w:bottom w:w="40" w:type="dxa"/>
+              <w:right w:w="60" w:type="dxa"/>
+            </w:tcMar>
+            <w:shd w:val="clear" w:color="auto" w:fill="#1A1D26"/>
+            <w:vAlign w:val="center"/>
+          </w:tcPr>
+          <w:p>
+            <w:r>
+              <w:rPr>
+                <w:rFonts w:ascii="Avenir Next" w:hAnsi="Avenir Next"/>
+                <w:b/>
+                <w:i w:val="0"/>
+                <w:color w:val="FFFFFF"/>
+                <w:sz w:val="18"/>
+              </w:rPr>
+              <w:t>WHEN USED</w:t>
+            </w:r>
+          </w:p>
+        </w:tc>
+        <w:tc>
+          <w:tcPr>
+            <w:tcW w:type="dxa" w:w="1152"/>
+            <w:tcMar>
+              <w:top w:w="40" w:type="dxa"/>
+              <w:left w:w="60" w:type="dxa"/>
+              <w:bottom w:w="40" w:type="dxa"/>
+              <w:right w:w="60" w:type="dxa"/>
+            </w:tcMar>
+            <w:shd w:val="clear" w:color="auto" w:fill="#1A1D26"/>
+            <w:vAlign w:val="center"/>
+          </w:tcPr>
+          <w:p>
+            <w:r>
+              <w:rPr>
+                <w:rFonts w:ascii="Avenir Next" w:hAnsi="Avenir Next"/>
+                <w:b/>
+                <w:i w:val="0"/>
+                <w:color w:val="FFFFFF"/>
+                <w:sz w:val="18"/>
+              </w:rPr>
+              <w:t>KEY / ABSENT</w:t>
+            </w:r>
+          </w:p>
+        </w:tc>
+      </w:tr>
+      <w:tr>
+        <w:tc>
+          <w:tcPr>
+            <w:tcW w:type="dxa" w:w="1944"/>
+            <w:tcMar>
+              <w:top w:w="36" w:type="dxa"/>
+              <w:left w:w="60" w:type="dxa"/>
+              <w:bottom w:w="36" w:type="dxa"/>
+              <w:right w:w="60" w:type="dxa"/>
+            </w:tcMar>
+            <w:vAlign w:val="center"/>
+            <w:tcBorders>
+              <w:bottom w:val="single" w:sz="4" w:color="#D8DCE4"/>
+            </w:tcBorders>
+          </w:tcPr>
+          <w:p>
+            <w:r>
+              <w:rPr>
+                <w:rFonts w:ascii="Avenir Next" w:hAnsi="Avenir Next"/>
+                <w:b/>
+                <w:i w:val="0"/>
+                <w:color w:val="1A1D26"/>
+                <w:sz w:val="18"/>
+              </w:rPr>
+              <w:t>Guided Notes (3 pp)</w:t>
+            </w:r>
+          </w:p>
+        </w:tc>
+        <w:tc>
+          <w:tcPr>
+            <w:tcW w:type="dxa" w:w="2736"/>
+            <w:tcMar>
+              <w:top w:w="36" w:type="dxa"/>
+              <w:left w:w="60" w:type="dxa"/>
+              <w:bottom w:w="36" w:type="dxa"/>
+              <w:right w:w="60" w:type="dxa"/>
+            </w:tcMar>
+            <w:vAlign w:val="center"/>
+            <w:tcBorders>
+              <w:bottom w:val="single" w:sz="4" w:color="#D8DCE4"/>
+            </w:tcBorders>
+          </w:tcPr>
+          <w:p>
+            <w:r>
+              <w:rPr>
+                <w:rFonts w:ascii="Avenir Next" w:hAnsi="Avenir Next"/>
+                <w:b w:val="0"/>
+                <w:i w:val="0"/>
+                <w:color w:val="4A5268"/>
+                <w:sz w:val="18"/>
+              </w:rPr>
+              <w:t>01-ch1-energy-causes-change-guided-notes</w:t>
+            </w:r>
+          </w:p>
+        </w:tc>
+        <w:tc>
+          <w:tcPr>
+            <w:tcW w:type="dxa" w:w="1368"/>
+            <w:tcMar>
+              <w:top w:w="36" w:type="dxa"/>
+              <w:left w:w="60" w:type="dxa"/>
+              <w:bottom w:w="36" w:type="dxa"/>
+              <w:right w:w="60" w:type="dxa"/>
+            </w:tcMar>
+            <w:vAlign w:val="center"/>
+            <w:tcBorders>
+              <w:bottom w:val="single" w:sz="4" w:color="#D8DCE4"/>
+            </w:tcBorders>
+          </w:tcPr>
+          <w:p>
+            <w:r>
+              <w:rPr>
+                <w:rFonts w:ascii="Avenir Next" w:hAnsi="Avenir Next"/>
+                <w:b w:val="0"/>
+                <w:i w:val="0"/>
+                <w:color w:val="4A5268"/>
+                <w:sz w:val="18"/>
+              </w:rPr>
+              <w:t>REQUIRED</w:t>
+            </w:r>
+          </w:p>
+        </w:tc>
+        <w:tc>
+          <w:tcPr>
+            <w:tcW w:type="dxa" w:w="1368"/>
+            <w:tcMar>
+              <w:top w:w="36" w:type="dxa"/>
+              <w:left w:w="60" w:type="dxa"/>
+              <w:bottom w:w="36" w:type="dxa"/>
+              <w:right w:w="60" w:type="dxa"/>
+            </w:tcMar>
+            <w:vAlign w:val="center"/>
+            <w:tcBorders>
+              <w:bottom w:val="single" w:sz="4" w:color="#D8DCE4"/>
+            </w:tcBorders>
+          </w:tcPr>
+          <w:p>
+            <w:r>
+              <w:rPr>
+                <w:rFonts w:ascii="Avenir Next" w:hAnsi="Avenir Next"/>
+                <w:b w:val="0"/>
+                <w:i w:val="0"/>
+                <w:color w:val="4A5268"/>
+                <w:sz w:val="18"/>
+              </w:rPr>
+              <w:t>Not graded</w:t>
+            </w:r>
+          </w:p>
+        </w:tc>
+        <w:tc>
+          <w:tcPr>
+            <w:tcW w:type="dxa" w:w="1512"/>
+            <w:tcMar>
+              <w:top w:w="36" w:type="dxa"/>
+              <w:left w:w="60" w:type="dxa"/>
+              <w:bottom w:w="36" w:type="dxa"/>
+              <w:right w:w="60" w:type="dxa"/>
+            </w:tcMar>
+            <w:vAlign w:val="center"/>
+            <w:tcBorders>
+              <w:bottom w:val="single" w:sz="4" w:color="#D8DCE4"/>
+            </w:tcBorders>
+          </w:tcPr>
+          <w:p>
+            <w:r>
+              <w:rPr>
+                <w:rFonts w:ascii="Avenir Next" w:hAnsi="Avenir Next"/>
+                <w:b w:val="0"/>
+                <w:i w:val="0"/>
+                <w:color w:val="4A5268"/>
+                <w:sz w:val="18"/>
+              </w:rPr>
+              <w:t>Blocks 1–2 (notes write)</w:t>
+            </w:r>
+          </w:p>
+        </w:tc>
+        <w:tc>
+          <w:tcPr>
+            <w:tcW w:type="dxa" w:w="1152"/>
+            <w:tcMar>
+              <w:top w:w="36" w:type="dxa"/>
+              <w:left w:w="60" w:type="dxa"/>
+              <w:bottom w:w="36" w:type="dxa"/>
+              <w:right w:w="60" w:type="dxa"/>
+            </w:tcMar>
+            <w:vAlign w:val="center"/>
+            <w:tcBorders>
+              <w:bottom w:val="single" w:sz="4" w:color="#D8DCE4"/>
+            </w:tcBorders>
+          </w:tcPr>
+          <w:p>
+            <w:r>
+              <w:rPr>
+                <w:rFonts w:ascii="Avenir Next" w:hAnsi="Avenir Next"/>
+                <w:b w:val="0"/>
+                <w:i w:val="0"/>
+                <w:color w:val="4A5268"/>
+                <w:sz w:val="18"/>
+              </w:rPr>
+              <w:t>key AVAILABLE</w:t>
+            </w:r>
+          </w:p>
+        </w:tc>
+      </w:tr>
+      <w:tr>
+        <w:tc>
+          <w:tcPr>
+            <w:tcW w:type="dxa" w:w="1944"/>
+            <w:tcMar>
+              <w:top w:w="36" w:type="dxa"/>
+              <w:left w:w="60" w:type="dxa"/>
+              <w:bottom w:w="36" w:type="dxa"/>
+              <w:right w:w="60" w:type="dxa"/>
+            </w:tcMar>
+            <w:vAlign w:val="center"/>
+            <w:tcBorders>
+              <w:bottom w:val="single" w:sz="4" w:color="#D8DCE4"/>
+            </w:tcBorders>
+          </w:tcPr>
+          <w:p>
+            <w:r>
+              <w:rPr>
+                <w:rFonts w:ascii="Avenir Next" w:hAnsi="Avenir Next"/>
+                <w:b/>
+                <w:i w:val="0"/>
+                <w:color w:val="1A1D26"/>
+                <w:sz w:val="18"/>
+              </w:rPr>
+              <w:t>Slideshow (45 slides)</w:t>
+            </w:r>
+          </w:p>
+        </w:tc>
+        <w:tc>
+          <w:tcPr>
+            <w:tcW w:type="dxa" w:w="2736"/>
+            <w:tcMar>
+              <w:top w:w="36" w:type="dxa"/>
+              <w:left w:w="60" w:type="dxa"/>
+              <w:bottom w:w="36" w:type="dxa"/>
+              <w:right w:w="60" w:type="dxa"/>
+            </w:tcMar>
+            <w:vAlign w:val="center"/>
+            <w:tcBorders>
+              <w:bottom w:val="single" w:sz="4" w:color="#D8DCE4"/>
+            </w:tcBorders>
+          </w:tcPr>
+          <w:p>
+            <w:r>
+              <w:rPr>
+                <w:rFonts w:ascii="Avenir Next" w:hAnsi="Avenir Next"/>
+                <w:b w:val="0"/>
+                <w:i w:val="0"/>
+                <w:color w:val="4A5268"/>
+                <w:sz w:val="18"/>
+              </w:rPr>
+              <w:t>01-ch1-energy-causes-change-slides.pptx</w:t>
+            </w:r>
+          </w:p>
+        </w:tc>
+        <w:tc>
+          <w:tcPr>
+            <w:tcW w:type="dxa" w:w="1368"/>
+            <w:tcMar>
+              <w:top w:w="36" w:type="dxa"/>
+              <w:left w:w="60" w:type="dxa"/>
+              <w:bottom w:w="36" w:type="dxa"/>
+              <w:right w:w="60" w:type="dxa"/>
+            </w:tcMar>
+            <w:vAlign w:val="center"/>
+            <w:tcBorders>
+              <w:bottom w:val="single" w:sz="4" w:color="#D8DCE4"/>
+            </w:tcBorders>
+          </w:tcPr>
+          <w:p>
+            <w:r>
+              <w:rPr>
+                <w:rFonts w:ascii="Avenir Next" w:hAnsi="Avenir Next"/>
+                <w:b w:val="0"/>
+                <w:i w:val="0"/>
+                <w:color w:val="4A5268"/>
+                <w:sz w:val="18"/>
+              </w:rPr>
+              <w:t>REQUIRED</w:t>
+            </w:r>
+          </w:p>
+        </w:tc>
+        <w:tc>
+          <w:tcPr>
+            <w:tcW w:type="dxa" w:w="1368"/>
+            <w:tcMar>
+              <w:top w:w="36" w:type="dxa"/>
+              <w:left w:w="60" w:type="dxa"/>
+              <w:bottom w:w="36" w:type="dxa"/>
+              <w:right w:w="60" w:type="dxa"/>
+            </w:tcMar>
+            <w:vAlign w:val="center"/>
+            <w:tcBorders>
+              <w:bottom w:val="single" w:sz="4" w:color="#D8DCE4"/>
+            </w:tcBorders>
+          </w:tcPr>
+          <w:p>
+            <w:r>
+              <w:rPr>
+                <w:rFonts w:ascii="Avenir Next" w:hAnsi="Avenir Next"/>
+                <w:b w:val="0"/>
+                <w:i w:val="0"/>
+                <w:color w:val="4A5268"/>
+                <w:sz w:val="18"/>
+              </w:rPr>
+              <w:t>—</w:t>
+            </w:r>
+          </w:p>
+        </w:tc>
+        <w:tc>
+          <w:tcPr>
+            <w:tcW w:type="dxa" w:w="1512"/>
+            <w:tcMar>
+              <w:top w:w="36" w:type="dxa"/>
+              <w:left w:w="60" w:type="dxa"/>
+              <w:bottom w:w="36" w:type="dxa"/>
+              <w:right w:w="60" w:type="dxa"/>
+            </w:tcMar>
+            <w:vAlign w:val="center"/>
+            <w:tcBorders>
+              <w:bottom w:val="single" w:sz="4" w:color="#D8DCE4"/>
+            </w:tcBorders>
+          </w:tcPr>
+          <w:p>
+            <w:r>
+              <w:rPr>
+                <w:rFonts w:ascii="Avenir Next" w:hAnsi="Avenir Next"/>
+                <w:b w:val="0"/>
+                <w:i w:val="0"/>
+                <w:color w:val="4A5268"/>
+                <w:sz w:val="18"/>
+              </w:rPr>
+              <w:t>Blocks 1–2 + review</w:t>
+            </w:r>
+          </w:p>
+        </w:tc>
+        <w:tc>
+          <w:tcPr>
+            <w:tcW w:type="dxa" w:w="1152"/>
+            <w:tcMar>
+              <w:top w:w="36" w:type="dxa"/>
+              <w:left w:w="60" w:type="dxa"/>
+              <w:bottom w:w="36" w:type="dxa"/>
+              <w:right w:w="60" w:type="dxa"/>
+            </w:tcMar>
+            <w:vAlign w:val="center"/>
+            <w:tcBorders>
+              <w:bottom w:val="single" w:sz="4" w:color="#D8DCE4"/>
+            </w:tcBorders>
+          </w:tcPr>
+          <w:p>
+            <w:r>
+              <w:rPr>
+                <w:rFonts w:ascii="Avenir Next" w:hAnsi="Avenir Next"/>
+                <w:b w:val="0"/>
+                <w:i w:val="0"/>
+                <w:color w:val="4A5268"/>
+                <w:sz w:val="18"/>
+              </w:rPr>
+              <w:t>— (CHECK slides reveal)</w:t>
+            </w:r>
+          </w:p>
+        </w:tc>
+      </w:tr>
+      <w:tr>
+        <w:tc>
+          <w:tcPr>
+            <w:tcW w:type="dxa" w:w="1944"/>
+            <w:tcMar>
+              <w:top w:w="36" w:type="dxa"/>
+              <w:left w:w="60" w:type="dxa"/>
+              <w:bottom w:w="36" w:type="dxa"/>
+              <w:right w:w="60" w:type="dxa"/>
+            </w:tcMar>
+            <w:vAlign w:val="center"/>
+            <w:tcBorders>
+              <w:bottom w:val="single" w:sz="4" w:color="#D8DCE4"/>
+            </w:tcBorders>
+          </w:tcPr>
+          <w:p>
+            <w:r>
+              <w:rPr>
+                <w:rFonts w:ascii="Avenir Next" w:hAnsi="Avenir Next"/>
+                <w:b/>
+                <w:i w:val="0"/>
+                <w:color w:val="1A1D26"/>
+                <w:sz w:val="18"/>
+              </w:rPr>
+              <w:t>Practice / application</w:t>
+            </w:r>
+          </w:p>
+        </w:tc>
+        <w:tc>
+          <w:tcPr>
+            <w:tcW w:type="dxa" w:w="2736"/>
+            <w:tcMar>
+              <w:top w:w="36" w:type="dxa"/>
+              <w:left w:w="60" w:type="dxa"/>
+              <w:bottom w:w="36" w:type="dxa"/>
+              <w:right w:w="60" w:type="dxa"/>
+            </w:tcMar>
+            <w:vAlign w:val="center"/>
+            <w:tcBorders>
+              <w:bottom w:val="single" w:sz="4" w:color="#D8DCE4"/>
+            </w:tcBorders>
+          </w:tcPr>
+          <w:p>
+            <w:r>
+              <w:rPr>
+                <w:rFonts w:ascii="Avenir Next" w:hAnsi="Avenir Next"/>
+                <w:b w:val="0"/>
+                <w:i w:val="0"/>
+                <w:color w:val="4A5268"/>
+                <w:sz w:val="18"/>
+              </w:rPr>
+              <w:t>01-ch1-energy-causes-change-practice.docx</w:t>
+            </w:r>
+          </w:p>
+        </w:tc>
+        <w:tc>
+          <w:tcPr>
+            <w:tcW w:type="dxa" w:w="1368"/>
+            <w:tcMar>
+              <w:top w:w="36" w:type="dxa"/>
+              <w:left w:w="60" w:type="dxa"/>
+              <w:bottom w:w="36" w:type="dxa"/>
+              <w:right w:w="60" w:type="dxa"/>
+            </w:tcMar>
+            <w:vAlign w:val="center"/>
+            <w:tcBorders>
+              <w:bottom w:val="single" w:sz="4" w:color="#D8DCE4"/>
+            </w:tcBorders>
+          </w:tcPr>
+          <w:p>
+            <w:r>
+              <w:rPr>
+                <w:rFonts w:ascii="Avenir Next" w:hAnsi="Avenir Next"/>
+                <w:b w:val="0"/>
+                <w:i w:val="0"/>
+                <w:color w:val="4A5268"/>
+                <w:sz w:val="18"/>
+              </w:rPr>
+              <w:t>REQUIRED</w:t>
+            </w:r>
+          </w:p>
+        </w:tc>
+        <w:tc>
+          <w:tcPr>
+            <w:tcW w:type="dxa" w:w="1368"/>
+            <w:tcMar>
+              <w:top w:w="36" w:type="dxa"/>
+              <w:left w:w="60" w:type="dxa"/>
+              <w:bottom w:w="36" w:type="dxa"/>
+              <w:right w:w="60" w:type="dxa"/>
+            </w:tcMar>
+            <w:vAlign w:val="center"/>
+            <w:tcBorders>
+              <w:bottom w:val="single" w:sz="4" w:color="#D8DCE4"/>
+            </w:tcBorders>
+          </w:tcPr>
+          <w:p>
+            <w:r>
+              <w:rPr>
+                <w:rFonts w:ascii="Avenir Next" w:hAnsi="Avenir Next"/>
+                <w:b w:val="0"/>
+                <w:i w:val="0"/>
+                <w:color w:val="4A5268"/>
+                <w:sz w:val="18"/>
+              </w:rPr>
+              <w:t>Not graded (practice)</w:t>
+            </w:r>
+          </w:p>
+        </w:tc>
+        <w:tc>
+          <w:tcPr>
+            <w:tcW w:type="dxa" w:w="1512"/>
+            <w:tcMar>
+              <w:top w:w="36" w:type="dxa"/>
+              <w:left w:w="60" w:type="dxa"/>
+              <w:bottom w:w="36" w:type="dxa"/>
+              <w:right w:w="60" w:type="dxa"/>
+            </w:tcMar>
+            <w:vAlign w:val="center"/>
+            <w:tcBorders>
+              <w:bottom w:val="single" w:sz="4" w:color="#D8DCE4"/>
+            </w:tcBorders>
+          </w:tcPr>
+          <w:p>
+            <w:r>
+              <w:rPr>
+                <w:rFonts w:ascii="Avenir Next" w:hAnsi="Avenir Next"/>
+                <w:b w:val="0"/>
+                <w:i w:val="0"/>
+                <w:color w:val="4A5268"/>
+                <w:sz w:val="18"/>
+              </w:rPr>
+              <w:t>Block 2 application</w:t>
+            </w:r>
+          </w:p>
+        </w:tc>
+        <w:tc>
+          <w:tcPr>
+            <w:tcW w:type="dxa" w:w="1152"/>
+            <w:tcMar>
+              <w:top w:w="36" w:type="dxa"/>
+              <w:left w:w="60" w:type="dxa"/>
+              <w:bottom w:w="36" w:type="dxa"/>
+              <w:right w:w="60" w:type="dxa"/>
+            </w:tcMar>
+            <w:vAlign w:val="center"/>
+            <w:tcBorders>
+              <w:bottom w:val="single" w:sz="4" w:color="#D8DCE4"/>
+            </w:tcBorders>
+          </w:tcPr>
+          <w:p>
+            <w:r>
+              <w:rPr>
+                <w:rFonts w:ascii="Avenir Next" w:hAnsi="Avenir Next"/>
+                <w:b w:val="0"/>
+                <w:i w:val="0"/>
+                <w:color w:val="4A5268"/>
+                <w:sz w:val="18"/>
+              </w:rPr>
+              <w:t>key AVAILABLE</w:t>
+            </w:r>
+          </w:p>
+        </w:tc>
+      </w:tr>
+      <w:tr>
+        <w:tc>
+          <w:tcPr>
+            <w:tcW w:type="dxa" w:w="1944"/>
+            <w:tcMar>
+              <w:top w:w="36" w:type="dxa"/>
+              <w:left w:w="60" w:type="dxa"/>
+              <w:bottom w:w="36" w:type="dxa"/>
+              <w:right w:w="60" w:type="dxa"/>
+            </w:tcMar>
+            <w:vAlign w:val="center"/>
+            <w:tcBorders>
+              <w:bottom w:val="single" w:sz="4" w:color="#D8DCE4"/>
+            </w:tcBorders>
+          </w:tcPr>
+          <w:p>
+            <w:r>
+              <w:rPr>
+                <w:rFonts w:ascii="Avenir Next" w:hAnsi="Avenir Next"/>
+                <w:b/>
+                <w:i w:val="0"/>
+                <w:color w:val="1A1D26"/>
+                <w:sz w:val="18"/>
+              </w:rPr>
+              <w:t>Chapter quiz (9-item)</w:t>
+            </w:r>
+          </w:p>
+        </w:tc>
+        <w:tc>
+          <w:tcPr>
+            <w:tcW w:type="dxa" w:w="2736"/>
+            <w:tcMar>
+              <w:top w:w="36" w:type="dxa"/>
+              <w:left w:w="60" w:type="dxa"/>
+              <w:bottom w:w="36" w:type="dxa"/>
+              <w:right w:w="60" w:type="dxa"/>
+            </w:tcMar>
+            <w:vAlign w:val="center"/>
+            <w:tcBorders>
+              <w:bottom w:val="single" w:sz="4" w:color="#D8DCE4"/>
+            </w:tcBorders>
+          </w:tcPr>
+          <w:p>
+            <w:r>
+              <w:rPr>
+                <w:rFonts w:ascii="Avenir Next" w:hAnsi="Avenir Next"/>
+                <w:b w:val="0"/>
+                <w:i w:val="0"/>
+                <w:color w:val="4A5268"/>
+                <w:sz w:val="18"/>
+              </w:rPr>
+              <w:t>01-ch1-energy-causes-change-quiz.docx</w:t>
+            </w:r>
+          </w:p>
+        </w:tc>
+        <w:tc>
+          <w:tcPr>
+            <w:tcW w:type="dxa" w:w="1368"/>
+            <w:tcMar>
+              <w:top w:w="36" w:type="dxa"/>
+              <w:left w:w="60" w:type="dxa"/>
+              <w:bottom w:w="36" w:type="dxa"/>
+              <w:right w:w="60" w:type="dxa"/>
+            </w:tcMar>
+            <w:vAlign w:val="center"/>
+            <w:tcBorders>
+              <w:bottom w:val="single" w:sz="4" w:color="#D8DCE4"/>
+            </w:tcBorders>
+          </w:tcPr>
+          <w:p>
+            <w:r>
+              <w:rPr>
+                <w:rFonts w:ascii="Avenir Next" w:hAnsi="Avenir Next"/>
+                <w:b w:val="0"/>
+                <w:i w:val="0"/>
+                <w:color w:val="4A5268"/>
+                <w:sz w:val="18"/>
+              </w:rPr>
+              <w:t>REQUIRED</w:t>
+            </w:r>
+          </w:p>
+        </w:tc>
+        <w:tc>
+          <w:tcPr>
+            <w:tcW w:type="dxa" w:w="1368"/>
+            <w:tcMar>
+              <w:top w:w="36" w:type="dxa"/>
+              <w:left w:w="60" w:type="dxa"/>
+              <w:bottom w:w="36" w:type="dxa"/>
+              <w:right w:w="60" w:type="dxa"/>
+            </w:tcMar>
+            <w:vAlign w:val="center"/>
+            <w:tcBorders>
+              <w:bottom w:val="single" w:sz="4" w:color="#D8DCE4"/>
+            </w:tcBorders>
+          </w:tcPr>
+          <w:p>
+            <w:r>
+              <w:rPr>
+                <w:rFonts w:ascii="Avenir Next" w:hAnsi="Avenir Next"/>
+                <w:b w:val="0"/>
+                <w:i w:val="0"/>
+                <w:color w:val="4A5268"/>
+                <w:sz w:val="18"/>
+              </w:rPr>
+              <w:t>Formative (graded)</w:t>
+            </w:r>
+          </w:p>
+        </w:tc>
+        <w:tc>
+          <w:tcPr>
+            <w:tcW w:type="dxa" w:w="1512"/>
+            <w:tcMar>
+              <w:top w:w="36" w:type="dxa"/>
+              <w:left w:w="60" w:type="dxa"/>
+              <w:bottom w:w="36" w:type="dxa"/>
+              <w:right w:w="60" w:type="dxa"/>
+            </w:tcMar>
+            <w:vAlign w:val="center"/>
+            <w:tcBorders>
+              <w:bottom w:val="single" w:sz="4" w:color="#D8DCE4"/>
+            </w:tcBorders>
+          </w:tcPr>
+          <w:p>
+            <w:r>
+              <w:rPr>
+                <w:rFonts w:ascii="Avenir Next" w:hAnsi="Avenir Next"/>
+                <w:b w:val="0"/>
+                <w:i w:val="0"/>
+                <w:color w:val="4A5268"/>
+                <w:sz w:val="18"/>
+              </w:rPr>
+              <w:t>End of chapter</w:t>
+            </w:r>
+          </w:p>
+        </w:tc>
+        <w:tc>
+          <w:tcPr>
+            <w:tcW w:type="dxa" w:w="1152"/>
+            <w:tcMar>
+              <w:top w:w="36" w:type="dxa"/>
+              <w:left w:w="60" w:type="dxa"/>
+              <w:bottom w:w="36" w:type="dxa"/>
+              <w:right w:w="60" w:type="dxa"/>
+            </w:tcMar>
+            <w:vAlign w:val="center"/>
+            <w:tcBorders>
+              <w:bottom w:val="single" w:sz="4" w:color="#D8DCE4"/>
+            </w:tcBorders>
+          </w:tcPr>
+          <w:p>
+            <w:r>
+              <w:rPr>
+                <w:rFonts w:ascii="Avenir Next" w:hAnsi="Avenir Next"/>
+                <w:b w:val="0"/>
+                <w:i w:val="0"/>
+                <w:color w:val="4A5268"/>
+                <w:sz w:val="18"/>
+              </w:rPr>
+              <w:t>key + blueprint AVAILABLE</w:t>
+            </w:r>
+          </w:p>
+        </w:tc>
+      </w:tr>
+      <w:tr>
+        <w:tc>
+          <w:tcPr>
+            <w:tcW w:type="dxa" w:w="1944"/>
+            <w:tcMar>
+              <w:top w:w="36" w:type="dxa"/>
+              <w:left w:w="60" w:type="dxa"/>
+              <w:bottom w:w="36" w:type="dxa"/>
+              <w:right w:w="60" w:type="dxa"/>
+            </w:tcMar>
+            <w:vAlign w:val="center"/>
+            <w:tcBorders>
+              <w:bottom w:val="single" w:sz="4" w:color="#D8DCE4"/>
+            </w:tcBorders>
+          </w:tcPr>
+          <w:p>
+            <w:r>
+              <w:rPr>
+                <w:rFonts w:ascii="Avenir Next" w:hAnsi="Avenir Next"/>
+                <w:b/>
+                <w:i w:val="0"/>
+                <w:color w:val="1A1D26"/>
+                <w:sz w:val="18"/>
+              </w:rPr>
+              <w:t>Science Journal</w:t>
+            </w:r>
+          </w:p>
+        </w:tc>
+        <w:tc>
+          <w:tcPr>
+            <w:tcW w:type="dxa" w:w="2736"/>
+            <w:tcMar>
+              <w:top w:w="36" w:type="dxa"/>
+              <w:left w:w="60" w:type="dxa"/>
+              <w:bottom w:w="36" w:type="dxa"/>
+              <w:right w:w="60" w:type="dxa"/>
+            </w:tcMar>
+            <w:vAlign w:val="center"/>
+            <w:tcBorders>
+              <w:bottom w:val="single" w:sz="4" w:color="#D8DCE4"/>
+            </w:tcBorders>
+          </w:tcPr>
+          <w:p>
+            <w:r>
+              <w:rPr>
+                <w:rFonts w:ascii="Avenir Next" w:hAnsi="Avenir Next"/>
+                <w:b w:val="0"/>
+                <w:i w:val="0"/>
+                <w:color w:val="4A5268"/>
+                <w:sz w:val="18"/>
+              </w:rPr>
+              <w:t>MASTER_CURRICULUM_MAP.md (2 prompts)</w:t>
+            </w:r>
+          </w:p>
+        </w:tc>
+        <w:tc>
+          <w:tcPr>
+            <w:tcW w:type="dxa" w:w="1368"/>
+            <w:tcMar>
+              <w:top w:w="36" w:type="dxa"/>
+              <w:left w:w="60" w:type="dxa"/>
+              <w:bottom w:w="36" w:type="dxa"/>
+              <w:right w:w="60" w:type="dxa"/>
+            </w:tcMar>
+            <w:vAlign w:val="center"/>
+            <w:tcBorders>
+              <w:bottom w:val="single" w:sz="4" w:color="#D8DCE4"/>
+            </w:tcBorders>
+          </w:tcPr>
+          <w:p>
+            <w:r>
+              <w:rPr>
+                <w:rFonts w:ascii="Avenir Next" w:hAnsi="Avenir Next"/>
+                <w:b w:val="0"/>
+                <w:i w:val="0"/>
+                <w:color w:val="4A5268"/>
+                <w:sz w:val="18"/>
+              </w:rPr>
+              <w:t>OPTIONAL/FLEX</w:t>
+            </w:r>
+          </w:p>
+        </w:tc>
+        <w:tc>
+          <w:tcPr>
+            <w:tcW w:type="dxa" w:w="1368"/>
+            <w:tcMar>
+              <w:top w:w="36" w:type="dxa"/>
+              <w:left w:w="60" w:type="dxa"/>
+              <w:bottom w:w="36" w:type="dxa"/>
+              <w:right w:w="60" w:type="dxa"/>
+            </w:tcMar>
+            <w:vAlign w:val="center"/>
+            <w:tcBorders>
+              <w:bottom w:val="single" w:sz="4" w:color="#D8DCE4"/>
+            </w:tcBorders>
+          </w:tcPr>
+          <w:p>
+            <w:r>
+              <w:rPr>
+                <w:rFonts w:ascii="Avenir Next" w:hAnsi="Avenir Next"/>
+                <w:b w:val="0"/>
+                <w:i w:val="0"/>
+                <w:color w:val="4A5268"/>
+                <w:sz w:val="18"/>
+              </w:rPr>
+              <w:t>Not graded</w:t>
+            </w:r>
+          </w:p>
+        </w:tc>
+        <w:tc>
+          <w:tcPr>
+            <w:tcW w:type="dxa" w:w="1512"/>
+            <w:tcMar>
+              <w:top w:w="36" w:type="dxa"/>
+              <w:left w:w="60" w:type="dxa"/>
+              <w:bottom w:w="36" w:type="dxa"/>
+              <w:right w:w="60" w:type="dxa"/>
+            </w:tcMar>
+            <w:vAlign w:val="center"/>
+            <w:tcBorders>
+              <w:bottom w:val="single" w:sz="4" w:color="#D8DCE4"/>
+            </w:tcBorders>
+          </w:tcPr>
+          <w:p>
+            <w:r>
+              <w:rPr>
+                <w:rFonts w:ascii="Avenir Next" w:hAnsi="Avenir Next"/>
+                <w:b w:val="0"/>
+                <w:i w:val="0"/>
+                <w:color w:val="4A5268"/>
+                <w:sz w:val="18"/>
+              </w:rPr>
+              <w:t>Daily, secondary role</w:t>
+            </w:r>
+          </w:p>
+        </w:tc>
+        <w:tc>
+          <w:tcPr>
+            <w:tcW w:type="dxa" w:w="1152"/>
+            <w:tcMar>
+              <w:top w:w="36" w:type="dxa"/>
+              <w:left w:w="60" w:type="dxa"/>
+              <w:bottom w:w="36" w:type="dxa"/>
+              <w:right w:w="60" w:type="dxa"/>
+            </w:tcMar>
+            <w:vAlign w:val="center"/>
+            <w:tcBorders>
+              <w:bottom w:val="single" w:sz="4" w:color="#D8DCE4"/>
+            </w:tcBorders>
+          </w:tcPr>
+          <w:p>
+            <w:r>
+              <w:rPr>
+                <w:rFonts w:ascii="Avenir Next" w:hAnsi="Avenir Next"/>
+                <w:b w:val="0"/>
+                <w:i w:val="0"/>
+                <w:color w:val="4A5268"/>
+                <w:sz w:val="18"/>
+              </w:rPr>
+              <w:t>— (reflective)</w:t>
+            </w:r>
+          </w:p>
+        </w:tc>
+      </w:tr>
+      <w:tr>
+        <w:tc>
+          <w:tcPr>
+            <w:tcW w:type="dxa" w:w="1944"/>
+            <w:tcMar>
+              <w:top w:w="36" w:type="dxa"/>
+              <w:left w:w="60" w:type="dxa"/>
+              <w:bottom w:w="36" w:type="dxa"/>
+              <w:right w:w="60" w:type="dxa"/>
+            </w:tcMar>
+            <w:vAlign w:val="center"/>
+            <w:tcBorders>
+              <w:bottom w:val="single" w:sz="4" w:color="#D8DCE4"/>
+            </w:tcBorders>
+          </w:tcPr>
+          <w:p>
+            <w:r>
+              <w:rPr>
+                <w:rFonts w:ascii="Avenir Next" w:hAnsi="Avenir Next"/>
+                <w:b/>
+                <w:i w:val="0"/>
+                <w:color w:val="1A1D26"/>
+                <w:sz w:val="18"/>
+              </w:rPr>
+              <w:t>Absent / makeup</w:t>
+            </w:r>
+          </w:p>
+        </w:tc>
+        <w:tc>
+          <w:tcPr>
+            <w:tcW w:type="dxa" w:w="2736"/>
+            <w:tcMar>
+              <w:top w:w="36" w:type="dxa"/>
+              <w:left w:w="60" w:type="dxa"/>
+              <w:bottom w:w="36" w:type="dxa"/>
+              <w:right w:w="60" w:type="dxa"/>
+            </w:tcMar>
+            <w:vAlign w:val="center"/>
+            <w:tcBorders>
+              <w:bottom w:val="single" w:sz="4" w:color="#D8DCE4"/>
+            </w:tcBorders>
+          </w:tcPr>
+          <w:p>
+            <w:r>
+              <w:rPr>
+                <w:rFonts w:ascii="Avenir Next" w:hAnsi="Avenir Next"/>
+                <w:b w:val="0"/>
+                <w:i w:val="0"/>
+                <w:color w:val="4A5268"/>
+                <w:sz w:val="18"/>
+              </w:rPr>
+              <w:t>student/recovery/01-ch1-absent-student-recovery.md</w:t>
+            </w:r>
+          </w:p>
+        </w:tc>
+        <w:tc>
+          <w:tcPr>
+            <w:tcW w:type="dxa" w:w="1368"/>
+            <w:tcMar>
+              <w:top w:w="36" w:type="dxa"/>
+              <w:left w:w="60" w:type="dxa"/>
+              <w:bottom w:w="36" w:type="dxa"/>
+              <w:right w:w="60" w:type="dxa"/>
+            </w:tcMar>
+            <w:vAlign w:val="center"/>
+            <w:tcBorders>
+              <w:bottom w:val="single" w:sz="4" w:color="#D8DCE4"/>
+            </w:tcBorders>
+          </w:tcPr>
+          <w:p>
+            <w:r>
+              <w:rPr>
+                <w:rFonts w:ascii="Avenir Next" w:hAnsi="Avenir Next"/>
+                <w:b w:val="0"/>
+                <w:i w:val="0"/>
+                <w:color w:val="4A5268"/>
+                <w:sz w:val="18"/>
+              </w:rPr>
+              <w:t>REQUIRED (support)</w:t>
+            </w:r>
+          </w:p>
+        </w:tc>
+        <w:tc>
+          <w:tcPr>
+            <w:tcW w:type="dxa" w:w="1368"/>
+            <w:tcMar>
+              <w:top w:w="36" w:type="dxa"/>
+              <w:left w:w="60" w:type="dxa"/>
+              <w:bottom w:w="36" w:type="dxa"/>
+              <w:right w:w="60" w:type="dxa"/>
+            </w:tcMar>
+            <w:vAlign w:val="center"/>
+            <w:tcBorders>
+              <w:bottom w:val="single" w:sz="4" w:color="#D8DCE4"/>
+            </w:tcBorders>
+          </w:tcPr>
+          <w:p>
+            <w:r>
+              <w:rPr>
+                <w:rFonts w:ascii="Avenir Next" w:hAnsi="Avenir Next"/>
+                <w:b w:val="0"/>
+                <w:i w:val="0"/>
+                <w:color w:val="4A5268"/>
+                <w:sz w:val="18"/>
+              </w:rPr>
+              <w:t>Not graded</w:t>
+            </w:r>
+          </w:p>
+        </w:tc>
+        <w:tc>
+          <w:tcPr>
+            <w:tcW w:type="dxa" w:w="1512"/>
+            <w:tcMar>
+              <w:top w:w="36" w:type="dxa"/>
+              <w:left w:w="60" w:type="dxa"/>
+              <w:bottom w:w="36" w:type="dxa"/>
+              <w:right w:w="60" w:type="dxa"/>
+            </w:tcMar>
+            <w:vAlign w:val="center"/>
+            <w:tcBorders>
+              <w:bottom w:val="single" w:sz="4" w:color="#D8DCE4"/>
+            </w:tcBorders>
+          </w:tcPr>
+          <w:p>
+            <w:r>
+              <w:rPr>
+                <w:rFonts w:ascii="Avenir Next" w:hAnsi="Avenir Next"/>
+                <w:b w:val="0"/>
+                <w:i w:val="0"/>
+                <w:color w:val="4A5268"/>
+                <w:sz w:val="18"/>
+              </w:rPr>
+              <w:t>After absence</w:t>
+            </w:r>
+          </w:p>
+        </w:tc>
+        <w:tc>
+          <w:tcPr>
+            <w:tcW w:type="dxa" w:w="1152"/>
+            <w:tcMar>
+              <w:top w:w="36" w:type="dxa"/>
+              <w:left w:w="60" w:type="dxa"/>
+              <w:bottom w:w="36" w:type="dxa"/>
+              <w:right w:w="60" w:type="dxa"/>
+            </w:tcMar>
+            <w:vAlign w:val="center"/>
+            <w:tcBorders>
+              <w:bottom w:val="single" w:sz="4" w:color="#D8DCE4"/>
+            </w:tcBorders>
+          </w:tcPr>
+          <w:p>
+            <w:r>
+              <w:rPr>
+                <w:rFonts w:ascii="Avenir Next" w:hAnsi="Avenir Next"/>
+                <w:b w:val="0"/>
+                <w:i w:val="0"/>
+                <w:color w:val="4A5268"/>
+                <w:sz w:val="18"/>
+              </w:rPr>
+              <w:t>self-contained</w:t>
+            </w:r>
+          </w:p>
+        </w:tc>
+      </w:tr>
+      <w:tr>
+        <w:tc>
+          <w:tcPr>
+            <w:tcW w:type="dxa" w:w="1944"/>
+            <w:tcMar>
+              <w:top w:w="36" w:type="dxa"/>
+              <w:left w:w="60" w:type="dxa"/>
+              <w:bottom w:w="36" w:type="dxa"/>
+              <w:right w:w="60" w:type="dxa"/>
+            </w:tcMar>
+            <w:vAlign w:val="center"/>
+            <w:tcBorders>
+              <w:bottom w:val="single" w:sz="4" w:color="#D8DCE4"/>
+            </w:tcBorders>
+          </w:tcPr>
+          <w:p>
+            <w:r>
+              <w:rPr>
+                <w:rFonts w:ascii="Avenir Next" w:hAnsi="Avenir Next"/>
+                <w:b/>
+                <w:i w:val="0"/>
+                <w:color w:val="1A1D26"/>
+                <w:sz w:val="18"/>
+              </w:rPr>
+              <w:t>Energy Detectives</w:t>
+            </w:r>
+          </w:p>
+        </w:tc>
+        <w:tc>
+          <w:tcPr>
+            <w:tcW w:type="dxa" w:w="2736"/>
+            <w:tcMar>
+              <w:top w:w="36" w:type="dxa"/>
+              <w:left w:w="60" w:type="dxa"/>
+              <w:bottom w:w="36" w:type="dxa"/>
+              <w:right w:w="60" w:type="dxa"/>
+            </w:tcMar>
+            <w:vAlign w:val="center"/>
+            <w:tcBorders>
+              <w:bottom w:val="single" w:sz="4" w:color="#D8DCE4"/>
+            </w:tcBorders>
+          </w:tcPr>
+          <w:p>
+            <w:r>
+              <w:rPr>
+                <w:rFonts w:ascii="Avenir Next" w:hAnsi="Avenir Next"/>
+                <w:b w:val="0"/>
+                <w:i w:val="0"/>
+                <w:color w:val="4A5268"/>
+                <w:sz w:val="18"/>
+              </w:rPr>
+              <w:t>01-ch1-energy-detectives-student.docx</w:t>
+            </w:r>
+          </w:p>
+        </w:tc>
+        <w:tc>
+          <w:tcPr>
+            <w:tcW w:type="dxa" w:w="1368"/>
+            <w:tcMar>
+              <w:top w:w="36" w:type="dxa"/>
+              <w:left w:w="60" w:type="dxa"/>
+              <w:bottom w:w="36" w:type="dxa"/>
+              <w:right w:w="60" w:type="dxa"/>
+            </w:tcMar>
+            <w:vAlign w:val="center"/>
+            <w:tcBorders>
+              <w:bottom w:val="single" w:sz="4" w:color="#D8DCE4"/>
+            </w:tcBorders>
+          </w:tcPr>
+          <w:p>
+            <w:r>
+              <w:rPr>
+                <w:rFonts w:ascii="Avenir Next" w:hAnsi="Avenir Next"/>
+                <w:b w:val="0"/>
+                <w:i w:val="0"/>
+                <w:color w:val="4A5268"/>
+                <w:sz w:val="18"/>
+              </w:rPr>
+              <w:t>OPTIONAL/FLEX</w:t>
+            </w:r>
+          </w:p>
+        </w:tc>
+        <w:tc>
+          <w:tcPr>
+            <w:tcW w:type="dxa" w:w="1368"/>
+            <w:tcMar>
+              <w:top w:w="36" w:type="dxa"/>
+              <w:left w:w="60" w:type="dxa"/>
+              <w:bottom w:w="36" w:type="dxa"/>
+              <w:right w:w="60" w:type="dxa"/>
+            </w:tcMar>
+            <w:vAlign w:val="center"/>
+            <w:tcBorders>
+              <w:bottom w:val="single" w:sz="4" w:color="#D8DCE4"/>
+            </w:tcBorders>
+          </w:tcPr>
+          <w:p>
+            <w:r>
+              <w:rPr>
+                <w:rFonts w:ascii="Avenir Next" w:hAnsi="Avenir Next"/>
+                <w:b w:val="0"/>
+                <w:i w:val="0"/>
+                <w:color w:val="4A5268"/>
+                <w:sz w:val="18"/>
+              </w:rPr>
+              <w:t>Not graded</w:t>
+            </w:r>
+          </w:p>
+        </w:tc>
+        <w:tc>
+          <w:tcPr>
+            <w:tcW w:type="dxa" w:w="1512"/>
+            <w:tcMar>
+              <w:top w:w="36" w:type="dxa"/>
+              <w:left w:w="60" w:type="dxa"/>
+              <w:bottom w:w="36" w:type="dxa"/>
+              <w:right w:w="60" w:type="dxa"/>
+            </w:tcMar>
+            <w:vAlign w:val="center"/>
+            <w:tcBorders>
+              <w:bottom w:val="single" w:sz="4" w:color="#D8DCE4"/>
+            </w:tcBorders>
+          </w:tcPr>
+          <w:p>
+            <w:r>
+              <w:rPr>
+                <w:rFonts w:ascii="Avenir Next" w:hAnsi="Avenir Next"/>
+                <w:b w:val="0"/>
+                <w:i w:val="0"/>
+                <w:color w:val="4A5268"/>
+                <w:sz w:val="18"/>
+              </w:rPr>
+              <w:t>Friday FLEX</w:t>
+            </w:r>
+          </w:p>
+        </w:tc>
+        <w:tc>
+          <w:tcPr>
+            <w:tcW w:type="dxa" w:w="1152"/>
+            <w:tcMar>
+              <w:top w:w="36" w:type="dxa"/>
+              <w:left w:w="60" w:type="dxa"/>
+              <w:bottom w:w="36" w:type="dxa"/>
+              <w:right w:w="60" w:type="dxa"/>
+            </w:tcMar>
+            <w:vAlign w:val="center"/>
+            <w:tcBorders>
+              <w:bottom w:val="single" w:sz="4" w:color="#D8DCE4"/>
+            </w:tcBorders>
+          </w:tcPr>
+          <w:p>
+            <w:r>
+              <w:rPr>
+                <w:rFonts w:ascii="Avenir Next" w:hAnsi="Avenir Next"/>
+                <w:b w:val="0"/>
+                <w:i w:val="0"/>
+                <w:color w:val="4A5268"/>
+                <w:sz w:val="18"/>
+              </w:rPr>
+              <w:t>key AVAILABLE</w:t>
+            </w:r>
+          </w:p>
+        </w:tc>
+      </w:tr>
+      <w:tr>
+        <w:tc>
+          <w:tcPr>
+            <w:tcW w:type="dxa" w:w="1944"/>
+            <w:tcMar>
+              <w:top w:w="36" w:type="dxa"/>
+              <w:left w:w="60" w:type="dxa"/>
+              <w:bottom w:w="36" w:type="dxa"/>
+              <w:right w:w="60" w:type="dxa"/>
+            </w:tcMar>
+            <w:vAlign w:val="center"/>
+            <w:tcBorders>
+              <w:bottom w:val="single" w:sz="4" w:color="#D8DCE4"/>
+            </w:tcBorders>
+          </w:tcPr>
+          <w:p>
+            <w:r>
+              <w:rPr>
+                <w:rFonts w:ascii="Avenir Next" w:hAnsi="Avenir Next"/>
+                <w:b/>
+                <w:i w:val="0"/>
+                <w:color w:val="1A1D26"/>
+                <w:sz w:val="18"/>
+              </w:rPr>
+              <w:t>Friday FLEX</w:t>
+            </w:r>
+          </w:p>
+        </w:tc>
+        <w:tc>
+          <w:tcPr>
+            <w:tcW w:type="dxa" w:w="2736"/>
+            <w:tcMar>
+              <w:top w:w="36" w:type="dxa"/>
+              <w:left w:w="60" w:type="dxa"/>
+              <w:bottom w:w="36" w:type="dxa"/>
+              <w:right w:w="60" w:type="dxa"/>
+            </w:tcMar>
+            <w:vAlign w:val="center"/>
+            <w:tcBorders>
+              <w:bottom w:val="single" w:sz="4" w:color="#D8DCE4"/>
+            </w:tcBorders>
+          </w:tcPr>
+          <w:p>
+            <w:r>
+              <w:rPr>
+                <w:rFonts w:ascii="Avenir Next" w:hAnsi="Avenir Next"/>
+                <w:b w:val="0"/>
+                <w:i w:val="0"/>
+                <w:color w:val="4A5268"/>
+                <w:sz w:val="18"/>
+              </w:rPr>
+              <w:t>student/01-ch1-friday-flex.md</w:t>
+            </w:r>
+          </w:p>
+        </w:tc>
+        <w:tc>
+          <w:tcPr>
+            <w:tcW w:type="dxa" w:w="1368"/>
+            <w:tcMar>
+              <w:top w:w="36" w:type="dxa"/>
+              <w:left w:w="60" w:type="dxa"/>
+              <w:bottom w:w="36" w:type="dxa"/>
+              <w:right w:w="60" w:type="dxa"/>
+            </w:tcMar>
+            <w:vAlign w:val="center"/>
+            <w:tcBorders>
+              <w:bottom w:val="single" w:sz="4" w:color="#D8DCE4"/>
+            </w:tcBorders>
+          </w:tcPr>
+          <w:p>
+            <w:r>
+              <w:rPr>
+                <w:rFonts w:ascii="Avenir Next" w:hAnsi="Avenir Next"/>
+                <w:b w:val="0"/>
+                <w:i w:val="0"/>
+                <w:color w:val="4A5268"/>
+                <w:sz w:val="18"/>
+              </w:rPr>
+              <w:t>OPTIONAL/FLEX</w:t>
+            </w:r>
+          </w:p>
+        </w:tc>
+        <w:tc>
+          <w:tcPr>
+            <w:tcW w:type="dxa" w:w="1368"/>
+            <w:tcMar>
+              <w:top w:w="36" w:type="dxa"/>
+              <w:left w:w="60" w:type="dxa"/>
+              <w:bottom w:w="36" w:type="dxa"/>
+              <w:right w:w="60" w:type="dxa"/>
+            </w:tcMar>
+            <w:vAlign w:val="center"/>
+            <w:tcBorders>
+              <w:bottom w:val="single" w:sz="4" w:color="#D8DCE4"/>
+            </w:tcBorders>
+          </w:tcPr>
+          <w:p>
+            <w:r>
+              <w:rPr>
+                <w:rFonts w:ascii="Avenir Next" w:hAnsi="Avenir Next"/>
+                <w:b w:val="0"/>
+                <w:i w:val="0"/>
+                <w:color w:val="4A5268"/>
+                <w:sz w:val="18"/>
+              </w:rPr>
+              <w:t>Not graded</w:t>
+            </w:r>
+          </w:p>
+        </w:tc>
+        <w:tc>
+          <w:tcPr>
+            <w:tcW w:type="dxa" w:w="1512"/>
+            <w:tcMar>
+              <w:top w:w="36" w:type="dxa"/>
+              <w:left w:w="60" w:type="dxa"/>
+              <w:bottom w:w="36" w:type="dxa"/>
+              <w:right w:w="60" w:type="dxa"/>
+            </w:tcMar>
+            <w:vAlign w:val="center"/>
+            <w:tcBorders>
+              <w:bottom w:val="single" w:sz="4" w:color="#D8DCE4"/>
+            </w:tcBorders>
+          </w:tcPr>
+          <w:p>
+            <w:r>
+              <w:rPr>
+                <w:rFonts w:ascii="Avenir Next" w:hAnsi="Avenir Next"/>
+                <w:b w:val="0"/>
+                <w:i w:val="0"/>
+                <w:color w:val="4A5268"/>
+                <w:sz w:val="18"/>
+              </w:rPr>
+              <w:t>Friday</w:t>
+            </w:r>
+          </w:p>
+        </w:tc>
+        <w:tc>
+          <w:tcPr>
+            <w:tcW w:type="dxa" w:w="1152"/>
+            <w:tcMar>
+              <w:top w:w="36" w:type="dxa"/>
+              <w:left w:w="60" w:type="dxa"/>
+              <w:bottom w:w="36" w:type="dxa"/>
+              <w:right w:w="60" w:type="dxa"/>
+            </w:tcMar>
+            <w:vAlign w:val="center"/>
+            <w:tcBorders>
+              <w:bottom w:val="single" w:sz="4" w:color="#D8DCE4"/>
+            </w:tcBorders>
+          </w:tcPr>
+          <w:p>
+            <w:r>
+              <w:rPr>
+                <w:rFonts w:ascii="Avenir Next" w:hAnsi="Avenir Next"/>
+                <w:b w:val="0"/>
+                <w:i w:val="0"/>
+                <w:color w:val="4A5268"/>
+                <w:sz w:val="18"/>
+              </w:rPr>
+              <w:t>—</w:t>
+            </w:r>
+          </w:p>
+        </w:tc>
+      </w:tr>
+      <w:tr>
+        <w:tc>
+          <w:tcPr>
+            <w:tcW w:type="dxa" w:w="1944"/>
+            <w:tcMar>
+              <w:top w:w="36" w:type="dxa"/>
+              <w:left w:w="60" w:type="dxa"/>
+              <w:bottom w:w="36" w:type="dxa"/>
+              <w:right w:w="60" w:type="dxa"/>
+            </w:tcMar>
+            <w:vAlign w:val="center"/>
+            <w:tcBorders>
+              <w:bottom w:val="single" w:sz="4" w:color="#D8DCE4"/>
+            </w:tcBorders>
+          </w:tcPr>
+          <w:p>
+            <w:r>
+              <w:rPr>
+                <w:rFonts w:ascii="Avenir Next" w:hAnsi="Avenir Next"/>
+                <w:b/>
+                <w:i w:val="0"/>
+                <w:color w:val="1A1D26"/>
+                <w:sz w:val="18"/>
+              </w:rPr>
+              <w:t>Study-guide contribution</w:t>
+            </w:r>
+          </w:p>
+        </w:tc>
+        <w:tc>
+          <w:tcPr>
+            <w:tcW w:type="dxa" w:w="2736"/>
+            <w:tcMar>
+              <w:top w:w="36" w:type="dxa"/>
+              <w:left w:w="60" w:type="dxa"/>
+              <w:bottom w:w="36" w:type="dxa"/>
+              <w:right w:w="60" w:type="dxa"/>
+            </w:tcMar>
+            <w:vAlign w:val="center"/>
+            <w:tcBorders>
+              <w:bottom w:val="single" w:sz="4" w:color="#D8DCE4"/>
+            </w:tcBorders>
+          </w:tcPr>
+          <w:p>
+            <w:r>
+              <w:rPr>
+                <w:rFonts w:ascii="Avenir Next" w:hAnsi="Avenir Next"/>
+                <w:b w:val="0"/>
+                <w:i w:val="0"/>
+                <w:color w:val="4A5268"/>
+                <w:sz w:val="18"/>
+              </w:rPr>
+              <w:t>docs/chapter-01/CH1_STUDY_GUIDE_CONTRIBUTION.md</w:t>
+            </w:r>
+          </w:p>
+        </w:tc>
+        <w:tc>
+          <w:tcPr>
+            <w:tcW w:type="dxa" w:w="1368"/>
+            <w:tcMar>
+              <w:top w:w="36" w:type="dxa"/>
+              <w:left w:w="60" w:type="dxa"/>
+              <w:bottom w:w="36" w:type="dxa"/>
+              <w:right w:w="60" w:type="dxa"/>
+            </w:tcMar>
+            <w:vAlign w:val="center"/>
+            <w:tcBorders>
+              <w:bottom w:val="single" w:sz="4" w:color="#D8DCE4"/>
+            </w:tcBorders>
+          </w:tcPr>
+          <w:p>
+            <w:r>
+              <w:rPr>
+                <w:rFonts w:ascii="Avenir Next" w:hAnsi="Avenir Next"/>
+                <w:b w:val="0"/>
+                <w:i w:val="0"/>
+                <w:color w:val="4A5268"/>
+                <w:sz w:val="18"/>
+              </w:rPr>
+              <w:t>REFERENCE</w:t>
+            </w:r>
+          </w:p>
+        </w:tc>
+        <w:tc>
+          <w:tcPr>
+            <w:tcW w:type="dxa" w:w="1368"/>
+            <w:tcMar>
+              <w:top w:w="36" w:type="dxa"/>
+              <w:left w:w="60" w:type="dxa"/>
+              <w:bottom w:w="36" w:type="dxa"/>
+              <w:right w:w="60" w:type="dxa"/>
+            </w:tcMar>
+            <w:vAlign w:val="center"/>
+            <w:tcBorders>
+              <w:bottom w:val="single" w:sz="4" w:color="#D8DCE4"/>
+            </w:tcBorders>
+          </w:tcPr>
+          <w:p>
+            <w:r>
+              <w:rPr>
+                <w:rFonts w:ascii="Avenir Next" w:hAnsi="Avenir Next"/>
+                <w:b w:val="0"/>
+                <w:i w:val="0"/>
+                <w:color w:val="4A5268"/>
+                <w:sz w:val="18"/>
+              </w:rPr>
+              <w:t>—</w:t>
+            </w:r>
+          </w:p>
+        </w:tc>
+        <w:tc>
+          <w:tcPr>
+            <w:tcW w:type="dxa" w:w="1512"/>
+            <w:tcMar>
+              <w:top w:w="36" w:type="dxa"/>
+              <w:left w:w="60" w:type="dxa"/>
+              <w:bottom w:w="36" w:type="dxa"/>
+              <w:right w:w="60" w:type="dxa"/>
+            </w:tcMar>
+            <w:vAlign w:val="center"/>
+            <w:tcBorders>
+              <w:bottom w:val="single" w:sz="4" w:color="#D8DCE4"/>
+            </w:tcBorders>
+          </w:tcPr>
+          <w:p>
+            <w:r>
+              <w:rPr>
+                <w:rFonts w:ascii="Avenir Next" w:hAnsi="Avenir Next"/>
+                <w:b w:val="0"/>
+                <w:i w:val="0"/>
+                <w:color w:val="4A5268"/>
+                <w:sz w:val="18"/>
+              </w:rPr>
+              <w:t>Unit assembly</w:t>
+            </w:r>
+          </w:p>
+        </w:tc>
+        <w:tc>
+          <w:tcPr>
+            <w:tcW w:type="dxa" w:w="1152"/>
+            <w:tcMar>
+              <w:top w:w="36" w:type="dxa"/>
+              <w:left w:w="60" w:type="dxa"/>
+              <w:bottom w:w="36" w:type="dxa"/>
+              <w:right w:w="60" w:type="dxa"/>
+            </w:tcMar>
+            <w:vAlign w:val="center"/>
+            <w:tcBorders>
+              <w:bottom w:val="single" w:sz="4" w:color="#D8DCE4"/>
+            </w:tcBorders>
+          </w:tcPr>
+          <w:p>
+            <w:r>
+              <w:rPr>
+                <w:rFonts w:ascii="Avenir Next" w:hAnsi="Avenir Next"/>
+                <w:b w:val="0"/>
+                <w:i w:val="0"/>
+                <w:color w:val="4A5268"/>
+                <w:sz w:val="18"/>
+              </w:rPr>
+              <w:t>—</w:t>
+            </w:r>
+          </w:p>
+        </w:tc>
+      </w:tr>
+      <w:tr>
+        <w:tc>
+          <w:tcPr>
+            <w:tcW w:type="dxa" w:w="1944"/>
+            <w:tcMar>
+              <w:top w:w="36" w:type="dxa"/>
+              <w:left w:w="60" w:type="dxa"/>
+              <w:bottom w:w="36" w:type="dxa"/>
+              <w:right w:w="60" w:type="dxa"/>
+            </w:tcMar>
+            <w:vAlign w:val="center"/>
+            <w:tcBorders>
+              <w:bottom w:val="single" w:sz="4" w:color="#D8DCE4"/>
+            </w:tcBorders>
+          </w:tcPr>
+          <w:p>
+            <w:r>
+              <w:rPr>
+                <w:rFonts w:ascii="Avenir Next" w:hAnsi="Avenir Next"/>
+                <w:b/>
+                <w:i w:val="0"/>
+                <w:color w:val="1A1D26"/>
+                <w:sz w:val="18"/>
+              </w:rPr>
+              <w:t>Assessment trace</w:t>
+            </w:r>
+          </w:p>
+        </w:tc>
+        <w:tc>
+          <w:tcPr>
+            <w:tcW w:type="dxa" w:w="2736"/>
+            <w:tcMar>
+              <w:top w:w="36" w:type="dxa"/>
+              <w:left w:w="60" w:type="dxa"/>
+              <w:bottom w:w="36" w:type="dxa"/>
+              <w:right w:w="60" w:type="dxa"/>
+            </w:tcMar>
+            <w:vAlign w:val="center"/>
+            <w:tcBorders>
+              <w:bottom w:val="single" w:sz="4" w:color="#D8DCE4"/>
+            </w:tcBorders>
+          </w:tcPr>
+          <w:p>
+            <w:r>
+              <w:rPr>
+                <w:rFonts w:ascii="Avenir Next" w:hAnsi="Avenir Next"/>
+                <w:b w:val="0"/>
+                <w:i w:val="0"/>
+                <w:color w:val="4A5268"/>
+                <w:sz w:val="18"/>
+              </w:rPr>
+              <w:t>docs/chapter-01/CH1_ASSESSMENT_TRACE.md</w:t>
+            </w:r>
+          </w:p>
+        </w:tc>
+        <w:tc>
+          <w:tcPr>
+            <w:tcW w:type="dxa" w:w="1368"/>
+            <w:tcMar>
+              <w:top w:w="36" w:type="dxa"/>
+              <w:left w:w="60" w:type="dxa"/>
+              <w:bottom w:w="36" w:type="dxa"/>
+              <w:right w:w="60" w:type="dxa"/>
+            </w:tcMar>
+            <w:vAlign w:val="center"/>
+            <w:tcBorders>
+              <w:bottom w:val="single" w:sz="4" w:color="#D8DCE4"/>
+            </w:tcBorders>
+          </w:tcPr>
+          <w:p>
+            <w:r>
+              <w:rPr>
+                <w:rFonts w:ascii="Avenir Next" w:hAnsi="Avenir Next"/>
+                <w:b w:val="0"/>
+                <w:i w:val="0"/>
+                <w:color w:val="4A5268"/>
+                <w:sz w:val="18"/>
+              </w:rPr>
+              <w:t>REFERENCE</w:t>
+            </w:r>
+          </w:p>
+        </w:tc>
+        <w:tc>
+          <w:tcPr>
+            <w:tcW w:type="dxa" w:w="1368"/>
+            <w:tcMar>
+              <w:top w:w="36" w:type="dxa"/>
+              <w:left w:w="60" w:type="dxa"/>
+              <w:bottom w:w="36" w:type="dxa"/>
+              <w:right w:w="60" w:type="dxa"/>
+            </w:tcMar>
+            <w:vAlign w:val="center"/>
+            <w:tcBorders>
+              <w:bottom w:val="single" w:sz="4" w:color="#D8DCE4"/>
+            </w:tcBorders>
+          </w:tcPr>
+          <w:p>
+            <w:r>
+              <w:rPr>
+                <w:rFonts w:ascii="Avenir Next" w:hAnsi="Avenir Next"/>
+                <w:b w:val="0"/>
+                <w:i w:val="0"/>
+                <w:color w:val="4A5268"/>
+                <w:sz w:val="18"/>
+              </w:rPr>
+              <w:t>—</w:t>
+            </w:r>
+          </w:p>
+        </w:tc>
+        <w:tc>
+          <w:tcPr>
+            <w:tcW w:type="dxa" w:w="1512"/>
+            <w:tcMar>
+              <w:top w:w="36" w:type="dxa"/>
+              <w:left w:w="60" w:type="dxa"/>
+              <w:bottom w:w="36" w:type="dxa"/>
+              <w:right w:w="60" w:type="dxa"/>
+            </w:tcMar>
+            <w:vAlign w:val="center"/>
+            <w:tcBorders>
+              <w:bottom w:val="single" w:sz="4" w:color="#D8DCE4"/>
+            </w:tcBorders>
+          </w:tcPr>
+          <w:p>
+            <w:r>
+              <w:rPr>
+                <w:rFonts w:ascii="Avenir Next" w:hAnsi="Avenir Next"/>
+                <w:b w:val="0"/>
+                <w:i w:val="0"/>
+                <w:color w:val="4A5268"/>
+                <w:sz w:val="18"/>
+              </w:rPr>
+              <w:t>Unit assembly</w:t>
+            </w:r>
+          </w:p>
+        </w:tc>
+        <w:tc>
+          <w:tcPr>
+            <w:tcW w:type="dxa" w:w="1152"/>
+            <w:tcMar>
+              <w:top w:w="36" w:type="dxa"/>
+              <w:left w:w="60" w:type="dxa"/>
+              <w:bottom w:w="36" w:type="dxa"/>
+              <w:right w:w="60" w:type="dxa"/>
+            </w:tcMar>
+            <w:vAlign w:val="center"/>
+            <w:tcBorders>
+              <w:bottom w:val="single" w:sz="4" w:color="#D8DCE4"/>
+            </w:tcBorders>
+          </w:tcPr>
+          <w:p>
+            <w:r>
+              <w:rPr>
+                <w:rFonts w:ascii="Avenir Next" w:hAnsi="Avenir Next"/>
+                <w:b w:val="0"/>
+                <w:i w:val="0"/>
+                <w:color w:val="4A5268"/>
+                <w:sz w:val="18"/>
+              </w:rPr>
+              <w:t>—</w:t>
+            </w:r>
+          </w:p>
+        </w:tc>
+      </w:tr>
+    </w:tbl>
+    <w:tbl>
+      <w:tblPr>
+        <w:tblW w:type="auto" w:w="0"/>
+        <w:tblLook w:firstColumn="1" w:firstRow="1" w:lastColumn="0" w:lastRow="0" w:noHBand="0" w:noVBand="1" w:val="04A0"/>
+        <w:tblBorders>
+          <w:top w:val="none"/>
+          <w:left w:val="none"/>
+          <w:bottom w:val="none"/>
+          <w:right w:val="none"/>
+          <w:insideH w:val="none"/>
+          <w:insideV w:val="none"/>
+        </w:tblBorders>
+      </w:tblPr>
+      <w:tblGrid>
+        <w:gridCol w:w="10080"/>
+      </w:tblGrid>
+      <w:tr>
+        <w:tc>
+          <w:tcPr>
+            <w:tcW w:type="dxa" w:w="10080"/>
+            <w:tcMar>
+              <w:top w:w="60" w:type="dxa"/>
+              <w:left w:w="110" w:type="dxa"/>
+              <w:bottom w:w="60" w:type="dxa"/>
+              <w:right w:w="110" w:type="dxa"/>
+            </w:tcMar>
+            <w:shd w:val="clear" w:color="auto" w:fill="#F6F7F9"/>
+            <w:tcBorders>
+              <w:left w:val="single" w:sz="18" w:color="#1F2A5A"/>
+            </w:tcBorders>
+          </w:tcPr>
+          <w:p>
+            <w:r>
+              <w:rPr>
+                <w:rFonts w:ascii="Avenir Next" w:hAnsi="Avenir Next"/>
+                <w:b/>
+                <w:i w:val="0"/>
+                <w:color w:val="1F2A5A"/>
+                <w:sz w:val="21"/>
+              </w:rPr>
+              <w:t xml:space="preserve">LEAN   </w:t>
+            </w:r>
+            <w:r>
+              <w:rPr>
+                <w:rFonts w:ascii="Avenir Next" w:hAnsi="Avenir Next"/>
+                <w:b w:val="0"/>
+                <w:i w:val="0"/>
+                <w:color w:val="1A1D26"/>
+                <w:sz w:val="21"/>
+              </w:rPr>
+              <w:t>No new student handout or teacher key was created in Phase 5. The practice page is a distinct APPLY task (evidence judgment, not note recopy), so it is kept. Science Journal is already covered by two daily prompts. Energy Detectives is reclassified OPTIONAL/FLEX.</w:t>
+            </w:r>
+          </w:p>
+        </w:tc>
+      </w:tr>
+    </w:tbl>
+    <w:p>
+      <w:r>
+        <w:br w:type="page"/>
+      </w:r>
+    </w:p>
+    <w:p>
+      <w:pPr>
+        <w:spacing w:before="2400" w:after="600"/>
+        <w:pBdr>
+          <w:bottom w:val="single" w:sz="10" w:color="#1A1D26"/>
+        </w:pBdr>
+      </w:pPr>
+      <w:r>
+        <w:rPr>
+          <w:rFonts w:ascii="Avenir Next" w:hAnsi="Avenir Next"/>
+          <w:b/>
+          <w:i w:val="0"/>
           <w:color w:val="1A1D26"/>
           <w:sz w:val="28"/>
         </w:rPr>
@@ -18251,6 +20537,89 @@
                 <w:sz w:val="18"/>
               </w:rPr>
               <w:t>AVAILABLE (FINAL · 3 pp)</w:t>
+            </w:r>
+          </w:p>
+        </w:tc>
+      </w:tr>
+      <w:tr>
+        <w:tc>
+          <w:tcPr>
+            <w:tcW w:type="dxa" w:w="2448"/>
+            <w:tcMar>
+              <w:top w:w="36" w:type="dxa"/>
+              <w:left w:w="60" w:type="dxa"/>
+              <w:bottom w:w="36" w:type="dxa"/>
+              <w:right w:w="60" w:type="dxa"/>
+            </w:tcMar>
+            <w:vAlign w:val="center"/>
+            <w:tcBorders>
+              <w:bottom w:val="single" w:sz="4" w:color="#D8DCE4"/>
+            </w:tcBorders>
+          </w:tcPr>
+          <w:p>
+            <w:r>
+              <w:rPr>
+                <w:rFonts w:ascii="Avenir Next" w:hAnsi="Avenir Next"/>
+                <w:b/>
+                <w:i w:val="0"/>
+                <w:color w:val="1A1D26"/>
+                <w:sz w:val="18"/>
+              </w:rPr>
+              <w:t>Ch1 Energy Detectives key</w:t>
+            </w:r>
+          </w:p>
+        </w:tc>
+        <w:tc>
+          <w:tcPr>
+            <w:tcW w:type="dxa" w:w="4176"/>
+            <w:tcMar>
+              <w:top w:w="36" w:type="dxa"/>
+              <w:left w:w="60" w:type="dxa"/>
+              <w:bottom w:w="36" w:type="dxa"/>
+              <w:right w:w="60" w:type="dxa"/>
+            </w:tcMar>
+            <w:vAlign w:val="center"/>
+            <w:tcBorders>
+              <w:bottom w:val="single" w:sz="4" w:color="#D8DCE4"/>
+            </w:tcBorders>
+          </w:tcPr>
+          <w:p>
+            <w:r>
+              <w:rPr>
+                <w:rFonts w:ascii="Avenir Next" w:hAnsi="Avenir Next"/>
+                <w:b w:val="0"/>
+                <w:i w:val="0"/>
+                <w:color w:val="4A5268"/>
+                <w:sz w:val="18"/>
+              </w:rPr>
+              <w:t>01-ch1-energy-detectives-key</w:t>
+            </w:r>
+          </w:p>
+        </w:tc>
+        <w:tc>
+          <w:tcPr>
+            <w:tcW w:type="dxa" w:w="3456"/>
+            <w:tcMar>
+              <w:top w:w="36" w:type="dxa"/>
+              <w:left w:w="60" w:type="dxa"/>
+              <w:bottom w:w="36" w:type="dxa"/>
+              <w:right w:w="60" w:type="dxa"/>
+            </w:tcMar>
+            <w:vAlign w:val="center"/>
+            <w:tcBorders>
+              <w:bottom w:val="single" w:sz="4" w:color="#D8DCE4"/>
+            </w:tcBorders>
+          </w:tcPr>
+          <w:p>
+            <w:r>
+              <w:rPr>
+                <w:rFonts w:ascii="Avenir Next" w:hAnsi="Avenir Next"/>
+                <w:b w:val="0"/>
+                <w:i w:val="0"/>
+                <w:color w:val="4A5268"/>
+                <w:sz w:val="18"/>
+              </w:rPr>
+              <w:t>AVAILABLE (OPTIONAL/FLEX)</w:t>
             </w:r>
           </w:p>
         </w:tc>
@@ -19342,7 +21711,7 @@
                 <w:color w:val="4A5268"/>
                 <w:sz w:val="18"/>
               </w:rPr>
-              <w:t>SKELETON · points to per-chapter recovery</w:t>
+              <w:t>Ch1 AVAILABLE · Ch2–7 SKELETON</w:t>
             </w:r>
           </w:p>
         </w:tc>

--- a/production/teacher-playbook/unit1-teacher-playbook.docx
+++ b/production/teacher-playbook/unit1-teacher-playbook.docx
@@ -16019,7 +16019,7 @@
                 <w:color w:val="4A5268"/>
                 <w:sz w:val="18"/>
               </w:rPr>
-              <w:t>Exit ticket (formative) · notes completion (not graded). No scored chapter item.</w:t>
+              <w:t>Exit ticket (formative) · notes completion (not graded). Scored chapter item: Chapter 1 quiz (9-item, end of chapter).</w:t>
             </w:r>
           </w:p>
         </w:tc>

--- a/production/teacher-playbook/unit1-teacher-playbook.docx
+++ b/production/teacher-playbook/unit1-teacher-playbook.docx
@@ -168,7 +168,7 @@
             </w:tcMar>
             <w:shd w:val="clear" w:color="auto" w:fill="#F6F7F9"/>
             <w:tcBorders>
-              <w:left w:val="single" w:sz="18" w:color="#1F2A5A"/>
+              <w:left w:val="single" w:sz="18" w:color="#0F5A5C"/>
             </w:tcBorders>
           </w:tcPr>
           <w:p>
@@ -177,7 +177,7 @@
                 <w:rFonts w:ascii="Avenir Next" w:hAnsi="Avenir Next"/>
                 <w:b/>
                 <w:i w:val="0"/>
-                <w:color w:val="1F2A5A"/>
+                <w:color w:val="0F5A5C"/>
                 <w:sz w:val="21"/>
               </w:rPr>
               <w:t xml:space="preserve">SCOPE   </w:t>
@@ -190,7 +190,7 @@
                 <w:color w:val="1A1D26"/>
                 <w:sz w:val="21"/>
               </w:rPr>
-              <w:t>Phase 5 — Chapter 1 supporting-resource ecosystem complete. Guided Notes + Slideshow are FINAL (Phases 3–4); practice/application, chapter quiz, absent-recovery, and FLEX Energy Detectives are retained; study-guide contribution + assessment trace are recorded. Chapters 2–7 spreads and special sections remain PLANNED placeholders pending later phases.</w:t>
+              <w:t>Chapters 1–2 are classroom-ready: guided notes, slideshow, practice/application, chapter quiz, absent-student recovery and FLEX options are included for each. Chapters 3–7 spreads and special sections are placeholders in this edition.</w:t>
             </w:r>
           </w:p>
         </w:tc>
@@ -258,7 +258,13 @@
       </w:tr>
     </w:tbl>
     <w:p>
+      <w:pPr>
+        <w:spacing w:before="0" w:after="0" w:line="20" w:lineRule="exact"/>
+      </w:pPr>
       <w:r>
+        <w:rPr>
+          <w:sz w:val="2"/>
+        </w:rPr>
         <w:br w:type="page"/>
       </w:r>
     </w:p>
@@ -915,7 +921,13 @@
       </w:tr>
     </w:tbl>
     <w:p>
+      <w:pPr>
+        <w:spacing w:before="0" w:after="0" w:line="20" w:lineRule="exact"/>
+      </w:pPr>
       <w:r>
+        <w:rPr>
+          <w:sz w:val="2"/>
+        </w:rPr>
         <w:br w:type="page"/>
       </w:r>
     </w:p>
@@ -949,7 +961,7 @@
           <w:color w:val="4A5268"/>
           <w:sz w:val="19"/>
         </w:rPr>
-        <w:t>30-minute blocks · M–Th core + Friday FLEX. Slides/notes are PLANNED placeholders until Phases 3–4 land.</w:t>
+        <w:t>30-minute blocks · M–Th core + Friday FLEX. Chapter 1 follows the Chapter 1 Pacing Plan (Mon · Tue · Fri). Chapter 2 follows the Chapter 2 Pacing Plan (Wed · Thu). Rows for Chapters 3–7 keep their own block labels until their own phases.</w:t>
       </w:r>
     </w:p>
     <w:p>
@@ -1195,7 +1207,7 @@
                 <w:color w:val="4A5268"/>
                 <w:sz w:val="18"/>
               </w:rPr>
-              <w:t>Ch1 Block 1 — Observe &amp; Name</w:t>
+              <w:t>Ch1 Session 1 — Observe &amp; Name (24.5 min)</w:t>
             </w:r>
           </w:p>
         </w:tc>
@@ -1249,7 +1261,7 @@
                 <w:color w:val="4A5268"/>
                 <w:sz w:val="18"/>
               </w:rPr>
-              <w:t>Key Words · Model It · Draw/Label</w:t>
+              <w:t>Notes p. 1: BQ · V1 · N1</w:t>
             </w:r>
           </w:p>
         </w:tc>
@@ -1303,7 +1315,7 @@
                 <w:color w:val="4A5268"/>
                 <w:sz w:val="18"/>
               </w:rPr>
-              <w:t>exit ticket</w:t>
+              <w:t>notes (not graded)</w:t>
             </w:r>
           </w:p>
         </w:tc>
@@ -1359,7 +1371,7 @@
                 <w:color w:val="4A5268"/>
                 <w:sz w:val="18"/>
               </w:rPr>
-              <w:t>Ch1 Block 2 — Forms &amp; Stored</w:t>
+              <w:t>Ch1 Session 2 — Forms &amp; Stored Energy (24.5 min)</w:t>
             </w:r>
           </w:p>
         </w:tc>
@@ -1413,7 +1425,7 @@
                 <w:color w:val="4A5268"/>
                 <w:sz w:val="18"/>
               </w:rPr>
-              <w:t>Forms · Stored · Evidence table</w:t>
+              <w:t>Notes p. 2: N2 · V2 · N3</w:t>
             </w:r>
           </w:p>
         </w:tc>
@@ -1440,7 +1452,7 @@
                 <w:color w:val="4A5268"/>
                 <w:sz w:val="18"/>
               </w:rPr>
-              <w:t>Flashlight + salt demos</w:t>
+              <w:t>Rubber-band stretch (optional)</w:t>
             </w:r>
           </w:p>
         </w:tc>
@@ -1467,7 +1479,7 @@
                 <w:color w:val="4A5268"/>
                 <w:sz w:val="18"/>
               </w:rPr>
-              <w:t>exit ticket</w:t>
+              <w:t>notes (not graded)</w:t>
             </w:r>
           </w:p>
         </w:tc>
@@ -1523,7 +1535,7 @@
                 <w:color w:val="4A5268"/>
                 <w:sz w:val="18"/>
               </w:rPr>
-              <w:t>Ch2 Block 1</w:t>
+              <w:t>Ch2 Session 1 — Motion and Cause (24 min)</w:t>
             </w:r>
           </w:p>
         </w:tc>
@@ -1577,7 +1589,7 @@
                 <w:color w:val="4A5268"/>
                 <w:sz w:val="18"/>
               </w:rPr>
-              <w:t>Key Words · Model It · Draw/Label</w:t>
+              <w:t>Notes p. 1: BQ · V1 · N1, then V2</w:t>
             </w:r>
           </w:p>
         </w:tc>
@@ -1631,7 +1643,7 @@
                 <w:color w:val="4A5268"/>
                 <w:sz w:val="18"/>
               </w:rPr>
-              <w:t>exit ticket</w:t>
+              <w:t>notes (not graded)</w:t>
             </w:r>
           </w:p>
         </w:tc>
@@ -1687,7 +1699,7 @@
                 <w:color w:val="4A5268"/>
                 <w:sz w:val="18"/>
               </w:rPr>
-              <w:t>Ch2 Block 2</w:t>
+              <w:t>Ch2 Session 2 — Energy of Motion, Use &amp; Quiz (24 min)</w:t>
             </w:r>
           </w:p>
         </w:tc>
@@ -1714,7 +1726,7 @@
                 <w:color w:val="4A5268"/>
                 <w:sz w:val="18"/>
               </w:rPr>
-              <w:t>10–12</w:t>
+              <w:t>9–12</w:t>
             </w:r>
           </w:p>
         </w:tc>
@@ -1741,7 +1753,7 @@
                 <w:color w:val="4A5268"/>
                 <w:sz w:val="18"/>
               </w:rPr>
-              <w:t>Before/After · Example/Non-example</w:t>
+              <w:t>Notes p. 2–3: N2 · N3 · CHECK · BQ now</w:t>
             </w:r>
           </w:p>
         </w:tc>
@@ -1768,7 +1780,7 @@
                 <w:color w:val="4A5268"/>
                 <w:sz w:val="18"/>
               </w:rPr>
-              <w:t>—</w:t>
+              <w:t>Chapter 2 quiz (8 items, in hands at minute 12)</w:t>
             </w:r>
           </w:p>
         </w:tc>
@@ -1795,7 +1807,7 @@
                 <w:color w:val="4A5268"/>
                 <w:sz w:val="18"/>
               </w:rPr>
-              <w:t>exit ticket</w:t>
+              <w:t>QUIZ — GRADED (12 pts)</w:t>
             </w:r>
           </w:p>
         </w:tc>
@@ -1851,7 +1863,7 @@
                 <w:color w:val="4A5268"/>
                 <w:sz w:val="18"/>
               </w:rPr>
-              <w:t>FLEX — RECOVER/PRACTICE/EXTEND</w:t>
+              <w:t>Ch1 Session 3 — Recognize, Reflect &amp; QUIZ (25 min) · FLEX-day consolidation, no new vocabulary</w:t>
             </w:r>
           </w:p>
         </w:tc>
@@ -1878,7 +1890,7 @@
                 <w:color w:val="4A5268"/>
                 <w:sz w:val="18"/>
               </w:rPr>
-              <w:t>—</w:t>
+              <w:t>1–5</w:t>
             </w:r>
           </w:p>
         </w:tc>
@@ -1905,7 +1917,7 @@
                 <w:color w:val="4A5268"/>
                 <w:sz w:val="18"/>
               </w:rPr>
-              <w:t>—</w:t>
+              <w:t>Notes p. 3: N4 · CHECK · BQ now</w:t>
             </w:r>
           </w:p>
         </w:tc>
@@ -1932,7 +1944,7 @@
                 <w:color w:val="4A5268"/>
                 <w:sz w:val="18"/>
               </w:rPr>
-              <w:t>Energy Detectives · Moving Marbles (FLEX)</w:t>
+              <w:t>Chapter 1 quiz (9 items)</w:t>
             </w:r>
           </w:p>
         </w:tc>
@@ -1959,7 +1971,7 @@
                 <w:color w:val="4A5268"/>
                 <w:sz w:val="18"/>
               </w:rPr>
-              <w:t>not graded</w:t>
+              <w:t>QUIZ — GRADED (16 pts)</w:t>
             </w:r>
           </w:p>
         </w:tc>
@@ -2213,7 +2225,7 @@
                 <w:color w:val="4A5268"/>
                 <w:sz w:val="18"/>
               </w:rPr>
-              <w:t>Ch3 Block 1</w:t>
+              <w:t>Ch3 placeholder — speed relationship</w:t>
             </w:r>
           </w:p>
         </w:tc>
@@ -2267,7 +2279,7 @@
                 <w:color w:val="4A5268"/>
                 <w:sz w:val="18"/>
               </w:rPr>
-              <w:t>Key Words · Model It</w:t>
+              <w:t>Key words · same-object speed</w:t>
             </w:r>
           </w:p>
         </w:tc>
@@ -5074,14 +5086,20 @@
                 <w:color w:val="1A1D26"/>
                 <w:sz w:val="21"/>
               </w:rPr>
-              <w:t>Week 4 compresses Ch6 (2 blocks) + Ch7 (1 block) + Pom-Pom build + review + assessment into 5 days. Feasible only with the compact in-unit engineering cycle (RD-4) and a streamlined review. The 25Q/50pt final is ~30–45 min and may split Thu/Fri. See docs/playbook/UNIT1_PACING_CALENDAR.md.</w:t>
+              <w:t>Week 4 compresses Ch6 (2 blocks) + Ch7 (1 block) + Pom-Pom build + review + assessment into 5 days. Feasible only with the compact in-unit engineering cycle (RD-4) and a streamlined review. The 25Q/50pt final is ~30–45 min and may split Thu/Fri. See the Unit 1 Pacing Calendar.</w:t>
             </w:r>
           </w:p>
         </w:tc>
       </w:tr>
     </w:tbl>
     <w:p>
+      <w:pPr>
+        <w:spacing w:before="0" w:after="0" w:line="20" w:lineRule="exact"/>
+      </w:pPr>
       <w:r>
+        <w:rPr>
+          <w:sz w:val="2"/>
+        </w:rPr>
         <w:br w:type="page"/>
       </w:r>
     </w:p>
@@ -5626,7 +5644,13 @@
       </w:tr>
     </w:tbl>
     <w:p>
+      <w:pPr>
+        <w:spacing w:before="0" w:after="0" w:line="20" w:lineRule="exact"/>
+      </w:pPr>
       <w:r>
+        <w:rPr>
+          <w:sz w:val="2"/>
+        </w:rPr>
         <w:br w:type="page"/>
       </w:r>
     </w:p>
@@ -6198,7 +6222,7 @@
             </w:tcMar>
             <w:shd w:val="clear" w:color="auto" w:fill="#F6F7F9"/>
             <w:tcBorders>
-              <w:left w:val="single" w:sz="18" w:color="#1F2A5A"/>
+              <w:left w:val="single" w:sz="18" w:color="#0F5A5C"/>
             </w:tcBorders>
           </w:tcPr>
           <w:p>
@@ -6207,7 +6231,7 @@
                 <w:rFonts w:ascii="Avenir Next" w:hAnsi="Avenir Next"/>
                 <w:b/>
                 <w:i w:val="0"/>
-                <w:color w:val="1F2A5A"/>
+                <w:color w:val="0F5A5C"/>
                 <w:sz w:val="21"/>
               </w:rPr>
               <w:t xml:space="preserve">STATUS   </w:t>
@@ -6220,14 +6244,20 @@
                 <w:color w:val="1A1D26"/>
                 <w:sz w:val="21"/>
               </w:rPr>
-              <w:t>Chapter 1 Guided Notes are FINAL (AVAILABLE). Chapters 2–7 notes and all slide decks are being rebuilt in Phases 3–4 (add per-section Reader page refs, chapter badge, full-screen vocab cards, canonical slide sequence). Chapter 1 spread references are real; Chapters 2–7 spread references remain PLANNED placeholders until then.</w:t>
+              <w:t>Chapter 1 Guided Notes and slideshow are FINAL. Chapter 2 is a Phase 7.3 remediation candidate and is not frozen. Chapters 3–7 notes and slide decks are still placeholders.</w:t>
             </w:r>
           </w:p>
         </w:tc>
       </w:tr>
     </w:tbl>
     <w:p>
+      <w:pPr>
+        <w:spacing w:before="0" w:after="0" w:line="20" w:lineRule="exact"/>
+      </w:pPr>
       <w:r>
+        <w:rPr>
+          <w:sz w:val="2"/>
+        </w:rPr>
         <w:br w:type="page"/>
       </w:r>
     </w:p>
@@ -6558,7 +6588,7 @@
                 <w:color w:val="4A5268"/>
                 <w:sz w:val="18"/>
               </w:rPr>
-              <w:t>Ch1 AVAILABLE/FINAL · Ch2–7 PLANNED</w:t>
+              <w:t>Ch1 FINAL · Ch2 candidate · Ch3–7 PLANNED</w:t>
             </w:r>
           </w:p>
         </w:tc>
@@ -6585,7 +6615,7 @@
                 <w:color w:val="4A5268"/>
                 <w:sz w:val="18"/>
               </w:rPr>
-              <w:t>Ch1 AVAILABLE · Ch2–7 PLANNED</w:t>
+              <w:t>Ch1 AVAILABLE · Ch2 candidate · Ch3–7 PLANNED</w:t>
             </w:r>
           </w:p>
         </w:tc>
@@ -6942,7 +6972,7 @@
                 <w:color w:val="1A1D26"/>
                 <w:sz w:val="18"/>
               </w:rPr>
-              <w:t>Chapter quiz (Ch1)</w:t>
+              <w:t>Chapter quiz (Ch1–2)</w:t>
             </w:r>
           </w:p>
         </w:tc>
@@ -7023,7 +7053,7 @@
                 <w:color w:val="4A5268"/>
                 <w:sz w:val="18"/>
               </w:rPr>
-              <w:t>Formative (graded)</w:t>
+              <w:t>GRADED (raw + %)</w:t>
             </w:r>
           </w:p>
         </w:tc>
@@ -7050,7 +7080,7 @@
                 <w:color w:val="4A5268"/>
                 <w:sz w:val="18"/>
               </w:rPr>
-              <w:t>Ch1 AVAILABLE (9-item)</w:t>
+              <w:t>Ch1 (9) · Ch2 (8) AVAILABLE</w:t>
             </w:r>
           </w:p>
         </w:tc>
@@ -7160,7 +7190,7 @@
                 <w:color w:val="4A5268"/>
                 <w:sz w:val="18"/>
               </w:rPr>
-              <w:t>OPTIONAL/FLEX</w:t>
+              <w:t>OPTIONAL</w:t>
             </w:r>
           </w:p>
         </w:tc>
@@ -7187,7 +7217,7 @@
                 <w:color w:val="4A5268"/>
                 <w:sz w:val="18"/>
               </w:rPr>
-              <w:t>No</w:t>
+              <w:t>No (no points)</w:t>
             </w:r>
           </w:p>
         </w:tc>
@@ -7214,7 +7244,7 @@
                 <w:color w:val="4A5268"/>
                 <w:sz w:val="18"/>
               </w:rPr>
-              <w:t>AVAILABLE (reclassified)</w:t>
+              <w:t>AVAILABLE</w:t>
             </w:r>
           </w:p>
         </w:tc>
@@ -7241,7 +7271,7 @@
                 <w:color w:val="4A5268"/>
                 <w:sz w:val="18"/>
               </w:rPr>
-              <w:t>AVAILABLE</w:t>
+              <w:t>look-fors</w:t>
             </w:r>
           </w:p>
         </w:tc>
@@ -8725,7 +8755,7 @@
     </w:tbl>
     <w:p>
       <w:pPr>
-        <w:spacing w:before="0" w:after="400"/>
+        <w:spacing w:before="0" w:after="0"/>
       </w:pPr>
       <w:r>
         <w:rPr>
@@ -8733,13 +8763,19 @@
           <w:b w:val="0"/>
           <w:i/>
           <w:color w:val="4A5268"/>
-          <w:sz w:val="18"/>
+          <w:sz w:val="17"/>
         </w:rPr>
-        <w:t>Full matrix with master locations: docs/playbook/UNIT1_RESOURCE_MAP.md</w:t>
+        <w:t>Full matrix: Unit 1 Resource Map</w:t>
       </w:r>
     </w:p>
     <w:p>
+      <w:pPr>
+        <w:spacing w:before="0" w:after="0" w:line="20" w:lineRule="exact"/>
+      </w:pPr>
       <w:r>
+        <w:rPr>
+          <w:sz w:val="2"/>
+        </w:rPr>
         <w:br w:type="page"/>
       </w:r>
     </w:p>
@@ -9288,7 +9324,13 @@
       </w:r>
     </w:p>
     <w:p>
+      <w:pPr>
+        <w:spacing w:before="0" w:after="0" w:line="20" w:lineRule="exact"/>
+      </w:pPr>
       <w:r>
+        <w:rPr>
+          <w:sz w:val="2"/>
+        </w:rPr>
         <w:br w:type="page"/>
       </w:r>
     </w:p>
@@ -9546,7 +9588,7 @@
                 <w:color w:val="4A5268"/>
                 <w:sz w:val="18"/>
               </w:rPr>
-              <w:t>Electric pencil sharpener + pencil (Ch1) · marbles + cup (Ch2) · ramp + marble + cup (Ch3) · cup/balloon/salt + flashlight + warm water + thermometer + AA/AAA circuit (Ch4) · toy car + cup (Ch5) · wind-up timer (Ch6) · flashlight (Ch7)</w:t>
+              <w:t>Electric pencil sharpener + pencil (Ch1) · two identical marbles (Ch2) · ramp + marble + cup (Ch3) · cup/balloon/salt + flashlight + warm water + thermometer + AA/AAA circuit (Ch4) · toy car + cup (Ch5) · wind-up timer (Ch6) · flashlight (Ch7)</w:t>
             </w:r>
           </w:p>
         </w:tc>
@@ -9736,7 +9778,13 @@
       </w:r>
     </w:p>
     <w:p>
+      <w:pPr>
+        <w:spacing w:before="0" w:after="0" w:line="20" w:lineRule="exact"/>
+      </w:pPr>
       <w:r>
+        <w:rPr>
+          <w:sz w:val="2"/>
+        </w:rPr>
         <w:br w:type="page"/>
       </w:r>
     </w:p>
@@ -12693,7 +12741,13 @@
       </w:tr>
     </w:tbl>
     <w:p>
+      <w:pPr>
+        <w:spacing w:before="0" w:after="0" w:line="20" w:lineRule="exact"/>
+      </w:pPr>
       <w:r>
+        <w:rPr>
+          <w:sz w:val="2"/>
+        </w:rPr>
         <w:br w:type="page"/>
       </w:r>
     </w:p>
@@ -13978,7 +14032,13 @@
       </w:tr>
     </w:tbl>
     <w:p>
+      <w:pPr>
+        <w:spacing w:before="0" w:after="0" w:line="20" w:lineRule="exact"/>
+      </w:pPr>
       <w:r>
+        <w:rPr>
+          <w:sz w:val="2"/>
+        </w:rPr>
         <w:br w:type="page"/>
       </w:r>
     </w:p>
@@ -14280,7 +14340,13 @@
       </w:r>
     </w:p>
     <w:p>
+      <w:pPr>
+        <w:spacing w:before="0" w:after="0" w:line="20" w:lineRule="exact"/>
+      </w:pPr>
       <w:r>
+        <w:rPr>
+          <w:sz w:val="2"/>
+        </w:rPr>
         <w:br w:type="page"/>
       </w:r>
     </w:p>
@@ -14593,7 +14659,13 @@
       </w:r>
     </w:p>
     <w:p>
+      <w:pPr>
+        <w:spacing w:before="0" w:after="0" w:line="20" w:lineRule="exact"/>
+      </w:pPr>
       <w:r>
+        <w:rPr>
+          <w:sz w:val="2"/>
+        </w:rPr>
         <w:br w:type="page"/>
       </w:r>
     </w:p>
@@ -14612,7 +14684,7 @@
           <w:color w:val="1F2A5A"/>
           <w:sz w:val="28"/>
         </w:rPr>
-        <w:t>CHAPTER 1 — TEACHER SPREAD (PROTOTYPE)</w:t>
+        <w:t>CHAPTER 1 — TEACHER SPREAD</w:t>
       </w:r>
     </w:p>
     <w:tbl>
@@ -14832,7 +14904,7 @@
                 <w:color w:val="4A5268"/>
                 <w:sz w:val="18"/>
               </w:rPr>
-              <w:t>Where can we observe evidence of energy causing change? (TG Lesson 2 adds “What are some forms of energy?” → addressed by N2 on the notes)</w:t>
+              <w:t>Where can we observe evidence of energy causing change? (TG L2 “forms” question → N2)</w:t>
             </w:r>
           </w:p>
         </w:tc>
@@ -14888,7 +14960,7 @@
                 <w:color w:val="4A5268"/>
                 <w:sz w:val="18"/>
               </w:rPr>
-              <w:t>Printed 1–6 · PDF 7–12 (core instruction pp. 1–5; p. 6 = forward preview “Energy Can Move and Change”)</w:t>
+              <w:t>Printed pp. 1–6 (PDF 7–12) · core pp. 1–5 · p. 6 = forward preview</w:t>
             </w:r>
           </w:p>
         </w:tc>
@@ -14944,7 +15016,7 @@
                 <w:color w:val="4A5268"/>
                 <w:sz w:val="18"/>
               </w:rPr>
-              <w:t>Two 30-min blocks (Block 1 “Observe &amp; Name” · Block 2 “Forms &amp; Stored”)</w:t>
+              <w:t>3 sessions: Mon 24.5 · Tue 24.5 · Fri 25 min (incl. 13-min quiz). Authority: Chapter 1 Pacing Plan</w:t>
             </w:r>
           </w:p>
         </w:tc>
@@ -15000,7 +15072,7 @@
                 <w:color w:val="4A5268"/>
                 <w:sz w:val="18"/>
               </w:rPr>
-              <w:t>Guided Notes — AVAILABLE/FINAL (01-ch1-energy-causes-change-guided-notes, 3 pp) · practice — AVAILABLE · Energy Detectives (FLEX) — AVAILABLE</w:t>
+              <w:t>Guided Notes (3 pp, FINAL) · quiz (9 items, 16 pts) · practice (ungraded) · Energy Detectives (optional, ungraded)</w:t>
             </w:r>
           </w:p>
         </w:tc>
@@ -15056,7 +15128,7 @@
                 <w:color w:val="4A5268"/>
                 <w:sz w:val="18"/>
               </w:rPr>
-              <w:t>V1: energy · change (Reader p. 1) · V2: stored energy (Reader p. 4). evidence + position = Language of Instruction (no Reader page) → concept blanks in N1/N3.</w:t>
+              <w:t>V1 energy · change (p. 1) · V2 stored energy (p. 4). evidence + position = language of instruction → blanks in N1/N3.</w:t>
             </w:r>
           </w:p>
         </w:tc>
@@ -15112,7 +15184,7 @@
                 <w:color w:val="4A5268"/>
                 <w:sz w:val="18"/>
               </w:rPr>
-              <w:t>N1 Energy Causes Change (ENERGY→CHANGE→EVIDENCE) · N2 Energy Occurs in Different Forms (5-form table) · N3 Objects Can Store Energy (STORED→RELEASE→CHANGE + examples + position) · N4 Recognizing Evidence (BEFORE/AFTER + CHECK YOUR THINKING) · BQ · NOW I THINK</w:t>
+              <w:t>N1 Energy Causes Change · N2 Different Forms · N3 Objects Can Store Energy · N4 Recognizing Evidence (+ CHECK YOUR THINKING) · BQ · NOW I THINK</w:t>
             </w:r>
           </w:p>
         </w:tc>
@@ -15141,7 +15213,7 @@
                 <w:color w:val="1A1D26"/>
                 <w:sz w:val="18"/>
               </w:rPr>
-              <w:t>Lesson blocks (Block 1)</w:t>
+              <w:t>Session 1 · Mon (slides 1–3, 6–16)</w:t>
             </w:r>
           </w:p>
         </w:tc>
@@ -15168,7 +15240,7 @@
                 <w:color w:val="4A5268"/>
                 <w:sz w:val="18"/>
               </w:rPr>
-              <w:t>BQ → sharpener DEMO → discuss change → vocab cards (energy, change) → read pp. 1–2 → MODEL IT + DRAW/LABEL → exit</w:t>
+              <w:t>BQ + first thinking → sharpener DEMO → changes are clues → V1 cards + write → Reader p. 2 → N1 write + reveal. Notes p. 1.</w:t>
             </w:r>
           </w:p>
         </w:tc>
@@ -15197,7 +15269,7 @@
                 <w:color w:val="1A1D26"/>
                 <w:sz w:val="18"/>
               </w:rPr>
-              <w:t>Lesson blocks (Block 2)</w:t>
+              <w:t>Session 2 · Tue (slides 2, 17, 19–27)</w:t>
             </w:r>
           </w:p>
         </w:tc>
@@ -15224,7 +15296,7 @@
                 <w:color w:val="4A5268"/>
                 <w:sz w:val="18"/>
               </w:rPr>
-              <w:t>recall → read p. 3 (forms) → vocab card (stored) → read pp. 4–5 → FORMS + STORED + evidence table → application → return to BQ</w:t>
+              <w:t>Slide 18 OPTIONAL. BQ re-entry → forms (p. 3) → N2 write 5 examples → V2 card + write → still battery → position → N3 write + reveal. Notes p. 2.</w:t>
             </w:r>
           </w:p>
         </w:tc>
@@ -15253,7 +15325,7 @@
                 <w:color w:val="1A1D26"/>
                 <w:sz w:val="18"/>
               </w:rPr>
-              <w:t>What to project</w:t>
+              <w:t>Session 3 · Fri (slides 2, 28–31, 33 + quiz)</w:t>
             </w:r>
           </w:p>
         </w:tc>
@@ -15280,7 +15352,7 @@
                 <w:color w:val="4A5268"/>
                 <w:sz w:val="18"/>
               </w:rPr>
-              <w:t>01-ch1-energy-causes-change-slides.pptx — FINAL (45 slides, 16:9) · BQ 2/3/33 · V1 10–12 · V2 20–22 · N1 13–16 · N2 17–19 · N3 23–27 · N4 28–31 · demo 4, 6–9 · review 34–45 · Reader pp. 1–6</w:t>
+              <w:t>BQ re-entry → N4 draw BEFORE/AFTER → CHECK YOUR THINKING → BQ NOW I THINK → QUIZ (min 12–25). Notes p. 3. No new vocabulary. Quiz by minute 12 (see If short).</w:t>
             </w:r>
           </w:p>
         </w:tc>
@@ -15309,7 +15381,7 @@
                 <w:color w:val="1A1D26"/>
                 <w:sz w:val="18"/>
               </w:rPr>
-              <w:t>What students do</w:t>
+              <w:t>What to project</w:t>
             </w:r>
           </w:p>
         </w:tc>
@@ -15336,14 +15408,20 @@
                 <w:color w:val="4A5268"/>
                 <w:sz w:val="18"/>
               </w:rPr>
-              <w:t>Predict → observe → fill Key Words → complete ENERGY→CHANGE→EVIDENCE model → draw before/after → record evidence → answer Big Question</w:t>
+              <w:t>01-ch1-energy-causes-change-slides.pptx — FINAL (45 slides, 16:9) · BQ 2/3/33 · V1 10–12 · V2 20–22 · N1 13–16 · N2 17, 19 · N3 23–27 · N4 28–31 · demo 6–9 · optional 4–5, 18, 32, 34–45</w:t>
             </w:r>
           </w:p>
         </w:tc>
       </w:tr>
     </w:tbl>
     <w:p>
+      <w:pPr>
+        <w:spacing w:before="0" w:after="0" w:line="20" w:lineRule="exact"/>
+      </w:pPr>
       <w:r>
+        <w:rPr>
+          <w:sz w:val="2"/>
+        </w:rPr>
         <w:br w:type="page"/>
       </w:r>
     </w:p>
@@ -15515,7 +15593,7 @@
                 <w:color w:val="4A5268"/>
                 <w:sz w:val="18"/>
               </w:rPr>
-              <w:t>Electric Pencil Sharpener (live DEMO). Flashlight + cup/balloon/salt as secondary demos.</w:t>
+              <w:t>Electric Pencil Sharpener (live DEMO, slides 6–9). Optional: stretch a rubber band (slide 25, 30 s). There is no salt/balloon demo in Chapter 1 (that is Chapter 4).</w:t>
             </w:r>
           </w:p>
         </w:tc>
@@ -15571,7 +15649,7 @@
                 <w:color w:val="4A5268"/>
                 <w:sz w:val="18"/>
               </w:rPr>
-              <w:t>Electric sharpener + unsharpened pencil · flashlight + D-cell · cup + balloon + salt</w:t>
+              <w:t>Electric sharpener + unsharpened pencil · optional rubber band · (optional Energy Detectives: flashlight + battery)</w:t>
             </w:r>
           </w:p>
         </w:tc>
@@ -15627,7 +15705,7 @@
                 <w:color w:val="4A5268"/>
                 <w:sz w:val="18"/>
               </w:rPr>
-              <w:t>Sharpener on stable surface · balloon drumhead pre-stretched · flashlight checked</w:t>
+              <w:t>Sharpener on a stable, visible surface · dull pencil ready</w:t>
             </w:r>
           </w:p>
         </w:tc>
@@ -15907,7 +15985,7 @@
                 <w:color w:val="4A5268"/>
                 <w:sz w:val="18"/>
               </w:rPr>
-              <w:t>Do not introduce transfer/transformation or kinetic/potential. Keep p. 6 as a forward preview only.</w:t>
+              <w:t>Do not introduce transfer/transformation or kinetic/potential. Keep p. 6 a forward preview. Reader says “evidence, or proof”: teach EVIDENCE; accept “proof” once, restate “evidence.”</w:t>
             </w:r>
           </w:p>
         </w:tc>
@@ -15963,7 +16041,7 @@
                 <w:color w:val="4A5268"/>
                 <w:sz w:val="18"/>
               </w:rPr>
-              <w:t>Cut the cup/balloon/salt demo · move Energy Detectives to Friday FLEX.</w:t>
+              <w:t>Real cuts in the Chapter 1 Pacing Plan (skip slides 4–5, 13, 18; hard stop at minute 24). Friday: quiz by minute 12 (N4 &gt; BQ &gt; CHECK). Never shorten the quiz.</w:t>
             </w:r>
           </w:p>
         </w:tc>
@@ -16019,7 +16097,7 @@
                 <w:color w:val="4A5268"/>
                 <w:sz w:val="18"/>
               </w:rPr>
-              <w:t>Exit ticket (formative) · notes completion (not graded). Scored chapter item: Chapter 1 quiz (9-item, end of chapter).</w:t>
+              <w:t>Notes: not graded · Quiz Fri (9 items · 16 pts · raw + %) · open/closed note = teacher choice · practice = ungraded take-home</w:t>
             </w:r>
           </w:p>
         </w:tc>
@@ -16075,7 +16153,7 @@
                 <w:color w:val="4A5268"/>
                 <w:sz w:val="18"/>
               </w:rPr>
-              <w:t>Absent-student recovery guide — curriculum/chapter-01/student/recovery/01-ch1-absent-student-recovery.md</w:t>
+              <w:t>Chapter 1 Absent-Student Recovery guide</w:t>
             </w:r>
           </w:p>
         </w:tc>
@@ -16131,14 +16209,20 @@
                 <w:color w:val="4A5268"/>
                 <w:sz w:val="18"/>
               </w:rPr>
-              <w:t>Chapter 2 — Moving Objects Have Energy (marble collision demo).</w:t>
+              <w:t>Chapter 2 (Wed 10/14) — marble collision demo.</w:t>
             </w:r>
           </w:p>
         </w:tc>
       </w:tr>
     </w:tbl>
     <w:p>
+      <w:pPr>
+        <w:spacing w:before="0" w:after="0" w:line="20" w:lineRule="exact"/>
+      </w:pPr>
       <w:r>
+        <w:rPr>
+          <w:sz w:val="2"/>
+        </w:rPr>
         <w:br w:type="page"/>
       </w:r>
     </w:p>
@@ -16625,7 +16709,7 @@
                 <w:color w:val="4A5268"/>
                 <w:sz w:val="18"/>
               </w:rPr>
-              <w:t>Each change is evidence of energy. Energy = the ability to cause change (Reader p. 1). Build ENERGY → CHANGE → EVIDENCE on the board.</w:t>
+              <w:t>Each change is evidence of energy. Energy = the ability to cause change (Reader p. 1). Build ENERGY → CHANGE → EVIDENCE on the board (students write the checked word in the open last box of their notes N1 model).</w:t>
             </w:r>
           </w:p>
         </w:tc>
@@ -16681,7 +16765,7 @@
                 <w:color w:val="4A5268"/>
                 <w:sz w:val="18"/>
               </w:rPr>
-              <w:t>Do not claim the tip warms up as student-observed heat (TG “Know the Science 1” — optional, teacher-observed only). No “mechanical/electrical energy” required terms.</w:t>
+              <w:t>Do not claim the tip warms up as student-observed heat (TG “Know the Science 1” — optional, teacher-observed only). Do not require “mechanical energy.” (“Electrical energy” is one of the five Reader forms taught in N2 — students may name it, but it is not needed to explain the sharpener.)</w:t>
             </w:r>
           </w:p>
         </w:tc>
@@ -16800,7 +16884,13 @@
       </w:tr>
     </w:tbl>
     <w:p>
+      <w:pPr>
+        <w:spacing w:before="0" w:after="0" w:line="20" w:lineRule="exact"/>
+      </w:pPr>
       <w:r>
+        <w:rPr>
+          <w:sz w:val="2"/>
+        </w:rPr>
         <w:br w:type="page"/>
       </w:r>
     </w:p>
@@ -16862,7 +16952,7 @@
                 <w:color w:val="1F2A5A"/>
                 <w:sz w:val="21"/>
               </w:rPr>
-              <w:t xml:space="preserve">FILE   </w:t>
+              <w:t xml:space="preserve">DECK   </w:t>
             </w:r>
             <w:r>
               <w:rPr>
@@ -16872,7 +16962,7 @@
                 <w:color w:val="1A1D26"/>
                 <w:sz w:val="21"/>
               </w:rPr>
-              <w:t>production/slides/01-ch1-energy-causes-change-slides.pptx — 45 slides (16:9). Rendered PDF + 45 PNG previews alongside. Speaker notes on every slide (MODE · TIME · ASK · LISTEN FOR · REVEAL · NEXT).</w:t>
+              <w:t>45 slides (16:9). Speaker notes: MODE · TIME · PLAN · ASK · LISTEN FOR · REVEAL · NEXT.</w:t>
             </w:r>
           </w:p>
         </w:tc>
@@ -17309,7 +17399,7 @@
                 <w:color w:val="4A5268"/>
                 <w:sz w:val="18"/>
               </w:rPr>
-              <w:t>13 = definition · 14 = ENERGY → CHANGE → EVIDENCE model · 15 = write · 16 = reveal (cause · change · evidence)</w:t>
+              <w:t>13 = definition · 14 = seashore + ENERGY → CHANGE → ? · 15 = write · 16 = reveal + full model (copy word into open box)</w:t>
             </w:r>
           </w:p>
         </w:tc>
@@ -17392,7 +17482,7 @@
                 <w:color w:val="4A5268"/>
                 <w:sz w:val="18"/>
               </w:rPr>
-              <w:t>17 = five forms · 18 = clap check · 19 = 5-row form/example table</w:t>
+              <w:t>17 = five forms · 18 = clap check (optional) · 19 = write 5 examples</w:t>
             </w:r>
           </w:p>
         </w:tc>
@@ -17475,7 +17565,7 @@
                 <w:color w:val="4A5268"/>
                 <w:sz w:val="18"/>
               </w:rPr>
-              <w:t>23 = still-battery predict · 24 = position · 25 = STORED → RELEASE → CHANGE model · 26 = write · 27 = reveal (position)</w:t>
+              <w:t>23 = battery PREDICT · 24 = position · 25 = STORED → RELEASE → CHANGE · 26 = write · 27 = reveal + samples</w:t>
             </w:r>
           </w:p>
         </w:tc>
@@ -17558,7 +17648,7 @@
                 <w:color w:val="4A5268"/>
                 <w:sz w:val="18"/>
               </w:rPr>
-              <w:t>28 = evidence concept · 29 = BEFORE/AFTER draw · 30 = CHECK YOUR THINKING write · 31 = sample + classify</w:t>
+              <w:t>28 = clues · 29 = BEFORE/AFTER draw · 30 = CHECK write · 31 = sample reveal</w:t>
             </w:r>
           </w:p>
         </w:tc>
@@ -17641,7 +17731,7 @@
                 <w:color w:val="4A5268"/>
                 <w:sz w:val="18"/>
               </w:rPr>
-              <w:t>4 = light-switch change · 6 = observe dull pencil · 7 = predict · 8 = before/after · 9 = change = evidence</w:t>
+              <w:t>4–5 optional hook · 6 = observe · 7 = predict · 8 = before/after · 9 = changes are clues</w:t>
             </w:r>
           </w:p>
         </w:tc>
@@ -17807,7 +17897,7 @@
                 <w:color w:val="4A5268"/>
                 <w:sz w:val="18"/>
               </w:rPr>
-              <w:t>6 multiple-choice (A/B/C/D) — question state then answer state; letters shuffled A/B/C/D/B/C</w:t>
+              <w:t>Optional: 6 MC (A/B/C/D); correct letters C·A·D·B·A·C</w:t>
             </w:r>
           </w:p>
         </w:tc>
@@ -17825,11 +17915,17 @@
           <w:color w:val="4A5268"/>
           <w:sz w:val="18"/>
         </w:rPr>
-        <w:t>Reader cues on-slide: V1/N1 pp. 1–2 · N2 p. 3 · V2/N3 pp. 4–5 · N4 pp. 1–6 · BQ p. 1. Timing: two 30-min blocks (Block 1 = slides 1–12 · Block 2 = slides 13–33) + review slides 34–45 as a third short block or Friday FLEX.</w:t>
+        <w:t>Reader cues on-slide: V1/N1 pp. 1–2 · N2 p. 3 · V2/N3 pp. 4–5 · N4 pp. 1–5 · BQ p. 1. Timing: Chapter 1 Pacing Plan (S2 = 2, 17, 19–27; 18 optional).</w:t>
       </w:r>
     </w:p>
     <w:p>
+      <w:pPr>
+        <w:spacing w:before="0" w:after="0" w:line="20" w:lineRule="exact"/>
+      </w:pPr>
       <w:r>
+        <w:rPr>
+          <w:sz w:val="2"/>
+        </w:rPr>
         <w:br w:type="page"/>
       </w:r>
     </w:p>
@@ -17848,7 +17944,7 @@
           <w:color w:val="1F2A5A"/>
           <w:sz w:val="28"/>
         </w:rPr>
-        <w:t>CHAPTER 1 — SUPPORTING RESOURCE INDEX (PHASE 5)</w:t>
+        <w:t>CHAPTER 1 — SUPPORTING RESOURCE INDEX</w:t>
       </w:r>
     </w:p>
     <w:tbl>
@@ -17901,7 +17997,7 @@
                 <w:color w:val="1A1D26"/>
                 <w:sz w:val="21"/>
               </w:rPr>
-              <w:t>Lean ecosystem: every resource has a distinct instructional job; nothing merely repeats the Guided Notes. Guided Notes (primary) + Science Journal (secondary) + a separate worksheet only for a distinct apply task.</w:t>
+              <w:t>Lean ecosystem: every resource has one distinct job; nothing repeats the Guided Notes.</w:t>
             </w:r>
           </w:p>
         </w:tc>
@@ -18221,7 +18317,7 @@
                 <w:color w:val="4A5268"/>
                 <w:sz w:val="18"/>
               </w:rPr>
-              <w:t>Blocks 1–2 (notes write)</w:t>
+              <w:t>Sessions 1–3 (notes write)</w:t>
             </w:r>
           </w:p>
         </w:tc>
@@ -18385,7 +18481,7 @@
                 <w:color w:val="4A5268"/>
                 <w:sz w:val="18"/>
               </w:rPr>
-              <w:t>Blocks 1–2 + review</w:t>
+              <w:t>Sessions 1–3 + optional review</w:t>
             </w:r>
           </w:p>
         </w:tc>
@@ -18495,7 +18591,7 @@
                 <w:color w:val="4A5268"/>
                 <w:sz w:val="18"/>
               </w:rPr>
-              <w:t>REQUIRED</w:t>
+              <w:t>RECOMMENDED</w:t>
             </w:r>
           </w:p>
         </w:tc>
@@ -18549,7 +18645,7 @@
                 <w:color w:val="4A5268"/>
                 <w:sz w:val="18"/>
               </w:rPr>
-              <w:t>Block 2 application</w:t>
+              <w:t>Take-home after Session 2</w:t>
             </w:r>
           </w:p>
         </w:tc>
@@ -18605,7 +18701,7 @@
                 <w:color w:val="1A1D26"/>
                 <w:sz w:val="18"/>
               </w:rPr>
-              <w:t>Chapter quiz (9-item)</w:t>
+              <w:t>Chapter quiz (9 items · 16 pts)</w:t>
             </w:r>
           </w:p>
         </w:tc>
@@ -18686,7 +18782,7 @@
                 <w:color w:val="4A5268"/>
                 <w:sz w:val="18"/>
               </w:rPr>
-              <w:t>Formative (graded)</w:t>
+              <w:t>GRADED (raw + %)</w:t>
             </w:r>
           </w:p>
         </w:tc>
@@ -18713,7 +18809,7 @@
                 <w:color w:val="4A5268"/>
                 <w:sz w:val="18"/>
               </w:rPr>
-              <w:t>End of chapter</w:t>
+              <w:t>Fri · Session 3 · min 12–25</w:t>
             </w:r>
           </w:p>
         </w:tc>
@@ -18796,7 +18892,7 @@
                 <w:color w:val="4A5268"/>
                 <w:sz w:val="18"/>
               </w:rPr>
-              <w:t>MASTER_CURRICULUM_MAP.md (2 prompts)</w:t>
+              <w:t>Chapter 1 Science Journal prompts</w:t>
             </w:r>
           </w:p>
         </w:tc>
@@ -18960,7 +19056,7 @@
                 <w:color w:val="4A5268"/>
                 <w:sz w:val="18"/>
               </w:rPr>
-              <w:t>student/recovery/01-ch1-absent-student-recovery.md</w:t>
+              <w:t>Chapter 1 Absent-Student Recovery</w:t>
             </w:r>
           </w:p>
         </w:tc>
@@ -19151,7 +19247,7 @@
                 <w:color w:val="4A5268"/>
                 <w:sz w:val="18"/>
               </w:rPr>
-              <w:t>OPTIONAL/FLEX</w:t>
+              <w:t>OPTIONAL</w:t>
             </w:r>
           </w:p>
         </w:tc>
@@ -19178,7 +19274,7 @@
                 <w:color w:val="4A5268"/>
                 <w:sz w:val="18"/>
               </w:rPr>
-              <w:t>Not graded</w:t>
+              <w:t>Not graded (no points)</w:t>
             </w:r>
           </w:p>
         </w:tc>
@@ -19205,7 +19301,7 @@
                 <w:color w:val="4A5268"/>
                 <w:sz w:val="18"/>
               </w:rPr>
-              <w:t>Friday FLEX</w:t>
+              <w:t>After the quiz / later FLEX</w:t>
             </w:r>
           </w:p>
         </w:tc>
@@ -19232,7 +19328,7 @@
                 <w:color w:val="4A5268"/>
                 <w:sz w:val="18"/>
               </w:rPr>
-              <w:t>key AVAILABLE</w:t>
+              <w:t>look-fors AVAILABLE</w:t>
             </w:r>
           </w:p>
         </w:tc>
@@ -19261,7 +19357,7 @@
                 <w:color w:val="1A1D26"/>
                 <w:sz w:val="18"/>
               </w:rPr>
-              <w:t>Friday FLEX</w:t>
+              <w:t>Friday FLEX bank</w:t>
             </w:r>
           </w:p>
         </w:tc>
@@ -19288,7 +19384,7 @@
                 <w:color w:val="4A5268"/>
                 <w:sz w:val="18"/>
               </w:rPr>
-              <w:t>student/01-ch1-friday-flex.md</w:t>
+              <w:t>Chapter 1 Friday FLEX</w:t>
             </w:r>
           </w:p>
         </w:tc>
@@ -19369,7 +19465,7 @@
                 <w:color w:val="4A5268"/>
                 <w:sz w:val="18"/>
               </w:rPr>
-              <w:t>Friday</w:t>
+              <w:t>FLEX days after the quiz</w:t>
             </w:r>
           </w:p>
         </w:tc>
@@ -19425,7 +19521,7 @@
                 <w:color w:val="1A1D26"/>
                 <w:sz w:val="18"/>
               </w:rPr>
-              <w:t>Study-guide contribution</w:t>
+              <w:t>Study guide + assessment trace</w:t>
             </w:r>
           </w:p>
         </w:tc>
@@ -19452,171 +19548,7 @@
                 <w:color w:val="4A5268"/>
                 <w:sz w:val="18"/>
               </w:rPr>
-              <w:t>docs/chapter-01/CH1_STUDY_GUIDE_CONTRIBUTION.md</w:t>
-            </w:r>
-          </w:p>
-        </w:tc>
-        <w:tc>
-          <w:tcPr>
-            <w:tcW w:type="dxa" w:w="1368"/>
-            <w:tcMar>
-              <w:top w:w="36" w:type="dxa"/>
-              <w:left w:w="60" w:type="dxa"/>
-              <w:bottom w:w="36" w:type="dxa"/>
-              <w:right w:w="60" w:type="dxa"/>
-            </w:tcMar>
-            <w:vAlign w:val="center"/>
-            <w:tcBorders>
-              <w:bottom w:val="single" w:sz="4" w:color="#D8DCE4"/>
-            </w:tcBorders>
-          </w:tcPr>
-          <w:p>
-            <w:r>
-              <w:rPr>
-                <w:rFonts w:ascii="Avenir Next" w:hAnsi="Avenir Next"/>
-                <w:b w:val="0"/>
-                <w:i w:val="0"/>
-                <w:color w:val="4A5268"/>
-                <w:sz w:val="18"/>
-              </w:rPr>
-              <w:t>REFERENCE</w:t>
-            </w:r>
-          </w:p>
-        </w:tc>
-        <w:tc>
-          <w:tcPr>
-            <w:tcW w:type="dxa" w:w="1368"/>
-            <w:tcMar>
-              <w:top w:w="36" w:type="dxa"/>
-              <w:left w:w="60" w:type="dxa"/>
-              <w:bottom w:w="36" w:type="dxa"/>
-              <w:right w:w="60" w:type="dxa"/>
-            </w:tcMar>
-            <w:vAlign w:val="center"/>
-            <w:tcBorders>
-              <w:bottom w:val="single" w:sz="4" w:color="#D8DCE4"/>
-            </w:tcBorders>
-          </w:tcPr>
-          <w:p>
-            <w:r>
-              <w:rPr>
-                <w:rFonts w:ascii="Avenir Next" w:hAnsi="Avenir Next"/>
-                <w:b w:val="0"/>
-                <w:i w:val="0"/>
-                <w:color w:val="4A5268"/>
-                <w:sz w:val="18"/>
-              </w:rPr>
-              <w:t>—</w:t>
-            </w:r>
-          </w:p>
-        </w:tc>
-        <w:tc>
-          <w:tcPr>
-            <w:tcW w:type="dxa" w:w="1512"/>
-            <w:tcMar>
-              <w:top w:w="36" w:type="dxa"/>
-              <w:left w:w="60" w:type="dxa"/>
-              <w:bottom w:w="36" w:type="dxa"/>
-              <w:right w:w="60" w:type="dxa"/>
-            </w:tcMar>
-            <w:vAlign w:val="center"/>
-            <w:tcBorders>
-              <w:bottom w:val="single" w:sz="4" w:color="#D8DCE4"/>
-            </w:tcBorders>
-          </w:tcPr>
-          <w:p>
-            <w:r>
-              <w:rPr>
-                <w:rFonts w:ascii="Avenir Next" w:hAnsi="Avenir Next"/>
-                <w:b w:val="0"/>
-                <w:i w:val="0"/>
-                <w:color w:val="4A5268"/>
-                <w:sz w:val="18"/>
-              </w:rPr>
-              <w:t>Unit assembly</w:t>
-            </w:r>
-          </w:p>
-        </w:tc>
-        <w:tc>
-          <w:tcPr>
-            <w:tcW w:type="dxa" w:w="1152"/>
-            <w:tcMar>
-              <w:top w:w="36" w:type="dxa"/>
-              <w:left w:w="60" w:type="dxa"/>
-              <w:bottom w:w="36" w:type="dxa"/>
-              <w:right w:w="60" w:type="dxa"/>
-            </w:tcMar>
-            <w:vAlign w:val="center"/>
-            <w:tcBorders>
-              <w:bottom w:val="single" w:sz="4" w:color="#D8DCE4"/>
-            </w:tcBorders>
-          </w:tcPr>
-          <w:p>
-            <w:r>
-              <w:rPr>
-                <w:rFonts w:ascii="Avenir Next" w:hAnsi="Avenir Next"/>
-                <w:b w:val="0"/>
-                <w:i w:val="0"/>
-                <w:color w:val="4A5268"/>
-                <w:sz w:val="18"/>
-              </w:rPr>
-              <w:t>—</w:t>
-            </w:r>
-          </w:p>
-        </w:tc>
-      </w:tr>
-      <w:tr>
-        <w:tc>
-          <w:tcPr>
-            <w:tcW w:type="dxa" w:w="1944"/>
-            <w:tcMar>
-              <w:top w:w="36" w:type="dxa"/>
-              <w:left w:w="60" w:type="dxa"/>
-              <w:bottom w:w="36" w:type="dxa"/>
-              <w:right w:w="60" w:type="dxa"/>
-            </w:tcMar>
-            <w:vAlign w:val="center"/>
-            <w:tcBorders>
-              <w:bottom w:val="single" w:sz="4" w:color="#D8DCE4"/>
-            </w:tcBorders>
-          </w:tcPr>
-          <w:p>
-            <w:r>
-              <w:rPr>
-                <w:rFonts w:ascii="Avenir Next" w:hAnsi="Avenir Next"/>
-                <w:b/>
-                <w:i w:val="0"/>
-                <w:color w:val="1A1D26"/>
-                <w:sz w:val="18"/>
-              </w:rPr>
-              <w:t>Assessment trace</w:t>
-            </w:r>
-          </w:p>
-        </w:tc>
-        <w:tc>
-          <w:tcPr>
-            <w:tcW w:type="dxa" w:w="2736"/>
-            <w:tcMar>
-              <w:top w:w="36" w:type="dxa"/>
-              <w:left w:w="60" w:type="dxa"/>
-              <w:bottom w:w="36" w:type="dxa"/>
-              <w:right w:w="60" w:type="dxa"/>
-            </w:tcMar>
-            <w:vAlign w:val="center"/>
-            <w:tcBorders>
-              <w:bottom w:val="single" w:sz="4" w:color="#D8DCE4"/>
-            </w:tcBorders>
-          </w:tcPr>
-          <w:p>
-            <w:r>
-              <w:rPr>
-                <w:rFonts w:ascii="Avenir Next" w:hAnsi="Avenir Next"/>
-                <w:b w:val="0"/>
-                <w:i w:val="0"/>
-                <w:color w:val="4A5268"/>
-                <w:sz w:val="18"/>
-              </w:rPr>
-              <w:t>docs/chapter-01/CH1_ASSESSMENT_TRACE.md</w:t>
+              <w:t>Chapter 1 Study Guide + Assessment Trace</w:t>
             </w:r>
           </w:p>
         </w:tc>
@@ -19780,14 +19712,5013 @@
                 <w:color w:val="1A1D26"/>
                 <w:sz w:val="21"/>
               </w:rPr>
-              <w:t>No new student handout or teacher key was created in Phase 5. The practice page is a distinct APPLY task (evidence judgment, not note recopy), so it is kept. Science Journal is already covered by two daily prompts. Energy Detectives is reclassified OPTIONAL/FLEX.</w:t>
+              <w:t>Practice = ungraded take-home (distinct APPLY task). Science Journal = two daily prompts. Energy Detectives = optional, no points. Pacing: Chapter 1 Pacing Plan.</w:t>
             </w:r>
           </w:p>
         </w:tc>
       </w:tr>
     </w:tbl>
     <w:p>
+      <w:pPr>
+        <w:spacing w:before="0" w:after="0" w:line="20" w:lineRule="exact"/>
+      </w:pPr>
       <w:r>
+        <w:rPr>
+          <w:sz w:val="2"/>
+        </w:rPr>
+        <w:br w:type="page"/>
+      </w:r>
+    </w:p>
+    <w:p>
+      <w:pPr>
+        <w:spacing w:before="2400" w:after="600"/>
+        <w:pBdr>
+          <w:bottom w:val="single" w:sz="10" w:color="#1A1D26"/>
+        </w:pBdr>
+      </w:pPr>
+      <w:r>
+        <w:rPr>
+          <w:rFonts w:ascii="Avenir Next" w:hAnsi="Avenir Next"/>
+          <w:b/>
+          <w:i w:val="0"/>
+          <w:color w:val="0F5A5C"/>
+          <w:sz w:val="28"/>
+        </w:rPr>
+        <w:t>CHAPTER 2 — TEACHER SPREAD</w:t>
+      </w:r>
+    </w:p>
+    <w:tbl>
+      <w:tblPr>
+        <w:tblW w:type="auto" w:w="0"/>
+        <w:tblLook w:firstColumn="1" w:firstRow="1" w:lastColumn="0" w:lastRow="0" w:noHBand="0" w:noVBand="1" w:val="04A0"/>
+        <w:tblBorders>
+          <w:top w:val="none"/>
+          <w:left w:val="none"/>
+          <w:bottom w:val="none"/>
+          <w:right w:val="none"/>
+          <w:insideH w:val="none"/>
+          <w:insideV w:val="none"/>
+        </w:tblBorders>
+      </w:tblPr>
+      <w:tblGrid>
+        <w:gridCol w:w="10080"/>
+      </w:tblGrid>
+      <w:tr>
+        <w:tc>
+          <w:tcPr>
+            <w:tcW w:type="dxa" w:w="6624"/>
+            <w:tcMar>
+              <w:top w:w="60" w:type="dxa"/>
+              <w:left w:w="120" w:type="dxa"/>
+              <w:bottom w:w="60" w:type="dxa"/>
+              <w:right w:w="120" w:type="dxa"/>
+            </w:tcMar>
+            <w:shd w:val="clear" w:color="auto" w:fill="#0F5A5C"/>
+            <w:vAlign w:val="center"/>
+          </w:tcPr>
+          <w:p>
+            <w:r>
+              <w:rPr>
+                <w:rFonts w:ascii="Avenir Next" w:hAnsi="Avenir Next"/>
+                <w:b/>
+                <w:i w:val="0"/>
+                <w:color w:val="FFFFFF"/>
+                <w:sz w:val="22"/>
+              </w:rPr>
+              <w:t>CHAPTER 2 · MOVING OBJECTS HAVE ENERGY</w:t>
+            </w:r>
+          </w:p>
+        </w:tc>
+      </w:tr>
+    </w:tbl>
+    <w:p>
+      <w:pPr>
+        <w:spacing w:before="0" w:after="200"/>
+      </w:pPr>
+    </w:p>
+    <w:tbl>
+      <w:tblPr>
+        <w:tblW w:type="auto" w:w="0"/>
+        <w:tblLook w:firstColumn="1" w:firstRow="1" w:lastColumn="0" w:lastRow="0" w:noHBand="0" w:noVBand="1" w:val="04A0"/>
+        <w:tblBorders>
+          <w:top w:val="none"/>
+          <w:left w:val="none"/>
+          <w:bottom w:val="none"/>
+          <w:right w:val="none"/>
+          <w:insideH w:val="none"/>
+          <w:insideV w:val="none"/>
+        </w:tblBorders>
+      </w:tblPr>
+      <w:tblGrid>
+        <w:gridCol w:w="10080"/>
+      </w:tblGrid>
+      <w:tr>
+        <w:tc>
+          <w:tcPr>
+            <w:tcW w:type="dxa" w:w="10080"/>
+            <w:tcMar>
+              <w:top w:w="70" w:type="dxa"/>
+              <w:left w:w="110" w:type="dxa"/>
+              <w:bottom w:w="70" w:type="dxa"/>
+              <w:right w:w="110" w:type="dxa"/>
+            </w:tcMar>
+            <w:shd w:val="clear" w:color="auto" w:fill="#0F5A5C"/>
+            <w:vAlign w:val="center"/>
+          </w:tcPr>
+          <w:p>
+            <w:r>
+              <w:rPr>
+                <w:rFonts w:ascii="Avenir Next" w:hAnsi="Avenir Next"/>
+                <w:b/>
+                <w:i w:val="0"/>
+                <w:color w:val="FFFFFF"/>
+                <w:sz w:val="24"/>
+              </w:rPr>
+              <w:t>LEFT PAGE — TEACH IT</w:t>
+            </w:r>
+          </w:p>
+        </w:tc>
+      </w:tr>
+    </w:tbl>
+    <w:tbl>
+      <w:tblPr>
+        <w:tblW w:type="auto" w:w="0"/>
+        <w:tblLayout w:type="fixed"/>
+        <w:tblLook w:firstColumn="1" w:firstRow="1" w:lastColumn="0" w:lastRow="0" w:noHBand="0" w:noVBand="1" w:val="04A0"/>
+        <w:tblBorders>
+          <w:top w:val="none"/>
+          <w:left w:val="none"/>
+          <w:bottom w:val="none"/>
+          <w:right w:val="none"/>
+          <w:insideH w:val="none"/>
+          <w:insideV w:val="none"/>
+        </w:tblBorders>
+      </w:tblPr>
+      <w:tblGrid>
+        <w:gridCol w:w="5040"/>
+        <w:gridCol w:w="5040"/>
+      </w:tblGrid>
+      <w:tr>
+        <w:trPr>
+          <w:tblHeader w:val="true"/>
+        </w:trPr>
+        <w:tc>
+          <w:tcPr>
+            <w:tcW w:type="dxa" w:w="2304"/>
+            <w:tcMar>
+              <w:top w:w="40" w:type="dxa"/>
+              <w:left w:w="60" w:type="dxa"/>
+              <w:bottom w:w="40" w:type="dxa"/>
+              <w:right w:w="60" w:type="dxa"/>
+            </w:tcMar>
+            <w:shd w:val="clear" w:color="auto" w:fill="#1A1D26"/>
+            <w:vAlign w:val="center"/>
+          </w:tcPr>
+          <w:p>
+            <w:r>
+              <w:rPr>
+                <w:rFonts w:ascii="Avenir Next" w:hAnsi="Avenir Next"/>
+                <w:b/>
+                <w:i w:val="0"/>
+                <w:color w:val="FFFFFF"/>
+                <w:sz w:val="18"/>
+              </w:rPr>
+              <w:t>FIELD</w:t>
+            </w:r>
+          </w:p>
+        </w:tc>
+        <w:tc>
+          <w:tcPr>
+            <w:tcW w:type="dxa" w:w="7776"/>
+            <w:tcMar>
+              <w:top w:w="40" w:type="dxa"/>
+              <w:left w:w="60" w:type="dxa"/>
+              <w:bottom w:w="40" w:type="dxa"/>
+              <w:right w:w="60" w:type="dxa"/>
+            </w:tcMar>
+            <w:shd w:val="clear" w:color="auto" w:fill="#1A1D26"/>
+            <w:vAlign w:val="center"/>
+          </w:tcPr>
+          <w:p>
+            <w:r>
+              <w:rPr>
+                <w:rFonts w:ascii="Avenir Next" w:hAnsi="Avenir Next"/>
+                <w:b/>
+                <w:i w:val="0"/>
+                <w:color w:val="FFFFFF"/>
+                <w:sz w:val="18"/>
+              </w:rPr>
+              <w:t>CONTENT</w:t>
+            </w:r>
+          </w:p>
+        </w:tc>
+      </w:tr>
+      <w:tr>
+        <w:tc>
+          <w:tcPr>
+            <w:tcW w:type="dxa" w:w="2304"/>
+            <w:tcMar>
+              <w:top w:w="36" w:type="dxa"/>
+              <w:left w:w="60" w:type="dxa"/>
+              <w:bottom w:w="36" w:type="dxa"/>
+              <w:right w:w="60" w:type="dxa"/>
+            </w:tcMar>
+            <w:vAlign w:val="center"/>
+            <w:tcBorders>
+              <w:bottom w:val="single" w:sz="4" w:color="#D8DCE4"/>
+            </w:tcBorders>
+          </w:tcPr>
+          <w:p>
+            <w:r>
+              <w:rPr>
+                <w:rFonts w:ascii="Avenir Next" w:hAnsi="Avenir Next"/>
+                <w:b/>
+                <w:i w:val="0"/>
+                <w:color w:val="1A1D26"/>
+                <w:sz w:val="18"/>
+              </w:rPr>
+              <w:t>Big Question</w:t>
+            </w:r>
+          </w:p>
+        </w:tc>
+        <w:tc>
+          <w:tcPr>
+            <w:tcW w:type="dxa" w:w="7776"/>
+            <w:tcMar>
+              <w:top w:w="36" w:type="dxa"/>
+              <w:left w:w="60" w:type="dxa"/>
+              <w:bottom w:w="36" w:type="dxa"/>
+              <w:right w:w="60" w:type="dxa"/>
+            </w:tcMar>
+            <w:vAlign w:val="center"/>
+            <w:tcBorders>
+              <w:bottom w:val="single" w:sz="4" w:color="#D8DCE4"/>
+            </w:tcBorders>
+          </w:tcPr>
+          <w:p>
+            <w:r>
+              <w:rPr>
+                <w:rFonts w:ascii="Avenir Next" w:hAnsi="Avenir Next"/>
+                <w:b w:val="0"/>
+                <w:i w:val="0"/>
+                <w:color w:val="4A5268"/>
+                <w:sz w:val="18"/>
+              </w:rPr>
+              <w:t>How are energy, change, and movement of objects related? (TG Lesson 3)</w:t>
+            </w:r>
+          </w:p>
+        </w:tc>
+      </w:tr>
+      <w:tr>
+        <w:tc>
+          <w:tcPr>
+            <w:tcW w:type="dxa" w:w="2304"/>
+            <w:tcMar>
+              <w:top w:w="36" w:type="dxa"/>
+              <w:left w:w="60" w:type="dxa"/>
+              <w:bottom w:w="36" w:type="dxa"/>
+              <w:right w:w="60" w:type="dxa"/>
+            </w:tcMar>
+            <w:vAlign w:val="center"/>
+            <w:tcBorders>
+              <w:bottom w:val="single" w:sz="4" w:color="#D8DCE4"/>
+            </w:tcBorders>
+          </w:tcPr>
+          <w:p>
+            <w:r>
+              <w:rPr>
+                <w:rFonts w:ascii="Avenir Next" w:hAnsi="Avenir Next"/>
+                <w:b/>
+                <w:i w:val="0"/>
+                <w:color w:val="1A1D26"/>
+                <w:sz w:val="18"/>
+              </w:rPr>
+              <w:t>Reader pages</w:t>
+            </w:r>
+          </w:p>
+        </w:tc>
+        <w:tc>
+          <w:tcPr>
+            <w:tcW w:type="dxa" w:w="7776"/>
+            <w:tcMar>
+              <w:top w:w="36" w:type="dxa"/>
+              <w:left w:w="60" w:type="dxa"/>
+              <w:bottom w:w="36" w:type="dxa"/>
+              <w:right w:w="60" w:type="dxa"/>
+            </w:tcMar>
+            <w:vAlign w:val="center"/>
+            <w:tcBorders>
+              <w:bottom w:val="single" w:sz="4" w:color="#D8DCE4"/>
+            </w:tcBorders>
+          </w:tcPr>
+          <w:p>
+            <w:r>
+              <w:rPr>
+                <w:rFonts w:ascii="Avenir Next" w:hAnsi="Avenir Next"/>
+                <w:b w:val="0"/>
+                <w:i w:val="0"/>
+                <w:color w:val="4A5268"/>
+                <w:sz w:val="18"/>
+              </w:rPr>
+              <w:t>Printed 7–12 · PDF 13–18 (motion p.7 · moving objects cause changes p.8 · energy of motion p.9 · people use the energy of motion pp.10–12)</w:t>
+            </w:r>
+          </w:p>
+        </w:tc>
+      </w:tr>
+      <w:tr>
+        <w:tc>
+          <w:tcPr>
+            <w:tcW w:type="dxa" w:w="2304"/>
+            <w:tcMar>
+              <w:top w:w="36" w:type="dxa"/>
+              <w:left w:w="60" w:type="dxa"/>
+              <w:bottom w:w="36" w:type="dxa"/>
+              <w:right w:w="60" w:type="dxa"/>
+            </w:tcMar>
+            <w:vAlign w:val="center"/>
+            <w:tcBorders>
+              <w:bottom w:val="single" w:sz="4" w:color="#D8DCE4"/>
+            </w:tcBorders>
+          </w:tcPr>
+          <w:p>
+            <w:r>
+              <w:rPr>
+                <w:rFonts w:ascii="Avenir Next" w:hAnsi="Avenir Next"/>
+                <w:b/>
+                <w:i w:val="0"/>
+                <w:color w:val="1A1D26"/>
+                <w:sz w:val="18"/>
+              </w:rPr>
+              <w:t>Approximate time</w:t>
+            </w:r>
+          </w:p>
+        </w:tc>
+        <w:tc>
+          <w:tcPr>
+            <w:tcW w:type="dxa" w:w="7776"/>
+            <w:tcMar>
+              <w:top w:w="36" w:type="dxa"/>
+              <w:left w:w="60" w:type="dxa"/>
+              <w:bottom w:w="36" w:type="dxa"/>
+              <w:right w:w="60" w:type="dxa"/>
+            </w:tcMar>
+            <w:vAlign w:val="center"/>
+            <w:tcBorders>
+              <w:bottom w:val="single" w:sz="4" w:color="#D8DCE4"/>
+            </w:tcBorders>
+          </w:tcPr>
+          <w:p>
+            <w:r>
+              <w:rPr>
+                <w:rFonts w:ascii="Avenir Next" w:hAnsi="Avenir Next"/>
+                <w:b w:val="0"/>
+                <w:i w:val="0"/>
+                <w:color w:val="4A5268"/>
+                <w:sz w:val="18"/>
+              </w:rPr>
+              <w:t>Two sessions: Wed 24 min · Thu 24 min (quiz in hands at minute 12, full 12 minutes). Authority: Chapter 2 Pacing Plan. Friday 10/16 is Chapter 1.</w:t>
+            </w:r>
+          </w:p>
+        </w:tc>
+      </w:tr>
+      <w:tr>
+        <w:tc>
+          <w:tcPr>
+            <w:tcW w:type="dxa" w:w="2304"/>
+            <w:tcMar>
+              <w:top w:w="36" w:type="dxa"/>
+              <w:left w:w="60" w:type="dxa"/>
+              <w:bottom w:w="36" w:type="dxa"/>
+              <w:right w:w="60" w:type="dxa"/>
+            </w:tcMar>
+            <w:vAlign w:val="center"/>
+            <w:tcBorders>
+              <w:bottom w:val="single" w:sz="4" w:color="#D8DCE4"/>
+            </w:tcBorders>
+          </w:tcPr>
+          <w:p>
+            <w:r>
+              <w:rPr>
+                <w:rFonts w:ascii="Avenir Next" w:hAnsi="Avenir Next"/>
+                <w:b/>
+                <w:i w:val="0"/>
+                <w:color w:val="1A1D26"/>
+                <w:sz w:val="18"/>
+              </w:rPr>
+              <w:t>Student resources</w:t>
+            </w:r>
+          </w:p>
+        </w:tc>
+        <w:tc>
+          <w:tcPr>
+            <w:tcW w:type="dxa" w:w="7776"/>
+            <w:tcMar>
+              <w:top w:w="36" w:type="dxa"/>
+              <w:left w:w="60" w:type="dxa"/>
+              <w:bottom w:w="36" w:type="dxa"/>
+              <w:right w:w="60" w:type="dxa"/>
+            </w:tcMar>
+            <w:vAlign w:val="center"/>
+            <w:tcBorders>
+              <w:bottom w:val="single" w:sz="4" w:color="#D8DCE4"/>
+            </w:tcBorders>
+          </w:tcPr>
+          <w:p>
+            <w:r>
+              <w:rPr>
+                <w:rFonts w:ascii="Avenir Next" w:hAnsi="Avenir Next"/>
+                <w:b w:val="0"/>
+                <w:i w:val="0"/>
+                <w:color w:val="4A5268"/>
+                <w:sz w:val="18"/>
+              </w:rPr>
+              <w:t>Guided Notes (3 pp) · quiz (8 items, 12 pts) · practice (ungraded take-home) · Moving Marbles (optional, after the quiz)</w:t>
+            </w:r>
+          </w:p>
+        </w:tc>
+      </w:tr>
+      <w:tr>
+        <w:tc>
+          <w:tcPr>
+            <w:tcW w:type="dxa" w:w="2304"/>
+            <w:tcMar>
+              <w:top w:w="36" w:type="dxa"/>
+              <w:left w:w="60" w:type="dxa"/>
+              <w:bottom w:w="36" w:type="dxa"/>
+              <w:right w:w="60" w:type="dxa"/>
+            </w:tcMar>
+            <w:vAlign w:val="center"/>
+            <w:tcBorders>
+              <w:bottom w:val="single" w:sz="4" w:color="#D8DCE4"/>
+            </w:tcBorders>
+          </w:tcPr>
+          <w:p>
+            <w:r>
+              <w:rPr>
+                <w:rFonts w:ascii="Avenir Next" w:hAnsi="Avenir Next"/>
+                <w:b/>
+                <w:i w:val="0"/>
+                <w:color w:val="1A1D26"/>
+                <w:sz w:val="18"/>
+              </w:rPr>
+              <w:t>Vocabulary / V-groups</w:t>
+            </w:r>
+          </w:p>
+        </w:tc>
+        <w:tc>
+          <w:tcPr>
+            <w:tcW w:type="dxa" w:w="7776"/>
+            <w:tcMar>
+              <w:top w:w="36" w:type="dxa"/>
+              <w:left w:w="60" w:type="dxa"/>
+              <w:bottom w:w="36" w:type="dxa"/>
+              <w:right w:w="60" w:type="dxa"/>
+            </w:tcMar>
+            <w:vAlign w:val="center"/>
+            <w:tcBorders>
+              <w:bottom w:val="single" w:sz="4" w:color="#D8DCE4"/>
+            </w:tcBorders>
+          </w:tcPr>
+          <w:p>
+            <w:r>
+              <w:rPr>
+                <w:rFonts w:ascii="Avenir Next" w:hAnsi="Avenir Next"/>
+                <w:b w:val="0"/>
+                <w:i w:val="0"/>
+                <w:color w:val="4A5268"/>
+                <w:sz w:val="18"/>
+              </w:rPr>
+              <w:t>V1: motion (Reader p. 7) · V2: energy of motion (Reader p. 9). evidence + position = Language of Instruction (no Reader page) → concept blanks in N1/N2.</w:t>
+            </w:r>
+          </w:p>
+        </w:tc>
+      </w:tr>
+      <w:tr>
+        <w:tc>
+          <w:tcPr>
+            <w:tcW w:type="dxa" w:w="2304"/>
+            <w:tcMar>
+              <w:top w:w="36" w:type="dxa"/>
+              <w:left w:w="60" w:type="dxa"/>
+              <w:bottom w:w="36" w:type="dxa"/>
+              <w:right w:w="60" w:type="dxa"/>
+            </w:tcMar>
+            <w:vAlign w:val="center"/>
+            <w:tcBorders>
+              <w:bottom w:val="single" w:sz="4" w:color="#D8DCE4"/>
+            </w:tcBorders>
+          </w:tcPr>
+          <w:p>
+            <w:r>
+              <w:rPr>
+                <w:rFonts w:ascii="Avenir Next" w:hAnsi="Avenir Next"/>
+                <w:b/>
+                <w:i w:val="0"/>
+                <w:color w:val="1A1D26"/>
+                <w:sz w:val="18"/>
+              </w:rPr>
+              <w:t>N-anchor map</w:t>
+            </w:r>
+          </w:p>
+        </w:tc>
+        <w:tc>
+          <w:tcPr>
+            <w:tcW w:type="dxa" w:w="7776"/>
+            <w:tcMar>
+              <w:top w:w="36" w:type="dxa"/>
+              <w:left w:w="60" w:type="dxa"/>
+              <w:bottom w:w="36" w:type="dxa"/>
+              <w:right w:w="60" w:type="dxa"/>
+            </w:tcMar>
+            <w:vAlign w:val="center"/>
+            <w:tcBorders>
+              <w:bottom w:val="single" w:sz="4" w:color="#D8DCE4"/>
+            </w:tcBorders>
+          </w:tcPr>
+          <w:p>
+            <w:r>
+              <w:rPr>
+                <w:rFonts w:ascii="Avenir Next" w:hAnsi="Avenir Next"/>
+                <w:b w:val="0"/>
+                <w:i w:val="0"/>
+                <w:color w:val="4A5268"/>
+                <w:sz w:val="18"/>
+              </w:rPr>
+              <w:t>N1 Moving Objects Can Cause Changes (Reader p.8) · N2 Moving Objects Have Energy (MOVING OBJECT → CHANGE → EVIDENCE + Marble Collision OBSERVE box) · N3 People Use the Energy of Motion (hammer/pendulum/wind table) · CHECK Your Thinking · BQ · NOW I THINK</w:t>
+            </w:r>
+          </w:p>
+        </w:tc>
+      </w:tr>
+      <w:tr>
+        <w:tc>
+          <w:tcPr>
+            <w:tcW w:type="dxa" w:w="2304"/>
+            <w:tcMar>
+              <w:top w:w="36" w:type="dxa"/>
+              <w:left w:w="60" w:type="dxa"/>
+              <w:bottom w:w="36" w:type="dxa"/>
+              <w:right w:w="60" w:type="dxa"/>
+            </w:tcMar>
+            <w:vAlign w:val="center"/>
+            <w:tcBorders>
+              <w:bottom w:val="single" w:sz="4" w:color="#D8DCE4"/>
+            </w:tcBorders>
+          </w:tcPr>
+          <w:p>
+            <w:r>
+              <w:rPr>
+                <w:rFonts w:ascii="Avenir Next" w:hAnsi="Avenir Next"/>
+                <w:b/>
+                <w:i w:val="0"/>
+                <w:color w:val="1A1D26"/>
+                <w:sz w:val="18"/>
+              </w:rPr>
+              <w:t>Session 1 · Wed (slides 1–16)</w:t>
+            </w:r>
+          </w:p>
+        </w:tc>
+        <w:tc>
+          <w:tcPr>
+            <w:tcW w:type="dxa" w:w="7776"/>
+            <w:tcMar>
+              <w:top w:w="36" w:type="dxa"/>
+              <w:left w:w="60" w:type="dxa"/>
+              <w:bottom w:w="36" w:type="dxa"/>
+              <w:right w:w="60" w:type="dxa"/>
+            </w:tcMar>
+            <w:vAlign w:val="center"/>
+            <w:tcBorders>
+              <w:bottom w:val="single" w:sz="4" w:color="#D8DCE4"/>
+            </w:tcBorders>
+          </w:tcPr>
+          <w:p>
+            <w:r>
+              <w:rPr>
+                <w:rFonts w:ascii="Avenir Next" w:hAnsi="Avenir Next"/>
+                <w:b w:val="0"/>
+                <w:i w:val="0"/>
+                <w:color w:val="4A5268"/>
+                <w:sz w:val="18"/>
+              </w:rPr>
+              <w:t>BQ, marble DEMO, V1, N1, then V2. Notes p. 1 and the V2 line. Stop before N2.</w:t>
+            </w:r>
+          </w:p>
+        </w:tc>
+      </w:tr>
+      <w:tr>
+        <w:tc>
+          <w:tcPr>
+            <w:tcW w:type="dxa" w:w="2304"/>
+            <w:tcMar>
+              <w:top w:w="36" w:type="dxa"/>
+              <w:left w:w="60" w:type="dxa"/>
+              <w:bottom w:w="36" w:type="dxa"/>
+              <w:right w:w="60" w:type="dxa"/>
+            </w:tcMar>
+            <w:vAlign w:val="center"/>
+            <w:tcBorders>
+              <w:bottom w:val="single" w:sz="4" w:color="#D8DCE4"/>
+            </w:tcBorders>
+          </w:tcPr>
+          <w:p>
+            <w:r>
+              <w:rPr>
+                <w:rFonts w:ascii="Avenir Next" w:hAnsi="Avenir Next"/>
+                <w:b/>
+                <w:i w:val="0"/>
+                <w:color w:val="1A1D26"/>
+                <w:sz w:val="18"/>
+              </w:rPr>
+              <w:t>Session 2 · Thu (slides 2, 17–25, 27 + quiz)</w:t>
+            </w:r>
+          </w:p>
+        </w:tc>
+        <w:tc>
+          <w:tcPr>
+            <w:tcW w:type="dxa" w:w="7776"/>
+            <w:tcMar>
+              <w:top w:w="36" w:type="dxa"/>
+              <w:left w:w="60" w:type="dxa"/>
+              <w:bottom w:w="36" w:type="dxa"/>
+              <w:right w:w="60" w:type="dxa"/>
+            </w:tcMar>
+            <w:vAlign w:val="center"/>
+            <w:tcBorders>
+              <w:bottom w:val="single" w:sz="4" w:color="#D8DCE4"/>
+            </w:tcBorders>
+          </w:tcPr>
+          <w:p>
+            <w:r>
+              <w:rPr>
+                <w:rFonts w:ascii="Avenir Next" w:hAnsi="Avenir Next"/>
+                <w:b w:val="0"/>
+                <w:i w:val="0"/>
+                <w:color w:val="4A5268"/>
+                <w:sz w:val="18"/>
+              </w:rPr>
+              <w:t>30-second marble recall, then N2 draw, N3, CHECK, BQ, then the quiz at minute 12. Slide 26 is optional. Notes pp. 2–3.</w:t>
+            </w:r>
+          </w:p>
+        </w:tc>
+      </w:tr>
+      <w:tr>
+        <w:tc>
+          <w:tcPr>
+            <w:tcW w:type="dxa" w:w="2304"/>
+            <w:tcMar>
+              <w:top w:w="36" w:type="dxa"/>
+              <w:left w:w="60" w:type="dxa"/>
+              <w:bottom w:w="36" w:type="dxa"/>
+              <w:right w:w="60" w:type="dxa"/>
+            </w:tcMar>
+            <w:vAlign w:val="center"/>
+            <w:tcBorders>
+              <w:bottom w:val="single" w:sz="4" w:color="#D8DCE4"/>
+            </w:tcBorders>
+          </w:tcPr>
+          <w:p>
+            <w:r>
+              <w:rPr>
+                <w:rFonts w:ascii="Avenir Next" w:hAnsi="Avenir Next"/>
+                <w:b/>
+                <w:i w:val="0"/>
+                <w:color w:val="1A1D26"/>
+                <w:sz w:val="18"/>
+              </w:rPr>
+              <w:t>What to project</w:t>
+            </w:r>
+          </w:p>
+        </w:tc>
+        <w:tc>
+          <w:tcPr>
+            <w:tcW w:type="dxa" w:w="7776"/>
+            <w:tcMar>
+              <w:top w:w="36" w:type="dxa"/>
+              <w:left w:w="60" w:type="dxa"/>
+              <w:bottom w:w="36" w:type="dxa"/>
+              <w:right w:w="60" w:type="dxa"/>
+            </w:tcMar>
+            <w:vAlign w:val="center"/>
+            <w:tcBorders>
+              <w:bottom w:val="single" w:sz="4" w:color="#D8DCE4"/>
+            </w:tcBorders>
+          </w:tcPr>
+          <w:p>
+            <w:r>
+              <w:rPr>
+                <w:rFonts w:ascii="Avenir Next" w:hAnsi="Avenir Next"/>
+                <w:b w:val="0"/>
+                <w:i w:val="0"/>
+                <w:color w:val="4A5268"/>
+                <w:sz w:val="18"/>
+              </w:rPr>
+              <w:t>Slideshow. Session 1 = 1–16. Session 2 = 2, 17–25, 27. Optional: 26, 28–37.</w:t>
+            </w:r>
+          </w:p>
+        </w:tc>
+      </w:tr>
+    </w:tbl>
+    <w:p>
+      <w:pPr>
+        <w:spacing w:before="0" w:after="0" w:line="20" w:lineRule="exact"/>
+      </w:pPr>
+      <w:r>
+        <w:rPr>
+          <w:sz w:val="2"/>
+        </w:rPr>
+        <w:br w:type="page"/>
+      </w:r>
+    </w:p>
+    <w:tbl>
+      <w:tblPr>
+        <w:tblW w:type="auto" w:w="0"/>
+        <w:tblLook w:firstColumn="1" w:firstRow="1" w:lastColumn="0" w:lastRow="0" w:noHBand="0" w:noVBand="1" w:val="04A0"/>
+        <w:tblBorders>
+          <w:top w:val="none"/>
+          <w:left w:val="none"/>
+          <w:bottom w:val="none"/>
+          <w:right w:val="none"/>
+          <w:insideH w:val="none"/>
+          <w:insideV w:val="none"/>
+        </w:tblBorders>
+      </w:tblPr>
+      <w:tblGrid>
+        <w:gridCol w:w="10080"/>
+      </w:tblGrid>
+      <w:tr>
+        <w:tc>
+          <w:tcPr>
+            <w:tcW w:type="dxa" w:w="10080"/>
+            <w:tcMar>
+              <w:top w:w="70" w:type="dxa"/>
+              <w:left w:w="110" w:type="dxa"/>
+              <w:bottom w:w="70" w:type="dxa"/>
+              <w:right w:w="110" w:type="dxa"/>
+            </w:tcMar>
+            <w:shd w:val="clear" w:color="auto" w:fill="#0F5A5C"/>
+            <w:vAlign w:val="center"/>
+          </w:tcPr>
+          <w:p>
+            <w:r>
+              <w:rPr>
+                <w:rFonts w:ascii="Avenir Next" w:hAnsi="Avenir Next"/>
+                <w:b/>
+                <w:i w:val="0"/>
+                <w:color w:val="FFFFFF"/>
+                <w:sz w:val="24"/>
+              </w:rPr>
+              <w:t>RIGHT PAGE — TEACHER SUPPORT</w:t>
+            </w:r>
+          </w:p>
+        </w:tc>
+      </w:tr>
+    </w:tbl>
+    <w:tbl>
+      <w:tblPr>
+        <w:tblW w:type="auto" w:w="0"/>
+        <w:tblLayout w:type="fixed"/>
+        <w:tblLook w:firstColumn="1" w:firstRow="1" w:lastColumn="0" w:lastRow="0" w:noHBand="0" w:noVBand="1" w:val="04A0"/>
+        <w:tblBorders>
+          <w:top w:val="none"/>
+          <w:left w:val="none"/>
+          <w:bottom w:val="none"/>
+          <w:right w:val="none"/>
+          <w:insideH w:val="none"/>
+          <w:insideV w:val="none"/>
+        </w:tblBorders>
+      </w:tblPr>
+      <w:tblGrid>
+        <w:gridCol w:w="5040"/>
+        <w:gridCol w:w="5040"/>
+      </w:tblGrid>
+      <w:tr>
+        <w:trPr>
+          <w:tblHeader w:val="true"/>
+        </w:trPr>
+        <w:tc>
+          <w:tcPr>
+            <w:tcW w:type="dxa" w:w="2304"/>
+            <w:tcMar>
+              <w:top w:w="40" w:type="dxa"/>
+              <w:left w:w="60" w:type="dxa"/>
+              <w:bottom w:w="40" w:type="dxa"/>
+              <w:right w:w="60" w:type="dxa"/>
+            </w:tcMar>
+            <w:shd w:val="clear" w:color="auto" w:fill="#1A1D26"/>
+            <w:vAlign w:val="center"/>
+          </w:tcPr>
+          <w:p>
+            <w:r>
+              <w:rPr>
+                <w:rFonts w:ascii="Avenir Next" w:hAnsi="Avenir Next"/>
+                <w:b/>
+                <w:i w:val="0"/>
+                <w:color w:val="FFFFFF"/>
+                <w:sz w:val="18"/>
+              </w:rPr>
+              <w:t>FIELD</w:t>
+            </w:r>
+          </w:p>
+        </w:tc>
+        <w:tc>
+          <w:tcPr>
+            <w:tcW w:type="dxa" w:w="7776"/>
+            <w:tcMar>
+              <w:top w:w="40" w:type="dxa"/>
+              <w:left w:w="60" w:type="dxa"/>
+              <w:bottom w:w="40" w:type="dxa"/>
+              <w:right w:w="60" w:type="dxa"/>
+            </w:tcMar>
+            <w:shd w:val="clear" w:color="auto" w:fill="#1A1D26"/>
+            <w:vAlign w:val="center"/>
+          </w:tcPr>
+          <w:p>
+            <w:r>
+              <w:rPr>
+                <w:rFonts w:ascii="Avenir Next" w:hAnsi="Avenir Next"/>
+                <w:b/>
+                <w:i w:val="0"/>
+                <w:color w:val="FFFFFF"/>
+                <w:sz w:val="18"/>
+              </w:rPr>
+              <w:t>CONTENT</w:t>
+            </w:r>
+          </w:p>
+        </w:tc>
+      </w:tr>
+      <w:tr>
+        <w:tc>
+          <w:tcPr>
+            <w:tcW w:type="dxa" w:w="2304"/>
+            <w:tcMar>
+              <w:top w:w="36" w:type="dxa"/>
+              <w:left w:w="60" w:type="dxa"/>
+              <w:bottom w:w="36" w:type="dxa"/>
+              <w:right w:w="60" w:type="dxa"/>
+            </w:tcMar>
+            <w:vAlign w:val="center"/>
+            <w:tcBorders>
+              <w:bottom w:val="single" w:sz="4" w:color="#D8DCE4"/>
+            </w:tcBorders>
+          </w:tcPr>
+          <w:p>
+            <w:r>
+              <w:rPr>
+                <w:rFonts w:ascii="Avenir Next" w:hAnsi="Avenir Next"/>
+                <w:b/>
+                <w:i w:val="0"/>
+                <w:color w:val="1A1D26"/>
+                <w:sz w:val="18"/>
+              </w:rPr>
+              <w:t>Demo / activity</w:t>
+            </w:r>
+          </w:p>
+        </w:tc>
+        <w:tc>
+          <w:tcPr>
+            <w:tcW w:type="dxa" w:w="7776"/>
+            <w:tcMar>
+              <w:top w:w="36" w:type="dxa"/>
+              <w:left w:w="60" w:type="dxa"/>
+              <w:bottom w:w="36" w:type="dxa"/>
+              <w:right w:w="60" w:type="dxa"/>
+            </w:tcMar>
+            <w:vAlign w:val="center"/>
+            <w:tcBorders>
+              <w:bottom w:val="single" w:sz="4" w:color="#D8DCE4"/>
+            </w:tcBorders>
+          </w:tcPr>
+          <w:p>
+            <w:r>
+              <w:rPr>
+                <w:rFonts w:ascii="Avenir Next" w:hAnsi="Avenir Next"/>
+                <w:b w:val="0"/>
+                <w:i w:val="0"/>
+                <w:color w:val="4A5268"/>
+                <w:sz w:val="18"/>
+              </w:rPr>
+              <w:t>Marble Collision (live demo on Wednesday). Moving Marbles is an optional extension after Thursday's quiz. It is not Friday.</w:t>
+            </w:r>
+          </w:p>
+        </w:tc>
+      </w:tr>
+      <w:tr>
+        <w:tc>
+          <w:tcPr>
+            <w:tcW w:type="dxa" w:w="2304"/>
+            <w:tcMar>
+              <w:top w:w="36" w:type="dxa"/>
+              <w:left w:w="60" w:type="dxa"/>
+              <w:bottom w:w="36" w:type="dxa"/>
+              <w:right w:w="60" w:type="dxa"/>
+            </w:tcMar>
+            <w:vAlign w:val="center"/>
+            <w:tcBorders>
+              <w:bottom w:val="single" w:sz="4" w:color="#D8DCE4"/>
+            </w:tcBorders>
+          </w:tcPr>
+          <w:p>
+            <w:r>
+              <w:rPr>
+                <w:rFonts w:ascii="Avenir Next" w:hAnsi="Avenir Next"/>
+                <w:b/>
+                <w:i w:val="0"/>
+                <w:color w:val="1A1D26"/>
+                <w:sz w:val="18"/>
+              </w:rPr>
+              <w:t>Materials</w:t>
+            </w:r>
+          </w:p>
+        </w:tc>
+        <w:tc>
+          <w:tcPr>
+            <w:tcW w:type="dxa" w:w="7776"/>
+            <w:tcMar>
+              <w:top w:w="36" w:type="dxa"/>
+              <w:left w:w="60" w:type="dxa"/>
+              <w:bottom w:w="36" w:type="dxa"/>
+              <w:right w:w="60" w:type="dxa"/>
+            </w:tcMar>
+            <w:vAlign w:val="center"/>
+            <w:tcBorders>
+              <w:bottom w:val="single" w:sz="4" w:color="#D8DCE4"/>
+            </w:tcBorders>
+          </w:tcPr>
+          <w:p>
+            <w:r>
+              <w:rPr>
+                <w:rFonts w:ascii="Avenir Next" w:hAnsi="Avenir Next"/>
+                <w:b w:val="0"/>
+                <w:i w:val="0"/>
+                <w:color w:val="4A5268"/>
+                <w:sz w:val="18"/>
+              </w:rPr>
+              <w:t>Two identical marbles · a smooth track/groove (or flat surface with a low guard)</w:t>
+            </w:r>
+          </w:p>
+        </w:tc>
+      </w:tr>
+      <w:tr>
+        <w:tc>
+          <w:tcPr>
+            <w:tcW w:type="dxa" w:w="2304"/>
+            <w:tcMar>
+              <w:top w:w="36" w:type="dxa"/>
+              <w:left w:w="60" w:type="dxa"/>
+              <w:bottom w:w="36" w:type="dxa"/>
+              <w:right w:w="60" w:type="dxa"/>
+            </w:tcMar>
+            <w:vAlign w:val="center"/>
+            <w:tcBorders>
+              <w:bottom w:val="single" w:sz="4" w:color="#D8DCE4"/>
+            </w:tcBorders>
+          </w:tcPr>
+          <w:p>
+            <w:r>
+              <w:rPr>
+                <w:rFonts w:ascii="Avenir Next" w:hAnsi="Avenir Next"/>
+                <w:b/>
+                <w:i w:val="0"/>
+                <w:color w:val="1A1D26"/>
+                <w:sz w:val="18"/>
+              </w:rPr>
+              <w:t>Setup</w:t>
+            </w:r>
+          </w:p>
+        </w:tc>
+        <w:tc>
+          <w:tcPr>
+            <w:tcW w:type="dxa" w:w="7776"/>
+            <w:tcMar>
+              <w:top w:w="36" w:type="dxa"/>
+              <w:left w:w="60" w:type="dxa"/>
+              <w:bottom w:w="36" w:type="dxa"/>
+              <w:right w:w="60" w:type="dxa"/>
+            </w:tcMar>
+            <w:vAlign w:val="center"/>
+            <w:tcBorders>
+              <w:bottom w:val="single" w:sz="4" w:color="#D8DCE4"/>
+            </w:tcBorders>
+          </w:tcPr>
+          <w:p>
+            <w:r>
+              <w:rPr>
+                <w:rFonts w:ascii="Avenir Next" w:hAnsi="Avenir Next"/>
+                <w:b w:val="0"/>
+                <w:i w:val="0"/>
+                <w:color w:val="4A5268"/>
+                <w:sz w:val="18"/>
+              </w:rPr>
+              <w:t>Place the target marble still on the smooth track; keep a second marble to roll into it.</w:t>
+            </w:r>
+          </w:p>
+        </w:tc>
+      </w:tr>
+      <w:tr>
+        <w:tc>
+          <w:tcPr>
+            <w:tcW w:type="dxa" w:w="2304"/>
+            <w:tcMar>
+              <w:top w:w="36" w:type="dxa"/>
+              <w:left w:w="60" w:type="dxa"/>
+              <w:bottom w:w="36" w:type="dxa"/>
+              <w:right w:w="60" w:type="dxa"/>
+            </w:tcMar>
+            <w:vAlign w:val="center"/>
+            <w:tcBorders>
+              <w:bottom w:val="single" w:sz="4" w:color="#D8DCE4"/>
+            </w:tcBorders>
+          </w:tcPr>
+          <w:p>
+            <w:r>
+              <w:rPr>
+                <w:rFonts w:ascii="Avenir Next" w:hAnsi="Avenir Next"/>
+                <w:b/>
+                <w:i w:val="0"/>
+                <w:color w:val="1A1D26"/>
+                <w:sz w:val="18"/>
+              </w:rPr>
+              <w:t>Teacher moves</w:t>
+            </w:r>
+          </w:p>
+        </w:tc>
+        <w:tc>
+          <w:tcPr>
+            <w:tcW w:type="dxa" w:w="7776"/>
+            <w:tcMar>
+              <w:top w:w="36" w:type="dxa"/>
+              <w:left w:w="60" w:type="dxa"/>
+              <w:bottom w:w="36" w:type="dxa"/>
+              <w:right w:w="60" w:type="dxa"/>
+            </w:tcMar>
+            <w:vAlign w:val="center"/>
+            <w:tcBorders>
+              <w:bottom w:val="single" w:sz="4" w:color="#D8DCE4"/>
+            </w:tcBorders>
+          </w:tcPr>
+          <w:p>
+            <w:r>
+              <w:rPr>
+                <w:rFonts w:ascii="Avenir Next" w:hAnsi="Avenir Next"/>
+                <w:b w:val="0"/>
+                <w:i w:val="0"/>
+                <w:color w:val="4A5268"/>
+                <w:sz w:val="18"/>
+              </w:rPr>
+              <w:t>Observe → predict → collide → ask “What changed?” → build the model on the board</w:t>
+            </w:r>
+          </w:p>
+        </w:tc>
+      </w:tr>
+      <w:tr>
+        <w:tc>
+          <w:tcPr>
+            <w:tcW w:type="dxa" w:w="2304"/>
+            <w:tcMar>
+              <w:top w:w="36" w:type="dxa"/>
+              <w:left w:w="60" w:type="dxa"/>
+              <w:bottom w:w="36" w:type="dxa"/>
+              <w:right w:w="60" w:type="dxa"/>
+            </w:tcMar>
+            <w:vAlign w:val="center"/>
+            <w:tcBorders>
+              <w:bottom w:val="single" w:sz="4" w:color="#D8DCE4"/>
+            </w:tcBorders>
+          </w:tcPr>
+          <w:p>
+            <w:r>
+              <w:rPr>
+                <w:rFonts w:ascii="Avenir Next" w:hAnsi="Avenir Next"/>
+                <w:b/>
+                <w:i w:val="0"/>
+                <w:color w:val="1A1D26"/>
+                <w:sz w:val="18"/>
+              </w:rPr>
+              <w:t>Ask</w:t>
+            </w:r>
+          </w:p>
+        </w:tc>
+        <w:tc>
+          <w:tcPr>
+            <w:tcW w:type="dxa" w:w="7776"/>
+            <w:tcMar>
+              <w:top w:w="36" w:type="dxa"/>
+              <w:left w:w="60" w:type="dxa"/>
+              <w:bottom w:w="36" w:type="dxa"/>
+              <w:right w:w="60" w:type="dxa"/>
+            </w:tcMar>
+            <w:vAlign w:val="center"/>
+            <w:tcBorders>
+              <w:bottom w:val="single" w:sz="4" w:color="#D8DCE4"/>
+            </w:tcBorders>
+          </w:tcPr>
+          <w:p>
+            <w:r>
+              <w:rPr>
+                <w:rFonts w:ascii="Avenir Next" w:hAnsi="Avenir Next"/>
+                <w:b w:val="0"/>
+                <w:i w:val="0"/>
+                <w:color w:val="4A5268"/>
+                <w:sz w:val="18"/>
+              </w:rPr>
+              <w:t>“What changed?” “How do we know the moving marble had energy?” “What did the target marble do?”</w:t>
+            </w:r>
+          </w:p>
+        </w:tc>
+      </w:tr>
+      <w:tr>
+        <w:tc>
+          <w:tcPr>
+            <w:tcW w:type="dxa" w:w="2304"/>
+            <w:tcMar>
+              <w:top w:w="36" w:type="dxa"/>
+              <w:left w:w="60" w:type="dxa"/>
+              <w:bottom w:w="36" w:type="dxa"/>
+              <w:right w:w="60" w:type="dxa"/>
+            </w:tcMar>
+            <w:vAlign w:val="center"/>
+            <w:tcBorders>
+              <w:bottom w:val="single" w:sz="4" w:color="#D8DCE4"/>
+            </w:tcBorders>
+          </w:tcPr>
+          <w:p>
+            <w:r>
+              <w:rPr>
+                <w:rFonts w:ascii="Avenir Next" w:hAnsi="Avenir Next"/>
+                <w:b/>
+                <w:i w:val="0"/>
+                <w:color w:val="1A1D26"/>
+                <w:sz w:val="18"/>
+              </w:rPr>
+              <w:t>Listen For</w:t>
+            </w:r>
+          </w:p>
+        </w:tc>
+        <w:tc>
+          <w:tcPr>
+            <w:tcW w:type="dxa" w:w="7776"/>
+            <w:tcMar>
+              <w:top w:w="36" w:type="dxa"/>
+              <w:left w:w="60" w:type="dxa"/>
+              <w:bottom w:w="36" w:type="dxa"/>
+              <w:right w:w="60" w:type="dxa"/>
+            </w:tcMar>
+            <w:vAlign w:val="center"/>
+            <w:tcBorders>
+              <w:bottom w:val="single" w:sz="4" w:color="#D8DCE4"/>
+            </w:tcBorders>
+          </w:tcPr>
+          <w:p>
+            <w:r>
+              <w:rPr>
+                <w:rFonts w:ascii="Avenir Next" w:hAnsi="Avenir Next"/>
+                <w:b w:val="0"/>
+                <w:i w:val="0"/>
+                <w:color w:val="4A5268"/>
+                <w:sz w:val="18"/>
+              </w:rPr>
+              <w:t>“the target marble moved” “it changed from still to moving” — change language, not “I saw the energy”</w:t>
+            </w:r>
+          </w:p>
+        </w:tc>
+      </w:tr>
+      <w:tr>
+        <w:tc>
+          <w:tcPr>
+            <w:tcW w:type="dxa" w:w="2304"/>
+            <w:tcMar>
+              <w:top w:w="36" w:type="dxa"/>
+              <w:left w:w="60" w:type="dxa"/>
+              <w:bottom w:w="36" w:type="dxa"/>
+              <w:right w:w="60" w:type="dxa"/>
+            </w:tcMar>
+            <w:vAlign w:val="center"/>
+            <w:tcBorders>
+              <w:bottom w:val="single" w:sz="4" w:color="#D8DCE4"/>
+            </w:tcBorders>
+          </w:tcPr>
+          <w:p>
+            <w:r>
+              <w:rPr>
+                <w:rFonts w:ascii="Avenir Next" w:hAnsi="Avenir Next"/>
+                <w:b/>
+                <w:i w:val="0"/>
+                <w:color w:val="1A1D26"/>
+                <w:sz w:val="18"/>
+              </w:rPr>
+              <w:t>Misconception / fix</w:t>
+            </w:r>
+          </w:p>
+        </w:tc>
+        <w:tc>
+          <w:tcPr>
+            <w:tcW w:type="dxa" w:w="7776"/>
+            <w:tcMar>
+              <w:top w:w="36" w:type="dxa"/>
+              <w:left w:w="60" w:type="dxa"/>
+              <w:bottom w:w="36" w:type="dxa"/>
+              <w:right w:w="60" w:type="dxa"/>
+            </w:tcMar>
+            <w:vAlign w:val="center"/>
+            <w:tcBorders>
+              <w:bottom w:val="single" w:sz="4" w:color="#D8DCE4"/>
+            </w:tcBorders>
+          </w:tcPr>
+          <w:p>
+            <w:r>
+              <w:rPr>
+                <w:rFonts w:ascii="Avenir Next" w:hAnsi="Avenir Next"/>
+                <w:b w:val="0"/>
+                <w:i w:val="0"/>
+                <w:color w:val="4A5268"/>
+                <w:sz w:val="18"/>
+              </w:rPr>
+              <w:t>“Only moving objects have energy” → pair with Chapter 1 stored energy. We do not see the energy. The change is the evidence.</w:t>
+            </w:r>
+          </w:p>
+        </w:tc>
+      </w:tr>
+      <w:tr>
+        <w:tc>
+          <w:tcPr>
+            <w:tcW w:type="dxa" w:w="2304"/>
+            <w:tcMar>
+              <w:top w:w="36" w:type="dxa"/>
+              <w:left w:w="60" w:type="dxa"/>
+              <w:bottom w:w="36" w:type="dxa"/>
+              <w:right w:w="60" w:type="dxa"/>
+            </w:tcMar>
+            <w:vAlign w:val="center"/>
+            <w:tcBorders>
+              <w:bottom w:val="single" w:sz="4" w:color="#D8DCE4"/>
+            </w:tcBorders>
+          </w:tcPr>
+          <w:p>
+            <w:r>
+              <w:rPr>
+                <w:rFonts w:ascii="Avenir Next" w:hAnsi="Avenir Next"/>
+                <w:b/>
+                <w:i w:val="0"/>
+                <w:color w:val="1A1D26"/>
+                <w:sz w:val="18"/>
+              </w:rPr>
+              <w:t>Do-not-overteach</w:t>
+            </w:r>
+          </w:p>
+        </w:tc>
+        <w:tc>
+          <w:tcPr>
+            <w:tcW w:type="dxa" w:w="7776"/>
+            <w:tcMar>
+              <w:top w:w="36" w:type="dxa"/>
+              <w:left w:w="60" w:type="dxa"/>
+              <w:bottom w:w="36" w:type="dxa"/>
+              <w:right w:w="60" w:type="dxa"/>
+            </w:tcMar>
+            <w:vAlign w:val="center"/>
+            <w:tcBorders>
+              <w:bottom w:val="single" w:sz="4" w:color="#D8DCE4"/>
+            </w:tcBorders>
+          </w:tcPr>
+          <w:p>
+            <w:r>
+              <w:rPr>
+                <w:rFonts w:ascii="Avenir Next" w:hAnsi="Avenir Next"/>
+                <w:b w:val="0"/>
+                <w:i w:val="0"/>
+                <w:color w:val="4A5268"/>
+                <w:sz w:val="18"/>
+              </w:rPr>
+              <w:t>Do not introduce speed/fast-slow (Ch3) or transfer/transformation (Ch4–6). Do not drift into full collision-transfer (Ch5). Keep the demo to change = evidence.</w:t>
+            </w:r>
+          </w:p>
+        </w:tc>
+      </w:tr>
+      <w:tr>
+        <w:tc>
+          <w:tcPr>
+            <w:tcW w:type="dxa" w:w="2304"/>
+            <w:tcMar>
+              <w:top w:w="36" w:type="dxa"/>
+              <w:left w:w="60" w:type="dxa"/>
+              <w:bottom w:w="36" w:type="dxa"/>
+              <w:right w:w="60" w:type="dxa"/>
+            </w:tcMar>
+            <w:vAlign w:val="center"/>
+            <w:tcBorders>
+              <w:bottom w:val="single" w:sz="4" w:color="#D8DCE4"/>
+            </w:tcBorders>
+          </w:tcPr>
+          <w:p>
+            <w:r>
+              <w:rPr>
+                <w:rFonts w:ascii="Avenir Next" w:hAnsi="Avenir Next"/>
+                <w:b/>
+                <w:i w:val="0"/>
+                <w:color w:val="1A1D26"/>
+                <w:sz w:val="18"/>
+              </w:rPr>
+              <w:t>If short on time</w:t>
+            </w:r>
+          </w:p>
+        </w:tc>
+        <w:tc>
+          <w:tcPr>
+            <w:tcW w:type="dxa" w:w="7776"/>
+            <w:tcMar>
+              <w:top w:w="36" w:type="dxa"/>
+              <w:left w:w="60" w:type="dxa"/>
+              <w:bottom w:w="36" w:type="dxa"/>
+              <w:right w:w="60" w:type="dxa"/>
+            </w:tcMar>
+            <w:vAlign w:val="center"/>
+            <w:tcBorders>
+              <w:bottom w:val="single" w:sz="4" w:color="#D8DCE4"/>
+            </w:tcBorders>
+          </w:tcPr>
+          <w:p>
+            <w:r>
+              <w:rPr>
+                <w:rFonts w:ascii="Avenir Next" w:hAnsi="Avenir Next"/>
+                <w:b w:val="0"/>
+                <w:i w:val="0"/>
+                <w:color w:val="4A5268"/>
+                <w:sz w:val="18"/>
+              </w:rPr>
+              <w:t>Real cuts are in the Chapter 2 Pacing Plan. Quiz stays 12 minutes and starts at minute 12. Shorten only the N3 read-aloud and the CHECK sample. Do not send notes home. Moving Marbles is after the quiz.</w:t>
+            </w:r>
+          </w:p>
+        </w:tc>
+      </w:tr>
+      <w:tr>
+        <w:tc>
+          <w:tcPr>
+            <w:tcW w:type="dxa" w:w="2304"/>
+            <w:tcMar>
+              <w:top w:w="36" w:type="dxa"/>
+              <w:left w:w="60" w:type="dxa"/>
+              <w:bottom w:w="36" w:type="dxa"/>
+              <w:right w:w="60" w:type="dxa"/>
+            </w:tcMar>
+            <w:vAlign w:val="center"/>
+            <w:tcBorders>
+              <w:bottom w:val="single" w:sz="4" w:color="#D8DCE4"/>
+            </w:tcBorders>
+          </w:tcPr>
+          <w:p>
+            <w:r>
+              <w:rPr>
+                <w:rFonts w:ascii="Avenir Next" w:hAnsi="Avenir Next"/>
+                <w:b/>
+                <w:i w:val="0"/>
+                <w:color w:val="1A1D26"/>
+                <w:sz w:val="18"/>
+              </w:rPr>
+              <w:t>Collect / grade</w:t>
+            </w:r>
+          </w:p>
+        </w:tc>
+        <w:tc>
+          <w:tcPr>
+            <w:tcW w:type="dxa" w:w="7776"/>
+            <w:tcMar>
+              <w:top w:w="36" w:type="dxa"/>
+              <w:left w:w="60" w:type="dxa"/>
+              <w:bottom w:w="36" w:type="dxa"/>
+              <w:right w:w="60" w:type="dxa"/>
+            </w:tcMar>
+            <w:vAlign w:val="center"/>
+            <w:tcBorders>
+              <w:bottom w:val="single" w:sz="4" w:color="#D8DCE4"/>
+            </w:tcBorders>
+          </w:tcPr>
+          <w:p>
+            <w:r>
+              <w:rPr>
+                <w:rFonts w:ascii="Avenir Next" w:hAnsi="Avenir Next"/>
+                <w:b w:val="0"/>
+                <w:i w:val="0"/>
+                <w:color w:val="4A5268"/>
+                <w:sz w:val="18"/>
+              </w:rPr>
+              <w:t>Notes: not graded · Quiz Thu (8 items · 12 pts · raw + %) · open/closed note = teacher choice · practice = ungraded take-home</w:t>
+            </w:r>
+          </w:p>
+        </w:tc>
+      </w:tr>
+      <w:tr>
+        <w:tc>
+          <w:tcPr>
+            <w:tcW w:type="dxa" w:w="2304"/>
+            <w:tcMar>
+              <w:top w:w="36" w:type="dxa"/>
+              <w:left w:w="60" w:type="dxa"/>
+              <w:bottom w:w="36" w:type="dxa"/>
+              <w:right w:w="60" w:type="dxa"/>
+            </w:tcMar>
+            <w:vAlign w:val="center"/>
+            <w:tcBorders>
+              <w:bottom w:val="single" w:sz="4" w:color="#D8DCE4"/>
+            </w:tcBorders>
+          </w:tcPr>
+          <w:p>
+            <w:r>
+              <w:rPr>
+                <w:rFonts w:ascii="Avenir Next" w:hAnsi="Avenir Next"/>
+                <w:b/>
+                <w:i w:val="0"/>
+                <w:color w:val="1A1D26"/>
+                <w:sz w:val="18"/>
+              </w:rPr>
+              <w:t>Absent / makeup</w:t>
+            </w:r>
+          </w:p>
+        </w:tc>
+        <w:tc>
+          <w:tcPr>
+            <w:tcW w:type="dxa" w:w="7776"/>
+            <w:tcMar>
+              <w:top w:w="36" w:type="dxa"/>
+              <w:left w:w="60" w:type="dxa"/>
+              <w:bottom w:w="36" w:type="dxa"/>
+              <w:right w:w="60" w:type="dxa"/>
+            </w:tcMar>
+            <w:vAlign w:val="center"/>
+            <w:tcBorders>
+              <w:bottom w:val="single" w:sz="4" w:color="#D8DCE4"/>
+            </w:tcBorders>
+          </w:tcPr>
+          <w:p>
+            <w:r>
+              <w:rPr>
+                <w:rFonts w:ascii="Avenir Next" w:hAnsi="Avenir Next"/>
+                <w:b w:val="0"/>
+                <w:i w:val="0"/>
+                <w:color w:val="4A5268"/>
+                <w:sz w:val="18"/>
+              </w:rPr>
+              <w:t>Chapter 2 Absent-Student Recovery guide</w:t>
+            </w:r>
+          </w:p>
+        </w:tc>
+      </w:tr>
+      <w:tr>
+        <w:tc>
+          <w:tcPr>
+            <w:tcW w:type="dxa" w:w="2304"/>
+            <w:tcMar>
+              <w:top w:w="36" w:type="dxa"/>
+              <w:left w:w="60" w:type="dxa"/>
+              <w:bottom w:w="36" w:type="dxa"/>
+              <w:right w:w="60" w:type="dxa"/>
+            </w:tcMar>
+            <w:vAlign w:val="center"/>
+            <w:tcBorders>
+              <w:bottom w:val="single" w:sz="4" w:color="#D8DCE4"/>
+            </w:tcBorders>
+          </w:tcPr>
+          <w:p>
+            <w:r>
+              <w:rPr>
+                <w:rFonts w:ascii="Avenir Next" w:hAnsi="Avenir Next"/>
+                <w:b/>
+                <w:i w:val="0"/>
+                <w:color w:val="1A1D26"/>
+                <w:sz w:val="18"/>
+              </w:rPr>
+              <w:t>What comes next</w:t>
+            </w:r>
+          </w:p>
+        </w:tc>
+        <w:tc>
+          <w:tcPr>
+            <w:tcW w:type="dxa" w:w="7776"/>
+            <w:tcMar>
+              <w:top w:w="36" w:type="dxa"/>
+              <w:left w:w="60" w:type="dxa"/>
+              <w:bottom w:w="36" w:type="dxa"/>
+              <w:right w:w="60" w:type="dxa"/>
+            </w:tcMar>
+            <w:vAlign w:val="center"/>
+            <w:tcBorders>
+              <w:bottom w:val="single" w:sz="4" w:color="#D8DCE4"/>
+            </w:tcBorders>
+          </w:tcPr>
+          <w:p>
+            <w:r>
+              <w:rPr>
+                <w:rFonts w:ascii="Avenir Next" w:hAnsi="Avenir Next"/>
+                <w:b w:val="0"/>
+                <w:i w:val="0"/>
+                <w:color w:val="4A5268"/>
+                <w:sz w:val="18"/>
+              </w:rPr>
+              <w:t>Chapter 3 — Energy and Speed Are Related (ramp + target preview).</w:t>
+            </w:r>
+          </w:p>
+        </w:tc>
+      </w:tr>
+    </w:tbl>
+    <w:p>
+      <w:pPr>
+        <w:spacing w:before="0" w:after="0" w:line="20" w:lineRule="exact"/>
+      </w:pPr>
+      <w:r>
+        <w:rPr>
+          <w:sz w:val="2"/>
+        </w:rPr>
+        <w:br w:type="page"/>
+      </w:r>
+    </w:p>
+    <w:p>
+      <w:pPr>
+        <w:spacing w:before="2400" w:after="600"/>
+        <w:pBdr>
+          <w:bottom w:val="single" w:sz="10" w:color="#1A1D26"/>
+        </w:pBdr>
+      </w:pPr>
+      <w:r>
+        <w:rPr>
+          <w:rFonts w:ascii="Avenir Next" w:hAnsi="Avenir Next"/>
+          <w:b/>
+          <w:i w:val="0"/>
+          <w:color w:val="0F5A5C"/>
+          <w:sz w:val="28"/>
+        </w:rPr>
+        <w:t>CHAPTER 2 DEMO GUIDE — MARBLE COLLISION</w:t>
+      </w:r>
+    </w:p>
+    <w:tbl>
+      <w:tblPr>
+        <w:tblW w:type="auto" w:w="0"/>
+        <w:tblLook w:firstColumn="1" w:firstRow="1" w:lastColumn="0" w:lastRow="0" w:noHBand="0" w:noVBand="1" w:val="04A0"/>
+        <w:tblBorders>
+          <w:top w:val="none"/>
+          <w:left w:val="none"/>
+          <w:bottom w:val="none"/>
+          <w:right w:val="none"/>
+          <w:insideH w:val="none"/>
+          <w:insideV w:val="none"/>
+        </w:tblBorders>
+      </w:tblPr>
+      <w:tblGrid>
+        <w:gridCol w:w="10080"/>
+      </w:tblGrid>
+      <w:tr>
+        <w:tc>
+          <w:tcPr>
+            <w:tcW w:type="dxa" w:w="10080"/>
+            <w:tcMar>
+              <w:top w:w="60" w:type="dxa"/>
+              <w:left w:w="110" w:type="dxa"/>
+              <w:bottom w:w="60" w:type="dxa"/>
+              <w:right w:w="110" w:type="dxa"/>
+            </w:tcMar>
+            <w:shd w:val="clear" w:color="auto" w:fill="#F6F7F9"/>
+            <w:tcBorders>
+              <w:left w:val="single" w:sz="18" w:color="#0F5A5C"/>
+            </w:tcBorders>
+          </w:tcPr>
+          <w:p>
+            <w:r>
+              <w:rPr>
+                <w:rFonts w:ascii="Avenir Next" w:hAnsi="Avenir Next"/>
+                <w:b/>
+                <w:i w:val="0"/>
+                <w:color w:val="0F5A5C"/>
+                <w:sz w:val="21"/>
+              </w:rPr>
+              <w:t xml:space="preserve">LIVE   </w:t>
+            </w:r>
+            <w:r>
+              <w:rPr>
+                <w:rFonts w:ascii="Avenir Next" w:hAnsi="Avenir Next"/>
+                <w:b w:val="0"/>
+                <w:i w:val="0"/>
+                <w:color w:val="1A1D26"/>
+                <w:sz w:val="21"/>
+              </w:rPr>
+              <w:t>Live demo is preferred. Purpose: show that a moving object has energy and can cause a change — nothing more (no transfer/transformation depth).</w:t>
+            </w:r>
+          </w:p>
+        </w:tc>
+      </w:tr>
+    </w:tbl>
+    <w:p>
+      <w:pPr>
+        <w:spacing w:before="0" w:after="200"/>
+      </w:pPr>
+    </w:p>
+    <w:tbl>
+      <w:tblPr>
+        <w:tblW w:type="auto" w:w="0"/>
+        <w:tblLayout w:type="fixed"/>
+        <w:tblLook w:firstColumn="1" w:firstRow="1" w:lastColumn="0" w:lastRow="0" w:noHBand="0" w:noVBand="1" w:val="04A0"/>
+        <w:tblBorders>
+          <w:top w:val="none"/>
+          <w:left w:val="none"/>
+          <w:bottom w:val="none"/>
+          <w:right w:val="none"/>
+          <w:insideH w:val="none"/>
+          <w:insideV w:val="none"/>
+        </w:tblBorders>
+      </w:tblPr>
+      <w:tblGrid>
+        <w:gridCol w:w="5040"/>
+        <w:gridCol w:w="5040"/>
+      </w:tblGrid>
+      <w:tr>
+        <w:trPr>
+          <w:tblHeader w:val="true"/>
+        </w:trPr>
+        <w:tc>
+          <w:tcPr>
+            <w:tcW w:type="dxa" w:w="2160"/>
+            <w:tcMar>
+              <w:top w:w="40" w:type="dxa"/>
+              <w:left w:w="60" w:type="dxa"/>
+              <w:bottom w:w="40" w:type="dxa"/>
+              <w:right w:w="60" w:type="dxa"/>
+            </w:tcMar>
+            <w:shd w:val="clear" w:color="auto" w:fill="#1A1D26"/>
+            <w:vAlign w:val="center"/>
+          </w:tcPr>
+          <w:p>
+            <w:r>
+              <w:rPr>
+                <w:rFonts w:ascii="Avenir Next" w:hAnsi="Avenir Next"/>
+                <w:b/>
+                <w:i w:val="0"/>
+                <w:color w:val="FFFFFF"/>
+                <w:sz w:val="18"/>
+              </w:rPr>
+              <w:t>SECTION</w:t>
+            </w:r>
+          </w:p>
+        </w:tc>
+        <w:tc>
+          <w:tcPr>
+            <w:tcW w:type="dxa" w:w="7920"/>
+            <w:tcMar>
+              <w:top w:w="40" w:type="dxa"/>
+              <w:left w:w="60" w:type="dxa"/>
+              <w:bottom w:w="40" w:type="dxa"/>
+              <w:right w:w="60" w:type="dxa"/>
+            </w:tcMar>
+            <w:shd w:val="clear" w:color="auto" w:fill="#1A1D26"/>
+            <w:vAlign w:val="center"/>
+          </w:tcPr>
+          <w:p>
+            <w:r>
+              <w:rPr>
+                <w:rFonts w:ascii="Avenir Next" w:hAnsi="Avenir Next"/>
+                <w:b/>
+                <w:i w:val="0"/>
+                <w:color w:val="FFFFFF"/>
+                <w:sz w:val="18"/>
+              </w:rPr>
+              <w:t>GUIDANCE</w:t>
+            </w:r>
+          </w:p>
+        </w:tc>
+      </w:tr>
+      <w:tr>
+        <w:tc>
+          <w:tcPr>
+            <w:tcW w:type="dxa" w:w="2160"/>
+            <w:tcMar>
+              <w:top w:w="36" w:type="dxa"/>
+              <w:left w:w="60" w:type="dxa"/>
+              <w:bottom w:w="36" w:type="dxa"/>
+              <w:right w:w="60" w:type="dxa"/>
+            </w:tcMar>
+            <w:vAlign w:val="center"/>
+            <w:tcBorders>
+              <w:bottom w:val="single" w:sz="4" w:color="#D8DCE4"/>
+            </w:tcBorders>
+          </w:tcPr>
+          <w:p>
+            <w:r>
+              <w:rPr>
+                <w:rFonts w:ascii="Avenir Next" w:hAnsi="Avenir Next"/>
+                <w:b/>
+                <w:i w:val="0"/>
+                <w:color w:val="1A1D26"/>
+                <w:sz w:val="18"/>
+              </w:rPr>
+              <w:t>Materials</w:t>
+            </w:r>
+          </w:p>
+        </w:tc>
+        <w:tc>
+          <w:tcPr>
+            <w:tcW w:type="dxa" w:w="7920"/>
+            <w:tcMar>
+              <w:top w:w="36" w:type="dxa"/>
+              <w:left w:w="60" w:type="dxa"/>
+              <w:bottom w:w="36" w:type="dxa"/>
+              <w:right w:w="60" w:type="dxa"/>
+            </w:tcMar>
+            <w:vAlign w:val="center"/>
+            <w:tcBorders>
+              <w:bottom w:val="single" w:sz="4" w:color="#D8DCE4"/>
+            </w:tcBorders>
+          </w:tcPr>
+          <w:p>
+            <w:r>
+              <w:rPr>
+                <w:rFonts w:ascii="Avenir Next" w:hAnsi="Avenir Next"/>
+                <w:b w:val="0"/>
+                <w:i w:val="0"/>
+                <w:color w:val="4A5268"/>
+                <w:sz w:val="18"/>
+              </w:rPr>
+              <w:t>Two identical marbles · smooth track/groove or a flat surface with a low guard</w:t>
+            </w:r>
+          </w:p>
+        </w:tc>
+      </w:tr>
+      <w:tr>
+        <w:tc>
+          <w:tcPr>
+            <w:tcW w:type="dxa" w:w="2160"/>
+            <w:tcMar>
+              <w:top w:w="36" w:type="dxa"/>
+              <w:left w:w="60" w:type="dxa"/>
+              <w:bottom w:w="36" w:type="dxa"/>
+              <w:right w:w="60" w:type="dxa"/>
+            </w:tcMar>
+            <w:vAlign w:val="center"/>
+            <w:tcBorders>
+              <w:bottom w:val="single" w:sz="4" w:color="#D8DCE4"/>
+            </w:tcBorders>
+          </w:tcPr>
+          <w:p>
+            <w:r>
+              <w:rPr>
+                <w:rFonts w:ascii="Avenir Next" w:hAnsi="Avenir Next"/>
+                <w:b/>
+                <w:i w:val="0"/>
+                <w:color w:val="1A1D26"/>
+                <w:sz w:val="18"/>
+              </w:rPr>
+              <w:t>Set Up</w:t>
+            </w:r>
+          </w:p>
+        </w:tc>
+        <w:tc>
+          <w:tcPr>
+            <w:tcW w:type="dxa" w:w="7920"/>
+            <w:tcMar>
+              <w:top w:w="36" w:type="dxa"/>
+              <w:left w:w="60" w:type="dxa"/>
+              <w:bottom w:w="36" w:type="dxa"/>
+              <w:right w:w="60" w:type="dxa"/>
+            </w:tcMar>
+            <w:vAlign w:val="center"/>
+            <w:tcBorders>
+              <w:bottom w:val="single" w:sz="4" w:color="#D8DCE4"/>
+            </w:tcBorders>
+          </w:tcPr>
+          <w:p>
+            <w:r>
+              <w:rPr>
+                <w:rFonts w:ascii="Avenir Next" w:hAnsi="Avenir Next"/>
+                <w:b w:val="0"/>
+                <w:i w:val="0"/>
+                <w:color w:val="4A5268"/>
+                <w:sz w:val="18"/>
+              </w:rPr>
+              <w:t>Target marble resting still on the track. Rolling marble held a short distance away, ready to roll.</w:t>
+            </w:r>
+          </w:p>
+        </w:tc>
+      </w:tr>
+      <w:tr>
+        <w:tc>
+          <w:tcPr>
+            <w:tcW w:type="dxa" w:w="2160"/>
+            <w:tcMar>
+              <w:top w:w="36" w:type="dxa"/>
+              <w:left w:w="60" w:type="dxa"/>
+              <w:bottom w:w="36" w:type="dxa"/>
+              <w:right w:w="60" w:type="dxa"/>
+            </w:tcMar>
+            <w:vAlign w:val="center"/>
+            <w:tcBorders>
+              <w:bottom w:val="single" w:sz="4" w:color="#D8DCE4"/>
+            </w:tcBorders>
+          </w:tcPr>
+          <w:p>
+            <w:r>
+              <w:rPr>
+                <w:rFonts w:ascii="Avenir Next" w:hAnsi="Avenir Next"/>
+                <w:b/>
+                <w:i w:val="0"/>
+                <w:color w:val="1A1D26"/>
+                <w:sz w:val="18"/>
+              </w:rPr>
+              <w:t>Do This</w:t>
+            </w:r>
+          </w:p>
+        </w:tc>
+        <w:tc>
+          <w:tcPr>
+            <w:tcW w:type="dxa" w:w="7920"/>
+            <w:tcMar>
+              <w:top w:w="36" w:type="dxa"/>
+              <w:left w:w="60" w:type="dxa"/>
+              <w:bottom w:w="36" w:type="dxa"/>
+              <w:right w:w="60" w:type="dxa"/>
+            </w:tcMar>
+            <w:vAlign w:val="center"/>
+            <w:tcBorders>
+              <w:bottom w:val="single" w:sz="4" w:color="#D8DCE4"/>
+            </w:tcBorders>
+          </w:tcPr>
+          <w:p>
+            <w:r>
+              <w:rPr>
+                <w:rFonts w:ascii="Avenir Next" w:hAnsi="Avenir Next"/>
+                <w:b w:val="0"/>
+                <w:i w:val="0"/>
+                <w:color w:val="4A5268"/>
+                <w:sz w:val="18"/>
+              </w:rPr>
+              <w:t>1) Show the still target marble. 2) Predict what will happen. 3) Roll the moving marble into it. 4) Name every change (the target marble moves).</w:t>
+            </w:r>
+          </w:p>
+        </w:tc>
+      </w:tr>
+      <w:tr>
+        <w:tc>
+          <w:tcPr>
+            <w:tcW w:type="dxa" w:w="2160"/>
+            <w:tcMar>
+              <w:top w:w="36" w:type="dxa"/>
+              <w:left w:w="60" w:type="dxa"/>
+              <w:bottom w:w="36" w:type="dxa"/>
+              <w:right w:w="60" w:type="dxa"/>
+            </w:tcMar>
+            <w:vAlign w:val="center"/>
+            <w:tcBorders>
+              <w:bottom w:val="single" w:sz="4" w:color="#D8DCE4"/>
+            </w:tcBorders>
+          </w:tcPr>
+          <w:p>
+            <w:r>
+              <w:rPr>
+                <w:rFonts w:ascii="Avenir Next" w:hAnsi="Avenir Next"/>
+                <w:b/>
+                <w:i w:val="0"/>
+                <w:color w:val="1A1D26"/>
+                <w:sz w:val="18"/>
+              </w:rPr>
+              <w:t>Ask</w:t>
+            </w:r>
+          </w:p>
+        </w:tc>
+        <w:tc>
+          <w:tcPr>
+            <w:tcW w:type="dxa" w:w="7920"/>
+            <w:tcMar>
+              <w:top w:w="36" w:type="dxa"/>
+              <w:left w:w="60" w:type="dxa"/>
+              <w:bottom w:w="36" w:type="dxa"/>
+              <w:right w:w="60" w:type="dxa"/>
+            </w:tcMar>
+            <w:vAlign w:val="center"/>
+            <w:tcBorders>
+              <w:bottom w:val="single" w:sz="4" w:color="#D8DCE4"/>
+            </w:tcBorders>
+          </w:tcPr>
+          <w:p>
+            <w:r>
+              <w:rPr>
+                <w:rFonts w:ascii="Avenir Next" w:hAnsi="Avenir Next"/>
+                <w:b w:val="0"/>
+                <w:i w:val="0"/>
+                <w:color w:val="4A5268"/>
+                <w:sz w:val="18"/>
+              </w:rPr>
+              <w:t>“What changed?” “What did the target marble do?” “How do we know the moving marble had energy?”</w:t>
+            </w:r>
+          </w:p>
+        </w:tc>
+      </w:tr>
+      <w:tr>
+        <w:tc>
+          <w:tcPr>
+            <w:tcW w:type="dxa" w:w="2160"/>
+            <w:tcMar>
+              <w:top w:w="36" w:type="dxa"/>
+              <w:left w:w="60" w:type="dxa"/>
+              <w:bottom w:w="36" w:type="dxa"/>
+              <w:right w:w="60" w:type="dxa"/>
+            </w:tcMar>
+            <w:vAlign w:val="center"/>
+            <w:tcBorders>
+              <w:bottom w:val="single" w:sz="4" w:color="#D8DCE4"/>
+            </w:tcBorders>
+          </w:tcPr>
+          <w:p>
+            <w:r>
+              <w:rPr>
+                <w:rFonts w:ascii="Avenir Next" w:hAnsi="Avenir Next"/>
+                <w:b/>
+                <w:i w:val="0"/>
+                <w:color w:val="1A1D26"/>
+                <w:sz w:val="18"/>
+              </w:rPr>
+              <w:t>Listen For</w:t>
+            </w:r>
+          </w:p>
+        </w:tc>
+        <w:tc>
+          <w:tcPr>
+            <w:tcW w:type="dxa" w:w="7920"/>
+            <w:tcMar>
+              <w:top w:w="36" w:type="dxa"/>
+              <w:left w:w="60" w:type="dxa"/>
+              <w:bottom w:w="36" w:type="dxa"/>
+              <w:right w:w="60" w:type="dxa"/>
+            </w:tcMar>
+            <w:vAlign w:val="center"/>
+            <w:tcBorders>
+              <w:bottom w:val="single" w:sz="4" w:color="#D8DCE4"/>
+            </w:tcBorders>
+          </w:tcPr>
+          <w:p>
+            <w:r>
+              <w:rPr>
+                <w:rFonts w:ascii="Avenir Next" w:hAnsi="Avenir Next"/>
+                <w:b w:val="0"/>
+                <w:i w:val="0"/>
+                <w:color w:val="4A5268"/>
+                <w:sz w:val="18"/>
+              </w:rPr>
+              <w:t>“the target marble moved” “it changed from still to moving” — the change is the evidence</w:t>
+            </w:r>
+          </w:p>
+        </w:tc>
+      </w:tr>
+      <w:tr>
+        <w:tc>
+          <w:tcPr>
+            <w:tcW w:type="dxa" w:w="2160"/>
+            <w:tcMar>
+              <w:top w:w="36" w:type="dxa"/>
+              <w:left w:w="60" w:type="dxa"/>
+              <w:bottom w:w="36" w:type="dxa"/>
+              <w:right w:w="60" w:type="dxa"/>
+            </w:tcMar>
+            <w:vAlign w:val="center"/>
+            <w:tcBorders>
+              <w:bottom w:val="single" w:sz="4" w:color="#D8DCE4"/>
+            </w:tcBorders>
+          </w:tcPr>
+          <w:p>
+            <w:r>
+              <w:rPr>
+                <w:rFonts w:ascii="Avenir Next" w:hAnsi="Avenir Next"/>
+                <w:b/>
+                <w:i w:val="0"/>
+                <w:color w:val="1A1D26"/>
+                <w:sz w:val="18"/>
+              </w:rPr>
+              <w:t>Connect</w:t>
+            </w:r>
+          </w:p>
+        </w:tc>
+        <w:tc>
+          <w:tcPr>
+            <w:tcW w:type="dxa" w:w="7920"/>
+            <w:tcMar>
+              <w:top w:w="36" w:type="dxa"/>
+              <w:left w:w="60" w:type="dxa"/>
+              <w:bottom w:w="36" w:type="dxa"/>
+              <w:right w:w="60" w:type="dxa"/>
+            </w:tcMar>
+            <w:vAlign w:val="center"/>
+            <w:tcBorders>
+              <w:bottom w:val="single" w:sz="4" w:color="#D8DCE4"/>
+            </w:tcBorders>
+          </w:tcPr>
+          <w:p>
+            <w:r>
+              <w:rPr>
+                <w:rFonts w:ascii="Avenir Next" w:hAnsi="Avenir Next"/>
+                <w:b w:val="0"/>
+                <w:i w:val="0"/>
+                <w:color w:val="4A5268"/>
+                <w:sz w:val="18"/>
+              </w:rPr>
+              <w:t>The target marble changed from still to moving. That change is evidence that the moving marble had energy of motion (Reader p. 9). Build MOVING OBJECT → CHANGE → EVIDENCE on the board.</w:t>
+            </w:r>
+          </w:p>
+        </w:tc>
+      </w:tr>
+      <w:tr>
+        <w:tc>
+          <w:tcPr>
+            <w:tcW w:type="dxa" w:w="2160"/>
+            <w:tcMar>
+              <w:top w:w="36" w:type="dxa"/>
+              <w:left w:w="60" w:type="dxa"/>
+              <w:bottom w:w="36" w:type="dxa"/>
+              <w:right w:w="60" w:type="dxa"/>
+            </w:tcMar>
+            <w:vAlign w:val="center"/>
+            <w:tcBorders>
+              <w:bottom w:val="single" w:sz="4" w:color="#D8DCE4"/>
+            </w:tcBorders>
+          </w:tcPr>
+          <w:p>
+            <w:r>
+              <w:rPr>
+                <w:rFonts w:ascii="Avenir Next" w:hAnsi="Avenir Next"/>
+                <w:b/>
+                <w:i w:val="0"/>
+                <w:color w:val="1A1D26"/>
+                <w:sz w:val="18"/>
+              </w:rPr>
+              <w:t>Do Not Overteach</w:t>
+            </w:r>
+          </w:p>
+        </w:tc>
+        <w:tc>
+          <w:tcPr>
+            <w:tcW w:type="dxa" w:w="7920"/>
+            <w:tcMar>
+              <w:top w:w="36" w:type="dxa"/>
+              <w:left w:w="60" w:type="dxa"/>
+              <w:bottom w:w="36" w:type="dxa"/>
+              <w:right w:w="60" w:type="dxa"/>
+            </w:tcMar>
+            <w:vAlign w:val="center"/>
+            <w:tcBorders>
+              <w:bottom w:val="single" w:sz="4" w:color="#D8DCE4"/>
+            </w:tcBorders>
+          </w:tcPr>
+          <w:p>
+            <w:r>
+              <w:rPr>
+                <w:rFonts w:ascii="Avenir Next" w:hAnsi="Avenir Next"/>
+                <w:b w:val="0"/>
+                <w:i w:val="0"/>
+                <w:color w:val="4A5268"/>
+                <w:sz w:val="18"/>
+              </w:rPr>
+              <w:t>Do not measure distance/speed (Ch3) · do not say the energy “transferred” (Ch4–5) · do not call it kinetic energy.</w:t>
+            </w:r>
+          </w:p>
+        </w:tc>
+      </w:tr>
+      <w:tr>
+        <w:tc>
+          <w:tcPr>
+            <w:tcW w:type="dxa" w:w="2160"/>
+            <w:tcMar>
+              <w:top w:w="36" w:type="dxa"/>
+              <w:left w:w="60" w:type="dxa"/>
+              <w:bottom w:w="36" w:type="dxa"/>
+              <w:right w:w="60" w:type="dxa"/>
+            </w:tcMar>
+            <w:vAlign w:val="center"/>
+            <w:tcBorders>
+              <w:bottom w:val="single" w:sz="4" w:color="#D8DCE4"/>
+            </w:tcBorders>
+          </w:tcPr>
+          <w:p>
+            <w:r>
+              <w:rPr>
+                <w:rFonts w:ascii="Avenir Next" w:hAnsi="Avenir Next"/>
+                <w:b/>
+                <w:i w:val="0"/>
+                <w:color w:val="1A1D26"/>
+                <w:sz w:val="18"/>
+              </w:rPr>
+              <w:t>If Students Ask</w:t>
+            </w:r>
+          </w:p>
+        </w:tc>
+        <w:tc>
+          <w:tcPr>
+            <w:tcW w:type="dxa" w:w="7920"/>
+            <w:tcMar>
+              <w:top w:w="36" w:type="dxa"/>
+              <w:left w:w="60" w:type="dxa"/>
+              <w:bottom w:w="36" w:type="dxa"/>
+              <w:right w:w="60" w:type="dxa"/>
+            </w:tcMar>
+            <w:vAlign w:val="center"/>
+            <w:tcBorders>
+              <w:bottom w:val="single" w:sz="4" w:color="#D8DCE4"/>
+            </w:tcBorders>
+          </w:tcPr>
+          <w:p>
+            <w:r>
+              <w:rPr>
+                <w:rFonts w:ascii="Avenir Next" w:hAnsi="Avenir Next"/>
+                <w:b w:val="0"/>
+                <w:i w:val="0"/>
+                <w:color w:val="4A5268"/>
+                <w:sz w:val="18"/>
+              </w:rPr>
+              <w:t>“Where did the energy go?” → “That’s a great question for a later chapter.” Keep it a preview.</w:t>
+            </w:r>
+          </w:p>
+        </w:tc>
+      </w:tr>
+      <w:tr>
+        <w:tc>
+          <w:tcPr>
+            <w:tcW w:type="dxa" w:w="2160"/>
+            <w:tcMar>
+              <w:top w:w="36" w:type="dxa"/>
+              <w:left w:w="60" w:type="dxa"/>
+              <w:bottom w:w="36" w:type="dxa"/>
+              <w:right w:w="60" w:type="dxa"/>
+            </w:tcMar>
+            <w:vAlign w:val="center"/>
+            <w:tcBorders>
+              <w:bottom w:val="single" w:sz="4" w:color="#D8DCE4"/>
+            </w:tcBorders>
+          </w:tcPr>
+          <w:p>
+            <w:r>
+              <w:rPr>
+                <w:rFonts w:ascii="Avenir Next" w:hAnsi="Avenir Next"/>
+                <w:b/>
+                <w:i w:val="0"/>
+                <w:color w:val="1A1D26"/>
+                <w:sz w:val="18"/>
+              </w:rPr>
+              <w:t>If Short on Time</w:t>
+            </w:r>
+          </w:p>
+        </w:tc>
+        <w:tc>
+          <w:tcPr>
+            <w:tcW w:type="dxa" w:w="7920"/>
+            <w:tcMar>
+              <w:top w:w="36" w:type="dxa"/>
+              <w:left w:w="60" w:type="dxa"/>
+              <w:bottom w:w="36" w:type="dxa"/>
+              <w:right w:w="60" w:type="dxa"/>
+            </w:tcMar>
+            <w:vAlign w:val="center"/>
+            <w:tcBorders>
+              <w:bottom w:val="single" w:sz="4" w:color="#D8DCE4"/>
+            </w:tcBorders>
+          </w:tcPr>
+          <w:p>
+            <w:r>
+              <w:rPr>
+                <w:rFonts w:ascii="Avenir Next" w:hAnsi="Avenir Next"/>
+                <w:b w:val="0"/>
+                <w:i w:val="0"/>
+                <w:color w:val="4A5268"/>
+                <w:sz w:val="18"/>
+              </w:rPr>
+              <w:t>Use slide 7 (evidence) as the whole-demo summary. One roll is the demonstration.</w:t>
+            </w:r>
+          </w:p>
+        </w:tc>
+      </w:tr>
+    </w:tbl>
+    <w:p>
+      <w:pPr>
+        <w:spacing w:before="0" w:after="0" w:line="20" w:lineRule="exact"/>
+      </w:pPr>
+      <w:r>
+        <w:rPr>
+          <w:sz w:val="2"/>
+        </w:rPr>
+        <w:br w:type="page"/>
+      </w:r>
+    </w:p>
+    <w:p>
+      <w:pPr>
+        <w:spacing w:before="2400" w:after="600"/>
+        <w:pBdr>
+          <w:bottom w:val="single" w:sz="10" w:color="#1A1D26"/>
+        </w:pBdr>
+      </w:pPr>
+      <w:r>
+        <w:rPr>
+          <w:rFonts w:ascii="Avenir Next" w:hAnsi="Avenir Next"/>
+          <w:b/>
+          <w:i w:val="0"/>
+          <w:color w:val="0F5A5C"/>
+          <w:sz w:val="28"/>
+        </w:rPr>
+        <w:t>CHAPTER 2 — SLIDESHOW MAP</w:t>
+      </w:r>
+    </w:p>
+    <w:tbl>
+      <w:tblPr>
+        <w:tblW w:type="auto" w:w="0"/>
+        <w:tblLook w:firstColumn="1" w:firstRow="1" w:lastColumn="0" w:lastRow="0" w:noHBand="0" w:noVBand="1" w:val="04A0"/>
+        <w:tblBorders>
+          <w:top w:val="none"/>
+          <w:left w:val="none"/>
+          <w:bottom w:val="none"/>
+          <w:right w:val="none"/>
+          <w:insideH w:val="none"/>
+          <w:insideV w:val="none"/>
+        </w:tblBorders>
+      </w:tblPr>
+      <w:tblGrid>
+        <w:gridCol w:w="10080"/>
+      </w:tblGrid>
+      <w:tr>
+        <w:tc>
+          <w:tcPr>
+            <w:tcW w:type="dxa" w:w="10080"/>
+            <w:tcMar>
+              <w:top w:w="60" w:type="dxa"/>
+              <w:left w:w="110" w:type="dxa"/>
+              <w:bottom w:w="60" w:type="dxa"/>
+              <w:right w:w="110" w:type="dxa"/>
+            </w:tcMar>
+            <w:shd w:val="clear" w:color="auto" w:fill="#F6F7F9"/>
+            <w:tcBorders>
+              <w:left w:val="single" w:sz="18" w:color="#0F5A5C"/>
+            </w:tcBorders>
+          </w:tcPr>
+          <w:p>
+            <w:r>
+              <w:rPr>
+                <w:rFonts w:ascii="Avenir Next" w:hAnsi="Avenir Next"/>
+                <w:b/>
+                <w:i w:val="0"/>
+                <w:color w:val="0F5A5C"/>
+                <w:sz w:val="21"/>
+              </w:rPr>
+              <w:t xml:space="preserve">DECK   </w:t>
+            </w:r>
+            <w:r>
+              <w:rPr>
+                <w:rFonts w:ascii="Avenir Next" w:hAnsi="Avenir Next"/>
+                <w:b w:val="0"/>
+                <w:i w:val="0"/>
+                <w:color w:val="1A1D26"/>
+                <w:sz w:val="21"/>
+              </w:rPr>
+              <w:t>37 slides (16:9). Speaker notes: MODE · TIME · PLAN · ASK · LISTEN FOR · REVEAL · NEXT.</w:t>
+            </w:r>
+          </w:p>
+        </w:tc>
+      </w:tr>
+    </w:tbl>
+    <w:p>
+      <w:pPr>
+        <w:spacing w:before="0" w:after="200"/>
+      </w:pPr>
+    </w:p>
+    <w:tbl>
+      <w:tblPr>
+        <w:tblW w:type="auto" w:w="0"/>
+        <w:tblLayout w:type="fixed"/>
+        <w:tblLook w:firstColumn="1" w:firstRow="1" w:lastColumn="0" w:lastRow="0" w:noHBand="0" w:noVBand="1" w:val="04A0"/>
+        <w:tblBorders>
+          <w:top w:val="none"/>
+          <w:left w:val="none"/>
+          <w:bottom w:val="none"/>
+          <w:right w:val="none"/>
+          <w:insideH w:val="none"/>
+          <w:insideV w:val="none"/>
+        </w:tblBorders>
+      </w:tblPr>
+      <w:tblGrid>
+        <w:gridCol w:w="3360"/>
+        <w:gridCol w:w="3360"/>
+        <w:gridCol w:w="3360"/>
+      </w:tblGrid>
+      <w:tr>
+        <w:trPr>
+          <w:tblHeader w:val="true"/>
+        </w:trPr>
+        <w:tc>
+          <w:tcPr>
+            <w:tcW w:type="dxa" w:w="2736"/>
+            <w:tcMar>
+              <w:top w:w="40" w:type="dxa"/>
+              <w:left w:w="60" w:type="dxa"/>
+              <w:bottom w:w="40" w:type="dxa"/>
+              <w:right w:w="60" w:type="dxa"/>
+            </w:tcMar>
+            <w:shd w:val="clear" w:color="auto" w:fill="#1A1D26"/>
+            <w:vAlign w:val="center"/>
+          </w:tcPr>
+          <w:p>
+            <w:r>
+              <w:rPr>
+                <w:rFonts w:ascii="Avenir Next" w:hAnsi="Avenir Next"/>
+                <w:b/>
+                <w:i w:val="0"/>
+                <w:color w:val="FFFFFF"/>
+                <w:sz w:val="18"/>
+              </w:rPr>
+              <w:t>ANCHOR</w:t>
+            </w:r>
+          </w:p>
+        </w:tc>
+        <w:tc>
+          <w:tcPr>
+            <w:tcW w:type="dxa" w:w="1584"/>
+            <w:tcMar>
+              <w:top w:w="40" w:type="dxa"/>
+              <w:left w:w="60" w:type="dxa"/>
+              <w:bottom w:w="40" w:type="dxa"/>
+              <w:right w:w="60" w:type="dxa"/>
+            </w:tcMar>
+            <w:shd w:val="clear" w:color="auto" w:fill="#1A1D26"/>
+            <w:vAlign w:val="center"/>
+          </w:tcPr>
+          <w:p>
+            <w:r>
+              <w:rPr>
+                <w:rFonts w:ascii="Avenir Next" w:hAnsi="Avenir Next"/>
+                <w:b/>
+                <w:i w:val="0"/>
+                <w:color w:val="FFFFFF"/>
+                <w:sz w:val="18"/>
+              </w:rPr>
+              <w:t>SLIDES</w:t>
+            </w:r>
+          </w:p>
+        </w:tc>
+        <w:tc>
+          <w:tcPr>
+            <w:tcW w:type="dxa" w:w="5760"/>
+            <w:tcMar>
+              <w:top w:w="40" w:type="dxa"/>
+              <w:left w:w="60" w:type="dxa"/>
+              <w:bottom w:w="40" w:type="dxa"/>
+              <w:right w:w="60" w:type="dxa"/>
+            </w:tcMar>
+            <w:shd w:val="clear" w:color="auto" w:fill="#1A1D26"/>
+            <w:vAlign w:val="center"/>
+          </w:tcPr>
+          <w:p>
+            <w:r>
+              <w:rPr>
+                <w:rFonts w:ascii="Avenir Next" w:hAnsi="Avenir Next"/>
+                <w:b/>
+                <w:i w:val="0"/>
+                <w:color w:val="FFFFFF"/>
+                <w:sz w:val="18"/>
+              </w:rPr>
+              <w:t>WHAT HAPPENS ON SCREEN</w:t>
+            </w:r>
+          </w:p>
+        </w:tc>
+      </w:tr>
+      <w:tr>
+        <w:tc>
+          <w:tcPr>
+            <w:tcW w:type="dxa" w:w="2736"/>
+            <w:tcMar>
+              <w:top w:w="36" w:type="dxa"/>
+              <w:left w:w="60" w:type="dxa"/>
+              <w:bottom w:w="36" w:type="dxa"/>
+              <w:right w:w="60" w:type="dxa"/>
+            </w:tcMar>
+            <w:vAlign w:val="center"/>
+            <w:tcBorders>
+              <w:bottom w:val="single" w:sz="4" w:color="#D8DCE4"/>
+            </w:tcBorders>
+          </w:tcPr>
+          <w:p>
+            <w:r>
+              <w:rPr>
+                <w:rFonts w:ascii="Avenir Next" w:hAnsi="Avenir Next"/>
+                <w:b/>
+                <w:i w:val="0"/>
+                <w:color w:val="1A1D26"/>
+                <w:sz w:val="18"/>
+              </w:rPr>
+              <w:t>BQ</w:t>
+            </w:r>
+          </w:p>
+        </w:tc>
+        <w:tc>
+          <w:tcPr>
+            <w:tcW w:type="dxa" w:w="1584"/>
+            <w:tcMar>
+              <w:top w:w="36" w:type="dxa"/>
+              <w:left w:w="60" w:type="dxa"/>
+              <w:bottom w:w="36" w:type="dxa"/>
+              <w:right w:w="60" w:type="dxa"/>
+            </w:tcMar>
+            <w:vAlign w:val="center"/>
+            <w:tcBorders>
+              <w:bottom w:val="single" w:sz="4" w:color="#D8DCE4"/>
+            </w:tcBorders>
+          </w:tcPr>
+          <w:p>
+            <w:r>
+              <w:rPr>
+                <w:rFonts w:ascii="Avenir Next" w:hAnsi="Avenir Next"/>
+                <w:b w:val="0"/>
+                <w:i w:val="0"/>
+                <w:color w:val="4A5268"/>
+                <w:sz w:val="18"/>
+              </w:rPr>
+              <w:t>2 · 3 · 27</w:t>
+            </w:r>
+          </w:p>
+        </w:tc>
+        <w:tc>
+          <w:tcPr>
+            <w:tcW w:type="dxa" w:w="5760"/>
+            <w:tcMar>
+              <w:top w:w="36" w:type="dxa"/>
+              <w:left w:w="60" w:type="dxa"/>
+              <w:bottom w:w="36" w:type="dxa"/>
+              <w:right w:w="60" w:type="dxa"/>
+            </w:tcMar>
+            <w:vAlign w:val="center"/>
+            <w:tcBorders>
+              <w:bottom w:val="single" w:sz="4" w:color="#D8DCE4"/>
+            </w:tcBorders>
+          </w:tcPr>
+          <w:p>
+            <w:r>
+              <w:rPr>
+                <w:rFonts w:ascii="Avenir Next" w:hAnsi="Avenir Next"/>
+                <w:b w:val="0"/>
+                <w:i w:val="0"/>
+                <w:color w:val="4A5268"/>
+                <w:sz w:val="18"/>
+              </w:rPr>
+              <w:t>2 = Big Question banner + TURN &amp; TALK · 3 = My first thinking (write) · 27 = BQ · NOW I THINK (return, write)</w:t>
+            </w:r>
+          </w:p>
+        </w:tc>
+      </w:tr>
+      <w:tr>
+        <w:tc>
+          <w:tcPr>
+            <w:tcW w:type="dxa" w:w="2736"/>
+            <w:tcMar>
+              <w:top w:w="36" w:type="dxa"/>
+              <w:left w:w="60" w:type="dxa"/>
+              <w:bottom w:w="36" w:type="dxa"/>
+              <w:right w:w="60" w:type="dxa"/>
+            </w:tcMar>
+            <w:vAlign w:val="center"/>
+            <w:tcBorders>
+              <w:bottom w:val="single" w:sz="4" w:color="#D8DCE4"/>
+            </w:tcBorders>
+          </w:tcPr>
+          <w:p>
+            <w:r>
+              <w:rPr>
+                <w:rFonts w:ascii="Avenir Next" w:hAnsi="Avenir Next"/>
+                <w:b/>
+                <w:i w:val="0"/>
+                <w:color w:val="1A1D26"/>
+                <w:sz w:val="18"/>
+              </w:rPr>
+              <w:t>V1 (motion)</w:t>
+            </w:r>
+          </w:p>
+        </w:tc>
+        <w:tc>
+          <w:tcPr>
+            <w:tcW w:type="dxa" w:w="1584"/>
+            <w:tcMar>
+              <w:top w:w="36" w:type="dxa"/>
+              <w:left w:w="60" w:type="dxa"/>
+              <w:bottom w:w="36" w:type="dxa"/>
+              <w:right w:w="60" w:type="dxa"/>
+            </w:tcMar>
+            <w:vAlign w:val="center"/>
+            <w:tcBorders>
+              <w:bottom w:val="single" w:sz="4" w:color="#D8DCE4"/>
+            </w:tcBorders>
+          </w:tcPr>
+          <w:p>
+            <w:r>
+              <w:rPr>
+                <w:rFonts w:ascii="Avenir Next" w:hAnsi="Avenir Next"/>
+                <w:b w:val="0"/>
+                <w:i w:val="0"/>
+                <w:color w:val="4A5268"/>
+                <w:sz w:val="18"/>
+              </w:rPr>
+              <w:t>8–10</w:t>
+            </w:r>
+          </w:p>
+        </w:tc>
+        <w:tc>
+          <w:tcPr>
+            <w:tcW w:type="dxa" w:w="5760"/>
+            <w:tcMar>
+              <w:top w:w="36" w:type="dxa"/>
+              <w:left w:w="60" w:type="dxa"/>
+              <w:bottom w:w="36" w:type="dxa"/>
+              <w:right w:w="60" w:type="dxa"/>
+            </w:tcMar>
+            <w:vAlign w:val="center"/>
+            <w:tcBorders>
+              <w:bottom w:val="single" w:sz="4" w:color="#D8DCE4"/>
+            </w:tcBorders>
+          </w:tcPr>
+          <w:p>
+            <w:r>
+              <w:rPr>
+                <w:rFonts w:ascii="Avenir Next" w:hAnsi="Avenir Next"/>
+                <w:b w:val="0"/>
+                <w:i w:val="0"/>
+                <w:color w:val="4A5268"/>
+                <w:sz w:val="18"/>
+              </w:rPr>
+              <w:t>8 = one large vocab card · 9 = notes write · 10 = notes reveal (position)</w:t>
+            </w:r>
+          </w:p>
+        </w:tc>
+      </w:tr>
+      <w:tr>
+        <w:tc>
+          <w:tcPr>
+            <w:tcW w:type="dxa" w:w="2736"/>
+            <w:tcMar>
+              <w:top w:w="36" w:type="dxa"/>
+              <w:left w:w="60" w:type="dxa"/>
+              <w:bottom w:w="36" w:type="dxa"/>
+              <w:right w:w="60" w:type="dxa"/>
+            </w:tcMar>
+            <w:vAlign w:val="center"/>
+            <w:tcBorders>
+              <w:bottom w:val="single" w:sz="4" w:color="#D8DCE4"/>
+            </w:tcBorders>
+          </w:tcPr>
+          <w:p>
+            <w:r>
+              <w:rPr>
+                <w:rFonts w:ascii="Avenir Next" w:hAnsi="Avenir Next"/>
+                <w:b/>
+                <w:i w:val="0"/>
+                <w:color w:val="1A1D26"/>
+                <w:sz w:val="18"/>
+              </w:rPr>
+              <w:t>V2 (energy of motion)</w:t>
+            </w:r>
+          </w:p>
+        </w:tc>
+        <w:tc>
+          <w:tcPr>
+            <w:tcW w:type="dxa" w:w="1584"/>
+            <w:tcMar>
+              <w:top w:w="36" w:type="dxa"/>
+              <w:left w:w="60" w:type="dxa"/>
+              <w:bottom w:w="36" w:type="dxa"/>
+              <w:right w:w="60" w:type="dxa"/>
+            </w:tcMar>
+            <w:vAlign w:val="center"/>
+            <w:tcBorders>
+              <w:bottom w:val="single" w:sz="4" w:color="#D8DCE4"/>
+            </w:tcBorders>
+          </w:tcPr>
+          <w:p>
+            <w:r>
+              <w:rPr>
+                <w:rFonts w:ascii="Avenir Next" w:hAnsi="Avenir Next"/>
+                <w:b w:val="0"/>
+                <w:i w:val="0"/>
+                <w:color w:val="4A5268"/>
+                <w:sz w:val="18"/>
+              </w:rPr>
+              <w:t>14–16</w:t>
+            </w:r>
+          </w:p>
+        </w:tc>
+        <w:tc>
+          <w:tcPr>
+            <w:tcW w:type="dxa" w:w="5760"/>
+            <w:tcMar>
+              <w:top w:w="36" w:type="dxa"/>
+              <w:left w:w="60" w:type="dxa"/>
+              <w:bottom w:w="36" w:type="dxa"/>
+              <w:right w:w="60" w:type="dxa"/>
+            </w:tcMar>
+            <w:vAlign w:val="center"/>
+            <w:tcBorders>
+              <w:bottom w:val="single" w:sz="4" w:color="#D8DCE4"/>
+            </w:tcBorders>
+          </w:tcPr>
+          <w:p>
+            <w:r>
+              <w:rPr>
+                <w:rFonts w:ascii="Avenir Next" w:hAnsi="Avenir Next"/>
+                <w:b w:val="0"/>
+                <w:i w:val="0"/>
+                <w:color w:val="4A5268"/>
+                <w:sz w:val="18"/>
+              </w:rPr>
+              <w:t>14 = one large vocab card · 15 = notes write · 16 = notes reveal (moving)</w:t>
+            </w:r>
+          </w:p>
+        </w:tc>
+      </w:tr>
+      <w:tr>
+        <w:tc>
+          <w:tcPr>
+            <w:tcW w:type="dxa" w:w="2736"/>
+            <w:tcMar>
+              <w:top w:w="36" w:type="dxa"/>
+              <w:left w:w="60" w:type="dxa"/>
+              <w:bottom w:w="36" w:type="dxa"/>
+              <w:right w:w="60" w:type="dxa"/>
+            </w:tcMar>
+            <w:vAlign w:val="center"/>
+            <w:tcBorders>
+              <w:bottom w:val="single" w:sz="4" w:color="#D8DCE4"/>
+            </w:tcBorders>
+          </w:tcPr>
+          <w:p>
+            <w:r>
+              <w:rPr>
+                <w:rFonts w:ascii="Avenir Next" w:hAnsi="Avenir Next"/>
+                <w:b/>
+                <w:i w:val="0"/>
+                <w:color w:val="1A1D26"/>
+                <w:sz w:val="18"/>
+              </w:rPr>
+              <w:t>N1 Moving Objects Can Cause Changes</w:t>
+            </w:r>
+          </w:p>
+        </w:tc>
+        <w:tc>
+          <w:tcPr>
+            <w:tcW w:type="dxa" w:w="1584"/>
+            <w:tcMar>
+              <w:top w:w="36" w:type="dxa"/>
+              <w:left w:w="60" w:type="dxa"/>
+              <w:bottom w:w="36" w:type="dxa"/>
+              <w:right w:w="60" w:type="dxa"/>
+            </w:tcMar>
+            <w:vAlign w:val="center"/>
+            <w:tcBorders>
+              <w:bottom w:val="single" w:sz="4" w:color="#D8DCE4"/>
+            </w:tcBorders>
+          </w:tcPr>
+          <w:p>
+            <w:r>
+              <w:rPr>
+                <w:rFonts w:ascii="Avenir Next" w:hAnsi="Avenir Next"/>
+                <w:b w:val="0"/>
+                <w:i w:val="0"/>
+                <w:color w:val="4A5268"/>
+                <w:sz w:val="18"/>
+              </w:rPr>
+              <w:t>11–13</w:t>
+            </w:r>
+          </w:p>
+        </w:tc>
+        <w:tc>
+          <w:tcPr>
+            <w:tcW w:type="dxa" w:w="5760"/>
+            <w:tcMar>
+              <w:top w:w="36" w:type="dxa"/>
+              <w:left w:w="60" w:type="dxa"/>
+              <w:bottom w:w="36" w:type="dxa"/>
+              <w:right w:w="60" w:type="dxa"/>
+            </w:tcMar>
+            <w:vAlign w:val="center"/>
+            <w:tcBorders>
+              <w:bottom w:val="single" w:sz="4" w:color="#D8DCE4"/>
+            </w:tcBorders>
+          </w:tcPr>
+          <w:p>
+            <w:r>
+              <w:rPr>
+                <w:rFonts w:ascii="Avenir Next" w:hAnsi="Avenir Next"/>
+                <w:b w:val="0"/>
+                <w:i w:val="0"/>
+                <w:color w:val="4A5268"/>
+                <w:sz w:val="18"/>
+              </w:rPr>
+              <w:t>11 = concept + caption · 12 = write · 13 = reveal (change · outside)</w:t>
+            </w:r>
+          </w:p>
+        </w:tc>
+      </w:tr>
+      <w:tr>
+        <w:tc>
+          <w:tcPr>
+            <w:tcW w:type="dxa" w:w="2736"/>
+            <w:tcMar>
+              <w:top w:w="36" w:type="dxa"/>
+              <w:left w:w="60" w:type="dxa"/>
+              <w:bottom w:w="36" w:type="dxa"/>
+              <w:right w:w="60" w:type="dxa"/>
+            </w:tcMar>
+            <w:vAlign w:val="center"/>
+            <w:tcBorders>
+              <w:bottom w:val="single" w:sz="4" w:color="#D8DCE4"/>
+            </w:tcBorders>
+          </w:tcPr>
+          <w:p>
+            <w:r>
+              <w:rPr>
+                <w:rFonts w:ascii="Avenir Next" w:hAnsi="Avenir Next"/>
+                <w:b/>
+                <w:i w:val="0"/>
+                <w:color w:val="1A1D26"/>
+                <w:sz w:val="18"/>
+              </w:rPr>
+              <w:t>N2 Moving Objects Have Energy</w:t>
+            </w:r>
+          </w:p>
+        </w:tc>
+        <w:tc>
+          <w:tcPr>
+            <w:tcW w:type="dxa" w:w="1584"/>
+            <w:tcMar>
+              <w:top w:w="36" w:type="dxa"/>
+              <w:left w:w="60" w:type="dxa"/>
+              <w:bottom w:w="36" w:type="dxa"/>
+              <w:right w:w="60" w:type="dxa"/>
+            </w:tcMar>
+            <w:vAlign w:val="center"/>
+            <w:tcBorders>
+              <w:bottom w:val="single" w:sz="4" w:color="#D8DCE4"/>
+            </w:tcBorders>
+          </w:tcPr>
+          <w:p>
+            <w:r>
+              <w:rPr>
+                <w:rFonts w:ascii="Avenir Next" w:hAnsi="Avenir Next"/>
+                <w:b w:val="0"/>
+                <w:i w:val="0"/>
+                <w:color w:val="4A5268"/>
+                <w:sz w:val="18"/>
+              </w:rPr>
+              <w:t>17–20</w:t>
+            </w:r>
+          </w:p>
+        </w:tc>
+        <w:tc>
+          <w:tcPr>
+            <w:tcW w:type="dxa" w:w="5760"/>
+            <w:tcMar>
+              <w:top w:w="36" w:type="dxa"/>
+              <w:left w:w="60" w:type="dxa"/>
+              <w:bottom w:w="36" w:type="dxa"/>
+              <w:right w:w="60" w:type="dxa"/>
+            </w:tcMar>
+            <w:vAlign w:val="center"/>
+            <w:tcBorders>
+              <w:bottom w:val="single" w:sz="4" w:color="#D8DCE4"/>
+            </w:tcBorders>
+          </w:tcPr>
+          <w:p>
+            <w:r>
+              <w:rPr>
+                <w:rFonts w:ascii="Avenir Next" w:hAnsi="Avenir Next"/>
+                <w:b w:val="0"/>
+                <w:i w:val="0"/>
+                <w:color w:val="4A5268"/>
+                <w:sz w:val="18"/>
+              </w:rPr>
+              <w:t>17 = MOVING OBJECT → CHANGE → EVIDENCE model · 18 = notes write · 19 = OBSERVE before/after draw · 20 = reveal (motion)</w:t>
+            </w:r>
+          </w:p>
+        </w:tc>
+      </w:tr>
+      <w:tr>
+        <w:tc>
+          <w:tcPr>
+            <w:tcW w:type="dxa" w:w="2736"/>
+            <w:tcMar>
+              <w:top w:w="36" w:type="dxa"/>
+              <w:left w:w="60" w:type="dxa"/>
+              <w:bottom w:w="36" w:type="dxa"/>
+              <w:right w:w="60" w:type="dxa"/>
+            </w:tcMar>
+            <w:vAlign w:val="center"/>
+            <w:tcBorders>
+              <w:bottom w:val="single" w:sz="4" w:color="#D8DCE4"/>
+            </w:tcBorders>
+          </w:tcPr>
+          <w:p>
+            <w:r>
+              <w:rPr>
+                <w:rFonts w:ascii="Avenir Next" w:hAnsi="Avenir Next"/>
+                <w:b/>
+                <w:i w:val="0"/>
+                <w:color w:val="1A1D26"/>
+                <w:sz w:val="18"/>
+              </w:rPr>
+              <w:t>N3 People Use the Energy of Motion</w:t>
+            </w:r>
+          </w:p>
+        </w:tc>
+        <w:tc>
+          <w:tcPr>
+            <w:tcW w:type="dxa" w:w="1584"/>
+            <w:tcMar>
+              <w:top w:w="36" w:type="dxa"/>
+              <w:left w:w="60" w:type="dxa"/>
+              <w:bottom w:w="36" w:type="dxa"/>
+              <w:right w:w="60" w:type="dxa"/>
+            </w:tcMar>
+            <w:vAlign w:val="center"/>
+            <w:tcBorders>
+              <w:bottom w:val="single" w:sz="4" w:color="#D8DCE4"/>
+            </w:tcBorders>
+          </w:tcPr>
+          <w:p>
+            <w:r>
+              <w:rPr>
+                <w:rFonts w:ascii="Avenir Next" w:hAnsi="Avenir Next"/>
+                <w:b w:val="0"/>
+                <w:i w:val="0"/>
+                <w:color w:val="4A5268"/>
+                <w:sz w:val="18"/>
+              </w:rPr>
+              <w:t>21–23</w:t>
+            </w:r>
+          </w:p>
+        </w:tc>
+        <w:tc>
+          <w:tcPr>
+            <w:tcW w:type="dxa" w:w="5760"/>
+            <w:tcMar>
+              <w:top w:w="36" w:type="dxa"/>
+              <w:left w:w="60" w:type="dxa"/>
+              <w:bottom w:w="36" w:type="dxa"/>
+              <w:right w:w="60" w:type="dxa"/>
+            </w:tcMar>
+            <w:vAlign w:val="center"/>
+            <w:tcBorders>
+              <w:bottom w:val="single" w:sz="4" w:color="#D8DCE4"/>
+            </w:tcBorders>
+          </w:tcPr>
+          <w:p>
+            <w:r>
+              <w:rPr>
+                <w:rFonts w:ascii="Avenir Next" w:hAnsi="Avenir Next"/>
+                <w:b w:val="0"/>
+                <w:i w:val="0"/>
+                <w:color w:val="4A5268"/>
+                <w:sz w:val="18"/>
+              </w:rPr>
+              <w:t>21 = three examples · 22 = notes table write · 23 = reveal (hammer → nail · pendulum → clock gears · wind → blades)</w:t>
+            </w:r>
+          </w:p>
+        </w:tc>
+      </w:tr>
+      <w:tr>
+        <w:tc>
+          <w:tcPr>
+            <w:tcW w:type="dxa" w:w="2736"/>
+            <w:tcMar>
+              <w:top w:w="36" w:type="dxa"/>
+              <w:left w:w="60" w:type="dxa"/>
+              <w:bottom w:w="36" w:type="dxa"/>
+              <w:right w:w="60" w:type="dxa"/>
+            </w:tcMar>
+            <w:vAlign w:val="center"/>
+            <w:tcBorders>
+              <w:bottom w:val="single" w:sz="4" w:color="#D8DCE4"/>
+            </w:tcBorders>
+          </w:tcPr>
+          <w:p>
+            <w:r>
+              <w:rPr>
+                <w:rFonts w:ascii="Avenir Next" w:hAnsi="Avenir Next"/>
+                <w:b/>
+                <w:i w:val="0"/>
+                <w:color w:val="1A1D26"/>
+                <w:sz w:val="18"/>
+              </w:rPr>
+              <w:t>CHECK Your Thinking</w:t>
+            </w:r>
+          </w:p>
+        </w:tc>
+        <w:tc>
+          <w:tcPr>
+            <w:tcW w:type="dxa" w:w="1584"/>
+            <w:tcMar>
+              <w:top w:w="36" w:type="dxa"/>
+              <w:left w:w="60" w:type="dxa"/>
+              <w:bottom w:w="36" w:type="dxa"/>
+              <w:right w:w="60" w:type="dxa"/>
+            </w:tcMar>
+            <w:vAlign w:val="center"/>
+            <w:tcBorders>
+              <w:bottom w:val="single" w:sz="4" w:color="#D8DCE4"/>
+            </w:tcBorders>
+          </w:tcPr>
+          <w:p>
+            <w:r>
+              <w:rPr>
+                <w:rFonts w:ascii="Avenir Next" w:hAnsi="Avenir Next"/>
+                <w:b w:val="0"/>
+                <w:i w:val="0"/>
+                <w:color w:val="4A5268"/>
+                <w:sz w:val="18"/>
+              </w:rPr>
+              <w:t>24–25</w:t>
+            </w:r>
+          </w:p>
+        </w:tc>
+        <w:tc>
+          <w:tcPr>
+            <w:tcW w:type="dxa" w:w="5760"/>
+            <w:tcMar>
+              <w:top w:w="36" w:type="dxa"/>
+              <w:left w:w="60" w:type="dxa"/>
+              <w:bottom w:w="36" w:type="dxa"/>
+              <w:right w:w="60" w:type="dxa"/>
+            </w:tcMar>
+            <w:vAlign w:val="center"/>
+            <w:tcBorders>
+              <w:bottom w:val="single" w:sz="4" w:color="#D8DCE4"/>
+            </w:tcBorders>
+          </w:tcPr>
+          <w:p>
+            <w:r>
+              <w:rPr>
+                <w:rFonts w:ascii="Avenir Next" w:hAnsi="Avenir Next"/>
+                <w:b w:val="0"/>
+                <w:i w:val="0"/>
+                <w:color w:val="4A5268"/>
+                <w:sz w:val="18"/>
+              </w:rPr>
+              <w:t>24 = write (how do we know a moving object has energy?) · 25 = sample response</w:t>
+            </w:r>
+          </w:p>
+        </w:tc>
+      </w:tr>
+      <w:tr>
+        <w:tc>
+          <w:tcPr>
+            <w:tcW w:type="dxa" w:w="2736"/>
+            <w:tcMar>
+              <w:top w:w="36" w:type="dxa"/>
+              <w:left w:w="60" w:type="dxa"/>
+              <w:bottom w:w="36" w:type="dxa"/>
+              <w:right w:w="60" w:type="dxa"/>
+            </w:tcMar>
+            <w:vAlign w:val="center"/>
+            <w:tcBorders>
+              <w:bottom w:val="single" w:sz="4" w:color="#D8DCE4"/>
+            </w:tcBorders>
+          </w:tcPr>
+          <w:p>
+            <w:r>
+              <w:rPr>
+                <w:rFonts w:ascii="Avenir Next" w:hAnsi="Avenir Next"/>
+                <w:b/>
+                <w:i w:val="0"/>
+                <w:color w:val="1A1D26"/>
+                <w:sz w:val="18"/>
+              </w:rPr>
+              <w:t>Phenomenon / demo</w:t>
+            </w:r>
+          </w:p>
+        </w:tc>
+        <w:tc>
+          <w:tcPr>
+            <w:tcW w:type="dxa" w:w="1584"/>
+            <w:tcMar>
+              <w:top w:w="36" w:type="dxa"/>
+              <w:left w:w="60" w:type="dxa"/>
+              <w:bottom w:w="36" w:type="dxa"/>
+              <w:right w:w="60" w:type="dxa"/>
+            </w:tcMar>
+            <w:vAlign w:val="center"/>
+            <w:tcBorders>
+              <w:bottom w:val="single" w:sz="4" w:color="#D8DCE4"/>
+            </w:tcBorders>
+          </w:tcPr>
+          <w:p>
+            <w:r>
+              <w:rPr>
+                <w:rFonts w:ascii="Avenir Next" w:hAnsi="Avenir Next"/>
+                <w:b w:val="0"/>
+                <w:i w:val="0"/>
+                <w:color w:val="4A5268"/>
+                <w:sz w:val="18"/>
+              </w:rPr>
+              <w:t>4–7</w:t>
+            </w:r>
+          </w:p>
+        </w:tc>
+        <w:tc>
+          <w:tcPr>
+            <w:tcW w:type="dxa" w:w="5760"/>
+            <w:tcMar>
+              <w:top w:w="36" w:type="dxa"/>
+              <w:left w:w="60" w:type="dxa"/>
+              <w:bottom w:w="36" w:type="dxa"/>
+              <w:right w:w="60" w:type="dxa"/>
+            </w:tcMar>
+            <w:vAlign w:val="center"/>
+            <w:tcBorders>
+              <w:bottom w:val="single" w:sz="4" w:color="#D8DCE4"/>
+            </w:tcBorders>
+          </w:tcPr>
+          <w:p>
+            <w:r>
+              <w:rPr>
+                <w:rFonts w:ascii="Avenir Next" w:hAnsi="Avenir Next"/>
+                <w:b w:val="0"/>
+                <w:i w:val="0"/>
+                <w:color w:val="4A5268"/>
+                <w:sz w:val="18"/>
+              </w:rPr>
+              <w:t>4 = observe still target · 5 = predict · 6 = before/after · 7 = change = evidence</w:t>
+            </w:r>
+          </w:p>
+        </w:tc>
+      </w:tr>
+      <w:tr>
+        <w:tc>
+          <w:tcPr>
+            <w:tcW w:type="dxa" w:w="2736"/>
+            <w:tcMar>
+              <w:top w:w="36" w:type="dxa"/>
+              <w:left w:w="60" w:type="dxa"/>
+              <w:bottom w:w="36" w:type="dxa"/>
+              <w:right w:w="60" w:type="dxa"/>
+            </w:tcMar>
+            <w:vAlign w:val="center"/>
+            <w:tcBorders>
+              <w:bottom w:val="single" w:sz="4" w:color="#D8DCE4"/>
+            </w:tcBorders>
+          </w:tcPr>
+          <w:p>
+            <w:r>
+              <w:rPr>
+                <w:rFonts w:ascii="Avenir Next" w:hAnsi="Avenir Next"/>
+                <w:b/>
+                <w:i w:val="0"/>
+                <w:color w:val="1A1D26"/>
+                <w:sz w:val="18"/>
+              </w:rPr>
+              <w:t>Application / evidence</w:t>
+            </w:r>
+          </w:p>
+        </w:tc>
+        <w:tc>
+          <w:tcPr>
+            <w:tcW w:type="dxa" w:w="1584"/>
+            <w:tcMar>
+              <w:top w:w="36" w:type="dxa"/>
+              <w:left w:w="60" w:type="dxa"/>
+              <w:bottom w:w="36" w:type="dxa"/>
+              <w:right w:w="60" w:type="dxa"/>
+            </w:tcMar>
+            <w:vAlign w:val="center"/>
+            <w:tcBorders>
+              <w:bottom w:val="single" w:sz="4" w:color="#D8DCE4"/>
+            </w:tcBorders>
+          </w:tcPr>
+          <w:p>
+            <w:r>
+              <w:rPr>
+                <w:rFonts w:ascii="Avenir Next" w:hAnsi="Avenir Next"/>
+                <w:b w:val="0"/>
+                <w:i w:val="0"/>
+                <w:color w:val="4A5268"/>
+                <w:sz w:val="18"/>
+              </w:rPr>
+              <w:t>26</w:t>
+            </w:r>
+          </w:p>
+        </w:tc>
+        <w:tc>
+          <w:tcPr>
+            <w:tcW w:type="dxa" w:w="5760"/>
+            <w:tcMar>
+              <w:top w:w="36" w:type="dxa"/>
+              <w:left w:w="60" w:type="dxa"/>
+              <w:bottom w:w="36" w:type="dxa"/>
+              <w:right w:w="60" w:type="dxa"/>
+            </w:tcMar>
+            <w:vAlign w:val="center"/>
+            <w:tcBorders>
+              <w:bottom w:val="single" w:sz="4" w:color="#D8DCE4"/>
+            </w:tcBorders>
+          </w:tcPr>
+          <w:p>
+            <w:r>
+              <w:rPr>
+                <w:rFonts w:ascii="Avenir Next" w:hAnsi="Avenir Next"/>
+                <w:b w:val="0"/>
+                <w:i w:val="0"/>
+                <w:color w:val="4A5268"/>
+                <w:sz w:val="18"/>
+              </w:rPr>
+              <w:t>Which change shows the energy of motion? (choose the change)</w:t>
+            </w:r>
+          </w:p>
+        </w:tc>
+      </w:tr>
+      <w:tr>
+        <w:tc>
+          <w:tcPr>
+            <w:tcW w:type="dxa" w:w="2736"/>
+            <w:tcMar>
+              <w:top w:w="36" w:type="dxa"/>
+              <w:left w:w="60" w:type="dxa"/>
+              <w:bottom w:w="36" w:type="dxa"/>
+              <w:right w:w="60" w:type="dxa"/>
+            </w:tcMar>
+            <w:vAlign w:val="center"/>
+            <w:tcBorders>
+              <w:bottom w:val="single" w:sz="4" w:color="#D8DCE4"/>
+            </w:tcBorders>
+          </w:tcPr>
+          <w:p>
+            <w:r>
+              <w:rPr>
+                <w:rFonts w:ascii="Avenir Next" w:hAnsi="Avenir Next"/>
+                <w:b/>
+                <w:i w:val="0"/>
+                <w:color w:val="1A1D26"/>
+                <w:sz w:val="18"/>
+              </w:rPr>
+              <w:t>End-of-chapter review</w:t>
+            </w:r>
+          </w:p>
+        </w:tc>
+        <w:tc>
+          <w:tcPr>
+            <w:tcW w:type="dxa" w:w="1584"/>
+            <w:tcMar>
+              <w:top w:w="36" w:type="dxa"/>
+              <w:left w:w="60" w:type="dxa"/>
+              <w:bottom w:w="36" w:type="dxa"/>
+              <w:right w:w="60" w:type="dxa"/>
+            </w:tcMar>
+            <w:vAlign w:val="center"/>
+            <w:tcBorders>
+              <w:bottom w:val="single" w:sz="4" w:color="#D8DCE4"/>
+            </w:tcBorders>
+          </w:tcPr>
+          <w:p>
+            <w:r>
+              <w:rPr>
+                <w:rFonts w:ascii="Avenir Next" w:hAnsi="Avenir Next"/>
+                <w:b w:val="0"/>
+                <w:i w:val="0"/>
+                <w:color w:val="4A5268"/>
+                <w:sz w:val="18"/>
+              </w:rPr>
+              <w:t>28–37</w:t>
+            </w:r>
+          </w:p>
+        </w:tc>
+        <w:tc>
+          <w:tcPr>
+            <w:tcW w:type="dxa" w:w="5760"/>
+            <w:tcMar>
+              <w:top w:w="36" w:type="dxa"/>
+              <w:left w:w="60" w:type="dxa"/>
+              <w:bottom w:w="36" w:type="dxa"/>
+              <w:right w:w="60" w:type="dxa"/>
+            </w:tcMar>
+            <w:vAlign w:val="center"/>
+            <w:tcBorders>
+              <w:bottom w:val="single" w:sz="4" w:color="#D8DCE4"/>
+            </w:tcBorders>
+          </w:tcPr>
+          <w:p>
+            <w:r>
+              <w:rPr>
+                <w:rFonts w:ascii="Avenir Next" w:hAnsi="Avenir Next"/>
+                <w:b w:val="0"/>
+                <w:i w:val="0"/>
+                <w:color w:val="4A5268"/>
+                <w:sz w:val="18"/>
+              </w:rPr>
+              <w:t>5 multiple-choice (A/B/C/D) — question state then answer state; letters shuffled B/B/C/D/A</w:t>
+            </w:r>
+          </w:p>
+        </w:tc>
+      </w:tr>
+    </w:tbl>
+    <w:p>
+      <w:pPr>
+        <w:spacing w:before="0" w:after="160"/>
+      </w:pPr>
+      <w:r>
+        <w:rPr>
+          <w:rFonts w:ascii="Avenir Next" w:hAnsi="Avenir Next"/>
+          <w:b w:val="0"/>
+          <w:i/>
+          <w:color w:val="4A5268"/>
+          <w:sz w:val="18"/>
+        </w:rPr>
+        <w:t>Reader cues on-slide: V1 p. 7 · N1 p. 8 · V2/N2 p. 9 · N3 pp. 10–12 · CHECK pp. 7–12 · BQ p. 7. Timing: Chapter 2 Pacing Plan (Session 1 = slides 1–16; Session 2 = 2, 17–25, 27; 26 and 28–37 optional).</w:t>
+      </w:r>
+    </w:p>
+    <w:p>
+      <w:pPr>
+        <w:spacing w:before="2400" w:after="600"/>
+        <w:pBdr>
+          <w:bottom w:val="single" w:sz="10" w:color="#1A1D26"/>
+        </w:pBdr>
+      </w:pPr>
+      <w:r>
+        <w:rPr>
+          <w:rFonts w:ascii="Avenir Next" w:hAnsi="Avenir Next"/>
+          <w:b/>
+          <w:i w:val="0"/>
+          <w:color w:val="0F5A5C"/>
+          <w:sz w:val="28"/>
+        </w:rPr>
+        <w:t>CHAPTER 2 — SUPPORTING RESOURCE INDEX</w:t>
+      </w:r>
+    </w:p>
+    <w:tbl>
+      <w:tblPr>
+        <w:tblW w:type="auto" w:w="0"/>
+        <w:tblLook w:firstColumn="1" w:firstRow="1" w:lastColumn="0" w:lastRow="0" w:noHBand="0" w:noVBand="1" w:val="04A0"/>
+        <w:tblBorders>
+          <w:top w:val="none"/>
+          <w:left w:val="none"/>
+          <w:bottom w:val="none"/>
+          <w:right w:val="none"/>
+          <w:insideH w:val="none"/>
+          <w:insideV w:val="none"/>
+        </w:tblBorders>
+      </w:tblPr>
+      <w:tblGrid>
+        <w:gridCol w:w="10080"/>
+      </w:tblGrid>
+      <w:tr>
+        <w:tc>
+          <w:tcPr>
+            <w:tcW w:type="dxa" w:w="10080"/>
+            <w:tcMar>
+              <w:top w:w="60" w:type="dxa"/>
+              <w:left w:w="110" w:type="dxa"/>
+              <w:bottom w:w="60" w:type="dxa"/>
+              <w:right w:w="110" w:type="dxa"/>
+            </w:tcMar>
+            <w:shd w:val="clear" w:color="auto" w:fill="#F6F7F9"/>
+            <w:tcBorders>
+              <w:left w:val="single" w:sz="18" w:color="#0F5A5C"/>
+            </w:tcBorders>
+          </w:tcPr>
+          <w:p>
+            <w:r>
+              <w:rPr>
+                <w:rFonts w:ascii="Avenir Next" w:hAnsi="Avenir Next"/>
+                <w:b/>
+                <w:i w:val="0"/>
+                <w:color w:val="0F5A5C"/>
+                <w:sz w:val="21"/>
+              </w:rPr>
+              <w:t xml:space="preserve">PRINCIPLE   </w:t>
+            </w:r>
+            <w:r>
+              <w:rPr>
+                <w:rFonts w:ascii="Avenir Next" w:hAnsi="Avenir Next"/>
+                <w:b w:val="0"/>
+                <w:i w:val="0"/>
+                <w:color w:val="1A1D26"/>
+                <w:sz w:val="21"/>
+              </w:rPr>
+              <w:t>Lean ecosystem: every resource has a distinct job. Keys: Chapter 2 Guided Notes key, quiz key, practice key, and the ungraded Moving Marbles feedback key. Practice asks students to identify the mover, the change, and the evidence.</w:t>
+            </w:r>
+          </w:p>
+        </w:tc>
+      </w:tr>
+    </w:tbl>
+    <w:p>
+      <w:pPr>
+        <w:spacing w:before="0" w:after="200"/>
+      </w:pPr>
+    </w:p>
+    <w:tbl>
+      <w:tblPr>
+        <w:tblW w:type="auto" w:w="0"/>
+        <w:tblLayout w:type="fixed"/>
+        <w:tblLook w:firstColumn="1" w:firstRow="1" w:lastColumn="0" w:lastRow="0" w:noHBand="0" w:noVBand="1" w:val="04A0"/>
+        <w:tblBorders>
+          <w:top w:val="none"/>
+          <w:left w:val="none"/>
+          <w:bottom w:val="none"/>
+          <w:right w:val="none"/>
+          <w:insideH w:val="none"/>
+          <w:insideV w:val="none"/>
+        </w:tblBorders>
+      </w:tblPr>
+      <w:tblGrid>
+        <w:gridCol w:w="1680"/>
+        <w:gridCol w:w="1680"/>
+        <w:gridCol w:w="1680"/>
+        <w:gridCol w:w="1680"/>
+        <w:gridCol w:w="1680"/>
+        <w:gridCol w:w="1680"/>
+      </w:tblGrid>
+      <w:tr>
+        <w:trPr>
+          <w:tblHeader w:val="true"/>
+        </w:trPr>
+        <w:tc>
+          <w:tcPr>
+            <w:tcW w:type="dxa" w:w="1944"/>
+            <w:tcMar>
+              <w:top w:w="40" w:type="dxa"/>
+              <w:left w:w="60" w:type="dxa"/>
+              <w:bottom w:w="40" w:type="dxa"/>
+              <w:right w:w="60" w:type="dxa"/>
+            </w:tcMar>
+            <w:shd w:val="clear" w:color="auto" w:fill="#1A1D26"/>
+            <w:vAlign w:val="center"/>
+          </w:tcPr>
+          <w:p>
+            <w:r>
+              <w:rPr>
+                <w:rFonts w:ascii="Avenir Next" w:hAnsi="Avenir Next"/>
+                <w:b/>
+                <w:i w:val="0"/>
+                <w:color w:val="FFFFFF"/>
+                <w:sz w:val="18"/>
+              </w:rPr>
+              <w:t>RESOURCE</w:t>
+            </w:r>
+          </w:p>
+        </w:tc>
+        <w:tc>
+          <w:tcPr>
+            <w:tcW w:type="dxa" w:w="2736"/>
+            <w:tcMar>
+              <w:top w:w="40" w:type="dxa"/>
+              <w:left w:w="60" w:type="dxa"/>
+              <w:bottom w:w="40" w:type="dxa"/>
+              <w:right w:w="60" w:type="dxa"/>
+            </w:tcMar>
+            <w:shd w:val="clear" w:color="auto" w:fill="#1A1D26"/>
+            <w:vAlign w:val="center"/>
+          </w:tcPr>
+          <w:p>
+            <w:r>
+              <w:rPr>
+                <w:rFonts w:ascii="Avenir Next" w:hAnsi="Avenir Next"/>
+                <w:b/>
+                <w:i w:val="0"/>
+                <w:color w:val="FFFFFF"/>
+                <w:sz w:val="18"/>
+              </w:rPr>
+              <w:t>CANONICAL FILE</w:t>
+            </w:r>
+          </w:p>
+        </w:tc>
+        <w:tc>
+          <w:tcPr>
+            <w:tcW w:type="dxa" w:w="1368"/>
+            <w:tcMar>
+              <w:top w:w="40" w:type="dxa"/>
+              <w:left w:w="60" w:type="dxa"/>
+              <w:bottom w:w="40" w:type="dxa"/>
+              <w:right w:w="60" w:type="dxa"/>
+            </w:tcMar>
+            <w:shd w:val="clear" w:color="auto" w:fill="#1A1D26"/>
+            <w:vAlign w:val="center"/>
+          </w:tcPr>
+          <w:p>
+            <w:r>
+              <w:rPr>
+                <w:rFonts w:ascii="Avenir Next" w:hAnsi="Avenir Next"/>
+                <w:b/>
+                <w:i w:val="0"/>
+                <w:color w:val="FFFFFF"/>
+                <w:sz w:val="18"/>
+              </w:rPr>
+              <w:t>REQUIRED</w:t>
+            </w:r>
+          </w:p>
+        </w:tc>
+        <w:tc>
+          <w:tcPr>
+            <w:tcW w:type="dxa" w:w="1368"/>
+            <w:tcMar>
+              <w:top w:w="40" w:type="dxa"/>
+              <w:left w:w="60" w:type="dxa"/>
+              <w:bottom w:w="40" w:type="dxa"/>
+              <w:right w:w="60" w:type="dxa"/>
+            </w:tcMar>
+            <w:shd w:val="clear" w:color="auto" w:fill="#1A1D26"/>
+            <w:vAlign w:val="center"/>
+          </w:tcPr>
+          <w:p>
+            <w:r>
+              <w:rPr>
+                <w:rFonts w:ascii="Avenir Next" w:hAnsi="Avenir Next"/>
+                <w:b/>
+                <w:i w:val="0"/>
+                <w:color w:val="FFFFFF"/>
+                <w:sz w:val="18"/>
+              </w:rPr>
+              <w:t>GRADED</w:t>
+            </w:r>
+          </w:p>
+        </w:tc>
+        <w:tc>
+          <w:tcPr>
+            <w:tcW w:type="dxa" w:w="1512"/>
+            <w:tcMar>
+              <w:top w:w="40" w:type="dxa"/>
+              <w:left w:w="60" w:type="dxa"/>
+              <w:bottom w:w="40" w:type="dxa"/>
+              <w:right w:w="60" w:type="dxa"/>
+            </w:tcMar>
+            <w:shd w:val="clear" w:color="auto" w:fill="#1A1D26"/>
+            <w:vAlign w:val="center"/>
+          </w:tcPr>
+          <w:p>
+            <w:r>
+              <w:rPr>
+                <w:rFonts w:ascii="Avenir Next" w:hAnsi="Avenir Next"/>
+                <w:b/>
+                <w:i w:val="0"/>
+                <w:color w:val="FFFFFF"/>
+                <w:sz w:val="18"/>
+              </w:rPr>
+              <w:t>WHEN USED</w:t>
+            </w:r>
+          </w:p>
+        </w:tc>
+        <w:tc>
+          <w:tcPr>
+            <w:tcW w:type="dxa" w:w="1152"/>
+            <w:tcMar>
+              <w:top w:w="40" w:type="dxa"/>
+              <w:left w:w="60" w:type="dxa"/>
+              <w:bottom w:w="40" w:type="dxa"/>
+              <w:right w:w="60" w:type="dxa"/>
+            </w:tcMar>
+            <w:shd w:val="clear" w:color="auto" w:fill="#1A1D26"/>
+            <w:vAlign w:val="center"/>
+          </w:tcPr>
+          <w:p>
+            <w:r>
+              <w:rPr>
+                <w:rFonts w:ascii="Avenir Next" w:hAnsi="Avenir Next"/>
+                <w:b/>
+                <w:i w:val="0"/>
+                <w:color w:val="FFFFFF"/>
+                <w:sz w:val="18"/>
+              </w:rPr>
+              <w:t>KEY / ABSENT</w:t>
+            </w:r>
+          </w:p>
+        </w:tc>
+      </w:tr>
+      <w:tr>
+        <w:tc>
+          <w:tcPr>
+            <w:tcW w:type="dxa" w:w="1944"/>
+            <w:tcMar>
+              <w:top w:w="36" w:type="dxa"/>
+              <w:left w:w="60" w:type="dxa"/>
+              <w:bottom w:w="36" w:type="dxa"/>
+              <w:right w:w="60" w:type="dxa"/>
+            </w:tcMar>
+            <w:vAlign w:val="center"/>
+            <w:tcBorders>
+              <w:bottom w:val="single" w:sz="4" w:color="#D8DCE4"/>
+            </w:tcBorders>
+          </w:tcPr>
+          <w:p>
+            <w:r>
+              <w:rPr>
+                <w:rFonts w:ascii="Avenir Next" w:hAnsi="Avenir Next"/>
+                <w:b/>
+                <w:i w:val="0"/>
+                <w:color w:val="1A1D26"/>
+                <w:sz w:val="18"/>
+              </w:rPr>
+              <w:t>Guided Notes (3 pp)</w:t>
+            </w:r>
+          </w:p>
+        </w:tc>
+        <w:tc>
+          <w:tcPr>
+            <w:tcW w:type="dxa" w:w="2736"/>
+            <w:tcMar>
+              <w:top w:w="36" w:type="dxa"/>
+              <w:left w:w="60" w:type="dxa"/>
+              <w:bottom w:w="36" w:type="dxa"/>
+              <w:right w:w="60" w:type="dxa"/>
+            </w:tcMar>
+            <w:vAlign w:val="center"/>
+            <w:tcBorders>
+              <w:bottom w:val="single" w:sz="4" w:color="#D8DCE4"/>
+            </w:tcBorders>
+          </w:tcPr>
+          <w:p>
+            <w:r>
+              <w:rPr>
+                <w:rFonts w:ascii="Avenir Next" w:hAnsi="Avenir Next"/>
+                <w:b w:val="0"/>
+                <w:i w:val="0"/>
+                <w:color w:val="4A5268"/>
+                <w:sz w:val="18"/>
+              </w:rPr>
+              <w:t>Chapter 2 Guided Notes</w:t>
+            </w:r>
+          </w:p>
+        </w:tc>
+        <w:tc>
+          <w:tcPr>
+            <w:tcW w:type="dxa" w:w="1368"/>
+            <w:tcMar>
+              <w:top w:w="36" w:type="dxa"/>
+              <w:left w:w="60" w:type="dxa"/>
+              <w:bottom w:w="36" w:type="dxa"/>
+              <w:right w:w="60" w:type="dxa"/>
+            </w:tcMar>
+            <w:vAlign w:val="center"/>
+            <w:tcBorders>
+              <w:bottom w:val="single" w:sz="4" w:color="#D8DCE4"/>
+            </w:tcBorders>
+          </w:tcPr>
+          <w:p>
+            <w:r>
+              <w:rPr>
+                <w:rFonts w:ascii="Avenir Next" w:hAnsi="Avenir Next"/>
+                <w:b w:val="0"/>
+                <w:i w:val="0"/>
+                <w:color w:val="4A5268"/>
+                <w:sz w:val="18"/>
+              </w:rPr>
+              <w:t>REQUIRED</w:t>
+            </w:r>
+          </w:p>
+        </w:tc>
+        <w:tc>
+          <w:tcPr>
+            <w:tcW w:type="dxa" w:w="1368"/>
+            <w:tcMar>
+              <w:top w:w="36" w:type="dxa"/>
+              <w:left w:w="60" w:type="dxa"/>
+              <w:bottom w:w="36" w:type="dxa"/>
+              <w:right w:w="60" w:type="dxa"/>
+            </w:tcMar>
+            <w:vAlign w:val="center"/>
+            <w:tcBorders>
+              <w:bottom w:val="single" w:sz="4" w:color="#D8DCE4"/>
+            </w:tcBorders>
+          </w:tcPr>
+          <w:p>
+            <w:r>
+              <w:rPr>
+                <w:rFonts w:ascii="Avenir Next" w:hAnsi="Avenir Next"/>
+                <w:b w:val="0"/>
+                <w:i w:val="0"/>
+                <w:color w:val="4A5268"/>
+                <w:sz w:val="18"/>
+              </w:rPr>
+              <w:t>Not graded</w:t>
+            </w:r>
+          </w:p>
+        </w:tc>
+        <w:tc>
+          <w:tcPr>
+            <w:tcW w:type="dxa" w:w="1512"/>
+            <w:tcMar>
+              <w:top w:w="36" w:type="dxa"/>
+              <w:left w:w="60" w:type="dxa"/>
+              <w:bottom w:w="36" w:type="dxa"/>
+              <w:right w:w="60" w:type="dxa"/>
+            </w:tcMar>
+            <w:vAlign w:val="center"/>
+            <w:tcBorders>
+              <w:bottom w:val="single" w:sz="4" w:color="#D8DCE4"/>
+            </w:tcBorders>
+          </w:tcPr>
+          <w:p>
+            <w:r>
+              <w:rPr>
+                <w:rFonts w:ascii="Avenir Next" w:hAnsi="Avenir Next"/>
+                <w:b w:val="0"/>
+                <w:i w:val="0"/>
+                <w:color w:val="4A5268"/>
+                <w:sz w:val="18"/>
+              </w:rPr>
+              <w:t>Sessions 1–2</w:t>
+            </w:r>
+          </w:p>
+        </w:tc>
+        <w:tc>
+          <w:tcPr>
+            <w:tcW w:type="dxa" w:w="1152"/>
+            <w:tcMar>
+              <w:top w:w="36" w:type="dxa"/>
+              <w:left w:w="60" w:type="dxa"/>
+              <w:bottom w:w="36" w:type="dxa"/>
+              <w:right w:w="60" w:type="dxa"/>
+            </w:tcMar>
+            <w:vAlign w:val="center"/>
+            <w:tcBorders>
+              <w:bottom w:val="single" w:sz="4" w:color="#D8DCE4"/>
+            </w:tcBorders>
+          </w:tcPr>
+          <w:p>
+            <w:r>
+              <w:rPr>
+                <w:rFonts w:ascii="Avenir Next" w:hAnsi="Avenir Next"/>
+                <w:b w:val="0"/>
+                <w:i w:val="0"/>
+                <w:color w:val="4A5268"/>
+                <w:sz w:val="18"/>
+              </w:rPr>
+              <w:t>key AVAILABLE</w:t>
+            </w:r>
+          </w:p>
+        </w:tc>
+      </w:tr>
+      <w:tr>
+        <w:tc>
+          <w:tcPr>
+            <w:tcW w:type="dxa" w:w="1944"/>
+            <w:tcMar>
+              <w:top w:w="36" w:type="dxa"/>
+              <w:left w:w="60" w:type="dxa"/>
+              <w:bottom w:w="36" w:type="dxa"/>
+              <w:right w:w="60" w:type="dxa"/>
+            </w:tcMar>
+            <w:vAlign w:val="center"/>
+            <w:tcBorders>
+              <w:bottom w:val="single" w:sz="4" w:color="#D8DCE4"/>
+            </w:tcBorders>
+          </w:tcPr>
+          <w:p>
+            <w:r>
+              <w:rPr>
+                <w:rFonts w:ascii="Avenir Next" w:hAnsi="Avenir Next"/>
+                <w:b/>
+                <w:i w:val="0"/>
+                <w:color w:val="1A1D26"/>
+                <w:sz w:val="18"/>
+              </w:rPr>
+              <w:t>Slideshow (37 slides)</w:t>
+            </w:r>
+          </w:p>
+        </w:tc>
+        <w:tc>
+          <w:tcPr>
+            <w:tcW w:type="dxa" w:w="2736"/>
+            <w:tcMar>
+              <w:top w:w="36" w:type="dxa"/>
+              <w:left w:w="60" w:type="dxa"/>
+              <w:bottom w:w="36" w:type="dxa"/>
+              <w:right w:w="60" w:type="dxa"/>
+            </w:tcMar>
+            <w:vAlign w:val="center"/>
+            <w:tcBorders>
+              <w:bottom w:val="single" w:sz="4" w:color="#D8DCE4"/>
+            </w:tcBorders>
+          </w:tcPr>
+          <w:p>
+            <w:r>
+              <w:rPr>
+                <w:rFonts w:ascii="Avenir Next" w:hAnsi="Avenir Next"/>
+                <w:b w:val="0"/>
+                <w:i w:val="0"/>
+                <w:color w:val="4A5268"/>
+                <w:sz w:val="18"/>
+              </w:rPr>
+              <w:t>Chapter 2 slideshow</w:t>
+            </w:r>
+          </w:p>
+        </w:tc>
+        <w:tc>
+          <w:tcPr>
+            <w:tcW w:type="dxa" w:w="1368"/>
+            <w:tcMar>
+              <w:top w:w="36" w:type="dxa"/>
+              <w:left w:w="60" w:type="dxa"/>
+              <w:bottom w:w="36" w:type="dxa"/>
+              <w:right w:w="60" w:type="dxa"/>
+            </w:tcMar>
+            <w:vAlign w:val="center"/>
+            <w:tcBorders>
+              <w:bottom w:val="single" w:sz="4" w:color="#D8DCE4"/>
+            </w:tcBorders>
+          </w:tcPr>
+          <w:p>
+            <w:r>
+              <w:rPr>
+                <w:rFonts w:ascii="Avenir Next" w:hAnsi="Avenir Next"/>
+                <w:b w:val="0"/>
+                <w:i w:val="0"/>
+                <w:color w:val="4A5268"/>
+                <w:sz w:val="18"/>
+              </w:rPr>
+              <w:t>REQUIRED</w:t>
+            </w:r>
+          </w:p>
+        </w:tc>
+        <w:tc>
+          <w:tcPr>
+            <w:tcW w:type="dxa" w:w="1368"/>
+            <w:tcMar>
+              <w:top w:w="36" w:type="dxa"/>
+              <w:left w:w="60" w:type="dxa"/>
+              <w:bottom w:w="36" w:type="dxa"/>
+              <w:right w:w="60" w:type="dxa"/>
+            </w:tcMar>
+            <w:vAlign w:val="center"/>
+            <w:tcBorders>
+              <w:bottom w:val="single" w:sz="4" w:color="#D8DCE4"/>
+            </w:tcBorders>
+          </w:tcPr>
+          <w:p>
+            <w:r>
+              <w:rPr>
+                <w:rFonts w:ascii="Avenir Next" w:hAnsi="Avenir Next"/>
+                <w:b w:val="0"/>
+                <w:i w:val="0"/>
+                <w:color w:val="4A5268"/>
+                <w:sz w:val="18"/>
+              </w:rPr>
+              <w:t>—</w:t>
+            </w:r>
+          </w:p>
+        </w:tc>
+        <w:tc>
+          <w:tcPr>
+            <w:tcW w:type="dxa" w:w="1512"/>
+            <w:tcMar>
+              <w:top w:w="36" w:type="dxa"/>
+              <w:left w:w="60" w:type="dxa"/>
+              <w:bottom w:w="36" w:type="dxa"/>
+              <w:right w:w="60" w:type="dxa"/>
+            </w:tcMar>
+            <w:vAlign w:val="center"/>
+            <w:tcBorders>
+              <w:bottom w:val="single" w:sz="4" w:color="#D8DCE4"/>
+            </w:tcBorders>
+          </w:tcPr>
+          <w:p>
+            <w:r>
+              <w:rPr>
+                <w:rFonts w:ascii="Avenir Next" w:hAnsi="Avenir Next"/>
+                <w:b w:val="0"/>
+                <w:i w:val="0"/>
+                <w:color w:val="4A5268"/>
+                <w:sz w:val="18"/>
+              </w:rPr>
+              <w:t>Sessions 1–2 + optional review</w:t>
+            </w:r>
+          </w:p>
+        </w:tc>
+        <w:tc>
+          <w:tcPr>
+            <w:tcW w:type="dxa" w:w="1152"/>
+            <w:tcMar>
+              <w:top w:w="36" w:type="dxa"/>
+              <w:left w:w="60" w:type="dxa"/>
+              <w:bottom w:w="36" w:type="dxa"/>
+              <w:right w:w="60" w:type="dxa"/>
+            </w:tcMar>
+            <w:vAlign w:val="center"/>
+            <w:tcBorders>
+              <w:bottom w:val="single" w:sz="4" w:color="#D8DCE4"/>
+            </w:tcBorders>
+          </w:tcPr>
+          <w:p>
+            <w:r>
+              <w:rPr>
+                <w:rFonts w:ascii="Avenir Next" w:hAnsi="Avenir Next"/>
+                <w:b w:val="0"/>
+                <w:i w:val="0"/>
+                <w:color w:val="4A5268"/>
+                <w:sz w:val="18"/>
+              </w:rPr>
+              <w:t>— (CHECK slides reveal)</w:t>
+            </w:r>
+          </w:p>
+        </w:tc>
+      </w:tr>
+      <w:tr>
+        <w:tc>
+          <w:tcPr>
+            <w:tcW w:type="dxa" w:w="1944"/>
+            <w:tcMar>
+              <w:top w:w="36" w:type="dxa"/>
+              <w:left w:w="60" w:type="dxa"/>
+              <w:bottom w:w="36" w:type="dxa"/>
+              <w:right w:w="60" w:type="dxa"/>
+            </w:tcMar>
+            <w:vAlign w:val="center"/>
+            <w:tcBorders>
+              <w:bottom w:val="single" w:sz="4" w:color="#D8DCE4"/>
+            </w:tcBorders>
+          </w:tcPr>
+          <w:p>
+            <w:r>
+              <w:rPr>
+                <w:rFonts w:ascii="Avenir Next" w:hAnsi="Avenir Next"/>
+                <w:b/>
+                <w:i w:val="0"/>
+                <w:color w:val="1A1D26"/>
+                <w:sz w:val="18"/>
+              </w:rPr>
+              <w:t>Practice / application</w:t>
+            </w:r>
+          </w:p>
+        </w:tc>
+        <w:tc>
+          <w:tcPr>
+            <w:tcW w:type="dxa" w:w="2736"/>
+            <w:tcMar>
+              <w:top w:w="36" w:type="dxa"/>
+              <w:left w:w="60" w:type="dxa"/>
+              <w:bottom w:w="36" w:type="dxa"/>
+              <w:right w:w="60" w:type="dxa"/>
+            </w:tcMar>
+            <w:vAlign w:val="center"/>
+            <w:tcBorders>
+              <w:bottom w:val="single" w:sz="4" w:color="#D8DCE4"/>
+            </w:tcBorders>
+          </w:tcPr>
+          <w:p>
+            <w:r>
+              <w:rPr>
+                <w:rFonts w:ascii="Avenir Next" w:hAnsi="Avenir Next"/>
+                <w:b w:val="0"/>
+                <w:i w:val="0"/>
+                <w:color w:val="4A5268"/>
+                <w:sz w:val="18"/>
+              </w:rPr>
+              <w:t>Chapter 2 practice page</w:t>
+            </w:r>
+          </w:p>
+        </w:tc>
+        <w:tc>
+          <w:tcPr>
+            <w:tcW w:type="dxa" w:w="1368"/>
+            <w:tcMar>
+              <w:top w:w="36" w:type="dxa"/>
+              <w:left w:w="60" w:type="dxa"/>
+              <w:bottom w:w="36" w:type="dxa"/>
+              <w:right w:w="60" w:type="dxa"/>
+            </w:tcMar>
+            <w:vAlign w:val="center"/>
+            <w:tcBorders>
+              <w:bottom w:val="single" w:sz="4" w:color="#D8DCE4"/>
+            </w:tcBorders>
+          </w:tcPr>
+          <w:p>
+            <w:r>
+              <w:rPr>
+                <w:rFonts w:ascii="Avenir Next" w:hAnsi="Avenir Next"/>
+                <w:b w:val="0"/>
+                <w:i w:val="0"/>
+                <w:color w:val="4A5268"/>
+                <w:sz w:val="18"/>
+              </w:rPr>
+              <w:t>RECOMMENDED</w:t>
+            </w:r>
+          </w:p>
+        </w:tc>
+        <w:tc>
+          <w:tcPr>
+            <w:tcW w:type="dxa" w:w="1368"/>
+            <w:tcMar>
+              <w:top w:w="36" w:type="dxa"/>
+              <w:left w:w="60" w:type="dxa"/>
+              <w:bottom w:w="36" w:type="dxa"/>
+              <w:right w:w="60" w:type="dxa"/>
+            </w:tcMar>
+            <w:vAlign w:val="center"/>
+            <w:tcBorders>
+              <w:bottom w:val="single" w:sz="4" w:color="#D8DCE4"/>
+            </w:tcBorders>
+          </w:tcPr>
+          <w:p>
+            <w:r>
+              <w:rPr>
+                <w:rFonts w:ascii="Avenir Next" w:hAnsi="Avenir Next"/>
+                <w:b w:val="0"/>
+                <w:i w:val="0"/>
+                <w:color w:val="4A5268"/>
+                <w:sz w:val="18"/>
+              </w:rPr>
+              <w:t>Not graded</w:t>
+            </w:r>
+          </w:p>
+        </w:tc>
+        <w:tc>
+          <w:tcPr>
+            <w:tcW w:type="dxa" w:w="1512"/>
+            <w:tcMar>
+              <w:top w:w="36" w:type="dxa"/>
+              <w:left w:w="60" w:type="dxa"/>
+              <w:bottom w:w="36" w:type="dxa"/>
+              <w:right w:w="60" w:type="dxa"/>
+            </w:tcMar>
+            <w:vAlign w:val="center"/>
+            <w:tcBorders>
+              <w:bottom w:val="single" w:sz="4" w:color="#D8DCE4"/>
+            </w:tcBorders>
+          </w:tcPr>
+          <w:p>
+            <w:r>
+              <w:rPr>
+                <w:rFonts w:ascii="Avenir Next" w:hAnsi="Avenir Next"/>
+                <w:b w:val="0"/>
+                <w:i w:val="0"/>
+                <w:color w:val="4A5268"/>
+                <w:sz w:val="18"/>
+              </w:rPr>
+              <w:t>Take-home after Session 1</w:t>
+            </w:r>
+          </w:p>
+        </w:tc>
+        <w:tc>
+          <w:tcPr>
+            <w:tcW w:type="dxa" w:w="1152"/>
+            <w:tcMar>
+              <w:top w:w="36" w:type="dxa"/>
+              <w:left w:w="60" w:type="dxa"/>
+              <w:bottom w:w="36" w:type="dxa"/>
+              <w:right w:w="60" w:type="dxa"/>
+            </w:tcMar>
+            <w:vAlign w:val="center"/>
+            <w:tcBorders>
+              <w:bottom w:val="single" w:sz="4" w:color="#D8DCE4"/>
+            </w:tcBorders>
+          </w:tcPr>
+          <w:p>
+            <w:r>
+              <w:rPr>
+                <w:rFonts w:ascii="Avenir Next" w:hAnsi="Avenir Next"/>
+                <w:b w:val="0"/>
+                <w:i w:val="0"/>
+                <w:color w:val="4A5268"/>
+                <w:sz w:val="18"/>
+              </w:rPr>
+              <w:t>key AVAILABLE</w:t>
+            </w:r>
+          </w:p>
+        </w:tc>
+      </w:tr>
+      <w:tr>
+        <w:tc>
+          <w:tcPr>
+            <w:tcW w:type="dxa" w:w="1944"/>
+            <w:tcMar>
+              <w:top w:w="36" w:type="dxa"/>
+              <w:left w:w="60" w:type="dxa"/>
+              <w:bottom w:w="36" w:type="dxa"/>
+              <w:right w:w="60" w:type="dxa"/>
+            </w:tcMar>
+            <w:vAlign w:val="center"/>
+            <w:tcBorders>
+              <w:bottom w:val="single" w:sz="4" w:color="#D8DCE4"/>
+            </w:tcBorders>
+          </w:tcPr>
+          <w:p>
+            <w:r>
+              <w:rPr>
+                <w:rFonts w:ascii="Avenir Next" w:hAnsi="Avenir Next"/>
+                <w:b/>
+                <w:i w:val="0"/>
+                <w:color w:val="1A1D26"/>
+                <w:sz w:val="18"/>
+              </w:rPr>
+              <w:t>Chapter quiz (8 items · 12 pts)</w:t>
+            </w:r>
+          </w:p>
+        </w:tc>
+        <w:tc>
+          <w:tcPr>
+            <w:tcW w:type="dxa" w:w="2736"/>
+            <w:tcMar>
+              <w:top w:w="36" w:type="dxa"/>
+              <w:left w:w="60" w:type="dxa"/>
+              <w:bottom w:w="36" w:type="dxa"/>
+              <w:right w:w="60" w:type="dxa"/>
+            </w:tcMar>
+            <w:vAlign w:val="center"/>
+            <w:tcBorders>
+              <w:bottom w:val="single" w:sz="4" w:color="#D8DCE4"/>
+            </w:tcBorders>
+          </w:tcPr>
+          <w:p>
+            <w:r>
+              <w:rPr>
+                <w:rFonts w:ascii="Avenir Next" w:hAnsi="Avenir Next"/>
+                <w:b w:val="0"/>
+                <w:i w:val="0"/>
+                <w:color w:val="4A5268"/>
+                <w:sz w:val="18"/>
+              </w:rPr>
+              <w:t>Chapter 2 quiz</w:t>
+            </w:r>
+          </w:p>
+        </w:tc>
+        <w:tc>
+          <w:tcPr>
+            <w:tcW w:type="dxa" w:w="1368"/>
+            <w:tcMar>
+              <w:top w:w="36" w:type="dxa"/>
+              <w:left w:w="60" w:type="dxa"/>
+              <w:bottom w:w="36" w:type="dxa"/>
+              <w:right w:w="60" w:type="dxa"/>
+            </w:tcMar>
+            <w:vAlign w:val="center"/>
+            <w:tcBorders>
+              <w:bottom w:val="single" w:sz="4" w:color="#D8DCE4"/>
+            </w:tcBorders>
+          </w:tcPr>
+          <w:p>
+            <w:r>
+              <w:rPr>
+                <w:rFonts w:ascii="Avenir Next" w:hAnsi="Avenir Next"/>
+                <w:b w:val="0"/>
+                <w:i w:val="0"/>
+                <w:color w:val="4A5268"/>
+                <w:sz w:val="18"/>
+              </w:rPr>
+              <w:t>REQUIRED</w:t>
+            </w:r>
+          </w:p>
+        </w:tc>
+        <w:tc>
+          <w:tcPr>
+            <w:tcW w:type="dxa" w:w="1368"/>
+            <w:tcMar>
+              <w:top w:w="36" w:type="dxa"/>
+              <w:left w:w="60" w:type="dxa"/>
+              <w:bottom w:w="36" w:type="dxa"/>
+              <w:right w:w="60" w:type="dxa"/>
+            </w:tcMar>
+            <w:vAlign w:val="center"/>
+            <w:tcBorders>
+              <w:bottom w:val="single" w:sz="4" w:color="#D8DCE4"/>
+            </w:tcBorders>
+          </w:tcPr>
+          <w:p>
+            <w:r>
+              <w:rPr>
+                <w:rFonts w:ascii="Avenir Next" w:hAnsi="Avenir Next"/>
+                <w:b w:val="0"/>
+                <w:i w:val="0"/>
+                <w:color w:val="4A5268"/>
+                <w:sz w:val="18"/>
+              </w:rPr>
+              <w:t>GRADED (raw + %)</w:t>
+            </w:r>
+          </w:p>
+        </w:tc>
+        <w:tc>
+          <w:tcPr>
+            <w:tcW w:type="dxa" w:w="1512"/>
+            <w:tcMar>
+              <w:top w:w="36" w:type="dxa"/>
+              <w:left w:w="60" w:type="dxa"/>
+              <w:bottom w:w="36" w:type="dxa"/>
+              <w:right w:w="60" w:type="dxa"/>
+            </w:tcMar>
+            <w:vAlign w:val="center"/>
+            <w:tcBorders>
+              <w:bottom w:val="single" w:sz="4" w:color="#D8DCE4"/>
+            </w:tcBorders>
+          </w:tcPr>
+          <w:p>
+            <w:r>
+              <w:rPr>
+                <w:rFonts w:ascii="Avenir Next" w:hAnsi="Avenir Next"/>
+                <w:b w:val="0"/>
+                <w:i w:val="0"/>
+                <w:color w:val="4A5268"/>
+                <w:sz w:val="18"/>
+              </w:rPr>
+              <w:t>Thu · in hands at minute 12 · window 12–24</w:t>
+            </w:r>
+          </w:p>
+        </w:tc>
+        <w:tc>
+          <w:tcPr>
+            <w:tcW w:type="dxa" w:w="1152"/>
+            <w:tcMar>
+              <w:top w:w="36" w:type="dxa"/>
+              <w:left w:w="60" w:type="dxa"/>
+              <w:bottom w:w="36" w:type="dxa"/>
+              <w:right w:w="60" w:type="dxa"/>
+            </w:tcMar>
+            <w:vAlign w:val="center"/>
+            <w:tcBorders>
+              <w:bottom w:val="single" w:sz="4" w:color="#D8DCE4"/>
+            </w:tcBorders>
+          </w:tcPr>
+          <w:p>
+            <w:r>
+              <w:rPr>
+                <w:rFonts w:ascii="Avenir Next" w:hAnsi="Avenir Next"/>
+                <w:b w:val="0"/>
+                <w:i w:val="0"/>
+                <w:color w:val="4A5268"/>
+                <w:sz w:val="18"/>
+              </w:rPr>
+              <w:t>quiz key AVAILABLE</w:t>
+            </w:r>
+          </w:p>
+        </w:tc>
+      </w:tr>
+      <w:tr>
+        <w:tc>
+          <w:tcPr>
+            <w:tcW w:type="dxa" w:w="1944"/>
+            <w:tcMar>
+              <w:top w:w="36" w:type="dxa"/>
+              <w:left w:w="60" w:type="dxa"/>
+              <w:bottom w:w="36" w:type="dxa"/>
+              <w:right w:w="60" w:type="dxa"/>
+            </w:tcMar>
+            <w:vAlign w:val="center"/>
+            <w:tcBorders>
+              <w:bottom w:val="single" w:sz="4" w:color="#D8DCE4"/>
+            </w:tcBorders>
+          </w:tcPr>
+          <w:p>
+            <w:r>
+              <w:rPr>
+                <w:rFonts w:ascii="Avenir Next" w:hAnsi="Avenir Next"/>
+                <w:b/>
+                <w:i w:val="0"/>
+                <w:color w:val="1A1D26"/>
+                <w:sz w:val="18"/>
+              </w:rPr>
+              <w:t>Science Journal</w:t>
+            </w:r>
+          </w:p>
+        </w:tc>
+        <w:tc>
+          <w:tcPr>
+            <w:tcW w:type="dxa" w:w="2736"/>
+            <w:tcMar>
+              <w:top w:w="36" w:type="dxa"/>
+              <w:left w:w="60" w:type="dxa"/>
+              <w:bottom w:w="36" w:type="dxa"/>
+              <w:right w:w="60" w:type="dxa"/>
+            </w:tcMar>
+            <w:vAlign w:val="center"/>
+            <w:tcBorders>
+              <w:bottom w:val="single" w:sz="4" w:color="#D8DCE4"/>
+            </w:tcBorders>
+          </w:tcPr>
+          <w:p>
+            <w:r>
+              <w:rPr>
+                <w:rFonts w:ascii="Avenir Next" w:hAnsi="Avenir Next"/>
+                <w:b w:val="0"/>
+                <w:i w:val="0"/>
+                <w:color w:val="4A5268"/>
+                <w:sz w:val="18"/>
+              </w:rPr>
+              <w:t>Chapter 2 Science Journal prompts</w:t>
+            </w:r>
+          </w:p>
+        </w:tc>
+        <w:tc>
+          <w:tcPr>
+            <w:tcW w:type="dxa" w:w="1368"/>
+            <w:tcMar>
+              <w:top w:w="36" w:type="dxa"/>
+              <w:left w:w="60" w:type="dxa"/>
+              <w:bottom w:w="36" w:type="dxa"/>
+              <w:right w:w="60" w:type="dxa"/>
+            </w:tcMar>
+            <w:vAlign w:val="center"/>
+            <w:tcBorders>
+              <w:bottom w:val="single" w:sz="4" w:color="#D8DCE4"/>
+            </w:tcBorders>
+          </w:tcPr>
+          <w:p>
+            <w:r>
+              <w:rPr>
+                <w:rFonts w:ascii="Avenir Next" w:hAnsi="Avenir Next"/>
+                <w:b w:val="0"/>
+                <w:i w:val="0"/>
+                <w:color w:val="4A5268"/>
+                <w:sz w:val="18"/>
+              </w:rPr>
+              <w:t>OPTIONAL/FLEX</w:t>
+            </w:r>
+          </w:p>
+        </w:tc>
+        <w:tc>
+          <w:tcPr>
+            <w:tcW w:type="dxa" w:w="1368"/>
+            <w:tcMar>
+              <w:top w:w="36" w:type="dxa"/>
+              <w:left w:w="60" w:type="dxa"/>
+              <w:bottom w:w="36" w:type="dxa"/>
+              <w:right w:w="60" w:type="dxa"/>
+            </w:tcMar>
+            <w:vAlign w:val="center"/>
+            <w:tcBorders>
+              <w:bottom w:val="single" w:sz="4" w:color="#D8DCE4"/>
+            </w:tcBorders>
+          </w:tcPr>
+          <w:p>
+            <w:r>
+              <w:rPr>
+                <w:rFonts w:ascii="Avenir Next" w:hAnsi="Avenir Next"/>
+                <w:b w:val="0"/>
+                <w:i w:val="0"/>
+                <w:color w:val="4A5268"/>
+                <w:sz w:val="18"/>
+              </w:rPr>
+              <w:t>Not graded</w:t>
+            </w:r>
+          </w:p>
+        </w:tc>
+        <w:tc>
+          <w:tcPr>
+            <w:tcW w:type="dxa" w:w="1512"/>
+            <w:tcMar>
+              <w:top w:w="36" w:type="dxa"/>
+              <w:left w:w="60" w:type="dxa"/>
+              <w:bottom w:w="36" w:type="dxa"/>
+              <w:right w:w="60" w:type="dxa"/>
+            </w:tcMar>
+            <w:vAlign w:val="center"/>
+            <w:tcBorders>
+              <w:bottom w:val="single" w:sz="4" w:color="#D8DCE4"/>
+            </w:tcBorders>
+          </w:tcPr>
+          <w:p>
+            <w:r>
+              <w:rPr>
+                <w:rFonts w:ascii="Avenir Next" w:hAnsi="Avenir Next"/>
+                <w:b w:val="0"/>
+                <w:i w:val="0"/>
+                <w:color w:val="4A5268"/>
+                <w:sz w:val="18"/>
+              </w:rPr>
+              <w:t>Daily, secondary role</w:t>
+            </w:r>
+          </w:p>
+        </w:tc>
+        <w:tc>
+          <w:tcPr>
+            <w:tcW w:type="dxa" w:w="1152"/>
+            <w:tcMar>
+              <w:top w:w="36" w:type="dxa"/>
+              <w:left w:w="60" w:type="dxa"/>
+              <w:bottom w:w="36" w:type="dxa"/>
+              <w:right w:w="60" w:type="dxa"/>
+            </w:tcMar>
+            <w:vAlign w:val="center"/>
+            <w:tcBorders>
+              <w:bottom w:val="single" w:sz="4" w:color="#D8DCE4"/>
+            </w:tcBorders>
+          </w:tcPr>
+          <w:p>
+            <w:r>
+              <w:rPr>
+                <w:rFonts w:ascii="Avenir Next" w:hAnsi="Avenir Next"/>
+                <w:b w:val="0"/>
+                <w:i w:val="0"/>
+                <w:color w:val="4A5268"/>
+                <w:sz w:val="18"/>
+              </w:rPr>
+              <w:t>— (reflective)</w:t>
+            </w:r>
+          </w:p>
+        </w:tc>
+      </w:tr>
+      <w:tr>
+        <w:tc>
+          <w:tcPr>
+            <w:tcW w:type="dxa" w:w="1944"/>
+            <w:tcMar>
+              <w:top w:w="36" w:type="dxa"/>
+              <w:left w:w="60" w:type="dxa"/>
+              <w:bottom w:w="36" w:type="dxa"/>
+              <w:right w:w="60" w:type="dxa"/>
+            </w:tcMar>
+            <w:vAlign w:val="center"/>
+            <w:tcBorders>
+              <w:bottom w:val="single" w:sz="4" w:color="#D8DCE4"/>
+            </w:tcBorders>
+          </w:tcPr>
+          <w:p>
+            <w:r>
+              <w:rPr>
+                <w:rFonts w:ascii="Avenir Next" w:hAnsi="Avenir Next"/>
+                <w:b/>
+                <w:i w:val="0"/>
+                <w:color w:val="1A1D26"/>
+                <w:sz w:val="18"/>
+              </w:rPr>
+              <w:t>Absent / makeup</w:t>
+            </w:r>
+          </w:p>
+        </w:tc>
+        <w:tc>
+          <w:tcPr>
+            <w:tcW w:type="dxa" w:w="2736"/>
+            <w:tcMar>
+              <w:top w:w="36" w:type="dxa"/>
+              <w:left w:w="60" w:type="dxa"/>
+              <w:bottom w:w="36" w:type="dxa"/>
+              <w:right w:w="60" w:type="dxa"/>
+            </w:tcMar>
+            <w:vAlign w:val="center"/>
+            <w:tcBorders>
+              <w:bottom w:val="single" w:sz="4" w:color="#D8DCE4"/>
+            </w:tcBorders>
+          </w:tcPr>
+          <w:p>
+            <w:r>
+              <w:rPr>
+                <w:rFonts w:ascii="Avenir Next" w:hAnsi="Avenir Next"/>
+                <w:b w:val="0"/>
+                <w:i w:val="0"/>
+                <w:color w:val="4A5268"/>
+                <w:sz w:val="18"/>
+              </w:rPr>
+              <w:t>Chapter 2 Absent-Student Recovery</w:t>
+            </w:r>
+          </w:p>
+        </w:tc>
+        <w:tc>
+          <w:tcPr>
+            <w:tcW w:type="dxa" w:w="1368"/>
+            <w:tcMar>
+              <w:top w:w="36" w:type="dxa"/>
+              <w:left w:w="60" w:type="dxa"/>
+              <w:bottom w:w="36" w:type="dxa"/>
+              <w:right w:w="60" w:type="dxa"/>
+            </w:tcMar>
+            <w:vAlign w:val="center"/>
+            <w:tcBorders>
+              <w:bottom w:val="single" w:sz="4" w:color="#D8DCE4"/>
+            </w:tcBorders>
+          </w:tcPr>
+          <w:p>
+            <w:r>
+              <w:rPr>
+                <w:rFonts w:ascii="Avenir Next" w:hAnsi="Avenir Next"/>
+                <w:b w:val="0"/>
+                <w:i w:val="0"/>
+                <w:color w:val="4A5268"/>
+                <w:sz w:val="18"/>
+              </w:rPr>
+              <w:t>REQUIRED (support)</w:t>
+            </w:r>
+          </w:p>
+        </w:tc>
+        <w:tc>
+          <w:tcPr>
+            <w:tcW w:type="dxa" w:w="1368"/>
+            <w:tcMar>
+              <w:top w:w="36" w:type="dxa"/>
+              <w:left w:w="60" w:type="dxa"/>
+              <w:bottom w:w="36" w:type="dxa"/>
+              <w:right w:w="60" w:type="dxa"/>
+            </w:tcMar>
+            <w:vAlign w:val="center"/>
+            <w:tcBorders>
+              <w:bottom w:val="single" w:sz="4" w:color="#D8DCE4"/>
+            </w:tcBorders>
+          </w:tcPr>
+          <w:p>
+            <w:r>
+              <w:rPr>
+                <w:rFonts w:ascii="Avenir Next" w:hAnsi="Avenir Next"/>
+                <w:b w:val="0"/>
+                <w:i w:val="0"/>
+                <w:color w:val="4A5268"/>
+                <w:sz w:val="18"/>
+              </w:rPr>
+              <w:t>Not graded</w:t>
+            </w:r>
+          </w:p>
+        </w:tc>
+        <w:tc>
+          <w:tcPr>
+            <w:tcW w:type="dxa" w:w="1512"/>
+            <w:tcMar>
+              <w:top w:w="36" w:type="dxa"/>
+              <w:left w:w="60" w:type="dxa"/>
+              <w:bottom w:w="36" w:type="dxa"/>
+              <w:right w:w="60" w:type="dxa"/>
+            </w:tcMar>
+            <w:vAlign w:val="center"/>
+            <w:tcBorders>
+              <w:bottom w:val="single" w:sz="4" w:color="#D8DCE4"/>
+            </w:tcBorders>
+          </w:tcPr>
+          <w:p>
+            <w:r>
+              <w:rPr>
+                <w:rFonts w:ascii="Avenir Next" w:hAnsi="Avenir Next"/>
+                <w:b w:val="0"/>
+                <w:i w:val="0"/>
+                <w:color w:val="4A5268"/>
+                <w:sz w:val="18"/>
+              </w:rPr>
+              <w:t>After absence</w:t>
+            </w:r>
+          </w:p>
+        </w:tc>
+        <w:tc>
+          <w:tcPr>
+            <w:tcW w:type="dxa" w:w="1152"/>
+            <w:tcMar>
+              <w:top w:w="36" w:type="dxa"/>
+              <w:left w:w="60" w:type="dxa"/>
+              <w:bottom w:w="36" w:type="dxa"/>
+              <w:right w:w="60" w:type="dxa"/>
+            </w:tcMar>
+            <w:vAlign w:val="center"/>
+            <w:tcBorders>
+              <w:bottom w:val="single" w:sz="4" w:color="#D8DCE4"/>
+            </w:tcBorders>
+          </w:tcPr>
+          <w:p>
+            <w:r>
+              <w:rPr>
+                <w:rFonts w:ascii="Avenir Next" w:hAnsi="Avenir Next"/>
+                <w:b w:val="0"/>
+                <w:i w:val="0"/>
+                <w:color w:val="4A5268"/>
+                <w:sz w:val="18"/>
+              </w:rPr>
+              <w:t>self-contained</w:t>
+            </w:r>
+          </w:p>
+        </w:tc>
+      </w:tr>
+      <w:tr>
+        <w:tc>
+          <w:tcPr>
+            <w:tcW w:type="dxa" w:w="1944"/>
+            <w:tcMar>
+              <w:top w:w="36" w:type="dxa"/>
+              <w:left w:w="60" w:type="dxa"/>
+              <w:bottom w:w="36" w:type="dxa"/>
+              <w:right w:w="60" w:type="dxa"/>
+            </w:tcMar>
+            <w:vAlign w:val="center"/>
+            <w:tcBorders>
+              <w:bottom w:val="single" w:sz="4" w:color="#D8DCE4"/>
+            </w:tcBorders>
+          </w:tcPr>
+          <w:p>
+            <w:r>
+              <w:rPr>
+                <w:rFonts w:ascii="Avenir Next" w:hAnsi="Avenir Next"/>
+                <w:b/>
+                <w:i w:val="0"/>
+                <w:color w:val="1A1D26"/>
+                <w:sz w:val="18"/>
+              </w:rPr>
+              <w:t>Moving Marbles</w:t>
+            </w:r>
+          </w:p>
+        </w:tc>
+        <w:tc>
+          <w:tcPr>
+            <w:tcW w:type="dxa" w:w="2736"/>
+            <w:tcMar>
+              <w:top w:w="36" w:type="dxa"/>
+              <w:left w:w="60" w:type="dxa"/>
+              <w:bottom w:w="36" w:type="dxa"/>
+              <w:right w:w="60" w:type="dxa"/>
+            </w:tcMar>
+            <w:vAlign w:val="center"/>
+            <w:tcBorders>
+              <w:bottom w:val="single" w:sz="4" w:color="#D8DCE4"/>
+            </w:tcBorders>
+          </w:tcPr>
+          <w:p>
+            <w:r>
+              <w:rPr>
+                <w:rFonts w:ascii="Avenir Next" w:hAnsi="Avenir Next"/>
+                <w:b w:val="0"/>
+                <w:i w:val="0"/>
+                <w:color w:val="4A5268"/>
+                <w:sz w:val="18"/>
+              </w:rPr>
+              <w:t>Moving Marbles student page</w:t>
+            </w:r>
+          </w:p>
+        </w:tc>
+        <w:tc>
+          <w:tcPr>
+            <w:tcW w:type="dxa" w:w="1368"/>
+            <w:tcMar>
+              <w:top w:w="36" w:type="dxa"/>
+              <w:left w:w="60" w:type="dxa"/>
+              <w:bottom w:w="36" w:type="dxa"/>
+              <w:right w:w="60" w:type="dxa"/>
+            </w:tcMar>
+            <w:vAlign w:val="center"/>
+            <w:tcBorders>
+              <w:bottom w:val="single" w:sz="4" w:color="#D8DCE4"/>
+            </w:tcBorders>
+          </w:tcPr>
+          <w:p>
+            <w:r>
+              <w:rPr>
+                <w:rFonts w:ascii="Avenir Next" w:hAnsi="Avenir Next"/>
+                <w:b w:val="0"/>
+                <w:i w:val="0"/>
+                <w:color w:val="4A5268"/>
+                <w:sz w:val="18"/>
+              </w:rPr>
+              <w:t>OPTIONAL</w:t>
+            </w:r>
+          </w:p>
+        </w:tc>
+        <w:tc>
+          <w:tcPr>
+            <w:tcW w:type="dxa" w:w="1368"/>
+            <w:tcMar>
+              <w:top w:w="36" w:type="dxa"/>
+              <w:left w:w="60" w:type="dxa"/>
+              <w:bottom w:w="36" w:type="dxa"/>
+              <w:right w:w="60" w:type="dxa"/>
+            </w:tcMar>
+            <w:vAlign w:val="center"/>
+            <w:tcBorders>
+              <w:bottom w:val="single" w:sz="4" w:color="#D8DCE4"/>
+            </w:tcBorders>
+          </w:tcPr>
+          <w:p>
+            <w:r>
+              <w:rPr>
+                <w:rFonts w:ascii="Avenir Next" w:hAnsi="Avenir Next"/>
+                <w:b w:val="0"/>
+                <w:i w:val="0"/>
+                <w:color w:val="4A5268"/>
+                <w:sz w:val="18"/>
+              </w:rPr>
+              <w:t>Not graded</w:t>
+            </w:r>
+          </w:p>
+        </w:tc>
+        <w:tc>
+          <w:tcPr>
+            <w:tcW w:type="dxa" w:w="1512"/>
+            <w:tcMar>
+              <w:top w:w="36" w:type="dxa"/>
+              <w:left w:w="60" w:type="dxa"/>
+              <w:bottom w:w="36" w:type="dxa"/>
+              <w:right w:w="60" w:type="dxa"/>
+            </w:tcMar>
+            <w:vAlign w:val="center"/>
+            <w:tcBorders>
+              <w:bottom w:val="single" w:sz="4" w:color="#D8DCE4"/>
+            </w:tcBorders>
+          </w:tcPr>
+          <w:p>
+            <w:r>
+              <w:rPr>
+                <w:rFonts w:ascii="Avenir Next" w:hAnsi="Avenir Next"/>
+                <w:b w:val="0"/>
+                <w:i w:val="0"/>
+                <w:color w:val="4A5268"/>
+                <w:sz w:val="18"/>
+              </w:rPr>
+              <w:t>After the quiz, not Week 1 Friday</w:t>
+            </w:r>
+          </w:p>
+        </w:tc>
+        <w:tc>
+          <w:tcPr>
+            <w:tcW w:type="dxa" w:w="1152"/>
+            <w:tcMar>
+              <w:top w:w="36" w:type="dxa"/>
+              <w:left w:w="60" w:type="dxa"/>
+              <w:bottom w:w="36" w:type="dxa"/>
+              <w:right w:w="60" w:type="dxa"/>
+            </w:tcMar>
+            <w:vAlign w:val="center"/>
+            <w:tcBorders>
+              <w:bottom w:val="single" w:sz="4" w:color="#D8DCE4"/>
+            </w:tcBorders>
+          </w:tcPr>
+          <w:p>
+            <w:r>
+              <w:rPr>
+                <w:rFonts w:ascii="Avenir Next" w:hAnsi="Avenir Next"/>
+                <w:b w:val="0"/>
+                <w:i w:val="0"/>
+                <w:color w:val="4A5268"/>
+                <w:sz w:val="18"/>
+              </w:rPr>
+              <w:t>look-fors AVAILABLE</w:t>
+            </w:r>
+          </w:p>
+        </w:tc>
+      </w:tr>
+      <w:tr>
+        <w:tc>
+          <w:tcPr>
+            <w:tcW w:type="dxa" w:w="1944"/>
+            <w:tcMar>
+              <w:top w:w="36" w:type="dxa"/>
+              <w:left w:w="60" w:type="dxa"/>
+              <w:bottom w:w="36" w:type="dxa"/>
+              <w:right w:w="60" w:type="dxa"/>
+            </w:tcMar>
+            <w:vAlign w:val="center"/>
+            <w:tcBorders>
+              <w:bottom w:val="single" w:sz="4" w:color="#D8DCE4"/>
+            </w:tcBorders>
+          </w:tcPr>
+          <w:p>
+            <w:r>
+              <w:rPr>
+                <w:rFonts w:ascii="Avenir Next" w:hAnsi="Avenir Next"/>
+                <w:b/>
+                <w:i w:val="0"/>
+                <w:color w:val="1A1D26"/>
+                <w:sz w:val="18"/>
+              </w:rPr>
+              <w:t>Friday FLEX bank</w:t>
+            </w:r>
+          </w:p>
+        </w:tc>
+        <w:tc>
+          <w:tcPr>
+            <w:tcW w:type="dxa" w:w="2736"/>
+            <w:tcMar>
+              <w:top w:w="36" w:type="dxa"/>
+              <w:left w:w="60" w:type="dxa"/>
+              <w:bottom w:w="36" w:type="dxa"/>
+              <w:right w:w="60" w:type="dxa"/>
+            </w:tcMar>
+            <w:vAlign w:val="center"/>
+            <w:tcBorders>
+              <w:bottom w:val="single" w:sz="4" w:color="#D8DCE4"/>
+            </w:tcBorders>
+          </w:tcPr>
+          <w:p>
+            <w:r>
+              <w:rPr>
+                <w:rFonts w:ascii="Avenir Next" w:hAnsi="Avenir Next"/>
+                <w:b w:val="0"/>
+                <w:i w:val="0"/>
+                <w:color w:val="4A5268"/>
+                <w:sz w:val="18"/>
+              </w:rPr>
+              <w:t>Chapter 2 Friday FLEX</w:t>
+            </w:r>
+          </w:p>
+        </w:tc>
+        <w:tc>
+          <w:tcPr>
+            <w:tcW w:type="dxa" w:w="1368"/>
+            <w:tcMar>
+              <w:top w:w="36" w:type="dxa"/>
+              <w:left w:w="60" w:type="dxa"/>
+              <w:bottom w:w="36" w:type="dxa"/>
+              <w:right w:w="60" w:type="dxa"/>
+            </w:tcMar>
+            <w:vAlign w:val="center"/>
+            <w:tcBorders>
+              <w:bottom w:val="single" w:sz="4" w:color="#D8DCE4"/>
+            </w:tcBorders>
+          </w:tcPr>
+          <w:p>
+            <w:r>
+              <w:rPr>
+                <w:rFonts w:ascii="Avenir Next" w:hAnsi="Avenir Next"/>
+                <w:b w:val="0"/>
+                <w:i w:val="0"/>
+                <w:color w:val="4A5268"/>
+                <w:sz w:val="18"/>
+              </w:rPr>
+              <w:t>OPTIONAL/FLEX</w:t>
+            </w:r>
+          </w:p>
+        </w:tc>
+        <w:tc>
+          <w:tcPr>
+            <w:tcW w:type="dxa" w:w="1368"/>
+            <w:tcMar>
+              <w:top w:w="36" w:type="dxa"/>
+              <w:left w:w="60" w:type="dxa"/>
+              <w:bottom w:w="36" w:type="dxa"/>
+              <w:right w:w="60" w:type="dxa"/>
+            </w:tcMar>
+            <w:vAlign w:val="center"/>
+            <w:tcBorders>
+              <w:bottom w:val="single" w:sz="4" w:color="#D8DCE4"/>
+            </w:tcBorders>
+          </w:tcPr>
+          <w:p>
+            <w:r>
+              <w:rPr>
+                <w:rFonts w:ascii="Avenir Next" w:hAnsi="Avenir Next"/>
+                <w:b w:val="0"/>
+                <w:i w:val="0"/>
+                <w:color w:val="4A5268"/>
+                <w:sz w:val="18"/>
+              </w:rPr>
+              <w:t>Not graded</w:t>
+            </w:r>
+          </w:p>
+        </w:tc>
+        <w:tc>
+          <w:tcPr>
+            <w:tcW w:type="dxa" w:w="1512"/>
+            <w:tcMar>
+              <w:top w:w="36" w:type="dxa"/>
+              <w:left w:w="60" w:type="dxa"/>
+              <w:bottom w:w="36" w:type="dxa"/>
+              <w:right w:w="60" w:type="dxa"/>
+            </w:tcMar>
+            <w:vAlign w:val="center"/>
+            <w:tcBorders>
+              <w:bottom w:val="single" w:sz="4" w:color="#D8DCE4"/>
+            </w:tcBorders>
+          </w:tcPr>
+          <w:p>
+            <w:r>
+              <w:rPr>
+                <w:rFonts w:ascii="Avenir Next" w:hAnsi="Avenir Next"/>
+                <w:b w:val="0"/>
+                <w:i w:val="0"/>
+                <w:color w:val="4A5268"/>
+                <w:sz w:val="18"/>
+              </w:rPr>
+              <w:t>After the quiz, not Week 1 Friday</w:t>
+            </w:r>
+          </w:p>
+        </w:tc>
+        <w:tc>
+          <w:tcPr>
+            <w:tcW w:type="dxa" w:w="1152"/>
+            <w:tcMar>
+              <w:top w:w="36" w:type="dxa"/>
+              <w:left w:w="60" w:type="dxa"/>
+              <w:bottom w:w="36" w:type="dxa"/>
+              <w:right w:w="60" w:type="dxa"/>
+            </w:tcMar>
+            <w:vAlign w:val="center"/>
+            <w:tcBorders>
+              <w:bottom w:val="single" w:sz="4" w:color="#D8DCE4"/>
+            </w:tcBorders>
+          </w:tcPr>
+          <w:p>
+            <w:r>
+              <w:rPr>
+                <w:rFonts w:ascii="Avenir Next" w:hAnsi="Avenir Next"/>
+                <w:b w:val="0"/>
+                <w:i w:val="0"/>
+                <w:color w:val="4A5268"/>
+                <w:sz w:val="18"/>
+              </w:rPr>
+              <w:t>—</w:t>
+            </w:r>
+          </w:p>
+        </w:tc>
+      </w:tr>
+      <w:tr>
+        <w:tc>
+          <w:tcPr>
+            <w:tcW w:type="dxa" w:w="1944"/>
+            <w:tcMar>
+              <w:top w:w="36" w:type="dxa"/>
+              <w:left w:w="60" w:type="dxa"/>
+              <w:bottom w:w="36" w:type="dxa"/>
+              <w:right w:w="60" w:type="dxa"/>
+            </w:tcMar>
+            <w:vAlign w:val="center"/>
+            <w:tcBorders>
+              <w:bottom w:val="single" w:sz="4" w:color="#D8DCE4"/>
+            </w:tcBorders>
+          </w:tcPr>
+          <w:p>
+            <w:r>
+              <w:rPr>
+                <w:rFonts w:ascii="Avenir Next" w:hAnsi="Avenir Next"/>
+                <w:b/>
+                <w:i w:val="0"/>
+                <w:color w:val="1A1D26"/>
+                <w:sz w:val="18"/>
+              </w:rPr>
+              <w:t>Study guide + assessment trace</w:t>
+            </w:r>
+          </w:p>
+        </w:tc>
+        <w:tc>
+          <w:tcPr>
+            <w:tcW w:type="dxa" w:w="2736"/>
+            <w:tcMar>
+              <w:top w:w="36" w:type="dxa"/>
+              <w:left w:w="60" w:type="dxa"/>
+              <w:bottom w:w="36" w:type="dxa"/>
+              <w:right w:w="60" w:type="dxa"/>
+            </w:tcMar>
+            <w:vAlign w:val="center"/>
+            <w:tcBorders>
+              <w:bottom w:val="single" w:sz="4" w:color="#D8DCE4"/>
+            </w:tcBorders>
+          </w:tcPr>
+          <w:p>
+            <w:r>
+              <w:rPr>
+                <w:rFonts w:ascii="Avenir Next" w:hAnsi="Avenir Next"/>
+                <w:b w:val="0"/>
+                <w:i w:val="0"/>
+                <w:color w:val="4A5268"/>
+                <w:sz w:val="18"/>
+              </w:rPr>
+              <w:t>Chapter 2 Study Guide + Assessment Trace</w:t>
+            </w:r>
+          </w:p>
+        </w:tc>
+        <w:tc>
+          <w:tcPr>
+            <w:tcW w:type="dxa" w:w="1368"/>
+            <w:tcMar>
+              <w:top w:w="36" w:type="dxa"/>
+              <w:left w:w="60" w:type="dxa"/>
+              <w:bottom w:w="36" w:type="dxa"/>
+              <w:right w:w="60" w:type="dxa"/>
+            </w:tcMar>
+            <w:vAlign w:val="center"/>
+            <w:tcBorders>
+              <w:bottom w:val="single" w:sz="4" w:color="#D8DCE4"/>
+            </w:tcBorders>
+          </w:tcPr>
+          <w:p>
+            <w:r>
+              <w:rPr>
+                <w:rFonts w:ascii="Avenir Next" w:hAnsi="Avenir Next"/>
+                <w:b w:val="0"/>
+                <w:i w:val="0"/>
+                <w:color w:val="4A5268"/>
+                <w:sz w:val="18"/>
+              </w:rPr>
+              <w:t>REFERENCE</w:t>
+            </w:r>
+          </w:p>
+        </w:tc>
+        <w:tc>
+          <w:tcPr>
+            <w:tcW w:type="dxa" w:w="1368"/>
+            <w:tcMar>
+              <w:top w:w="36" w:type="dxa"/>
+              <w:left w:w="60" w:type="dxa"/>
+              <w:bottom w:w="36" w:type="dxa"/>
+              <w:right w:w="60" w:type="dxa"/>
+            </w:tcMar>
+            <w:vAlign w:val="center"/>
+            <w:tcBorders>
+              <w:bottom w:val="single" w:sz="4" w:color="#D8DCE4"/>
+            </w:tcBorders>
+          </w:tcPr>
+          <w:p>
+            <w:r>
+              <w:rPr>
+                <w:rFonts w:ascii="Avenir Next" w:hAnsi="Avenir Next"/>
+                <w:b w:val="0"/>
+                <w:i w:val="0"/>
+                <w:color w:val="4A5268"/>
+                <w:sz w:val="18"/>
+              </w:rPr>
+              <w:t>—</w:t>
+            </w:r>
+          </w:p>
+        </w:tc>
+        <w:tc>
+          <w:tcPr>
+            <w:tcW w:type="dxa" w:w="1512"/>
+            <w:tcMar>
+              <w:top w:w="36" w:type="dxa"/>
+              <w:left w:w="60" w:type="dxa"/>
+              <w:bottom w:w="36" w:type="dxa"/>
+              <w:right w:w="60" w:type="dxa"/>
+            </w:tcMar>
+            <w:vAlign w:val="center"/>
+            <w:tcBorders>
+              <w:bottom w:val="single" w:sz="4" w:color="#D8DCE4"/>
+            </w:tcBorders>
+          </w:tcPr>
+          <w:p>
+            <w:r>
+              <w:rPr>
+                <w:rFonts w:ascii="Avenir Next" w:hAnsi="Avenir Next"/>
+                <w:b w:val="0"/>
+                <w:i w:val="0"/>
+                <w:color w:val="4A5268"/>
+                <w:sz w:val="18"/>
+              </w:rPr>
+              <w:t>Unit assembly</w:t>
+            </w:r>
+          </w:p>
+        </w:tc>
+        <w:tc>
+          <w:tcPr>
+            <w:tcW w:type="dxa" w:w="1152"/>
+            <w:tcMar>
+              <w:top w:w="36" w:type="dxa"/>
+              <w:left w:w="60" w:type="dxa"/>
+              <w:bottom w:w="36" w:type="dxa"/>
+              <w:right w:w="60" w:type="dxa"/>
+            </w:tcMar>
+            <w:vAlign w:val="center"/>
+            <w:tcBorders>
+              <w:bottom w:val="single" w:sz="4" w:color="#D8DCE4"/>
+            </w:tcBorders>
+          </w:tcPr>
+          <w:p>
+            <w:r>
+              <w:rPr>
+                <w:rFonts w:ascii="Avenir Next" w:hAnsi="Avenir Next"/>
+                <w:b w:val="0"/>
+                <w:i w:val="0"/>
+                <w:color w:val="4A5268"/>
+                <w:sz w:val="18"/>
+              </w:rPr>
+              <w:t>—</w:t>
+            </w:r>
+          </w:p>
+        </w:tc>
+      </w:tr>
+    </w:tbl>
+    <w:tbl>
+      <w:tblPr>
+        <w:tblW w:type="auto" w:w="0"/>
+        <w:tblLook w:firstColumn="1" w:firstRow="1" w:lastColumn="0" w:lastRow="0" w:noHBand="0" w:noVBand="1" w:val="04A0"/>
+        <w:tblBorders>
+          <w:top w:val="none"/>
+          <w:left w:val="none"/>
+          <w:bottom w:val="none"/>
+          <w:right w:val="none"/>
+          <w:insideH w:val="none"/>
+          <w:insideV w:val="none"/>
+        </w:tblBorders>
+      </w:tblPr>
+      <w:tblGrid>
+        <w:gridCol w:w="10080"/>
+      </w:tblGrid>
+      <w:tr>
+        <w:tc>
+          <w:tcPr>
+            <w:tcW w:type="dxa" w:w="10080"/>
+            <w:tcMar>
+              <w:top w:w="60" w:type="dxa"/>
+              <w:left w:w="110" w:type="dxa"/>
+              <w:bottom w:w="60" w:type="dxa"/>
+              <w:right w:w="110" w:type="dxa"/>
+            </w:tcMar>
+            <w:shd w:val="clear" w:color="auto" w:fill="#F6F7F9"/>
+            <w:tcBorders>
+              <w:left w:val="single" w:sz="18" w:color="#0F5A5C"/>
+            </w:tcBorders>
+          </w:tcPr>
+          <w:p>
+            <w:r>
+              <w:rPr>
+                <w:rFonts w:ascii="Avenir Next" w:hAnsi="Avenir Next"/>
+                <w:b/>
+                <w:i w:val="0"/>
+                <w:color w:val="0F5A5C"/>
+                <w:sz w:val="21"/>
+              </w:rPr>
+              <w:t xml:space="preserve">LEAN   </w:t>
+            </w:r>
+            <w:r>
+              <w:rPr>
+                <w:rFonts w:ascii="Avenir Next" w:hAnsi="Avenir Next"/>
+                <w:b w:val="0"/>
+                <w:i w:val="0"/>
+                <w:color w:val="1A1D26"/>
+                <w:sz w:val="21"/>
+              </w:rPr>
+              <w:t>Practice = ungraded take-home (identify the mover, the change, and the evidence). Moving Marbles is optional because the marble collision is already taught live. Science Journal is the daily reflection only. Pacing: Chapter 2 Pacing Plan.</w:t>
+            </w:r>
+          </w:p>
+        </w:tc>
+      </w:tr>
+    </w:tbl>
+    <w:p>
+      <w:pPr>
+        <w:spacing w:before="0" w:after="0" w:line="20" w:lineRule="exact"/>
+      </w:pPr>
+      <w:r>
+        <w:rPr>
+          <w:sz w:val="2"/>
+        </w:rPr>
         <w:br w:type="page"/>
       </w:r>
     </w:p>
@@ -20565,7 +25496,7 @@
                 <w:color w:val="1A1D26"/>
                 <w:sz w:val="18"/>
               </w:rPr>
-              <w:t>Ch1 Energy Detectives key</w:t>
+              <w:t>Ch2 guided-notes key</w:t>
             </w:r>
           </w:p>
         </w:tc>
@@ -20592,7 +25523,7 @@
                 <w:color w:val="4A5268"/>
                 <w:sz w:val="18"/>
               </w:rPr>
-              <w:t>01-ch1-energy-detectives-key</w:t>
+              <w:t>Chapter 2 Guided Notes key</w:t>
             </w:r>
           </w:p>
         </w:tc>
@@ -20619,7 +25550,7 @@
                 <w:color w:val="4A5268"/>
                 <w:sz w:val="18"/>
               </w:rPr>
-              <w:t>AVAILABLE (OPTIONAL/FLEX)</w:t>
+              <w:t>AVAILABLE (candidate · 3 pp)</w:t>
             </w:r>
           </w:p>
         </w:tc>
@@ -20648,7 +25579,7 @@
                 <w:color w:val="1A1D26"/>
                 <w:sz w:val="18"/>
               </w:rPr>
-              <w:t>Ramp It Up 2.0 key</w:t>
+              <w:t>Ch2 quiz key</w:t>
             </w:r>
           </w:p>
         </w:tc>
@@ -20675,7 +25606,7 @@
                 <w:color w:val="4A5268"/>
                 <w:sz w:val="18"/>
               </w:rPr>
-              <w:t>03-ch3-ramp-it-up (ADAPT)</w:t>
+              <w:t>Chapter 2 quiz key</w:t>
             </w:r>
           </w:p>
         </w:tc>
@@ -20702,7 +25633,7 @@
                 <w:color w:val="4A5268"/>
                 <w:sz w:val="18"/>
               </w:rPr>
-              <w:t>PLANNED / NOT YET GENERATED (update existing)</w:t>
+              <w:t>AVAILABLE (candidate · 12 pts)</w:t>
             </w:r>
           </w:p>
         </w:tc>
@@ -20731,7 +25662,7 @@
                 <w:color w:val="1A1D26"/>
                 <w:sz w:val="18"/>
               </w:rPr>
-              <w:t>Pom-Pom Launcher key</w:t>
+              <w:t>Ch2 practice key</w:t>
             </w:r>
           </w:p>
         </w:tc>
@@ -20758,7 +25689,7 @@
                 <w:color w:val="4A5268"/>
                 <w:sz w:val="18"/>
               </w:rPr>
-              <w:t>net-new build</w:t>
+              <w:t>Chapter 2 practice key</w:t>
             </w:r>
           </w:p>
         </w:tc>
@@ -20785,7 +25716,7 @@
                 <w:color w:val="4A5268"/>
                 <w:sz w:val="18"/>
               </w:rPr>
-              <w:t>PLANNED / NOT YET GENERATED</w:t>
+              <w:t>AVAILABLE (ungraded)</w:t>
             </w:r>
           </w:p>
         </w:tc>
@@ -20814,7 +25745,7 @@
                 <w:color w:val="1A1D26"/>
                 <w:sz w:val="18"/>
               </w:rPr>
-              <w:t>Study guide key</w:t>
+              <w:t>Ch2 Moving Marbles key</w:t>
             </w:r>
           </w:p>
         </w:tc>
@@ -20841,7 +25772,7 @@
                 <w:color w:val="4A5268"/>
                 <w:sz w:val="18"/>
               </w:rPr>
-              <w:t>unit1 study guide</w:t>
+              <w:t>Moving Marbles key</w:t>
             </w:r>
           </w:p>
         </w:tc>
@@ -20868,7 +25799,7 @@
                 <w:color w:val="4A5268"/>
                 <w:sz w:val="18"/>
               </w:rPr>
-              <w:t>AVAILABLE</w:t>
+              <w:t>AVAILABLE (optional, after the quiz)</w:t>
             </w:r>
           </w:p>
         </w:tc>
@@ -20897,7 +25828,7 @@
                 <w:color w:val="1A1D26"/>
                 <w:sz w:val="18"/>
               </w:rPr>
-              <w:t>Review game guide</w:t>
+              <w:t>Ch1 Energy Detectives key</w:t>
             </w:r>
           </w:p>
         </w:tc>
@@ -20924,7 +25855,7 @@
                 <w:color w:val="4A5268"/>
                 <w:sz w:val="18"/>
               </w:rPr>
-              <w:t>unit1 review game</w:t>
+              <w:t>01-ch1-energy-detectives-key</w:t>
             </w:r>
           </w:p>
         </w:tc>
@@ -20951,7 +25882,7 @@
                 <w:color w:val="4A5268"/>
                 <w:sz w:val="18"/>
               </w:rPr>
-              <w:t>AVAILABLE</w:t>
+              <w:t>AVAILABLE (OPTIONAL/FLEX)</w:t>
             </w:r>
           </w:p>
         </w:tc>
@@ -20980,6 +25911,338 @@
                 <w:color w:val="1A1D26"/>
                 <w:sz w:val="18"/>
               </w:rPr>
+              <w:t>Ramp It Up 2.0 key</w:t>
+            </w:r>
+          </w:p>
+        </w:tc>
+        <w:tc>
+          <w:tcPr>
+            <w:tcW w:type="dxa" w:w="4176"/>
+            <w:tcMar>
+              <w:top w:w="36" w:type="dxa"/>
+              <w:left w:w="60" w:type="dxa"/>
+              <w:bottom w:w="36" w:type="dxa"/>
+              <w:right w:w="60" w:type="dxa"/>
+            </w:tcMar>
+            <w:vAlign w:val="center"/>
+            <w:tcBorders>
+              <w:bottom w:val="single" w:sz="4" w:color="#D8DCE4"/>
+            </w:tcBorders>
+          </w:tcPr>
+          <w:p>
+            <w:r>
+              <w:rPr>
+                <w:rFonts w:ascii="Avenir Next" w:hAnsi="Avenir Next"/>
+                <w:b w:val="0"/>
+                <w:i w:val="0"/>
+                <w:color w:val="4A5268"/>
+                <w:sz w:val="18"/>
+              </w:rPr>
+              <w:t>03-ch3-ramp-it-up (ADAPT)</w:t>
+            </w:r>
+          </w:p>
+        </w:tc>
+        <w:tc>
+          <w:tcPr>
+            <w:tcW w:type="dxa" w:w="3456"/>
+            <w:tcMar>
+              <w:top w:w="36" w:type="dxa"/>
+              <w:left w:w="60" w:type="dxa"/>
+              <w:bottom w:w="36" w:type="dxa"/>
+              <w:right w:w="60" w:type="dxa"/>
+            </w:tcMar>
+            <w:vAlign w:val="center"/>
+            <w:tcBorders>
+              <w:bottom w:val="single" w:sz="4" w:color="#D8DCE4"/>
+            </w:tcBorders>
+          </w:tcPr>
+          <w:p>
+            <w:r>
+              <w:rPr>
+                <w:rFonts w:ascii="Avenir Next" w:hAnsi="Avenir Next"/>
+                <w:b w:val="0"/>
+                <w:i w:val="0"/>
+                <w:color w:val="4A5268"/>
+                <w:sz w:val="18"/>
+              </w:rPr>
+              <w:t>PLANNED / NOT YET GENERATED (update existing)</w:t>
+            </w:r>
+          </w:p>
+        </w:tc>
+      </w:tr>
+      <w:tr>
+        <w:tc>
+          <w:tcPr>
+            <w:tcW w:type="dxa" w:w="2448"/>
+            <w:tcMar>
+              <w:top w:w="36" w:type="dxa"/>
+              <w:left w:w="60" w:type="dxa"/>
+              <w:bottom w:w="36" w:type="dxa"/>
+              <w:right w:w="60" w:type="dxa"/>
+            </w:tcMar>
+            <w:vAlign w:val="center"/>
+            <w:tcBorders>
+              <w:bottom w:val="single" w:sz="4" w:color="#D8DCE4"/>
+            </w:tcBorders>
+          </w:tcPr>
+          <w:p>
+            <w:r>
+              <w:rPr>
+                <w:rFonts w:ascii="Avenir Next" w:hAnsi="Avenir Next"/>
+                <w:b/>
+                <w:i w:val="0"/>
+                <w:color w:val="1A1D26"/>
+                <w:sz w:val="18"/>
+              </w:rPr>
+              <w:t>Pom-Pom Launcher key</w:t>
+            </w:r>
+          </w:p>
+        </w:tc>
+        <w:tc>
+          <w:tcPr>
+            <w:tcW w:type="dxa" w:w="4176"/>
+            <w:tcMar>
+              <w:top w:w="36" w:type="dxa"/>
+              <w:left w:w="60" w:type="dxa"/>
+              <w:bottom w:w="36" w:type="dxa"/>
+              <w:right w:w="60" w:type="dxa"/>
+            </w:tcMar>
+            <w:vAlign w:val="center"/>
+            <w:tcBorders>
+              <w:bottom w:val="single" w:sz="4" w:color="#D8DCE4"/>
+            </w:tcBorders>
+          </w:tcPr>
+          <w:p>
+            <w:r>
+              <w:rPr>
+                <w:rFonts w:ascii="Avenir Next" w:hAnsi="Avenir Next"/>
+                <w:b w:val="0"/>
+                <w:i w:val="0"/>
+                <w:color w:val="4A5268"/>
+                <w:sz w:val="18"/>
+              </w:rPr>
+              <w:t>net-new build</w:t>
+            </w:r>
+          </w:p>
+        </w:tc>
+        <w:tc>
+          <w:tcPr>
+            <w:tcW w:type="dxa" w:w="3456"/>
+            <w:tcMar>
+              <w:top w:w="36" w:type="dxa"/>
+              <w:left w:w="60" w:type="dxa"/>
+              <w:bottom w:w="36" w:type="dxa"/>
+              <w:right w:w="60" w:type="dxa"/>
+            </w:tcMar>
+            <w:vAlign w:val="center"/>
+            <w:tcBorders>
+              <w:bottom w:val="single" w:sz="4" w:color="#D8DCE4"/>
+            </w:tcBorders>
+          </w:tcPr>
+          <w:p>
+            <w:r>
+              <w:rPr>
+                <w:rFonts w:ascii="Avenir Next" w:hAnsi="Avenir Next"/>
+                <w:b w:val="0"/>
+                <w:i w:val="0"/>
+                <w:color w:val="4A5268"/>
+                <w:sz w:val="18"/>
+              </w:rPr>
+              <w:t>PLANNED / NOT YET GENERATED</w:t>
+            </w:r>
+          </w:p>
+        </w:tc>
+      </w:tr>
+      <w:tr>
+        <w:tc>
+          <w:tcPr>
+            <w:tcW w:type="dxa" w:w="2448"/>
+            <w:tcMar>
+              <w:top w:w="36" w:type="dxa"/>
+              <w:left w:w="60" w:type="dxa"/>
+              <w:bottom w:w="36" w:type="dxa"/>
+              <w:right w:w="60" w:type="dxa"/>
+            </w:tcMar>
+            <w:vAlign w:val="center"/>
+            <w:tcBorders>
+              <w:bottom w:val="single" w:sz="4" w:color="#D8DCE4"/>
+            </w:tcBorders>
+          </w:tcPr>
+          <w:p>
+            <w:r>
+              <w:rPr>
+                <w:rFonts w:ascii="Avenir Next" w:hAnsi="Avenir Next"/>
+                <w:b/>
+                <w:i w:val="0"/>
+                <w:color w:val="1A1D26"/>
+                <w:sz w:val="18"/>
+              </w:rPr>
+              <w:t>Study guide key</w:t>
+            </w:r>
+          </w:p>
+        </w:tc>
+        <w:tc>
+          <w:tcPr>
+            <w:tcW w:type="dxa" w:w="4176"/>
+            <w:tcMar>
+              <w:top w:w="36" w:type="dxa"/>
+              <w:left w:w="60" w:type="dxa"/>
+              <w:bottom w:w="36" w:type="dxa"/>
+              <w:right w:w="60" w:type="dxa"/>
+            </w:tcMar>
+            <w:vAlign w:val="center"/>
+            <w:tcBorders>
+              <w:bottom w:val="single" w:sz="4" w:color="#D8DCE4"/>
+            </w:tcBorders>
+          </w:tcPr>
+          <w:p>
+            <w:r>
+              <w:rPr>
+                <w:rFonts w:ascii="Avenir Next" w:hAnsi="Avenir Next"/>
+                <w:b w:val="0"/>
+                <w:i w:val="0"/>
+                <w:color w:val="4A5268"/>
+                <w:sz w:val="18"/>
+              </w:rPr>
+              <w:t>unit1 study guide</w:t>
+            </w:r>
+          </w:p>
+        </w:tc>
+        <w:tc>
+          <w:tcPr>
+            <w:tcW w:type="dxa" w:w="3456"/>
+            <w:tcMar>
+              <w:top w:w="36" w:type="dxa"/>
+              <w:left w:w="60" w:type="dxa"/>
+              <w:bottom w:w="36" w:type="dxa"/>
+              <w:right w:w="60" w:type="dxa"/>
+            </w:tcMar>
+            <w:vAlign w:val="center"/>
+            <w:tcBorders>
+              <w:bottom w:val="single" w:sz="4" w:color="#D8DCE4"/>
+            </w:tcBorders>
+          </w:tcPr>
+          <w:p>
+            <w:r>
+              <w:rPr>
+                <w:rFonts w:ascii="Avenir Next" w:hAnsi="Avenir Next"/>
+                <w:b w:val="0"/>
+                <w:i w:val="0"/>
+                <w:color w:val="4A5268"/>
+                <w:sz w:val="18"/>
+              </w:rPr>
+              <w:t>AVAILABLE</w:t>
+            </w:r>
+          </w:p>
+        </w:tc>
+      </w:tr>
+      <w:tr>
+        <w:tc>
+          <w:tcPr>
+            <w:tcW w:type="dxa" w:w="2448"/>
+            <w:tcMar>
+              <w:top w:w="36" w:type="dxa"/>
+              <w:left w:w="60" w:type="dxa"/>
+              <w:bottom w:w="36" w:type="dxa"/>
+              <w:right w:w="60" w:type="dxa"/>
+            </w:tcMar>
+            <w:vAlign w:val="center"/>
+            <w:tcBorders>
+              <w:bottom w:val="single" w:sz="4" w:color="#D8DCE4"/>
+            </w:tcBorders>
+          </w:tcPr>
+          <w:p>
+            <w:r>
+              <w:rPr>
+                <w:rFonts w:ascii="Avenir Next" w:hAnsi="Avenir Next"/>
+                <w:b/>
+                <w:i w:val="0"/>
+                <w:color w:val="1A1D26"/>
+                <w:sz w:val="18"/>
+              </w:rPr>
+              <w:t>Review game guide</w:t>
+            </w:r>
+          </w:p>
+        </w:tc>
+        <w:tc>
+          <w:tcPr>
+            <w:tcW w:type="dxa" w:w="4176"/>
+            <w:tcMar>
+              <w:top w:w="36" w:type="dxa"/>
+              <w:left w:w="60" w:type="dxa"/>
+              <w:bottom w:w="36" w:type="dxa"/>
+              <w:right w:w="60" w:type="dxa"/>
+            </w:tcMar>
+            <w:vAlign w:val="center"/>
+            <w:tcBorders>
+              <w:bottom w:val="single" w:sz="4" w:color="#D8DCE4"/>
+            </w:tcBorders>
+          </w:tcPr>
+          <w:p>
+            <w:r>
+              <w:rPr>
+                <w:rFonts w:ascii="Avenir Next" w:hAnsi="Avenir Next"/>
+                <w:b w:val="0"/>
+                <w:i w:val="0"/>
+                <w:color w:val="4A5268"/>
+                <w:sz w:val="18"/>
+              </w:rPr>
+              <w:t>unit1 review game</w:t>
+            </w:r>
+          </w:p>
+        </w:tc>
+        <w:tc>
+          <w:tcPr>
+            <w:tcW w:type="dxa" w:w="3456"/>
+            <w:tcMar>
+              <w:top w:w="36" w:type="dxa"/>
+              <w:left w:w="60" w:type="dxa"/>
+              <w:bottom w:w="36" w:type="dxa"/>
+              <w:right w:w="60" w:type="dxa"/>
+            </w:tcMar>
+            <w:vAlign w:val="center"/>
+            <w:tcBorders>
+              <w:bottom w:val="single" w:sz="4" w:color="#D8DCE4"/>
+            </w:tcBorders>
+          </w:tcPr>
+          <w:p>
+            <w:r>
+              <w:rPr>
+                <w:rFonts w:ascii="Avenir Next" w:hAnsi="Avenir Next"/>
+                <w:b w:val="0"/>
+                <w:i w:val="0"/>
+                <w:color w:val="4A5268"/>
+                <w:sz w:val="18"/>
+              </w:rPr>
+              <w:t>AVAILABLE</w:t>
+            </w:r>
+          </w:p>
+        </w:tc>
+      </w:tr>
+      <w:tr>
+        <w:tc>
+          <w:tcPr>
+            <w:tcW w:type="dxa" w:w="2448"/>
+            <w:tcMar>
+              <w:top w:w="36" w:type="dxa"/>
+              <w:left w:w="60" w:type="dxa"/>
+              <w:bottom w:w="36" w:type="dxa"/>
+              <w:right w:w="60" w:type="dxa"/>
+            </w:tcMar>
+            <w:vAlign w:val="center"/>
+            <w:tcBorders>
+              <w:bottom w:val="single" w:sz="4" w:color="#D8DCE4"/>
+            </w:tcBorders>
+          </w:tcPr>
+          <w:p>
+            <w:r>
+              <w:rPr>
+                <w:rFonts w:ascii="Avenir Next" w:hAnsi="Avenir Next"/>
+                <w:b/>
+                <w:i w:val="0"/>
+                <w:color w:val="1A1D26"/>
+                <w:sz w:val="18"/>
+              </w:rPr>
               <w:t>Unit 1 final key</w:t>
             </w:r>
           </w:p>
@@ -21040,11 +26303,6 @@
         </w:tc>
       </w:tr>
     </w:tbl>
-    <w:p>
-      <w:r>
-        <w:br w:type="page"/>
-      </w:r>
-    </w:p>
     <w:p>
       <w:pPr>
         <w:spacing w:before="2400" w:after="600"/>
@@ -21711,7 +26969,7 @@
                 <w:color w:val="4A5268"/>
                 <w:sz w:val="18"/>
               </w:rPr>
-              <w:t>Ch1 AVAILABLE · Ch2–7 SKELETON</w:t>
+              <w:t>Ch1–2 AVAILABLE · Ch3–7 SKELETON</w:t>
             </w:r>
           </w:p>
         </w:tc>
@@ -21828,7 +27086,13 @@
       </w:tr>
     </w:tbl>
     <w:p>
+      <w:pPr>
+        <w:spacing w:before="0" w:after="0" w:line="20" w:lineRule="exact"/>
+      </w:pPr>
       <w:r>
+        <w:rPr>
+          <w:sz w:val="2"/>
+        </w:rPr>
         <w:br w:type="page"/>
       </w:r>
     </w:p>
@@ -21847,7 +27111,7 @@
           <w:color w:val="1A1D26"/>
           <w:sz w:val="28"/>
         </w:rPr>
-        <w:t>CHAPTERS 2–7 — SPREAD PLACEHOLDERS</w:t>
+        <w:t>CHAPTERS 3–7 — SPREAD PLACEHOLDERS</w:t>
       </w:r>
     </w:p>
     <w:p>
@@ -21862,298 +27126,8 @@
           <w:color w:val="4A5268"/>
           <w:sz w:val="19"/>
         </w:rPr>
-        <w:t>Each chapter will use the reusable spread template (LEFT Teach It / RIGHT Teacher Support). Populated in later phases.</w:t>
+        <w:t>Chapter 2 is already in this playbook. These rows are placeholders for later chapters only.</w:t>
       </w:r>
-    </w:p>
-    <w:tbl>
-      <w:tblPr>
-        <w:tblW w:type="auto" w:w="0"/>
-        <w:tblLook w:firstColumn="1" w:firstRow="1" w:lastColumn="0" w:lastRow="0" w:noHBand="0" w:noVBand="1" w:val="04A0"/>
-        <w:tblBorders>
-          <w:top w:val="none"/>
-          <w:left w:val="none"/>
-          <w:bottom w:val="none"/>
-          <w:right w:val="none"/>
-          <w:insideH w:val="none"/>
-          <w:insideV w:val="none"/>
-        </w:tblBorders>
-      </w:tblPr>
-      <w:tblGrid>
-        <w:gridCol w:w="10080"/>
-      </w:tblGrid>
-      <w:tr>
-        <w:tc>
-          <w:tcPr>
-            <w:tcW w:type="dxa" w:w="6624"/>
-            <w:tcMar>
-              <w:top w:w="60" w:type="dxa"/>
-              <w:left w:w="120" w:type="dxa"/>
-              <w:bottom w:w="60" w:type="dxa"/>
-              <w:right w:w="120" w:type="dxa"/>
-            </w:tcMar>
-            <w:shd w:val="clear" w:color="auto" w:fill="#0F5A5C"/>
-            <w:vAlign w:val="center"/>
-          </w:tcPr>
-          <w:p>
-            <w:r>
-              <w:rPr>
-                <w:rFonts w:ascii="Avenir Next" w:hAnsi="Avenir Next"/>
-                <w:b/>
-                <w:i w:val="0"/>
-                <w:color w:val="FFFFFF"/>
-                <w:sz w:val="22"/>
-              </w:rPr>
-              <w:t>CHAPTER 2 · MOVING OBJECTS HAVE ENERGY</w:t>
-            </w:r>
-          </w:p>
-        </w:tc>
-      </w:tr>
-    </w:tbl>
-    <w:p>
-      <w:pPr>
-        <w:spacing w:before="0" w:after="80"/>
-      </w:pPr>
-    </w:p>
-    <w:tbl>
-      <w:tblPr>
-        <w:tblW w:type="auto" w:w="0"/>
-        <w:tblLayout w:type="fixed"/>
-        <w:tblLook w:firstColumn="1" w:firstRow="1" w:lastColumn="0" w:lastRow="0" w:noHBand="0" w:noVBand="1" w:val="04A0"/>
-        <w:tblBorders>
-          <w:top w:val="none"/>
-          <w:left w:val="none"/>
-          <w:bottom w:val="none"/>
-          <w:right w:val="none"/>
-          <w:insideH w:val="none"/>
-          <w:insideV w:val="none"/>
-        </w:tblBorders>
-      </w:tblPr>
-      <w:tblGrid>
-        <w:gridCol w:w="2520"/>
-        <w:gridCol w:w="2520"/>
-        <w:gridCol w:w="2520"/>
-        <w:gridCol w:w="2520"/>
-      </w:tblGrid>
-      <w:tr>
-        <w:trPr>
-          <w:tblHeader w:val="true"/>
-        </w:trPr>
-        <w:tc>
-          <w:tcPr>
-            <w:tcW w:type="dxa" w:w="4176"/>
-            <w:tcMar>
-              <w:top w:w="40" w:type="dxa"/>
-              <w:left w:w="60" w:type="dxa"/>
-              <w:bottom w:w="40" w:type="dxa"/>
-              <w:right w:w="60" w:type="dxa"/>
-            </w:tcMar>
-            <w:shd w:val="clear" w:color="auto" w:fill="#1A1D26"/>
-            <w:vAlign w:val="center"/>
-          </w:tcPr>
-          <w:p>
-            <w:r>
-              <w:rPr>
-                <w:rFonts w:ascii="Avenir Next" w:hAnsi="Avenir Next"/>
-                <w:b/>
-                <w:i w:val="0"/>
-                <w:color w:val="FFFFFF"/>
-                <w:sz w:val="18"/>
-              </w:rPr>
-              <w:t>BIG QUESTION</w:t>
-            </w:r>
-          </w:p>
-        </w:tc>
-        <w:tc>
-          <w:tcPr>
-            <w:tcW w:type="dxa" w:w="1080"/>
-            <w:tcMar>
-              <w:top w:w="40" w:type="dxa"/>
-              <w:left w:w="60" w:type="dxa"/>
-              <w:bottom w:w="40" w:type="dxa"/>
-              <w:right w:w="60" w:type="dxa"/>
-            </w:tcMar>
-            <w:shd w:val="clear" w:color="auto" w:fill="#1A1D26"/>
-            <w:vAlign w:val="center"/>
-          </w:tcPr>
-          <w:p>
-            <w:r>
-              <w:rPr>
-                <w:rFonts w:ascii="Avenir Next" w:hAnsi="Avenir Next"/>
-                <w:b/>
-                <w:i w:val="0"/>
-                <w:color w:val="FFFFFF"/>
-                <w:sz w:val="18"/>
-              </w:rPr>
-              <w:t>READER PP.</w:t>
-            </w:r>
-          </w:p>
-        </w:tc>
-        <w:tc>
-          <w:tcPr>
-            <w:tcW w:type="dxa" w:w="2232"/>
-            <w:tcMar>
-              <w:top w:w="40" w:type="dxa"/>
-              <w:left w:w="60" w:type="dxa"/>
-              <w:bottom w:w="40" w:type="dxa"/>
-              <w:right w:w="60" w:type="dxa"/>
-            </w:tcMar>
-            <w:shd w:val="clear" w:color="auto" w:fill="#1A1D26"/>
-            <w:vAlign w:val="center"/>
-          </w:tcPr>
-          <w:p>
-            <w:r>
-              <w:rPr>
-                <w:rFonts w:ascii="Avenir Next" w:hAnsi="Avenir Next"/>
-                <w:b/>
-                <w:i w:val="0"/>
-                <w:color w:val="FFFFFF"/>
-                <w:sz w:val="18"/>
-              </w:rPr>
-              <w:t>DEMO</w:t>
-            </w:r>
-          </w:p>
-        </w:tc>
-        <w:tc>
-          <w:tcPr>
-            <w:tcW w:type="dxa" w:w="2592"/>
-            <w:tcMar>
-              <w:top w:w="40" w:type="dxa"/>
-              <w:left w:w="60" w:type="dxa"/>
-              <w:bottom w:w="40" w:type="dxa"/>
-              <w:right w:w="60" w:type="dxa"/>
-            </w:tcMar>
-            <w:shd w:val="clear" w:color="auto" w:fill="#1A1D26"/>
-            <w:vAlign w:val="center"/>
-          </w:tcPr>
-          <w:p>
-            <w:r>
-              <w:rPr>
-                <w:rFonts w:ascii="Avenir Next" w:hAnsi="Avenir Next"/>
-                <w:b/>
-                <w:i w:val="0"/>
-                <w:color w:val="FFFFFF"/>
-                <w:sz w:val="18"/>
-              </w:rPr>
-              <w:t>NEW CORE VOCABULARY</w:t>
-            </w:r>
-          </w:p>
-        </w:tc>
-      </w:tr>
-      <w:tr>
-        <w:tc>
-          <w:tcPr>
-            <w:tcW w:type="dxa" w:w="4176"/>
-            <w:tcMar>
-              <w:top w:w="36" w:type="dxa"/>
-              <w:left w:w="60" w:type="dxa"/>
-              <w:bottom w:w="36" w:type="dxa"/>
-              <w:right w:w="60" w:type="dxa"/>
-            </w:tcMar>
-            <w:vAlign w:val="center"/>
-            <w:tcBorders>
-              <w:bottom w:val="single" w:sz="4" w:color="#D8DCE4"/>
-            </w:tcBorders>
-          </w:tcPr>
-          <w:p>
-            <w:r>
-              <w:rPr>
-                <w:rFonts w:ascii="Avenir Next" w:hAnsi="Avenir Next"/>
-                <w:b w:val="0"/>
-                <w:i w:val="0"/>
-                <w:color w:val="1A1D26"/>
-                <w:sz w:val="18"/>
-              </w:rPr>
-              <w:t>How are energy, change, and movement of objects related?</w:t>
-            </w:r>
-          </w:p>
-        </w:tc>
-        <w:tc>
-          <w:tcPr>
-            <w:tcW w:type="dxa" w:w="1080"/>
-            <w:tcMar>
-              <w:top w:w="36" w:type="dxa"/>
-              <w:left w:w="60" w:type="dxa"/>
-              <w:bottom w:w="36" w:type="dxa"/>
-              <w:right w:w="60" w:type="dxa"/>
-            </w:tcMar>
-            <w:vAlign w:val="center"/>
-            <w:tcBorders>
-              <w:bottom w:val="single" w:sz="4" w:color="#D8DCE4"/>
-            </w:tcBorders>
-          </w:tcPr>
-          <w:p>
-            <w:r>
-              <w:rPr>
-                <w:rFonts w:ascii="Avenir Next" w:hAnsi="Avenir Next"/>
-                <w:b w:val="0"/>
-                <w:i w:val="0"/>
-                <w:color w:val="4A5268"/>
-                <w:sz w:val="18"/>
-              </w:rPr>
-              <w:t>7–12</w:t>
-            </w:r>
-          </w:p>
-        </w:tc>
-        <w:tc>
-          <w:tcPr>
-            <w:tcW w:type="dxa" w:w="2232"/>
-            <w:tcMar>
-              <w:top w:w="36" w:type="dxa"/>
-              <w:left w:w="60" w:type="dxa"/>
-              <w:bottom w:w="36" w:type="dxa"/>
-              <w:right w:w="60" w:type="dxa"/>
-            </w:tcMar>
-            <w:vAlign w:val="center"/>
-            <w:tcBorders>
-              <w:bottom w:val="single" w:sz="4" w:color="#D8DCE4"/>
-            </w:tcBorders>
-          </w:tcPr>
-          <w:p>
-            <w:r>
-              <w:rPr>
-                <w:rFonts w:ascii="Avenir Next" w:hAnsi="Avenir Next"/>
-                <w:b w:val="0"/>
-                <w:i w:val="0"/>
-                <w:color w:val="4A5268"/>
-                <w:sz w:val="18"/>
-              </w:rPr>
-              <w:t>Marble Collision</w:t>
-            </w:r>
-          </w:p>
-        </w:tc>
-        <w:tc>
-          <w:tcPr>
-            <w:tcW w:type="dxa" w:w="2592"/>
-            <w:tcMar>
-              <w:top w:w="36" w:type="dxa"/>
-              <w:left w:w="60" w:type="dxa"/>
-              <w:bottom w:w="36" w:type="dxa"/>
-              <w:right w:w="60" w:type="dxa"/>
-            </w:tcMar>
-            <w:vAlign w:val="center"/>
-            <w:tcBorders>
-              <w:bottom w:val="single" w:sz="4" w:color="#D8DCE4"/>
-            </w:tcBorders>
-          </w:tcPr>
-          <w:p>
-            <w:r>
-              <w:rPr>
-                <w:rFonts w:ascii="Avenir Next" w:hAnsi="Avenir Next"/>
-                <w:b w:val="0"/>
-                <w:i w:val="0"/>
-                <w:color w:val="4A5268"/>
-                <w:sz w:val="18"/>
-              </w:rPr>
-              <w:t>motion, energy of motion</w:t>
-            </w:r>
-          </w:p>
-        </w:tc>
-      </w:tr>
-    </w:tbl>
-    <w:p>
-      <w:pPr>
-        <w:spacing w:before="0" w:after="280"/>
-      </w:pPr>
     </w:p>
     <w:tbl>
       <w:tblPr>
